--- a/Отчет Task1.docx
+++ b/Отчет Task1.docx
@@ -170,6 +170,7 @@
     <w:p>
       <w:r>
         <w:rPr>
+          <w:noProof/>
           <w:sz w:val="24"/>
           <w:szCs w:val="24"/>
         </w:rPr>
@@ -309,12 +310,44 @@
       </w:r>
     </w:p>
     <w:p>
-      <w:r>
-        <w:t>(2) S = π/2 - T, где</w:t>
-      </w:r>
-      <w:r>
+      <w:pPr>
+        <w:rPr>
+          <w:lang w:val="en-US"/>
+        </w:rPr>
+      </w:pPr>
+      <w:r>
+        <w:rPr>
+          <w:lang w:val="en-US"/>
+        </w:rPr>
+        <w:t xml:space="preserve">(2) S = </w:t>
+      </w:r>
+      <w:r>
+        <w:t>π</w:t>
+      </w:r>
+      <w:r>
+        <w:rPr>
+          <w:lang w:val="en-US"/>
+        </w:rPr>
+        <w:t xml:space="preserve">/2 - T, </w:t>
+      </w:r>
+      <w:r>
+        <w:t>где</w:t>
+      </w:r>
+      <w:r>
+        <w:rPr>
+          <w:lang w:val="en-US"/>
+        </w:rPr>
         <w:br/>
-        <w:t>T = x + Σ aₙ, n = 1, 2, 3, ...</w:t>
+        <w:t xml:space="preserve">T = x + </w:t>
+      </w:r>
+      <w:r>
+        <w:t>Σ</w:t>
+      </w:r>
+      <w:r>
+        <w:rPr>
+          <w:lang w:val="en-US"/>
+        </w:rPr>
+        <w:t xml:space="preserve"> aₙ, n = 1, 2, 3, ...</w:t>
       </w:r>
     </w:p>
     <w:p>
@@ -367,11 +400,6 @@
       </w:pPr>
     </w:p>
     <w:p>
-      <w:pPr>
-        <w:rPr>
-          <w:lang w:val="en-US"/>
-        </w:rPr>
-      </w:pPr>
       <w:r>
         <w:t>ОДЗ:</w:t>
       </w:r>
@@ -487,7 +515,7 @@
           </mc:Choice>
           <mc:Fallback>
             <w:pict>
-              <v:rect w14:anchorId="53E05313" id="Прямоугольник 109" o:spid="_x0000_s1026" style="position:absolute;margin-left:93.6pt;margin-top:221.7pt;width:6pt;height:16.5pt;z-index:251669504;visibility:visible;mso-wrap-style:square;mso-width-percent:0;mso-height-percent:0;mso-wrap-distance-left:9pt;mso-wrap-distance-top:0;mso-wrap-distance-right:9pt;mso-wrap-distance-bottom:0;mso-position-horizontal:absolute;mso-position-horizontal-relative:text;mso-position-vertical:absolute;mso-position-vertical-relative:text;mso-width-percent:0;mso-height-percent:0;mso-width-relative:margin;mso-height-relative:margin;v-text-anchor:middle" o:gfxdata="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" filled="f" strokecolor="#243f60 [1604]">
+              <v:rect w14:anchorId="5FB28DCA" id="Прямоугольник 109" o:spid="_x0000_s1026" style="position:absolute;margin-left:93.6pt;margin-top:221.7pt;width:6pt;height:16.5pt;z-index:251669504;visibility:visible;mso-wrap-style:square;mso-width-percent:0;mso-height-percent:0;mso-wrap-distance-left:9pt;mso-wrap-distance-top:0;mso-wrap-distance-right:9pt;mso-wrap-distance-bottom:0;mso-position-horizontal:absolute;mso-position-horizontal-relative:text;mso-position-vertical:absolute;mso-position-vertical-relative:text;mso-width-percent:0;mso-height-percent:0;mso-width-relative:margin;mso-height-relative:margin;v-text-anchor:middle" o:gfxdata="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" filled="f" strokecolor="#243f60 [1604]">
                 <v:path arrowok="t"/>
               </v:rect>
             </w:pict>
@@ -495,6 +523,9 @@
         </mc:AlternateContent>
       </w:r>
       <w:r>
+        <w:rPr>
+          <w:noProof/>
+        </w:rPr>
         <w:drawing>
           <wp:inline distT="0" distB="0" distL="0" distR="0" wp14:anchorId="5B47B714" wp14:editId="63DD79CB">
             <wp:extent cx="5505450" cy="4843384"/>
@@ -539,27 +570,14 @@
       <w:r>
         <w:t xml:space="preserve">Рисунок </w:t>
       </w:r>
-      <w:r>
-        <w:fldChar w:fldCharType="begin"/>
-      </w:r>
-      <w:r>
-        <w:instrText xml:space="preserve"> SEQ Рисунок \* ARABIC </w:instrText>
-      </w:r>
-      <w:r>
-        <w:fldChar w:fldCharType="separate"/>
-      </w:r>
-      <w:r>
-        <w:rPr>
-          <w:noProof/>
-        </w:rPr>
-        <w:t>1</w:t>
-      </w:r>
-      <w:r>
-        <w:rPr>
-          <w:noProof/>
-        </w:rPr>
-        <w:fldChar w:fldCharType="end"/>
-      </w:r>
+      <w:fldSimple w:instr=" SEQ Рисунок \* ARABIC ">
+        <w:r>
+          <w:rPr>
+            <w:noProof/>
+          </w:rPr>
+          <w:t>1</w:t>
+        </w:r>
+      </w:fldSimple>
       <w:r>
         <w:rPr>
           <w:lang w:val="en-US"/>
@@ -4241,7 +4259,7 @@
           <w:sz w:val="19"/>
           <w:szCs w:val="19"/>
           <w:highlight w:val="white"/>
-          <w:lang w:eastAsia="en-US"/>
+          <w:lang w:val="en-US" w:eastAsia="en-US"/>
         </w:rPr>
       </w:pPr>
       <w:r>
@@ -4262,34 +4280,67 @@
           <w:sz w:val="19"/>
           <w:szCs w:val="19"/>
           <w:highlight w:val="white"/>
-          <w:lang w:eastAsia="en-US"/>
-        </w:rPr>
-        <w:t>// Отправляем результаты</w:t>
-      </w:r>
-    </w:p>
-    <w:p>
-      <w:pPr>
-        <w:autoSpaceDE w:val="0"/>
-        <w:autoSpaceDN w:val="0"/>
-        <w:adjustRightInd w:val="0"/>
-        <w:jc w:val="left"/>
-        <w:rPr>
-          <w:rFonts w:ascii="Cascadia Mono" w:eastAsiaTheme="minorHAnsi" w:hAnsi="Cascadia Mono" w:cs="Cascadia Mono"/>
-          <w:color w:val="000000"/>
-          <w:sz w:val="19"/>
-          <w:szCs w:val="19"/>
-          <w:highlight w:val="white"/>
-          <w:lang w:eastAsia="en-US"/>
-        </w:rPr>
-      </w:pPr>
-      <w:r>
-        <w:rPr>
-          <w:rFonts w:ascii="Cascadia Mono" w:eastAsiaTheme="minorHAnsi" w:hAnsi="Cascadia Mono" w:cs="Cascadia Mono"/>
-          <w:color w:val="000000"/>
-          <w:sz w:val="19"/>
-          <w:szCs w:val="19"/>
-          <w:highlight w:val="white"/>
-          <w:lang w:eastAsia="en-US"/>
+          <w:lang w:val="en-US" w:eastAsia="en-US"/>
+        </w:rPr>
+        <w:t xml:space="preserve">// </w:t>
+      </w:r>
+      <w:r>
+        <w:rPr>
+          <w:rFonts w:ascii="Cascadia Mono" w:eastAsiaTheme="minorHAnsi" w:hAnsi="Cascadia Mono" w:cs="Cascadia Mono"/>
+          <w:color w:val="008000"/>
+          <w:sz w:val="19"/>
+          <w:szCs w:val="19"/>
+          <w:highlight w:val="white"/>
+          <w:lang w:eastAsia="en-US"/>
+        </w:rPr>
+        <w:t>Отправляем</w:t>
+      </w:r>
+      <w:r>
+        <w:rPr>
+          <w:rFonts w:ascii="Cascadia Mono" w:eastAsiaTheme="minorHAnsi" w:hAnsi="Cascadia Mono" w:cs="Cascadia Mono"/>
+          <w:color w:val="008000"/>
+          <w:sz w:val="19"/>
+          <w:szCs w:val="19"/>
+          <w:highlight w:val="white"/>
+          <w:lang w:val="en-US" w:eastAsia="en-US"/>
+        </w:rPr>
+        <w:t xml:space="preserve"> </w:t>
+      </w:r>
+      <w:r>
+        <w:rPr>
+          <w:rFonts w:ascii="Cascadia Mono" w:eastAsiaTheme="minorHAnsi" w:hAnsi="Cascadia Mono" w:cs="Cascadia Mono"/>
+          <w:color w:val="008000"/>
+          <w:sz w:val="19"/>
+          <w:szCs w:val="19"/>
+          <w:highlight w:val="white"/>
+          <w:lang w:eastAsia="en-US"/>
+        </w:rPr>
+        <w:t>результаты</w:t>
+      </w:r>
+    </w:p>
+    <w:p>
+      <w:pPr>
+        <w:autoSpaceDE w:val="0"/>
+        <w:autoSpaceDN w:val="0"/>
+        <w:adjustRightInd w:val="0"/>
+        <w:jc w:val="left"/>
+        <w:rPr>
+          <w:rFonts w:ascii="Cascadia Mono" w:eastAsiaTheme="minorHAnsi" w:hAnsi="Cascadia Mono" w:cs="Cascadia Mono"/>
+          <w:color w:val="000000"/>
+          <w:sz w:val="19"/>
+          <w:szCs w:val="19"/>
+          <w:highlight w:val="white"/>
+          <w:lang w:val="en-US" w:eastAsia="en-US"/>
+        </w:rPr>
+      </w:pPr>
+      <w:r>
+        <w:rPr>
+          <w:rFonts w:ascii="Cascadia Mono" w:eastAsiaTheme="minorHAnsi" w:hAnsi="Cascadia Mono" w:cs="Cascadia Mono"/>
+          <w:color w:val="000000"/>
+          <w:sz w:val="19"/>
+          <w:szCs w:val="19"/>
+          <w:highlight w:val="white"/>
+          <w:lang w:val="en-US" w:eastAsia="en-US"/>
         </w:rPr>
         <w:t xml:space="preserve">            SendResult(</w:t>
       </w:r>
@@ -4306,17 +4357,17 @@
           <w:sz w:val="19"/>
           <w:szCs w:val="19"/>
           <w:highlight w:val="white"/>
-          <w:lang w:eastAsia="en-US"/>
-        </w:rPr>
-      </w:pPr>
-      <w:r>
-        <w:rPr>
-          <w:rFonts w:ascii="Cascadia Mono" w:eastAsiaTheme="minorHAnsi" w:hAnsi="Cascadia Mono" w:cs="Cascadia Mono"/>
-          <w:color w:val="000000"/>
-          <w:sz w:val="19"/>
-          <w:szCs w:val="19"/>
-          <w:highlight w:val="white"/>
-          <w:lang w:eastAsia="en-US"/>
+          <w:lang w:val="en-US" w:eastAsia="en-US"/>
+        </w:rPr>
+      </w:pPr>
+      <w:r>
+        <w:rPr>
+          <w:rFonts w:ascii="Cascadia Mono" w:eastAsiaTheme="minorHAnsi" w:hAnsi="Cascadia Mono" w:cs="Cascadia Mono"/>
+          <w:color w:val="000000"/>
+          <w:sz w:val="19"/>
+          <w:szCs w:val="19"/>
+          <w:highlight w:val="white"/>
+          <w:lang w:val="en-US" w:eastAsia="en-US"/>
         </w:rPr>
         <w:t xml:space="preserve">                </w:t>
       </w:r>
@@ -4327,18 +4378,62 @@
           <w:sz w:val="19"/>
           <w:szCs w:val="19"/>
           <w:highlight w:val="white"/>
-          <w:lang w:eastAsia="en-US"/>
-        </w:rPr>
-        <w:t>$"Точное значение arccos(</w:t>
-      </w:r>
-      <w:r>
-        <w:rPr>
-          <w:rFonts w:ascii="Cascadia Mono" w:eastAsiaTheme="minorHAnsi" w:hAnsi="Cascadia Mono" w:cs="Cascadia Mono"/>
-          <w:color w:val="000000"/>
-          <w:sz w:val="19"/>
-          <w:szCs w:val="19"/>
-          <w:highlight w:val="white"/>
-          <w:lang w:eastAsia="en-US"/>
+          <w:lang w:val="en-US" w:eastAsia="en-US"/>
+        </w:rPr>
+        <w:t>$"</w:t>
+      </w:r>
+      <w:r>
+        <w:rPr>
+          <w:rFonts w:ascii="Cascadia Mono" w:eastAsiaTheme="minorHAnsi" w:hAnsi="Cascadia Mono" w:cs="Cascadia Mono"/>
+          <w:color w:val="A31515"/>
+          <w:sz w:val="19"/>
+          <w:szCs w:val="19"/>
+          <w:highlight w:val="white"/>
+          <w:lang w:eastAsia="en-US"/>
+        </w:rPr>
+        <w:t>Точное</w:t>
+      </w:r>
+      <w:r>
+        <w:rPr>
+          <w:rFonts w:ascii="Cascadia Mono" w:eastAsiaTheme="minorHAnsi" w:hAnsi="Cascadia Mono" w:cs="Cascadia Mono"/>
+          <w:color w:val="A31515"/>
+          <w:sz w:val="19"/>
+          <w:szCs w:val="19"/>
+          <w:highlight w:val="white"/>
+          <w:lang w:val="en-US" w:eastAsia="en-US"/>
+        </w:rPr>
+        <w:t xml:space="preserve"> </w:t>
+      </w:r>
+      <w:r>
+        <w:rPr>
+          <w:rFonts w:ascii="Cascadia Mono" w:eastAsiaTheme="minorHAnsi" w:hAnsi="Cascadia Mono" w:cs="Cascadia Mono"/>
+          <w:color w:val="A31515"/>
+          <w:sz w:val="19"/>
+          <w:szCs w:val="19"/>
+          <w:highlight w:val="white"/>
+          <w:lang w:eastAsia="en-US"/>
+        </w:rPr>
+        <w:t>значение</w:t>
+      </w:r>
+      <w:r>
+        <w:rPr>
+          <w:rFonts w:ascii="Cascadia Mono" w:eastAsiaTheme="minorHAnsi" w:hAnsi="Cascadia Mono" w:cs="Cascadia Mono"/>
+          <w:color w:val="A31515"/>
+          <w:sz w:val="19"/>
+          <w:szCs w:val="19"/>
+          <w:highlight w:val="white"/>
+          <w:lang w:val="en-US" w:eastAsia="en-US"/>
+        </w:rPr>
+        <w:t xml:space="preserve"> arccos(</w:t>
+      </w:r>
+      <w:r>
+        <w:rPr>
+          <w:rFonts w:ascii="Cascadia Mono" w:eastAsiaTheme="minorHAnsi" w:hAnsi="Cascadia Mono" w:cs="Cascadia Mono"/>
+          <w:color w:val="000000"/>
+          <w:sz w:val="19"/>
+          <w:szCs w:val="19"/>
+          <w:highlight w:val="white"/>
+          <w:lang w:val="en-US" w:eastAsia="en-US"/>
         </w:rPr>
         <w:t>{x:</w:t>
       </w:r>
@@ -4349,7 +4444,7 @@
           <w:sz w:val="19"/>
           <w:szCs w:val="19"/>
           <w:highlight w:val="white"/>
-          <w:lang w:eastAsia="en-US"/>
+          <w:lang w:val="en-US" w:eastAsia="en-US"/>
         </w:rPr>
         <w:t>F4</w:t>
       </w:r>
@@ -4360,7 +4455,7 @@
           <w:sz w:val="19"/>
           <w:szCs w:val="19"/>
           <w:highlight w:val="white"/>
-          <w:lang w:eastAsia="en-US"/>
+          <w:lang w:val="en-US" w:eastAsia="en-US"/>
         </w:rPr>
         <w:t>}</w:t>
       </w:r>
@@ -4371,7 +4466,7 @@
           <w:sz w:val="19"/>
           <w:szCs w:val="19"/>
           <w:highlight w:val="white"/>
-          <w:lang w:eastAsia="en-US"/>
+          <w:lang w:val="en-US" w:eastAsia="en-US"/>
         </w:rPr>
         <w:t xml:space="preserve">) = </w:t>
       </w:r>
@@ -4382,7 +4477,7 @@
           <w:sz w:val="19"/>
           <w:szCs w:val="19"/>
           <w:highlight w:val="white"/>
-          <w:lang w:eastAsia="en-US"/>
+          <w:lang w:val="en-US" w:eastAsia="en-US"/>
         </w:rPr>
         <w:t>{exactValue:</w:t>
       </w:r>
@@ -4393,7 +4488,7 @@
           <w:sz w:val="19"/>
           <w:szCs w:val="19"/>
           <w:highlight w:val="white"/>
-          <w:lang w:eastAsia="en-US"/>
+          <w:lang w:val="en-US" w:eastAsia="en-US"/>
         </w:rPr>
         <w:t>F8</w:t>
       </w:r>
@@ -4404,7 +4499,7 @@
           <w:sz w:val="19"/>
           <w:szCs w:val="19"/>
           <w:highlight w:val="white"/>
-          <w:lang w:eastAsia="en-US"/>
+          <w:lang w:val="en-US" w:eastAsia="en-US"/>
         </w:rPr>
         <w:t>}</w:t>
       </w:r>
@@ -4415,7 +4510,7 @@
           <w:sz w:val="19"/>
           <w:szCs w:val="19"/>
           <w:highlight w:val="white"/>
-          <w:lang w:eastAsia="en-US"/>
+          <w:lang w:val="en-US" w:eastAsia="en-US"/>
         </w:rPr>
         <w:t>"</w:t>
       </w:r>
@@ -4426,7 +4521,7 @@
           <w:sz w:val="19"/>
           <w:szCs w:val="19"/>
           <w:highlight w:val="white"/>
-          <w:lang w:eastAsia="en-US"/>
+          <w:lang w:val="en-US" w:eastAsia="en-US"/>
         </w:rPr>
         <w:t>,</w:t>
       </w:r>
@@ -4443,17 +4538,17 @@
           <w:sz w:val="19"/>
           <w:szCs w:val="19"/>
           <w:highlight w:val="white"/>
-          <w:lang w:eastAsia="en-US"/>
-        </w:rPr>
-      </w:pPr>
-      <w:r>
-        <w:rPr>
-          <w:rFonts w:ascii="Cascadia Mono" w:eastAsiaTheme="minorHAnsi" w:hAnsi="Cascadia Mono" w:cs="Cascadia Mono"/>
-          <w:color w:val="000000"/>
-          <w:sz w:val="19"/>
-          <w:szCs w:val="19"/>
-          <w:highlight w:val="white"/>
-          <w:lang w:eastAsia="en-US"/>
+          <w:lang w:val="en-US" w:eastAsia="en-US"/>
+        </w:rPr>
+      </w:pPr>
+      <w:r>
+        <w:rPr>
+          <w:rFonts w:ascii="Cascadia Mono" w:eastAsiaTheme="minorHAnsi" w:hAnsi="Cascadia Mono" w:cs="Cascadia Mono"/>
+          <w:color w:val="000000"/>
+          <w:sz w:val="19"/>
+          <w:szCs w:val="19"/>
+          <w:highlight w:val="white"/>
+          <w:lang w:val="en-US" w:eastAsia="en-US"/>
         </w:rPr>
         <w:t xml:space="preserve">                </w:t>
       </w:r>
@@ -4464,18 +4559,62 @@
           <w:sz w:val="19"/>
           <w:szCs w:val="19"/>
           <w:highlight w:val="white"/>
-          <w:lang w:eastAsia="en-US"/>
-        </w:rPr>
-        <w:t xml:space="preserve">$"Вычисленное значение = </w:t>
-      </w:r>
-      <w:r>
-        <w:rPr>
-          <w:rFonts w:ascii="Cascadia Mono" w:eastAsiaTheme="minorHAnsi" w:hAnsi="Cascadia Mono" w:cs="Cascadia Mono"/>
-          <w:color w:val="000000"/>
-          <w:sz w:val="19"/>
-          <w:szCs w:val="19"/>
-          <w:highlight w:val="white"/>
-          <w:lang w:eastAsia="en-US"/>
+          <w:lang w:val="en-US" w:eastAsia="en-US"/>
+        </w:rPr>
+        <w:t>$"</w:t>
+      </w:r>
+      <w:r>
+        <w:rPr>
+          <w:rFonts w:ascii="Cascadia Mono" w:eastAsiaTheme="minorHAnsi" w:hAnsi="Cascadia Mono" w:cs="Cascadia Mono"/>
+          <w:color w:val="A31515"/>
+          <w:sz w:val="19"/>
+          <w:szCs w:val="19"/>
+          <w:highlight w:val="white"/>
+          <w:lang w:eastAsia="en-US"/>
+        </w:rPr>
+        <w:t>Вычисленное</w:t>
+      </w:r>
+      <w:r>
+        <w:rPr>
+          <w:rFonts w:ascii="Cascadia Mono" w:eastAsiaTheme="minorHAnsi" w:hAnsi="Cascadia Mono" w:cs="Cascadia Mono"/>
+          <w:color w:val="A31515"/>
+          <w:sz w:val="19"/>
+          <w:szCs w:val="19"/>
+          <w:highlight w:val="white"/>
+          <w:lang w:val="en-US" w:eastAsia="en-US"/>
+        </w:rPr>
+        <w:t xml:space="preserve"> </w:t>
+      </w:r>
+      <w:r>
+        <w:rPr>
+          <w:rFonts w:ascii="Cascadia Mono" w:eastAsiaTheme="minorHAnsi" w:hAnsi="Cascadia Mono" w:cs="Cascadia Mono"/>
+          <w:color w:val="A31515"/>
+          <w:sz w:val="19"/>
+          <w:szCs w:val="19"/>
+          <w:highlight w:val="white"/>
+          <w:lang w:eastAsia="en-US"/>
+        </w:rPr>
+        <w:t>значение</w:t>
+      </w:r>
+      <w:r>
+        <w:rPr>
+          <w:rFonts w:ascii="Cascadia Mono" w:eastAsiaTheme="minorHAnsi" w:hAnsi="Cascadia Mono" w:cs="Cascadia Mono"/>
+          <w:color w:val="A31515"/>
+          <w:sz w:val="19"/>
+          <w:szCs w:val="19"/>
+          <w:highlight w:val="white"/>
+          <w:lang w:val="en-US" w:eastAsia="en-US"/>
+        </w:rPr>
+        <w:t xml:space="preserve"> = </w:t>
+      </w:r>
+      <w:r>
+        <w:rPr>
+          <w:rFonts w:ascii="Cascadia Mono" w:eastAsiaTheme="minorHAnsi" w:hAnsi="Cascadia Mono" w:cs="Cascadia Mono"/>
+          <w:color w:val="000000"/>
+          <w:sz w:val="19"/>
+          <w:szCs w:val="19"/>
+          <w:highlight w:val="white"/>
+          <w:lang w:val="en-US" w:eastAsia="en-US"/>
         </w:rPr>
         <w:t>{arccosValue:</w:t>
       </w:r>
@@ -4486,7 +4625,7 @@
           <w:sz w:val="19"/>
           <w:szCs w:val="19"/>
           <w:highlight w:val="white"/>
-          <w:lang w:eastAsia="en-US"/>
+          <w:lang w:val="en-US" w:eastAsia="en-US"/>
         </w:rPr>
         <w:t>F8</w:t>
       </w:r>
@@ -4497,7 +4636,7 @@
           <w:sz w:val="19"/>
           <w:szCs w:val="19"/>
           <w:highlight w:val="white"/>
-          <w:lang w:eastAsia="en-US"/>
+          <w:lang w:val="en-US" w:eastAsia="en-US"/>
         </w:rPr>
         <w:t>}</w:t>
       </w:r>
@@ -4508,7 +4647,7 @@
           <w:sz w:val="19"/>
           <w:szCs w:val="19"/>
           <w:highlight w:val="white"/>
-          <w:lang w:eastAsia="en-US"/>
+          <w:lang w:val="en-US" w:eastAsia="en-US"/>
         </w:rPr>
         <w:t>"</w:t>
       </w:r>
@@ -4519,7 +4658,7 @@
           <w:sz w:val="19"/>
           <w:szCs w:val="19"/>
           <w:highlight w:val="white"/>
-          <w:lang w:eastAsia="en-US"/>
+          <w:lang w:val="en-US" w:eastAsia="en-US"/>
         </w:rPr>
         <w:t>,</w:t>
       </w:r>
@@ -4536,17 +4675,17 @@
           <w:sz w:val="19"/>
           <w:szCs w:val="19"/>
           <w:highlight w:val="white"/>
-          <w:lang w:eastAsia="en-US"/>
-        </w:rPr>
-      </w:pPr>
-      <w:r>
-        <w:rPr>
-          <w:rFonts w:ascii="Cascadia Mono" w:eastAsiaTheme="minorHAnsi" w:hAnsi="Cascadia Mono" w:cs="Cascadia Mono"/>
-          <w:color w:val="000000"/>
-          <w:sz w:val="19"/>
-          <w:szCs w:val="19"/>
-          <w:highlight w:val="white"/>
-          <w:lang w:eastAsia="en-US"/>
+          <w:lang w:val="en-US" w:eastAsia="en-US"/>
+        </w:rPr>
+      </w:pPr>
+      <w:r>
+        <w:rPr>
+          <w:rFonts w:ascii="Cascadia Mono" w:eastAsiaTheme="minorHAnsi" w:hAnsi="Cascadia Mono" w:cs="Cascadia Mono"/>
+          <w:color w:val="000000"/>
+          <w:sz w:val="19"/>
+          <w:szCs w:val="19"/>
+          <w:highlight w:val="white"/>
+          <w:lang w:val="en-US" w:eastAsia="en-US"/>
         </w:rPr>
         <w:t xml:space="preserve">                </w:t>
       </w:r>
@@ -4557,18 +4696,84 @@
           <w:sz w:val="19"/>
           <w:szCs w:val="19"/>
           <w:highlight w:val="white"/>
-          <w:lang w:eastAsia="en-US"/>
-        </w:rPr>
-        <w:t xml:space="preserve">$"Сумма ряда (x + сумма) = </w:t>
-      </w:r>
-      <w:r>
-        <w:rPr>
-          <w:rFonts w:ascii="Cascadia Mono" w:eastAsiaTheme="minorHAnsi" w:hAnsi="Cascadia Mono" w:cs="Cascadia Mono"/>
-          <w:color w:val="000000"/>
-          <w:sz w:val="19"/>
-          <w:szCs w:val="19"/>
-          <w:highlight w:val="white"/>
-          <w:lang w:eastAsia="en-US"/>
+          <w:lang w:val="en-US" w:eastAsia="en-US"/>
+        </w:rPr>
+        <w:t>$"</w:t>
+      </w:r>
+      <w:r>
+        <w:rPr>
+          <w:rFonts w:ascii="Cascadia Mono" w:eastAsiaTheme="minorHAnsi" w:hAnsi="Cascadia Mono" w:cs="Cascadia Mono"/>
+          <w:color w:val="A31515"/>
+          <w:sz w:val="19"/>
+          <w:szCs w:val="19"/>
+          <w:highlight w:val="white"/>
+          <w:lang w:eastAsia="en-US"/>
+        </w:rPr>
+        <w:t>Сумма</w:t>
+      </w:r>
+      <w:r>
+        <w:rPr>
+          <w:rFonts w:ascii="Cascadia Mono" w:eastAsiaTheme="minorHAnsi" w:hAnsi="Cascadia Mono" w:cs="Cascadia Mono"/>
+          <w:color w:val="A31515"/>
+          <w:sz w:val="19"/>
+          <w:szCs w:val="19"/>
+          <w:highlight w:val="white"/>
+          <w:lang w:val="en-US" w:eastAsia="en-US"/>
+        </w:rPr>
+        <w:t xml:space="preserve"> </w:t>
+      </w:r>
+      <w:r>
+        <w:rPr>
+          <w:rFonts w:ascii="Cascadia Mono" w:eastAsiaTheme="minorHAnsi" w:hAnsi="Cascadia Mono" w:cs="Cascadia Mono"/>
+          <w:color w:val="A31515"/>
+          <w:sz w:val="19"/>
+          <w:szCs w:val="19"/>
+          <w:highlight w:val="white"/>
+          <w:lang w:eastAsia="en-US"/>
+        </w:rPr>
+        <w:t>ряда</w:t>
+      </w:r>
+      <w:r>
+        <w:rPr>
+          <w:rFonts w:ascii="Cascadia Mono" w:eastAsiaTheme="minorHAnsi" w:hAnsi="Cascadia Mono" w:cs="Cascadia Mono"/>
+          <w:color w:val="A31515"/>
+          <w:sz w:val="19"/>
+          <w:szCs w:val="19"/>
+          <w:highlight w:val="white"/>
+          <w:lang w:val="en-US" w:eastAsia="en-US"/>
+        </w:rPr>
+        <w:t xml:space="preserve"> (x + </w:t>
+      </w:r>
+      <w:r>
+        <w:rPr>
+          <w:rFonts w:ascii="Cascadia Mono" w:eastAsiaTheme="minorHAnsi" w:hAnsi="Cascadia Mono" w:cs="Cascadia Mono"/>
+          <w:color w:val="A31515"/>
+          <w:sz w:val="19"/>
+          <w:szCs w:val="19"/>
+          <w:highlight w:val="white"/>
+          <w:lang w:eastAsia="en-US"/>
+        </w:rPr>
+        <w:t>сумма</w:t>
+      </w:r>
+      <w:r>
+        <w:rPr>
+          <w:rFonts w:ascii="Cascadia Mono" w:eastAsiaTheme="minorHAnsi" w:hAnsi="Cascadia Mono" w:cs="Cascadia Mono"/>
+          <w:color w:val="A31515"/>
+          <w:sz w:val="19"/>
+          <w:szCs w:val="19"/>
+          <w:highlight w:val="white"/>
+          <w:lang w:val="en-US" w:eastAsia="en-US"/>
+        </w:rPr>
+        <w:t xml:space="preserve">) = </w:t>
+      </w:r>
+      <w:r>
+        <w:rPr>
+          <w:rFonts w:ascii="Cascadia Mono" w:eastAsiaTheme="minorHAnsi" w:hAnsi="Cascadia Mono" w:cs="Cascadia Mono"/>
+          <w:color w:val="000000"/>
+          <w:sz w:val="19"/>
+          <w:szCs w:val="19"/>
+          <w:highlight w:val="white"/>
+          <w:lang w:val="en-US" w:eastAsia="en-US"/>
         </w:rPr>
         <w:t>{seriesSum:</w:t>
       </w:r>
@@ -4579,7 +4784,7 @@
           <w:sz w:val="19"/>
           <w:szCs w:val="19"/>
           <w:highlight w:val="white"/>
-          <w:lang w:eastAsia="en-US"/>
+          <w:lang w:val="en-US" w:eastAsia="en-US"/>
         </w:rPr>
         <w:t>F8</w:t>
       </w:r>
@@ -4590,7 +4795,7 @@
           <w:sz w:val="19"/>
           <w:szCs w:val="19"/>
           <w:highlight w:val="white"/>
-          <w:lang w:eastAsia="en-US"/>
+          <w:lang w:val="en-US" w:eastAsia="en-US"/>
         </w:rPr>
         <w:t>}</w:t>
       </w:r>
@@ -4601,7 +4806,7 @@
           <w:sz w:val="19"/>
           <w:szCs w:val="19"/>
           <w:highlight w:val="white"/>
-          <w:lang w:eastAsia="en-US"/>
+          <w:lang w:val="en-US" w:eastAsia="en-US"/>
         </w:rPr>
         <w:t>"</w:t>
       </w:r>
@@ -4612,7 +4817,7 @@
           <w:sz w:val="19"/>
           <w:szCs w:val="19"/>
           <w:highlight w:val="white"/>
-          <w:lang w:eastAsia="en-US"/>
+          <w:lang w:val="en-US" w:eastAsia="en-US"/>
         </w:rPr>
         <w:t>,</w:t>
       </w:r>
@@ -4639,7 +4844,7 @@
           <w:sz w:val="19"/>
           <w:szCs w:val="19"/>
           <w:highlight w:val="white"/>
-          <w:lang w:eastAsia="en-US"/>
+          <w:lang w:val="en-US" w:eastAsia="en-US"/>
         </w:rPr>
         <w:t xml:space="preserve">                </w:t>
       </w:r>
@@ -5591,7 +5796,7 @@
           <w:sz w:val="19"/>
           <w:szCs w:val="19"/>
           <w:highlight w:val="white"/>
-          <w:lang w:eastAsia="en-US"/>
+          <w:lang w:val="en-US" w:eastAsia="en-US"/>
         </w:rPr>
       </w:pPr>
       <w:r>
@@ -5612,7 +5817,7 @@
           <w:sz w:val="19"/>
           <w:szCs w:val="19"/>
           <w:highlight w:val="white"/>
-          <w:lang w:eastAsia="en-US"/>
+          <w:lang w:val="en-US" w:eastAsia="en-US"/>
         </w:rPr>
         <w:t>{</w:t>
       </w:r>
@@ -5629,17 +5834,17 @@
           <w:sz w:val="19"/>
           <w:szCs w:val="19"/>
           <w:highlight w:val="white"/>
-          <w:lang w:eastAsia="en-US"/>
-        </w:rPr>
-      </w:pPr>
-      <w:r>
-        <w:rPr>
-          <w:rFonts w:ascii="Cascadia Mono" w:eastAsiaTheme="minorHAnsi" w:hAnsi="Cascadia Mono" w:cs="Cascadia Mono"/>
-          <w:color w:val="000000"/>
-          <w:sz w:val="19"/>
-          <w:szCs w:val="19"/>
-          <w:highlight w:val="white"/>
-          <w:lang w:eastAsia="en-US"/>
+          <w:lang w:val="en-US" w:eastAsia="en-US"/>
+        </w:rPr>
+      </w:pPr>
+      <w:r>
+        <w:rPr>
+          <w:rFonts w:ascii="Cascadia Mono" w:eastAsiaTheme="minorHAnsi" w:hAnsi="Cascadia Mono" w:cs="Cascadia Mono"/>
+          <w:color w:val="000000"/>
+          <w:sz w:val="19"/>
+          <w:szCs w:val="19"/>
+          <w:highlight w:val="white"/>
+          <w:lang w:val="en-US" w:eastAsia="en-US"/>
         </w:rPr>
         <w:t xml:space="preserve">        </w:t>
       </w:r>
@@ -5650,7 +5855,7 @@
           <w:sz w:val="19"/>
           <w:szCs w:val="19"/>
           <w:highlight w:val="white"/>
-          <w:lang w:eastAsia="en-US"/>
+          <w:lang w:val="en-US" w:eastAsia="en-US"/>
         </w:rPr>
         <w:t>return</w:t>
       </w:r>
@@ -5661,7 +5866,7 @@
           <w:sz w:val="19"/>
           <w:szCs w:val="19"/>
           <w:highlight w:val="white"/>
-          <w:lang w:eastAsia="en-US"/>
+          <w:lang w:val="en-US" w:eastAsia="en-US"/>
         </w:rPr>
         <w:t xml:space="preserve"> </w:t>
       </w:r>
@@ -5672,7 +5877,7 @@
           <w:sz w:val="19"/>
           <w:szCs w:val="19"/>
           <w:highlight w:val="white"/>
-          <w:lang w:eastAsia="en-US"/>
+          <w:lang w:val="en-US" w:eastAsia="en-US"/>
         </w:rPr>
         <w:t>Math</w:t>
       </w:r>
@@ -5683,7 +5888,7 @@
           <w:sz w:val="19"/>
           <w:szCs w:val="19"/>
           <w:highlight w:val="white"/>
-          <w:lang w:eastAsia="en-US"/>
+          <w:lang w:val="en-US" w:eastAsia="en-US"/>
         </w:rPr>
         <w:t>.Acos(x);</w:t>
       </w:r>
@@ -5700,17 +5905,17 @@
           <w:sz w:val="19"/>
           <w:szCs w:val="19"/>
           <w:highlight w:val="white"/>
-          <w:lang w:eastAsia="en-US"/>
-        </w:rPr>
-      </w:pPr>
-      <w:r>
-        <w:rPr>
-          <w:rFonts w:ascii="Cascadia Mono" w:eastAsiaTheme="minorHAnsi" w:hAnsi="Cascadia Mono" w:cs="Cascadia Mono"/>
-          <w:color w:val="000000"/>
-          <w:sz w:val="19"/>
-          <w:szCs w:val="19"/>
-          <w:highlight w:val="white"/>
-          <w:lang w:eastAsia="en-US"/>
+          <w:lang w:val="en-US" w:eastAsia="en-US"/>
+        </w:rPr>
+      </w:pPr>
+      <w:r>
+        <w:rPr>
+          <w:rFonts w:ascii="Cascadia Mono" w:eastAsiaTheme="minorHAnsi" w:hAnsi="Cascadia Mono" w:cs="Cascadia Mono"/>
+          <w:color w:val="000000"/>
+          <w:sz w:val="19"/>
+          <w:szCs w:val="19"/>
+          <w:highlight w:val="white"/>
+          <w:lang w:val="en-US" w:eastAsia="en-US"/>
         </w:rPr>
         <w:t xml:space="preserve">    }</w:t>
       </w:r>
@@ -5727,33 +5932,33 @@
           <w:sz w:val="19"/>
           <w:szCs w:val="19"/>
           <w:highlight w:val="white"/>
-          <w:lang w:eastAsia="en-US"/>
-        </w:rPr>
-      </w:pPr>
-    </w:p>
-    <w:p>
-      <w:pPr>
-        <w:autoSpaceDE w:val="0"/>
-        <w:autoSpaceDN w:val="0"/>
-        <w:adjustRightInd w:val="0"/>
-        <w:jc w:val="left"/>
-        <w:rPr>
-          <w:rFonts w:ascii="Cascadia Mono" w:eastAsiaTheme="minorHAnsi" w:hAnsi="Cascadia Mono" w:cs="Cascadia Mono"/>
-          <w:color w:val="000000"/>
-          <w:sz w:val="19"/>
-          <w:szCs w:val="19"/>
-          <w:highlight w:val="white"/>
-          <w:lang w:eastAsia="en-US"/>
-        </w:rPr>
-      </w:pPr>
-      <w:r>
-        <w:rPr>
-          <w:rFonts w:ascii="Cascadia Mono" w:eastAsiaTheme="minorHAnsi" w:hAnsi="Cascadia Mono" w:cs="Cascadia Mono"/>
-          <w:color w:val="000000"/>
-          <w:sz w:val="19"/>
-          <w:szCs w:val="19"/>
-          <w:highlight w:val="white"/>
-          <w:lang w:eastAsia="en-US"/>
+          <w:lang w:val="en-US" w:eastAsia="en-US"/>
+        </w:rPr>
+      </w:pPr>
+    </w:p>
+    <w:p>
+      <w:pPr>
+        <w:autoSpaceDE w:val="0"/>
+        <w:autoSpaceDN w:val="0"/>
+        <w:adjustRightInd w:val="0"/>
+        <w:jc w:val="left"/>
+        <w:rPr>
+          <w:rFonts w:ascii="Cascadia Mono" w:eastAsiaTheme="minorHAnsi" w:hAnsi="Cascadia Mono" w:cs="Cascadia Mono"/>
+          <w:color w:val="000000"/>
+          <w:sz w:val="19"/>
+          <w:szCs w:val="19"/>
+          <w:highlight w:val="white"/>
+          <w:lang w:val="en-US" w:eastAsia="en-US"/>
+        </w:rPr>
+      </w:pPr>
+      <w:r>
+        <w:rPr>
+          <w:rFonts w:ascii="Cascadia Mono" w:eastAsiaTheme="minorHAnsi" w:hAnsi="Cascadia Mono" w:cs="Cascadia Mono"/>
+          <w:color w:val="000000"/>
+          <w:sz w:val="19"/>
+          <w:szCs w:val="19"/>
+          <w:highlight w:val="white"/>
+          <w:lang w:val="en-US" w:eastAsia="en-US"/>
         </w:rPr>
         <w:t xml:space="preserve">    </w:t>
       </w:r>
@@ -5764,7 +5969,7 @@
           <w:sz w:val="19"/>
           <w:szCs w:val="19"/>
           <w:highlight w:val="white"/>
-          <w:lang w:eastAsia="en-US"/>
+          <w:lang w:val="en-US" w:eastAsia="en-US"/>
         </w:rPr>
         <w:t>///</w:t>
       </w:r>
@@ -5775,7 +5980,7 @@
           <w:sz w:val="19"/>
           <w:szCs w:val="19"/>
           <w:highlight w:val="white"/>
-          <w:lang w:eastAsia="en-US"/>
+          <w:lang w:val="en-US" w:eastAsia="en-US"/>
         </w:rPr>
         <w:t xml:space="preserve"> </w:t>
       </w:r>
@@ -5786,7 +5991,7 @@
           <w:sz w:val="19"/>
           <w:szCs w:val="19"/>
           <w:highlight w:val="white"/>
-          <w:lang w:eastAsia="en-US"/>
+          <w:lang w:val="en-US" w:eastAsia="en-US"/>
         </w:rPr>
         <w:t>&lt;summary&gt;</w:t>
       </w:r>
@@ -5813,7 +6018,7 @@
           <w:sz w:val="19"/>
           <w:szCs w:val="19"/>
           <w:highlight w:val="white"/>
-          <w:lang w:eastAsia="en-US"/>
+          <w:lang w:val="en-US" w:eastAsia="en-US"/>
         </w:rPr>
         <w:t xml:space="preserve">    </w:t>
       </w:r>
@@ -5852,7 +6057,7 @@
           <w:sz w:val="19"/>
           <w:szCs w:val="19"/>
           <w:highlight w:val="white"/>
-          <w:lang w:eastAsia="en-US"/>
+          <w:lang w:val="en-US" w:eastAsia="en-US"/>
         </w:rPr>
       </w:pPr>
       <w:r>
@@ -5873,7 +6078,7 @@
           <w:sz w:val="19"/>
           <w:szCs w:val="19"/>
           <w:highlight w:val="white"/>
-          <w:lang w:eastAsia="en-US"/>
+          <w:lang w:val="en-US" w:eastAsia="en-US"/>
         </w:rPr>
         <w:t>///</w:t>
       </w:r>
@@ -5884,7 +6089,7 @@
           <w:sz w:val="19"/>
           <w:szCs w:val="19"/>
           <w:highlight w:val="white"/>
-          <w:lang w:eastAsia="en-US"/>
+          <w:lang w:val="en-US" w:eastAsia="en-US"/>
         </w:rPr>
         <w:t xml:space="preserve"> </w:t>
       </w:r>
@@ -5895,7 +6100,7 @@
           <w:sz w:val="19"/>
           <w:szCs w:val="19"/>
           <w:highlight w:val="white"/>
-          <w:lang w:eastAsia="en-US"/>
+          <w:lang w:val="en-US" w:eastAsia="en-US"/>
         </w:rPr>
         <w:t>&lt;/summary&gt;</w:t>
       </w:r>
@@ -5912,17 +6117,17 @@
           <w:sz w:val="19"/>
           <w:szCs w:val="19"/>
           <w:highlight w:val="white"/>
-          <w:lang w:eastAsia="en-US"/>
-        </w:rPr>
-      </w:pPr>
-      <w:r>
-        <w:rPr>
-          <w:rFonts w:ascii="Cascadia Mono" w:eastAsiaTheme="minorHAnsi" w:hAnsi="Cascadia Mono" w:cs="Cascadia Mono"/>
-          <w:color w:val="000000"/>
-          <w:sz w:val="19"/>
-          <w:szCs w:val="19"/>
-          <w:highlight w:val="white"/>
-          <w:lang w:eastAsia="en-US"/>
+          <w:lang w:val="en-US" w:eastAsia="en-US"/>
+        </w:rPr>
+      </w:pPr>
+      <w:r>
+        <w:rPr>
+          <w:rFonts w:ascii="Cascadia Mono" w:eastAsiaTheme="minorHAnsi" w:hAnsi="Cascadia Mono" w:cs="Cascadia Mono"/>
+          <w:color w:val="000000"/>
+          <w:sz w:val="19"/>
+          <w:szCs w:val="19"/>
+          <w:highlight w:val="white"/>
+          <w:lang w:val="en-US" w:eastAsia="en-US"/>
         </w:rPr>
         <w:t xml:space="preserve">    </w:t>
       </w:r>
@@ -5933,7 +6138,7 @@
           <w:sz w:val="19"/>
           <w:szCs w:val="19"/>
           <w:highlight w:val="white"/>
-          <w:lang w:eastAsia="en-US"/>
+          <w:lang w:val="en-US" w:eastAsia="en-US"/>
         </w:rPr>
         <w:t>private</w:t>
       </w:r>
@@ -5944,7 +6149,7 @@
           <w:sz w:val="19"/>
           <w:szCs w:val="19"/>
           <w:highlight w:val="white"/>
-          <w:lang w:eastAsia="en-US"/>
+          <w:lang w:val="en-US" w:eastAsia="en-US"/>
         </w:rPr>
         <w:t xml:space="preserve"> </w:t>
       </w:r>
@@ -5955,7 +6160,7 @@
           <w:sz w:val="19"/>
           <w:szCs w:val="19"/>
           <w:highlight w:val="white"/>
-          <w:lang w:eastAsia="en-US"/>
+          <w:lang w:val="en-US" w:eastAsia="en-US"/>
         </w:rPr>
         <w:t>double</w:t>
       </w:r>
@@ -5966,7 +6171,7 @@
           <w:sz w:val="19"/>
           <w:szCs w:val="19"/>
           <w:highlight w:val="white"/>
-          <w:lang w:eastAsia="en-US"/>
+          <w:lang w:val="en-US" w:eastAsia="en-US"/>
         </w:rPr>
         <w:t xml:space="preserve"> CalculateSeriesSum(</w:t>
       </w:r>
@@ -5977,7 +6182,7 @@
           <w:sz w:val="19"/>
           <w:szCs w:val="19"/>
           <w:highlight w:val="white"/>
-          <w:lang w:eastAsia="en-US"/>
+          <w:lang w:val="en-US" w:eastAsia="en-US"/>
         </w:rPr>
         <w:t>double</w:t>
       </w:r>
@@ -5988,7 +6193,7 @@
           <w:sz w:val="19"/>
           <w:szCs w:val="19"/>
           <w:highlight w:val="white"/>
-          <w:lang w:eastAsia="en-US"/>
+          <w:lang w:val="en-US" w:eastAsia="en-US"/>
         </w:rPr>
         <w:t xml:space="preserve"> x, </w:t>
       </w:r>
@@ -5999,7 +6204,7 @@
           <w:sz w:val="19"/>
           <w:szCs w:val="19"/>
           <w:highlight w:val="white"/>
-          <w:lang w:eastAsia="en-US"/>
+          <w:lang w:val="en-US" w:eastAsia="en-US"/>
         </w:rPr>
         <w:t>double</w:t>
       </w:r>
@@ -6010,7 +6215,7 @@
           <w:sz w:val="19"/>
           <w:szCs w:val="19"/>
           <w:highlight w:val="white"/>
-          <w:lang w:eastAsia="en-US"/>
+          <w:lang w:val="en-US" w:eastAsia="en-US"/>
         </w:rPr>
         <w:t xml:space="preserve"> epsilon, </w:t>
       </w:r>
@@ -6021,7 +6226,7 @@
           <w:sz w:val="19"/>
           <w:szCs w:val="19"/>
           <w:highlight w:val="white"/>
-          <w:lang w:eastAsia="en-US"/>
+          <w:lang w:val="en-US" w:eastAsia="en-US"/>
         </w:rPr>
         <w:t>out</w:t>
       </w:r>
@@ -6032,7 +6237,7 @@
           <w:sz w:val="19"/>
           <w:szCs w:val="19"/>
           <w:highlight w:val="white"/>
-          <w:lang w:eastAsia="en-US"/>
+          <w:lang w:val="en-US" w:eastAsia="en-US"/>
         </w:rPr>
         <w:t xml:space="preserve"> </w:t>
       </w:r>
@@ -6043,7 +6248,7 @@
           <w:sz w:val="19"/>
           <w:szCs w:val="19"/>
           <w:highlight w:val="white"/>
-          <w:lang w:eastAsia="en-US"/>
+          <w:lang w:val="en-US" w:eastAsia="en-US"/>
         </w:rPr>
         <w:t>int</w:t>
       </w:r>
@@ -6054,7 +6259,7 @@
           <w:sz w:val="19"/>
           <w:szCs w:val="19"/>
           <w:highlight w:val="white"/>
-          <w:lang w:eastAsia="en-US"/>
+          <w:lang w:val="en-US" w:eastAsia="en-US"/>
         </w:rPr>
         <w:t xml:space="preserve"> termsCount)</w:t>
       </w:r>
@@ -6081,7 +6286,1359 @@
           <w:sz w:val="19"/>
           <w:szCs w:val="19"/>
           <w:highlight w:val="white"/>
-          <w:lang w:eastAsia="en-US"/>
+          <w:lang w:val="en-US" w:eastAsia="en-US"/>
+        </w:rPr>
+        <w:t xml:space="preserve">    </w:t>
+      </w:r>
+      <w:r>
+        <w:rPr>
+          <w:rFonts w:ascii="Cascadia Mono" w:eastAsiaTheme="minorHAnsi" w:hAnsi="Cascadia Mono" w:cs="Cascadia Mono"/>
+          <w:color w:val="000000"/>
+          <w:sz w:val="19"/>
+          <w:szCs w:val="19"/>
+          <w:highlight w:val="white"/>
+          <w:lang w:eastAsia="en-US"/>
+        </w:rPr>
+        <w:t>{</w:t>
+      </w:r>
+    </w:p>
+    <w:p>
+      <w:pPr>
+        <w:autoSpaceDE w:val="0"/>
+        <w:autoSpaceDN w:val="0"/>
+        <w:adjustRightInd w:val="0"/>
+        <w:jc w:val="left"/>
+        <w:rPr>
+          <w:rFonts w:ascii="Cascadia Mono" w:eastAsiaTheme="minorHAnsi" w:hAnsi="Cascadia Mono" w:cs="Cascadia Mono"/>
+          <w:color w:val="000000"/>
+          <w:sz w:val="19"/>
+          <w:szCs w:val="19"/>
+          <w:highlight w:val="white"/>
+          <w:lang w:eastAsia="en-US"/>
+        </w:rPr>
+      </w:pPr>
+      <w:r>
+        <w:rPr>
+          <w:rFonts w:ascii="Cascadia Mono" w:eastAsiaTheme="minorHAnsi" w:hAnsi="Cascadia Mono" w:cs="Cascadia Mono"/>
+          <w:color w:val="000000"/>
+          <w:sz w:val="19"/>
+          <w:szCs w:val="19"/>
+          <w:highlight w:val="white"/>
+          <w:lang w:eastAsia="en-US"/>
+        </w:rPr>
+        <w:t xml:space="preserve">        </w:t>
+      </w:r>
+      <w:r>
+        <w:rPr>
+          <w:rFonts w:ascii="Cascadia Mono" w:eastAsiaTheme="minorHAnsi" w:hAnsi="Cascadia Mono" w:cs="Cascadia Mono"/>
+          <w:color w:val="0000FF"/>
+          <w:sz w:val="19"/>
+          <w:szCs w:val="19"/>
+          <w:highlight w:val="white"/>
+          <w:lang w:eastAsia="en-US"/>
+        </w:rPr>
+        <w:t>double</w:t>
+      </w:r>
+      <w:r>
+        <w:rPr>
+          <w:rFonts w:ascii="Cascadia Mono" w:eastAsiaTheme="minorHAnsi" w:hAnsi="Cascadia Mono" w:cs="Cascadia Mono"/>
+          <w:color w:val="000000"/>
+          <w:sz w:val="19"/>
+          <w:szCs w:val="19"/>
+          <w:highlight w:val="white"/>
+          <w:lang w:eastAsia="en-US"/>
+        </w:rPr>
+        <w:t xml:space="preserve"> sum = x;  </w:t>
+      </w:r>
+      <w:r>
+        <w:rPr>
+          <w:rFonts w:ascii="Cascadia Mono" w:eastAsiaTheme="minorHAnsi" w:hAnsi="Cascadia Mono" w:cs="Cascadia Mono"/>
+          <w:color w:val="008000"/>
+          <w:sz w:val="19"/>
+          <w:szCs w:val="19"/>
+          <w:highlight w:val="white"/>
+          <w:lang w:eastAsia="en-US"/>
+        </w:rPr>
+        <w:t>// Начинаем с x (первый член)</w:t>
+      </w:r>
+    </w:p>
+    <w:p>
+      <w:pPr>
+        <w:autoSpaceDE w:val="0"/>
+        <w:autoSpaceDN w:val="0"/>
+        <w:adjustRightInd w:val="0"/>
+        <w:jc w:val="left"/>
+        <w:rPr>
+          <w:rFonts w:ascii="Cascadia Mono" w:eastAsiaTheme="minorHAnsi" w:hAnsi="Cascadia Mono" w:cs="Cascadia Mono"/>
+          <w:color w:val="000000"/>
+          <w:sz w:val="19"/>
+          <w:szCs w:val="19"/>
+          <w:highlight w:val="white"/>
+          <w:lang w:eastAsia="en-US"/>
+        </w:rPr>
+      </w:pPr>
+      <w:r>
+        <w:rPr>
+          <w:rFonts w:ascii="Cascadia Mono" w:eastAsiaTheme="minorHAnsi" w:hAnsi="Cascadia Mono" w:cs="Cascadia Mono"/>
+          <w:color w:val="000000"/>
+          <w:sz w:val="19"/>
+          <w:szCs w:val="19"/>
+          <w:highlight w:val="white"/>
+          <w:lang w:eastAsia="en-US"/>
+        </w:rPr>
+        <w:t xml:space="preserve">        </w:t>
+      </w:r>
+      <w:r>
+        <w:rPr>
+          <w:rFonts w:ascii="Cascadia Mono" w:eastAsiaTheme="minorHAnsi" w:hAnsi="Cascadia Mono" w:cs="Cascadia Mono"/>
+          <w:color w:val="0000FF"/>
+          <w:sz w:val="19"/>
+          <w:szCs w:val="19"/>
+          <w:highlight w:val="white"/>
+          <w:lang w:eastAsia="en-US"/>
+        </w:rPr>
+        <w:t>double</w:t>
+      </w:r>
+      <w:r>
+        <w:rPr>
+          <w:rFonts w:ascii="Cascadia Mono" w:eastAsiaTheme="minorHAnsi" w:hAnsi="Cascadia Mono" w:cs="Cascadia Mono"/>
+          <w:color w:val="000000"/>
+          <w:sz w:val="19"/>
+          <w:szCs w:val="19"/>
+          <w:highlight w:val="white"/>
+          <w:lang w:eastAsia="en-US"/>
+        </w:rPr>
+        <w:t xml:space="preserve"> currentTerm = x;  </w:t>
+      </w:r>
+      <w:r>
+        <w:rPr>
+          <w:rFonts w:ascii="Cascadia Mono" w:eastAsiaTheme="minorHAnsi" w:hAnsi="Cascadia Mono" w:cs="Cascadia Mono"/>
+          <w:color w:val="008000"/>
+          <w:sz w:val="19"/>
+          <w:szCs w:val="19"/>
+          <w:highlight w:val="white"/>
+          <w:lang w:eastAsia="en-US"/>
+        </w:rPr>
+        <w:t>// Текущий член ряда (начинаем с первого)</w:t>
+      </w:r>
+    </w:p>
+    <w:p>
+      <w:pPr>
+        <w:autoSpaceDE w:val="0"/>
+        <w:autoSpaceDN w:val="0"/>
+        <w:adjustRightInd w:val="0"/>
+        <w:jc w:val="left"/>
+        <w:rPr>
+          <w:rFonts w:ascii="Cascadia Mono" w:eastAsiaTheme="minorHAnsi" w:hAnsi="Cascadia Mono" w:cs="Cascadia Mono"/>
+          <w:color w:val="000000"/>
+          <w:sz w:val="19"/>
+          <w:szCs w:val="19"/>
+          <w:highlight w:val="white"/>
+          <w:lang w:eastAsia="en-US"/>
+        </w:rPr>
+      </w:pPr>
+      <w:r>
+        <w:rPr>
+          <w:rFonts w:ascii="Cascadia Mono" w:eastAsiaTheme="minorHAnsi" w:hAnsi="Cascadia Mono" w:cs="Cascadia Mono"/>
+          <w:color w:val="000000"/>
+          <w:sz w:val="19"/>
+          <w:szCs w:val="19"/>
+          <w:highlight w:val="white"/>
+          <w:lang w:eastAsia="en-US"/>
+        </w:rPr>
+        <w:t xml:space="preserve">        termsCount = 1;  </w:t>
+      </w:r>
+      <w:r>
+        <w:rPr>
+          <w:rFonts w:ascii="Cascadia Mono" w:eastAsiaTheme="minorHAnsi" w:hAnsi="Cascadia Mono" w:cs="Cascadia Mono"/>
+          <w:color w:val="008000"/>
+          <w:sz w:val="19"/>
+          <w:szCs w:val="19"/>
+          <w:highlight w:val="white"/>
+          <w:lang w:eastAsia="en-US"/>
+        </w:rPr>
+        <w:t>// Уже учли первый член</w:t>
+      </w:r>
+    </w:p>
+    <w:p>
+      <w:pPr>
+        <w:autoSpaceDE w:val="0"/>
+        <w:autoSpaceDN w:val="0"/>
+        <w:adjustRightInd w:val="0"/>
+        <w:jc w:val="left"/>
+        <w:rPr>
+          <w:rFonts w:ascii="Cascadia Mono" w:eastAsiaTheme="minorHAnsi" w:hAnsi="Cascadia Mono" w:cs="Cascadia Mono"/>
+          <w:color w:val="000000"/>
+          <w:sz w:val="19"/>
+          <w:szCs w:val="19"/>
+          <w:highlight w:val="white"/>
+          <w:lang w:eastAsia="en-US"/>
+        </w:rPr>
+      </w:pPr>
+    </w:p>
+    <w:p>
+      <w:pPr>
+        <w:autoSpaceDE w:val="0"/>
+        <w:autoSpaceDN w:val="0"/>
+        <w:adjustRightInd w:val="0"/>
+        <w:jc w:val="left"/>
+        <w:rPr>
+          <w:rFonts w:ascii="Cascadia Mono" w:eastAsiaTheme="minorHAnsi" w:hAnsi="Cascadia Mono" w:cs="Cascadia Mono"/>
+          <w:color w:val="000000"/>
+          <w:sz w:val="19"/>
+          <w:szCs w:val="19"/>
+          <w:highlight w:val="white"/>
+          <w:lang w:eastAsia="en-US"/>
+        </w:rPr>
+      </w:pPr>
+      <w:r>
+        <w:rPr>
+          <w:rFonts w:ascii="Cascadia Mono" w:eastAsiaTheme="minorHAnsi" w:hAnsi="Cascadia Mono" w:cs="Cascadia Mono"/>
+          <w:color w:val="000000"/>
+          <w:sz w:val="19"/>
+          <w:szCs w:val="19"/>
+          <w:highlight w:val="white"/>
+          <w:lang w:eastAsia="en-US"/>
+        </w:rPr>
+        <w:t xml:space="preserve">        </w:t>
+      </w:r>
+      <w:r>
+        <w:rPr>
+          <w:rFonts w:ascii="Cascadia Mono" w:eastAsiaTheme="minorHAnsi" w:hAnsi="Cascadia Mono" w:cs="Cascadia Mono"/>
+          <w:color w:val="0000FF"/>
+          <w:sz w:val="19"/>
+          <w:szCs w:val="19"/>
+          <w:highlight w:val="white"/>
+          <w:lang w:eastAsia="en-US"/>
+        </w:rPr>
+        <w:t>int</w:t>
+      </w:r>
+      <w:r>
+        <w:rPr>
+          <w:rFonts w:ascii="Cascadia Mono" w:eastAsiaTheme="minorHAnsi" w:hAnsi="Cascadia Mono" w:cs="Cascadia Mono"/>
+          <w:color w:val="000000"/>
+          <w:sz w:val="19"/>
+          <w:szCs w:val="19"/>
+          <w:highlight w:val="white"/>
+          <w:lang w:eastAsia="en-US"/>
+        </w:rPr>
+        <w:t xml:space="preserve"> n = 1;  </w:t>
+      </w:r>
+      <w:r>
+        <w:rPr>
+          <w:rFonts w:ascii="Cascadia Mono" w:eastAsiaTheme="minorHAnsi" w:hAnsi="Cascadia Mono" w:cs="Cascadia Mono"/>
+          <w:color w:val="008000"/>
+          <w:sz w:val="19"/>
+          <w:szCs w:val="19"/>
+          <w:highlight w:val="white"/>
+          <w:lang w:eastAsia="en-US"/>
+        </w:rPr>
+        <w:t>// Начинаем с n=1 для вычисления следующих членов</w:t>
+      </w:r>
+    </w:p>
+    <w:p>
+      <w:pPr>
+        <w:autoSpaceDE w:val="0"/>
+        <w:autoSpaceDN w:val="0"/>
+        <w:adjustRightInd w:val="0"/>
+        <w:jc w:val="left"/>
+        <w:rPr>
+          <w:rFonts w:ascii="Cascadia Mono" w:eastAsiaTheme="minorHAnsi" w:hAnsi="Cascadia Mono" w:cs="Cascadia Mono"/>
+          <w:color w:val="000000"/>
+          <w:sz w:val="19"/>
+          <w:szCs w:val="19"/>
+          <w:highlight w:val="white"/>
+          <w:lang w:eastAsia="en-US"/>
+        </w:rPr>
+      </w:pPr>
+    </w:p>
+    <w:p>
+      <w:pPr>
+        <w:autoSpaceDE w:val="0"/>
+        <w:autoSpaceDN w:val="0"/>
+        <w:adjustRightInd w:val="0"/>
+        <w:jc w:val="left"/>
+        <w:rPr>
+          <w:rFonts w:ascii="Cascadia Mono" w:eastAsiaTheme="minorHAnsi" w:hAnsi="Cascadia Mono" w:cs="Cascadia Mono"/>
+          <w:color w:val="000000"/>
+          <w:sz w:val="19"/>
+          <w:szCs w:val="19"/>
+          <w:highlight w:val="white"/>
+          <w:lang w:eastAsia="en-US"/>
+        </w:rPr>
+      </w:pPr>
+      <w:r>
+        <w:rPr>
+          <w:rFonts w:ascii="Cascadia Mono" w:eastAsiaTheme="minorHAnsi" w:hAnsi="Cascadia Mono" w:cs="Cascadia Mono"/>
+          <w:color w:val="000000"/>
+          <w:sz w:val="19"/>
+          <w:szCs w:val="19"/>
+          <w:highlight w:val="white"/>
+          <w:lang w:eastAsia="en-US"/>
+        </w:rPr>
+        <w:t xml:space="preserve">        </w:t>
+      </w:r>
+      <w:r>
+        <w:rPr>
+          <w:rFonts w:ascii="Cascadia Mono" w:eastAsiaTheme="minorHAnsi" w:hAnsi="Cascadia Mono" w:cs="Cascadia Mono"/>
+          <w:color w:val="008000"/>
+          <w:sz w:val="19"/>
+          <w:szCs w:val="19"/>
+          <w:highlight w:val="white"/>
+          <w:lang w:eastAsia="en-US"/>
+        </w:rPr>
+        <w:t>// Продолжаем, пока текущий член больше точности</w:t>
+      </w:r>
+    </w:p>
+    <w:p>
+      <w:pPr>
+        <w:autoSpaceDE w:val="0"/>
+        <w:autoSpaceDN w:val="0"/>
+        <w:adjustRightInd w:val="0"/>
+        <w:jc w:val="left"/>
+        <w:rPr>
+          <w:rFonts w:ascii="Cascadia Mono" w:eastAsiaTheme="minorHAnsi" w:hAnsi="Cascadia Mono" w:cs="Cascadia Mono"/>
+          <w:color w:val="000000"/>
+          <w:sz w:val="19"/>
+          <w:szCs w:val="19"/>
+          <w:highlight w:val="white"/>
+          <w:lang w:eastAsia="en-US"/>
+        </w:rPr>
+      </w:pPr>
+      <w:r>
+        <w:rPr>
+          <w:rFonts w:ascii="Cascadia Mono" w:eastAsiaTheme="minorHAnsi" w:hAnsi="Cascadia Mono" w:cs="Cascadia Mono"/>
+          <w:color w:val="000000"/>
+          <w:sz w:val="19"/>
+          <w:szCs w:val="19"/>
+          <w:highlight w:val="white"/>
+          <w:lang w:eastAsia="en-US"/>
+        </w:rPr>
+        <w:t xml:space="preserve">        </w:t>
+      </w:r>
+      <w:r>
+        <w:rPr>
+          <w:rFonts w:ascii="Cascadia Mono" w:eastAsiaTheme="minorHAnsi" w:hAnsi="Cascadia Mono" w:cs="Cascadia Mono"/>
+          <w:color w:val="0000FF"/>
+          <w:sz w:val="19"/>
+          <w:szCs w:val="19"/>
+          <w:highlight w:val="white"/>
+          <w:lang w:eastAsia="en-US"/>
+        </w:rPr>
+        <w:t>while</w:t>
+      </w:r>
+      <w:r>
+        <w:rPr>
+          <w:rFonts w:ascii="Cascadia Mono" w:eastAsiaTheme="minorHAnsi" w:hAnsi="Cascadia Mono" w:cs="Cascadia Mono"/>
+          <w:color w:val="000000"/>
+          <w:sz w:val="19"/>
+          <w:szCs w:val="19"/>
+          <w:highlight w:val="white"/>
+          <w:lang w:eastAsia="en-US"/>
+        </w:rPr>
+        <w:t xml:space="preserve"> (</w:t>
+      </w:r>
+      <w:r>
+        <w:rPr>
+          <w:rFonts w:ascii="Cascadia Mono" w:eastAsiaTheme="minorHAnsi" w:hAnsi="Cascadia Mono" w:cs="Cascadia Mono"/>
+          <w:color w:val="2B91AF"/>
+          <w:sz w:val="19"/>
+          <w:szCs w:val="19"/>
+          <w:highlight w:val="white"/>
+          <w:lang w:eastAsia="en-US"/>
+        </w:rPr>
+        <w:t>Math</w:t>
+      </w:r>
+      <w:r>
+        <w:rPr>
+          <w:rFonts w:ascii="Cascadia Mono" w:eastAsiaTheme="minorHAnsi" w:hAnsi="Cascadia Mono" w:cs="Cascadia Mono"/>
+          <w:color w:val="000000"/>
+          <w:sz w:val="19"/>
+          <w:szCs w:val="19"/>
+          <w:highlight w:val="white"/>
+          <w:lang w:eastAsia="en-US"/>
+        </w:rPr>
+        <w:t xml:space="preserve">.Abs(currentTerm) &gt;= epsilon &amp;&amp; termsCount &lt; 1000) </w:t>
+      </w:r>
+      <w:r>
+        <w:rPr>
+          <w:rFonts w:ascii="Cascadia Mono" w:eastAsiaTheme="minorHAnsi" w:hAnsi="Cascadia Mono" w:cs="Cascadia Mono"/>
+          <w:color w:val="008000"/>
+          <w:sz w:val="19"/>
+          <w:szCs w:val="19"/>
+          <w:highlight w:val="white"/>
+          <w:lang w:eastAsia="en-US"/>
+        </w:rPr>
+        <w:t>// Защита от бесконечного цикла</w:t>
+      </w:r>
+    </w:p>
+    <w:p>
+      <w:pPr>
+        <w:autoSpaceDE w:val="0"/>
+        <w:autoSpaceDN w:val="0"/>
+        <w:adjustRightInd w:val="0"/>
+        <w:jc w:val="left"/>
+        <w:rPr>
+          <w:rFonts w:ascii="Cascadia Mono" w:eastAsiaTheme="minorHAnsi" w:hAnsi="Cascadia Mono" w:cs="Cascadia Mono"/>
+          <w:color w:val="000000"/>
+          <w:sz w:val="19"/>
+          <w:szCs w:val="19"/>
+          <w:highlight w:val="white"/>
+          <w:lang w:eastAsia="en-US"/>
+        </w:rPr>
+      </w:pPr>
+      <w:r>
+        <w:rPr>
+          <w:rFonts w:ascii="Cascadia Mono" w:eastAsiaTheme="minorHAnsi" w:hAnsi="Cascadia Mono" w:cs="Cascadia Mono"/>
+          <w:color w:val="000000"/>
+          <w:sz w:val="19"/>
+          <w:szCs w:val="19"/>
+          <w:highlight w:val="white"/>
+          <w:lang w:eastAsia="en-US"/>
+        </w:rPr>
+        <w:t xml:space="preserve">        {</w:t>
+      </w:r>
+    </w:p>
+    <w:p>
+      <w:pPr>
+        <w:autoSpaceDE w:val="0"/>
+        <w:autoSpaceDN w:val="0"/>
+        <w:adjustRightInd w:val="0"/>
+        <w:jc w:val="left"/>
+        <w:rPr>
+          <w:rFonts w:ascii="Cascadia Mono" w:eastAsiaTheme="minorHAnsi" w:hAnsi="Cascadia Mono" w:cs="Cascadia Mono"/>
+          <w:color w:val="000000"/>
+          <w:sz w:val="19"/>
+          <w:szCs w:val="19"/>
+          <w:highlight w:val="white"/>
+          <w:lang w:eastAsia="en-US"/>
+        </w:rPr>
+      </w:pPr>
+      <w:r>
+        <w:rPr>
+          <w:rFonts w:ascii="Cascadia Mono" w:eastAsiaTheme="minorHAnsi" w:hAnsi="Cascadia Mono" w:cs="Cascadia Mono"/>
+          <w:color w:val="000000"/>
+          <w:sz w:val="19"/>
+          <w:szCs w:val="19"/>
+          <w:highlight w:val="white"/>
+          <w:lang w:eastAsia="en-US"/>
+        </w:rPr>
+        <w:t xml:space="preserve">            </w:t>
+      </w:r>
+      <w:r>
+        <w:rPr>
+          <w:rFonts w:ascii="Cascadia Mono" w:eastAsiaTheme="minorHAnsi" w:hAnsi="Cascadia Mono" w:cs="Cascadia Mono"/>
+          <w:color w:val="008000"/>
+          <w:sz w:val="19"/>
+          <w:szCs w:val="19"/>
+          <w:highlight w:val="white"/>
+          <w:lang w:eastAsia="en-US"/>
+        </w:rPr>
+        <w:t>// Вычисляем следующий член по рекуррентной формуле</w:t>
+      </w:r>
+    </w:p>
+    <w:p>
+      <w:pPr>
+        <w:autoSpaceDE w:val="0"/>
+        <w:autoSpaceDN w:val="0"/>
+        <w:adjustRightInd w:val="0"/>
+        <w:jc w:val="left"/>
+        <w:rPr>
+          <w:rFonts w:ascii="Cascadia Mono" w:eastAsiaTheme="minorHAnsi" w:hAnsi="Cascadia Mono" w:cs="Cascadia Mono"/>
+          <w:color w:val="000000"/>
+          <w:sz w:val="19"/>
+          <w:szCs w:val="19"/>
+          <w:highlight w:val="white"/>
+          <w:lang w:eastAsia="en-US"/>
+        </w:rPr>
+      </w:pPr>
+      <w:r>
+        <w:rPr>
+          <w:rFonts w:ascii="Cascadia Mono" w:eastAsiaTheme="minorHAnsi" w:hAnsi="Cascadia Mono" w:cs="Cascadia Mono"/>
+          <w:color w:val="000000"/>
+          <w:sz w:val="19"/>
+          <w:szCs w:val="19"/>
+          <w:highlight w:val="white"/>
+          <w:lang w:eastAsia="en-US"/>
+        </w:rPr>
+        <w:t xml:space="preserve">            </w:t>
+      </w:r>
+      <w:r>
+        <w:rPr>
+          <w:rFonts w:ascii="Cascadia Mono" w:eastAsiaTheme="minorHAnsi" w:hAnsi="Cascadia Mono" w:cs="Cascadia Mono"/>
+          <w:color w:val="008000"/>
+          <w:sz w:val="19"/>
+          <w:szCs w:val="19"/>
+          <w:highlight w:val="white"/>
+          <w:lang w:eastAsia="en-US"/>
+        </w:rPr>
+        <w:t>// a_{n} = a_{n-1} * ( (2n-1) * x^2 ) / (2n * (2n+1)) * (знак остается тем же)</w:t>
+      </w:r>
+    </w:p>
+    <w:p>
+      <w:pPr>
+        <w:autoSpaceDE w:val="0"/>
+        <w:autoSpaceDN w:val="0"/>
+        <w:adjustRightInd w:val="0"/>
+        <w:jc w:val="left"/>
+        <w:rPr>
+          <w:rFonts w:ascii="Cascadia Mono" w:eastAsiaTheme="minorHAnsi" w:hAnsi="Cascadia Mono" w:cs="Cascadia Mono"/>
+          <w:color w:val="000000"/>
+          <w:sz w:val="19"/>
+          <w:szCs w:val="19"/>
+          <w:highlight w:val="white"/>
+          <w:lang w:eastAsia="en-US"/>
+        </w:rPr>
+      </w:pPr>
+    </w:p>
+    <w:p>
+      <w:pPr>
+        <w:autoSpaceDE w:val="0"/>
+        <w:autoSpaceDN w:val="0"/>
+        <w:adjustRightInd w:val="0"/>
+        <w:jc w:val="left"/>
+        <w:rPr>
+          <w:rFonts w:ascii="Cascadia Mono" w:eastAsiaTheme="minorHAnsi" w:hAnsi="Cascadia Mono" w:cs="Cascadia Mono"/>
+          <w:color w:val="000000"/>
+          <w:sz w:val="19"/>
+          <w:szCs w:val="19"/>
+          <w:highlight w:val="white"/>
+          <w:lang w:eastAsia="en-US"/>
+        </w:rPr>
+      </w:pPr>
+      <w:r>
+        <w:rPr>
+          <w:rFonts w:ascii="Cascadia Mono" w:eastAsiaTheme="minorHAnsi" w:hAnsi="Cascadia Mono" w:cs="Cascadia Mono"/>
+          <w:color w:val="000000"/>
+          <w:sz w:val="19"/>
+          <w:szCs w:val="19"/>
+          <w:highlight w:val="white"/>
+          <w:lang w:eastAsia="en-US"/>
+        </w:rPr>
+        <w:t xml:space="preserve">            </w:t>
+      </w:r>
+      <w:r>
+        <w:rPr>
+          <w:rFonts w:ascii="Cascadia Mono" w:eastAsiaTheme="minorHAnsi" w:hAnsi="Cascadia Mono" w:cs="Cascadia Mono"/>
+          <w:color w:val="008000"/>
+          <w:sz w:val="19"/>
+          <w:szCs w:val="19"/>
+          <w:highlight w:val="white"/>
+          <w:lang w:eastAsia="en-US"/>
+        </w:rPr>
+        <w:t>// Более точно: переход от члена с индексом n-1 к члену с индексом n</w:t>
+      </w:r>
+    </w:p>
+    <w:p>
+      <w:pPr>
+        <w:autoSpaceDE w:val="0"/>
+        <w:autoSpaceDN w:val="0"/>
+        <w:adjustRightInd w:val="0"/>
+        <w:jc w:val="left"/>
+        <w:rPr>
+          <w:rFonts w:ascii="Cascadia Mono" w:eastAsiaTheme="minorHAnsi" w:hAnsi="Cascadia Mono" w:cs="Cascadia Mono"/>
+          <w:color w:val="000000"/>
+          <w:sz w:val="19"/>
+          <w:szCs w:val="19"/>
+          <w:highlight w:val="white"/>
+          <w:lang w:eastAsia="en-US"/>
+        </w:rPr>
+      </w:pPr>
+      <w:r>
+        <w:rPr>
+          <w:rFonts w:ascii="Cascadia Mono" w:eastAsiaTheme="minorHAnsi" w:hAnsi="Cascadia Mono" w:cs="Cascadia Mono"/>
+          <w:color w:val="000000"/>
+          <w:sz w:val="19"/>
+          <w:szCs w:val="19"/>
+          <w:highlight w:val="white"/>
+          <w:lang w:eastAsia="en-US"/>
+        </w:rPr>
+        <w:t xml:space="preserve">            </w:t>
+      </w:r>
+      <w:r>
+        <w:rPr>
+          <w:rFonts w:ascii="Cascadia Mono" w:eastAsiaTheme="minorHAnsi" w:hAnsi="Cascadia Mono" w:cs="Cascadia Mono"/>
+          <w:color w:val="008000"/>
+          <w:sz w:val="19"/>
+          <w:szCs w:val="19"/>
+          <w:highlight w:val="white"/>
+          <w:lang w:eastAsia="en-US"/>
+        </w:rPr>
+        <w:t>// Для n=1 (второй член): a₁ = a₀ * (1 * x²) / (2 * 3) = x * x²/6 = x³/6, что соответствует ряду: x³/(2·3)</w:t>
+      </w:r>
+    </w:p>
+    <w:p>
+      <w:pPr>
+        <w:autoSpaceDE w:val="0"/>
+        <w:autoSpaceDN w:val="0"/>
+        <w:adjustRightInd w:val="0"/>
+        <w:jc w:val="left"/>
+        <w:rPr>
+          <w:rFonts w:ascii="Cascadia Mono" w:eastAsiaTheme="minorHAnsi" w:hAnsi="Cascadia Mono" w:cs="Cascadia Mono"/>
+          <w:color w:val="000000"/>
+          <w:sz w:val="19"/>
+          <w:szCs w:val="19"/>
+          <w:highlight w:val="white"/>
+          <w:lang w:eastAsia="en-US"/>
+        </w:rPr>
+      </w:pPr>
+      <w:r>
+        <w:rPr>
+          <w:rFonts w:ascii="Cascadia Mono" w:eastAsiaTheme="minorHAnsi" w:hAnsi="Cascadia Mono" w:cs="Cascadia Mono"/>
+          <w:color w:val="000000"/>
+          <w:sz w:val="19"/>
+          <w:szCs w:val="19"/>
+          <w:highlight w:val="white"/>
+          <w:lang w:eastAsia="en-US"/>
+        </w:rPr>
+        <w:t xml:space="preserve">            </w:t>
+      </w:r>
+      <w:r>
+        <w:rPr>
+          <w:rFonts w:ascii="Cascadia Mono" w:eastAsiaTheme="minorHAnsi" w:hAnsi="Cascadia Mono" w:cs="Cascadia Mono"/>
+          <w:color w:val="008000"/>
+          <w:sz w:val="19"/>
+          <w:szCs w:val="19"/>
+          <w:highlight w:val="white"/>
+          <w:lang w:eastAsia="en-US"/>
+        </w:rPr>
+        <w:t>// Для n=2 (третий член): a₂ = a₁ * (3 * x²) / (4 * 5) = (x³/6) * (3x²/20) = (1·3·x⁵)/(2·4·5)</w:t>
+      </w:r>
+    </w:p>
+    <w:p>
+      <w:pPr>
+        <w:autoSpaceDE w:val="0"/>
+        <w:autoSpaceDN w:val="0"/>
+        <w:adjustRightInd w:val="0"/>
+        <w:jc w:val="left"/>
+        <w:rPr>
+          <w:rFonts w:ascii="Cascadia Mono" w:eastAsiaTheme="minorHAnsi" w:hAnsi="Cascadia Mono" w:cs="Cascadia Mono"/>
+          <w:color w:val="000000"/>
+          <w:sz w:val="19"/>
+          <w:szCs w:val="19"/>
+          <w:highlight w:val="white"/>
+          <w:lang w:eastAsia="en-US"/>
+        </w:rPr>
+      </w:pPr>
+    </w:p>
+    <w:p>
+      <w:pPr>
+        <w:autoSpaceDE w:val="0"/>
+        <w:autoSpaceDN w:val="0"/>
+        <w:adjustRightInd w:val="0"/>
+        <w:jc w:val="left"/>
+        <w:rPr>
+          <w:rFonts w:ascii="Cascadia Mono" w:eastAsiaTheme="minorHAnsi" w:hAnsi="Cascadia Mono" w:cs="Cascadia Mono"/>
+          <w:color w:val="000000"/>
+          <w:sz w:val="19"/>
+          <w:szCs w:val="19"/>
+          <w:highlight w:val="white"/>
+          <w:lang w:eastAsia="en-US"/>
+        </w:rPr>
+      </w:pPr>
+      <w:r>
+        <w:rPr>
+          <w:rFonts w:ascii="Cascadia Mono" w:eastAsiaTheme="minorHAnsi" w:hAnsi="Cascadia Mono" w:cs="Cascadia Mono"/>
+          <w:color w:val="000000"/>
+          <w:sz w:val="19"/>
+          <w:szCs w:val="19"/>
+          <w:highlight w:val="white"/>
+          <w:lang w:eastAsia="en-US"/>
+        </w:rPr>
+        <w:t xml:space="preserve">            </w:t>
+      </w:r>
+      <w:r>
+        <w:rPr>
+          <w:rFonts w:ascii="Cascadia Mono" w:eastAsiaTheme="minorHAnsi" w:hAnsi="Cascadia Mono" w:cs="Cascadia Mono"/>
+          <w:color w:val="008000"/>
+          <w:sz w:val="19"/>
+          <w:szCs w:val="19"/>
+          <w:highlight w:val="white"/>
+          <w:lang w:eastAsia="en-US"/>
+        </w:rPr>
+        <w:t>// В числителе добавляем множитель (2n-1)</w:t>
+      </w:r>
+    </w:p>
+    <w:p>
+      <w:pPr>
+        <w:autoSpaceDE w:val="0"/>
+        <w:autoSpaceDN w:val="0"/>
+        <w:adjustRightInd w:val="0"/>
+        <w:jc w:val="left"/>
+        <w:rPr>
+          <w:rFonts w:ascii="Cascadia Mono" w:eastAsiaTheme="minorHAnsi" w:hAnsi="Cascadia Mono" w:cs="Cascadia Mono"/>
+          <w:color w:val="000000"/>
+          <w:sz w:val="19"/>
+          <w:szCs w:val="19"/>
+          <w:highlight w:val="white"/>
+          <w:lang w:eastAsia="en-US"/>
+        </w:rPr>
+      </w:pPr>
+      <w:r>
+        <w:rPr>
+          <w:rFonts w:ascii="Cascadia Mono" w:eastAsiaTheme="minorHAnsi" w:hAnsi="Cascadia Mono" w:cs="Cascadia Mono"/>
+          <w:color w:val="000000"/>
+          <w:sz w:val="19"/>
+          <w:szCs w:val="19"/>
+          <w:highlight w:val="white"/>
+          <w:lang w:eastAsia="en-US"/>
+        </w:rPr>
+        <w:t xml:space="preserve">            </w:t>
+      </w:r>
+      <w:r>
+        <w:rPr>
+          <w:rFonts w:ascii="Cascadia Mono" w:eastAsiaTheme="minorHAnsi" w:hAnsi="Cascadia Mono" w:cs="Cascadia Mono"/>
+          <w:color w:val="008000"/>
+          <w:sz w:val="19"/>
+          <w:szCs w:val="19"/>
+          <w:highlight w:val="white"/>
+          <w:lang w:eastAsia="en-US"/>
+        </w:rPr>
+        <w:t>// В знаменателе добавляем множители 2n и (2n+1)</w:t>
+      </w:r>
+    </w:p>
+    <w:p>
+      <w:pPr>
+        <w:autoSpaceDE w:val="0"/>
+        <w:autoSpaceDN w:val="0"/>
+        <w:adjustRightInd w:val="0"/>
+        <w:jc w:val="left"/>
+        <w:rPr>
+          <w:rFonts w:ascii="Cascadia Mono" w:eastAsiaTheme="minorHAnsi" w:hAnsi="Cascadia Mono" w:cs="Cascadia Mono"/>
+          <w:color w:val="000000"/>
+          <w:sz w:val="19"/>
+          <w:szCs w:val="19"/>
+          <w:highlight w:val="white"/>
+          <w:lang w:eastAsia="en-US"/>
+        </w:rPr>
+      </w:pPr>
+    </w:p>
+    <w:p>
+      <w:pPr>
+        <w:autoSpaceDE w:val="0"/>
+        <w:autoSpaceDN w:val="0"/>
+        <w:adjustRightInd w:val="0"/>
+        <w:jc w:val="left"/>
+        <w:rPr>
+          <w:rFonts w:ascii="Cascadia Mono" w:eastAsiaTheme="minorHAnsi" w:hAnsi="Cascadia Mono" w:cs="Cascadia Mono"/>
+          <w:color w:val="000000"/>
+          <w:sz w:val="19"/>
+          <w:szCs w:val="19"/>
+          <w:highlight w:val="white"/>
+          <w:lang w:val="en-US" w:eastAsia="en-US"/>
+        </w:rPr>
+      </w:pPr>
+      <w:r>
+        <w:rPr>
+          <w:rFonts w:ascii="Cascadia Mono" w:eastAsiaTheme="minorHAnsi" w:hAnsi="Cascadia Mono" w:cs="Cascadia Mono"/>
+          <w:color w:val="000000"/>
+          <w:sz w:val="19"/>
+          <w:szCs w:val="19"/>
+          <w:highlight w:val="white"/>
+          <w:lang w:eastAsia="en-US"/>
+        </w:rPr>
+        <w:t xml:space="preserve">            </w:t>
+      </w:r>
+      <w:r>
+        <w:rPr>
+          <w:rFonts w:ascii="Cascadia Mono" w:eastAsiaTheme="minorHAnsi" w:hAnsi="Cascadia Mono" w:cs="Cascadia Mono"/>
+          <w:color w:val="0000FF"/>
+          <w:sz w:val="19"/>
+          <w:szCs w:val="19"/>
+          <w:highlight w:val="white"/>
+          <w:lang w:val="en-US" w:eastAsia="en-US"/>
+        </w:rPr>
+        <w:t>double</w:t>
+      </w:r>
+      <w:r>
+        <w:rPr>
+          <w:rFonts w:ascii="Cascadia Mono" w:eastAsiaTheme="minorHAnsi" w:hAnsi="Cascadia Mono" w:cs="Cascadia Mono"/>
+          <w:color w:val="000000"/>
+          <w:sz w:val="19"/>
+          <w:szCs w:val="19"/>
+          <w:highlight w:val="white"/>
+          <w:lang w:val="en-US" w:eastAsia="en-US"/>
+        </w:rPr>
+        <w:t xml:space="preserve"> multiplier = ((2 * n - 1) * x * x) / ((2 * n) * (2 * n + 1));</w:t>
+      </w:r>
+    </w:p>
+    <w:p>
+      <w:pPr>
+        <w:autoSpaceDE w:val="0"/>
+        <w:autoSpaceDN w:val="0"/>
+        <w:adjustRightInd w:val="0"/>
+        <w:jc w:val="left"/>
+        <w:rPr>
+          <w:rFonts w:ascii="Cascadia Mono" w:eastAsiaTheme="minorHAnsi" w:hAnsi="Cascadia Mono" w:cs="Cascadia Mono"/>
+          <w:color w:val="000000"/>
+          <w:sz w:val="19"/>
+          <w:szCs w:val="19"/>
+          <w:highlight w:val="white"/>
+          <w:lang w:val="en-US" w:eastAsia="en-US"/>
+        </w:rPr>
+      </w:pPr>
+      <w:r>
+        <w:rPr>
+          <w:rFonts w:ascii="Cascadia Mono" w:eastAsiaTheme="minorHAnsi" w:hAnsi="Cascadia Mono" w:cs="Cascadia Mono"/>
+          <w:color w:val="000000"/>
+          <w:sz w:val="19"/>
+          <w:szCs w:val="19"/>
+          <w:highlight w:val="white"/>
+          <w:lang w:val="en-US" w:eastAsia="en-US"/>
+        </w:rPr>
+        <w:t xml:space="preserve">            currentTerm = currentTerm * multiplier;</w:t>
+      </w:r>
+    </w:p>
+    <w:p>
+      <w:pPr>
+        <w:autoSpaceDE w:val="0"/>
+        <w:autoSpaceDN w:val="0"/>
+        <w:adjustRightInd w:val="0"/>
+        <w:jc w:val="left"/>
+        <w:rPr>
+          <w:rFonts w:ascii="Cascadia Mono" w:eastAsiaTheme="minorHAnsi" w:hAnsi="Cascadia Mono" w:cs="Cascadia Mono"/>
+          <w:color w:val="000000"/>
+          <w:sz w:val="19"/>
+          <w:szCs w:val="19"/>
+          <w:highlight w:val="white"/>
+          <w:lang w:val="en-US" w:eastAsia="en-US"/>
+        </w:rPr>
+      </w:pPr>
+    </w:p>
+    <w:p>
+      <w:pPr>
+        <w:autoSpaceDE w:val="0"/>
+        <w:autoSpaceDN w:val="0"/>
+        <w:adjustRightInd w:val="0"/>
+        <w:jc w:val="left"/>
+        <w:rPr>
+          <w:rFonts w:ascii="Cascadia Mono" w:eastAsiaTheme="minorHAnsi" w:hAnsi="Cascadia Mono" w:cs="Cascadia Mono"/>
+          <w:color w:val="000000"/>
+          <w:sz w:val="19"/>
+          <w:szCs w:val="19"/>
+          <w:highlight w:val="white"/>
+          <w:lang w:val="en-US" w:eastAsia="en-US"/>
+        </w:rPr>
+      </w:pPr>
+      <w:r>
+        <w:rPr>
+          <w:rFonts w:ascii="Cascadia Mono" w:eastAsiaTheme="minorHAnsi" w:hAnsi="Cascadia Mono" w:cs="Cascadia Mono"/>
+          <w:color w:val="000000"/>
+          <w:sz w:val="19"/>
+          <w:szCs w:val="19"/>
+          <w:highlight w:val="white"/>
+          <w:lang w:val="en-US" w:eastAsia="en-US"/>
+        </w:rPr>
+        <w:t xml:space="preserve">            sum += currentTerm;</w:t>
+      </w:r>
+    </w:p>
+    <w:p>
+      <w:pPr>
+        <w:autoSpaceDE w:val="0"/>
+        <w:autoSpaceDN w:val="0"/>
+        <w:adjustRightInd w:val="0"/>
+        <w:jc w:val="left"/>
+        <w:rPr>
+          <w:rFonts w:ascii="Cascadia Mono" w:eastAsiaTheme="minorHAnsi" w:hAnsi="Cascadia Mono" w:cs="Cascadia Mono"/>
+          <w:color w:val="000000"/>
+          <w:sz w:val="19"/>
+          <w:szCs w:val="19"/>
+          <w:highlight w:val="white"/>
+          <w:lang w:eastAsia="en-US"/>
+        </w:rPr>
+      </w:pPr>
+      <w:r>
+        <w:rPr>
+          <w:rFonts w:ascii="Cascadia Mono" w:eastAsiaTheme="minorHAnsi" w:hAnsi="Cascadia Mono" w:cs="Cascadia Mono"/>
+          <w:color w:val="000000"/>
+          <w:sz w:val="19"/>
+          <w:szCs w:val="19"/>
+          <w:highlight w:val="white"/>
+          <w:lang w:val="en-US" w:eastAsia="en-US"/>
+        </w:rPr>
+        <w:t xml:space="preserve">            </w:t>
+      </w:r>
+      <w:r>
+        <w:rPr>
+          <w:rFonts w:ascii="Cascadia Mono" w:eastAsiaTheme="minorHAnsi" w:hAnsi="Cascadia Mono" w:cs="Cascadia Mono"/>
+          <w:color w:val="000000"/>
+          <w:sz w:val="19"/>
+          <w:szCs w:val="19"/>
+          <w:highlight w:val="white"/>
+          <w:lang w:eastAsia="en-US"/>
+        </w:rPr>
+        <w:t>termsCount++;</w:t>
+      </w:r>
+    </w:p>
+    <w:p>
+      <w:pPr>
+        <w:autoSpaceDE w:val="0"/>
+        <w:autoSpaceDN w:val="0"/>
+        <w:adjustRightInd w:val="0"/>
+        <w:jc w:val="left"/>
+        <w:rPr>
+          <w:rFonts w:ascii="Cascadia Mono" w:eastAsiaTheme="minorHAnsi" w:hAnsi="Cascadia Mono" w:cs="Cascadia Mono"/>
+          <w:color w:val="000000"/>
+          <w:sz w:val="19"/>
+          <w:szCs w:val="19"/>
+          <w:highlight w:val="white"/>
+          <w:lang w:eastAsia="en-US"/>
+        </w:rPr>
+      </w:pPr>
+      <w:r>
+        <w:rPr>
+          <w:rFonts w:ascii="Cascadia Mono" w:eastAsiaTheme="minorHAnsi" w:hAnsi="Cascadia Mono" w:cs="Cascadia Mono"/>
+          <w:color w:val="000000"/>
+          <w:sz w:val="19"/>
+          <w:szCs w:val="19"/>
+          <w:highlight w:val="white"/>
+          <w:lang w:eastAsia="en-US"/>
+        </w:rPr>
+        <w:t xml:space="preserve">            n++;</w:t>
+      </w:r>
+    </w:p>
+    <w:p>
+      <w:pPr>
+        <w:autoSpaceDE w:val="0"/>
+        <w:autoSpaceDN w:val="0"/>
+        <w:adjustRightInd w:val="0"/>
+        <w:jc w:val="left"/>
+        <w:rPr>
+          <w:rFonts w:ascii="Cascadia Mono" w:eastAsiaTheme="minorHAnsi" w:hAnsi="Cascadia Mono" w:cs="Cascadia Mono"/>
+          <w:color w:val="000000"/>
+          <w:sz w:val="19"/>
+          <w:szCs w:val="19"/>
+          <w:highlight w:val="white"/>
+          <w:lang w:eastAsia="en-US"/>
+        </w:rPr>
+      </w:pPr>
+      <w:r>
+        <w:rPr>
+          <w:rFonts w:ascii="Cascadia Mono" w:eastAsiaTheme="minorHAnsi" w:hAnsi="Cascadia Mono" w:cs="Cascadia Mono"/>
+          <w:color w:val="000000"/>
+          <w:sz w:val="19"/>
+          <w:szCs w:val="19"/>
+          <w:highlight w:val="white"/>
+          <w:lang w:eastAsia="en-US"/>
+        </w:rPr>
+        <w:t xml:space="preserve">        }</w:t>
+      </w:r>
+    </w:p>
+    <w:p>
+      <w:pPr>
+        <w:autoSpaceDE w:val="0"/>
+        <w:autoSpaceDN w:val="0"/>
+        <w:adjustRightInd w:val="0"/>
+        <w:jc w:val="left"/>
+        <w:rPr>
+          <w:rFonts w:ascii="Cascadia Mono" w:eastAsiaTheme="minorHAnsi" w:hAnsi="Cascadia Mono" w:cs="Cascadia Mono"/>
+          <w:color w:val="000000"/>
+          <w:sz w:val="19"/>
+          <w:szCs w:val="19"/>
+          <w:highlight w:val="white"/>
+          <w:lang w:eastAsia="en-US"/>
+        </w:rPr>
+      </w:pPr>
+    </w:p>
+    <w:p>
+      <w:pPr>
+        <w:autoSpaceDE w:val="0"/>
+        <w:autoSpaceDN w:val="0"/>
+        <w:adjustRightInd w:val="0"/>
+        <w:jc w:val="left"/>
+        <w:rPr>
+          <w:rFonts w:ascii="Cascadia Mono" w:eastAsiaTheme="minorHAnsi" w:hAnsi="Cascadia Mono" w:cs="Cascadia Mono"/>
+          <w:color w:val="000000"/>
+          <w:sz w:val="19"/>
+          <w:szCs w:val="19"/>
+          <w:highlight w:val="white"/>
+          <w:lang w:eastAsia="en-US"/>
+        </w:rPr>
+      </w:pPr>
+      <w:r>
+        <w:rPr>
+          <w:rFonts w:ascii="Cascadia Mono" w:eastAsiaTheme="minorHAnsi" w:hAnsi="Cascadia Mono" w:cs="Cascadia Mono"/>
+          <w:color w:val="000000"/>
+          <w:sz w:val="19"/>
+          <w:szCs w:val="19"/>
+          <w:highlight w:val="white"/>
+          <w:lang w:eastAsia="en-US"/>
+        </w:rPr>
+        <w:t xml:space="preserve">        </w:t>
+      </w:r>
+      <w:r>
+        <w:rPr>
+          <w:rFonts w:ascii="Cascadia Mono" w:eastAsiaTheme="minorHAnsi" w:hAnsi="Cascadia Mono" w:cs="Cascadia Mono"/>
+          <w:color w:val="0000FF"/>
+          <w:sz w:val="19"/>
+          <w:szCs w:val="19"/>
+          <w:highlight w:val="white"/>
+          <w:lang w:eastAsia="en-US"/>
+        </w:rPr>
+        <w:t>return</w:t>
+      </w:r>
+      <w:r>
+        <w:rPr>
+          <w:rFonts w:ascii="Cascadia Mono" w:eastAsiaTheme="minorHAnsi" w:hAnsi="Cascadia Mono" w:cs="Cascadia Mono"/>
+          <w:color w:val="000000"/>
+          <w:sz w:val="19"/>
+          <w:szCs w:val="19"/>
+          <w:highlight w:val="white"/>
+          <w:lang w:eastAsia="en-US"/>
+        </w:rPr>
+        <w:t xml:space="preserve"> sum;</w:t>
+      </w:r>
+    </w:p>
+    <w:p>
+      <w:pPr>
+        <w:autoSpaceDE w:val="0"/>
+        <w:autoSpaceDN w:val="0"/>
+        <w:adjustRightInd w:val="0"/>
+        <w:jc w:val="left"/>
+        <w:rPr>
+          <w:rFonts w:ascii="Cascadia Mono" w:eastAsiaTheme="minorHAnsi" w:hAnsi="Cascadia Mono" w:cs="Cascadia Mono"/>
+          <w:color w:val="000000"/>
+          <w:sz w:val="19"/>
+          <w:szCs w:val="19"/>
+          <w:highlight w:val="white"/>
+          <w:lang w:eastAsia="en-US"/>
+        </w:rPr>
+      </w:pPr>
+      <w:r>
+        <w:rPr>
+          <w:rFonts w:ascii="Cascadia Mono" w:eastAsiaTheme="minorHAnsi" w:hAnsi="Cascadia Mono" w:cs="Cascadia Mono"/>
+          <w:color w:val="000000"/>
+          <w:sz w:val="19"/>
+          <w:szCs w:val="19"/>
+          <w:highlight w:val="white"/>
+          <w:lang w:eastAsia="en-US"/>
+        </w:rPr>
+        <w:t xml:space="preserve">    }</w:t>
+      </w:r>
+    </w:p>
+    <w:p>
+      <w:pPr>
+        <w:autoSpaceDE w:val="0"/>
+        <w:autoSpaceDN w:val="0"/>
+        <w:adjustRightInd w:val="0"/>
+        <w:jc w:val="left"/>
+        <w:rPr>
+          <w:rFonts w:ascii="Cascadia Mono" w:eastAsiaTheme="minorHAnsi" w:hAnsi="Cascadia Mono" w:cs="Cascadia Mono"/>
+          <w:color w:val="000000"/>
+          <w:sz w:val="19"/>
+          <w:szCs w:val="19"/>
+          <w:highlight w:val="white"/>
+          <w:lang w:eastAsia="en-US"/>
+        </w:rPr>
+      </w:pPr>
+    </w:p>
+    <w:p>
+      <w:pPr>
+        <w:autoSpaceDE w:val="0"/>
+        <w:autoSpaceDN w:val="0"/>
+        <w:adjustRightInd w:val="0"/>
+        <w:jc w:val="left"/>
+        <w:rPr>
+          <w:rFonts w:ascii="Cascadia Mono" w:eastAsiaTheme="minorHAnsi" w:hAnsi="Cascadia Mono" w:cs="Cascadia Mono"/>
+          <w:color w:val="000000"/>
+          <w:sz w:val="19"/>
+          <w:szCs w:val="19"/>
+          <w:highlight w:val="white"/>
+          <w:lang w:eastAsia="en-US"/>
+        </w:rPr>
+      </w:pPr>
+      <w:r>
+        <w:rPr>
+          <w:rFonts w:ascii="Cascadia Mono" w:eastAsiaTheme="minorHAnsi" w:hAnsi="Cascadia Mono" w:cs="Cascadia Mono"/>
+          <w:color w:val="000000"/>
+          <w:sz w:val="19"/>
+          <w:szCs w:val="19"/>
+          <w:highlight w:val="white"/>
+          <w:lang w:eastAsia="en-US"/>
+        </w:rPr>
+        <w:t xml:space="preserve">    </w:t>
+      </w:r>
+      <w:r>
+        <w:rPr>
+          <w:rFonts w:ascii="Cascadia Mono" w:eastAsiaTheme="minorHAnsi" w:hAnsi="Cascadia Mono" w:cs="Cascadia Mono"/>
+          <w:color w:val="808080"/>
+          <w:sz w:val="19"/>
+          <w:szCs w:val="19"/>
+          <w:highlight w:val="white"/>
+          <w:lang w:eastAsia="en-US"/>
+        </w:rPr>
+        <w:t>///</w:t>
+      </w:r>
+      <w:r>
+        <w:rPr>
+          <w:rFonts w:ascii="Cascadia Mono" w:eastAsiaTheme="minorHAnsi" w:hAnsi="Cascadia Mono" w:cs="Cascadia Mono"/>
+          <w:color w:val="008000"/>
+          <w:sz w:val="19"/>
+          <w:szCs w:val="19"/>
+          <w:highlight w:val="white"/>
+          <w:lang w:eastAsia="en-US"/>
+        </w:rPr>
+        <w:t xml:space="preserve"> </w:t>
+      </w:r>
+      <w:r>
+        <w:rPr>
+          <w:rFonts w:ascii="Cascadia Mono" w:eastAsiaTheme="minorHAnsi" w:hAnsi="Cascadia Mono" w:cs="Cascadia Mono"/>
+          <w:color w:val="808080"/>
+          <w:sz w:val="19"/>
+          <w:szCs w:val="19"/>
+          <w:highlight w:val="white"/>
+          <w:lang w:eastAsia="en-US"/>
+        </w:rPr>
+        <w:t>&lt;summary&gt;</w:t>
+      </w:r>
+    </w:p>
+    <w:p>
+      <w:pPr>
+        <w:autoSpaceDE w:val="0"/>
+        <w:autoSpaceDN w:val="0"/>
+        <w:adjustRightInd w:val="0"/>
+        <w:jc w:val="left"/>
+        <w:rPr>
+          <w:rFonts w:ascii="Cascadia Mono" w:eastAsiaTheme="minorHAnsi" w:hAnsi="Cascadia Mono" w:cs="Cascadia Mono"/>
+          <w:color w:val="000000"/>
+          <w:sz w:val="19"/>
+          <w:szCs w:val="19"/>
+          <w:highlight w:val="white"/>
+          <w:lang w:eastAsia="en-US"/>
+        </w:rPr>
+      </w:pPr>
+      <w:r>
+        <w:rPr>
+          <w:rFonts w:ascii="Cascadia Mono" w:eastAsiaTheme="minorHAnsi" w:hAnsi="Cascadia Mono" w:cs="Cascadia Mono"/>
+          <w:color w:val="000000"/>
+          <w:sz w:val="19"/>
+          <w:szCs w:val="19"/>
+          <w:highlight w:val="white"/>
+          <w:lang w:eastAsia="en-US"/>
+        </w:rPr>
+        <w:t xml:space="preserve">    </w:t>
+      </w:r>
+      <w:r>
+        <w:rPr>
+          <w:rFonts w:ascii="Cascadia Mono" w:eastAsiaTheme="minorHAnsi" w:hAnsi="Cascadia Mono" w:cs="Cascadia Mono"/>
+          <w:color w:val="808080"/>
+          <w:sz w:val="19"/>
+          <w:szCs w:val="19"/>
+          <w:highlight w:val="white"/>
+          <w:lang w:eastAsia="en-US"/>
+        </w:rPr>
+        <w:t>///</w:t>
+      </w:r>
+      <w:r>
+        <w:rPr>
+          <w:rFonts w:ascii="Cascadia Mono" w:eastAsiaTheme="minorHAnsi" w:hAnsi="Cascadia Mono" w:cs="Cascadia Mono"/>
+          <w:color w:val="008000"/>
+          <w:sz w:val="19"/>
+          <w:szCs w:val="19"/>
+          <w:highlight w:val="white"/>
+          <w:lang w:eastAsia="en-US"/>
+        </w:rPr>
+        <w:t xml:space="preserve"> Отправка результатов в label</w:t>
+      </w:r>
+    </w:p>
+    <w:p>
+      <w:pPr>
+        <w:autoSpaceDE w:val="0"/>
+        <w:autoSpaceDN w:val="0"/>
+        <w:adjustRightInd w:val="0"/>
+        <w:jc w:val="left"/>
+        <w:rPr>
+          <w:rFonts w:ascii="Cascadia Mono" w:eastAsiaTheme="minorHAnsi" w:hAnsi="Cascadia Mono" w:cs="Cascadia Mono"/>
+          <w:color w:val="000000"/>
+          <w:sz w:val="19"/>
+          <w:szCs w:val="19"/>
+          <w:highlight w:val="white"/>
+          <w:lang w:eastAsia="en-US"/>
+        </w:rPr>
+      </w:pPr>
+      <w:r>
+        <w:rPr>
+          <w:rFonts w:ascii="Cascadia Mono" w:eastAsiaTheme="minorHAnsi" w:hAnsi="Cascadia Mono" w:cs="Cascadia Mono"/>
+          <w:color w:val="000000"/>
+          <w:sz w:val="19"/>
+          <w:szCs w:val="19"/>
+          <w:highlight w:val="white"/>
+          <w:lang w:eastAsia="en-US"/>
+        </w:rPr>
+        <w:t xml:space="preserve">    </w:t>
+      </w:r>
+      <w:r>
+        <w:rPr>
+          <w:rFonts w:ascii="Cascadia Mono" w:eastAsiaTheme="minorHAnsi" w:hAnsi="Cascadia Mono" w:cs="Cascadia Mono"/>
+          <w:color w:val="808080"/>
+          <w:sz w:val="19"/>
+          <w:szCs w:val="19"/>
+          <w:highlight w:val="white"/>
+          <w:lang w:eastAsia="en-US"/>
+        </w:rPr>
+        <w:t>///</w:t>
+      </w:r>
+      <w:r>
+        <w:rPr>
+          <w:rFonts w:ascii="Cascadia Mono" w:eastAsiaTheme="minorHAnsi" w:hAnsi="Cascadia Mono" w:cs="Cascadia Mono"/>
+          <w:color w:val="008000"/>
+          <w:sz w:val="19"/>
+          <w:szCs w:val="19"/>
+          <w:highlight w:val="white"/>
+          <w:lang w:eastAsia="en-US"/>
+        </w:rPr>
+        <w:t xml:space="preserve"> </w:t>
+      </w:r>
+      <w:r>
+        <w:rPr>
+          <w:rFonts w:ascii="Cascadia Mono" w:eastAsiaTheme="minorHAnsi" w:hAnsi="Cascadia Mono" w:cs="Cascadia Mono"/>
+          <w:color w:val="808080"/>
+          <w:sz w:val="19"/>
+          <w:szCs w:val="19"/>
+          <w:highlight w:val="white"/>
+          <w:lang w:eastAsia="en-US"/>
+        </w:rPr>
+        <w:t>&lt;/summary&gt;</w:t>
+      </w:r>
+    </w:p>
+    <w:p>
+      <w:pPr>
+        <w:autoSpaceDE w:val="0"/>
+        <w:autoSpaceDN w:val="0"/>
+        <w:adjustRightInd w:val="0"/>
+        <w:jc w:val="left"/>
+        <w:rPr>
+          <w:rFonts w:ascii="Cascadia Mono" w:eastAsiaTheme="minorHAnsi" w:hAnsi="Cascadia Mono" w:cs="Cascadia Mono"/>
+          <w:color w:val="000000"/>
+          <w:sz w:val="19"/>
+          <w:szCs w:val="19"/>
+          <w:highlight w:val="white"/>
+          <w:lang w:val="en-US" w:eastAsia="en-US"/>
+        </w:rPr>
+      </w:pPr>
+      <w:r>
+        <w:rPr>
+          <w:rFonts w:ascii="Cascadia Mono" w:eastAsiaTheme="minorHAnsi" w:hAnsi="Cascadia Mono" w:cs="Cascadia Mono"/>
+          <w:color w:val="000000"/>
+          <w:sz w:val="19"/>
+          <w:szCs w:val="19"/>
+          <w:highlight w:val="white"/>
+          <w:lang w:eastAsia="en-US"/>
+        </w:rPr>
+        <w:t xml:space="preserve">    </w:t>
+      </w:r>
+      <w:r>
+        <w:rPr>
+          <w:rFonts w:ascii="Cascadia Mono" w:eastAsiaTheme="minorHAnsi" w:hAnsi="Cascadia Mono" w:cs="Cascadia Mono"/>
+          <w:color w:val="0000FF"/>
+          <w:sz w:val="19"/>
+          <w:szCs w:val="19"/>
+          <w:highlight w:val="white"/>
+          <w:lang w:val="en-US" w:eastAsia="en-US"/>
+        </w:rPr>
+        <w:t>private</w:t>
+      </w:r>
+      <w:r>
+        <w:rPr>
+          <w:rFonts w:ascii="Cascadia Mono" w:eastAsiaTheme="minorHAnsi" w:hAnsi="Cascadia Mono" w:cs="Cascadia Mono"/>
+          <w:color w:val="000000"/>
+          <w:sz w:val="19"/>
+          <w:szCs w:val="19"/>
+          <w:highlight w:val="white"/>
+          <w:lang w:val="en-US" w:eastAsia="en-US"/>
+        </w:rPr>
+        <w:t xml:space="preserve"> </w:t>
+      </w:r>
+      <w:r>
+        <w:rPr>
+          <w:rFonts w:ascii="Cascadia Mono" w:eastAsiaTheme="minorHAnsi" w:hAnsi="Cascadia Mono" w:cs="Cascadia Mono"/>
+          <w:color w:val="0000FF"/>
+          <w:sz w:val="19"/>
+          <w:szCs w:val="19"/>
+          <w:highlight w:val="white"/>
+          <w:lang w:val="en-US" w:eastAsia="en-US"/>
+        </w:rPr>
+        <w:t>void</w:t>
+      </w:r>
+      <w:r>
+        <w:rPr>
+          <w:rFonts w:ascii="Cascadia Mono" w:eastAsiaTheme="minorHAnsi" w:hAnsi="Cascadia Mono" w:cs="Cascadia Mono"/>
+          <w:color w:val="000000"/>
+          <w:sz w:val="19"/>
+          <w:szCs w:val="19"/>
+          <w:highlight w:val="white"/>
+          <w:lang w:val="en-US" w:eastAsia="en-US"/>
+        </w:rPr>
+        <w:t xml:space="preserve"> SendResult(</w:t>
+      </w:r>
+      <w:r>
+        <w:rPr>
+          <w:rFonts w:ascii="Cascadia Mono" w:eastAsiaTheme="minorHAnsi" w:hAnsi="Cascadia Mono" w:cs="Cascadia Mono"/>
+          <w:color w:val="0000FF"/>
+          <w:sz w:val="19"/>
+          <w:szCs w:val="19"/>
+          <w:highlight w:val="white"/>
+          <w:lang w:val="en-US" w:eastAsia="en-US"/>
+        </w:rPr>
+        <w:t>params</w:t>
+      </w:r>
+      <w:r>
+        <w:rPr>
+          <w:rFonts w:ascii="Cascadia Mono" w:eastAsiaTheme="minorHAnsi" w:hAnsi="Cascadia Mono" w:cs="Cascadia Mono"/>
+          <w:color w:val="000000"/>
+          <w:sz w:val="19"/>
+          <w:szCs w:val="19"/>
+          <w:highlight w:val="white"/>
+          <w:lang w:val="en-US" w:eastAsia="en-US"/>
+        </w:rPr>
+        <w:t xml:space="preserve"> </w:t>
+      </w:r>
+      <w:r>
+        <w:rPr>
+          <w:rFonts w:ascii="Cascadia Mono" w:eastAsiaTheme="minorHAnsi" w:hAnsi="Cascadia Mono" w:cs="Cascadia Mono"/>
+          <w:color w:val="0000FF"/>
+          <w:sz w:val="19"/>
+          <w:szCs w:val="19"/>
+          <w:highlight w:val="white"/>
+          <w:lang w:val="en-US" w:eastAsia="en-US"/>
+        </w:rPr>
+        <w:t>string</w:t>
+      </w:r>
+      <w:r>
+        <w:rPr>
+          <w:rFonts w:ascii="Cascadia Mono" w:eastAsiaTheme="minorHAnsi" w:hAnsi="Cascadia Mono" w:cs="Cascadia Mono"/>
+          <w:color w:val="000000"/>
+          <w:sz w:val="19"/>
+          <w:szCs w:val="19"/>
+          <w:highlight w:val="white"/>
+          <w:lang w:val="en-US" w:eastAsia="en-US"/>
+        </w:rPr>
+        <w:t>[] strs)</w:t>
+      </w:r>
+    </w:p>
+    <w:p>
+      <w:pPr>
+        <w:autoSpaceDE w:val="0"/>
+        <w:autoSpaceDN w:val="0"/>
+        <w:adjustRightInd w:val="0"/>
+        <w:jc w:val="left"/>
+        <w:rPr>
+          <w:rFonts w:ascii="Cascadia Mono" w:eastAsiaTheme="minorHAnsi" w:hAnsi="Cascadia Mono" w:cs="Cascadia Mono"/>
+          <w:color w:val="000000"/>
+          <w:sz w:val="19"/>
+          <w:szCs w:val="19"/>
+          <w:highlight w:val="white"/>
+          <w:lang w:val="en-US" w:eastAsia="en-US"/>
+        </w:rPr>
+      </w:pPr>
+      <w:r>
+        <w:rPr>
+          <w:rFonts w:ascii="Cascadia Mono" w:eastAsiaTheme="minorHAnsi" w:hAnsi="Cascadia Mono" w:cs="Cascadia Mono"/>
+          <w:color w:val="000000"/>
+          <w:sz w:val="19"/>
+          <w:szCs w:val="19"/>
+          <w:highlight w:val="white"/>
+          <w:lang w:val="en-US" w:eastAsia="en-US"/>
         </w:rPr>
         <w:t xml:space="preserve">    {</w:t>
       </w:r>
@@ -6098,77 +7655,110 @@
           <w:sz w:val="19"/>
           <w:szCs w:val="19"/>
           <w:highlight w:val="white"/>
-          <w:lang w:eastAsia="en-US"/>
-        </w:rPr>
-      </w:pPr>
-      <w:r>
-        <w:rPr>
-          <w:rFonts w:ascii="Cascadia Mono" w:eastAsiaTheme="minorHAnsi" w:hAnsi="Cascadia Mono" w:cs="Cascadia Mono"/>
-          <w:color w:val="000000"/>
-          <w:sz w:val="19"/>
-          <w:szCs w:val="19"/>
-          <w:highlight w:val="white"/>
-          <w:lang w:eastAsia="en-US"/>
+          <w:lang w:val="en-US" w:eastAsia="en-US"/>
+        </w:rPr>
+      </w:pPr>
+      <w:r>
+        <w:rPr>
+          <w:rFonts w:ascii="Cascadia Mono" w:eastAsiaTheme="minorHAnsi" w:hAnsi="Cascadia Mono" w:cs="Cascadia Mono"/>
+          <w:color w:val="000000"/>
+          <w:sz w:val="19"/>
+          <w:szCs w:val="19"/>
+          <w:highlight w:val="white"/>
+          <w:lang w:val="en-US" w:eastAsia="en-US"/>
         </w:rPr>
         <w:t xml:space="preserve">        </w:t>
       </w:r>
       <w:r>
         <w:rPr>
           <w:rFonts w:ascii="Cascadia Mono" w:eastAsiaTheme="minorHAnsi" w:hAnsi="Cascadia Mono" w:cs="Cascadia Mono"/>
+          <w:color w:val="2B91AF"/>
+          <w:sz w:val="19"/>
+          <w:szCs w:val="19"/>
+          <w:highlight w:val="white"/>
+          <w:lang w:val="en-US" w:eastAsia="en-US"/>
+        </w:rPr>
+        <w:t>StringBuilder</w:t>
+      </w:r>
+      <w:r>
+        <w:rPr>
+          <w:rFonts w:ascii="Cascadia Mono" w:eastAsiaTheme="minorHAnsi" w:hAnsi="Cascadia Mono" w:cs="Cascadia Mono"/>
+          <w:color w:val="000000"/>
+          <w:sz w:val="19"/>
+          <w:szCs w:val="19"/>
+          <w:highlight w:val="white"/>
+          <w:lang w:val="en-US" w:eastAsia="en-US"/>
+        </w:rPr>
+        <w:t xml:space="preserve"> sb = </w:t>
+      </w:r>
+      <w:r>
+        <w:rPr>
+          <w:rFonts w:ascii="Cascadia Mono" w:eastAsiaTheme="minorHAnsi" w:hAnsi="Cascadia Mono" w:cs="Cascadia Mono"/>
           <w:color w:val="0000FF"/>
           <w:sz w:val="19"/>
           <w:szCs w:val="19"/>
           <w:highlight w:val="white"/>
-          <w:lang w:eastAsia="en-US"/>
-        </w:rPr>
-        <w:t>double</w:t>
-      </w:r>
-      <w:r>
-        <w:rPr>
-          <w:rFonts w:ascii="Cascadia Mono" w:eastAsiaTheme="minorHAnsi" w:hAnsi="Cascadia Mono" w:cs="Cascadia Mono"/>
-          <w:color w:val="000000"/>
-          <w:sz w:val="19"/>
-          <w:szCs w:val="19"/>
-          <w:highlight w:val="white"/>
-          <w:lang w:eastAsia="en-US"/>
-        </w:rPr>
-        <w:t xml:space="preserve"> sum = x;  </w:t>
-      </w:r>
-      <w:r>
-        <w:rPr>
-          <w:rFonts w:ascii="Cascadia Mono" w:eastAsiaTheme="minorHAnsi" w:hAnsi="Cascadia Mono" w:cs="Cascadia Mono"/>
-          <w:color w:val="008000"/>
-          <w:sz w:val="19"/>
-          <w:szCs w:val="19"/>
-          <w:highlight w:val="white"/>
-          <w:lang w:eastAsia="en-US"/>
-        </w:rPr>
-        <w:t>// Начинаем с x (первый член)</w:t>
-      </w:r>
-    </w:p>
-    <w:p>
-      <w:pPr>
-        <w:autoSpaceDE w:val="0"/>
-        <w:autoSpaceDN w:val="0"/>
-        <w:adjustRightInd w:val="0"/>
-        <w:jc w:val="left"/>
-        <w:rPr>
-          <w:rFonts w:ascii="Cascadia Mono" w:eastAsiaTheme="minorHAnsi" w:hAnsi="Cascadia Mono" w:cs="Cascadia Mono"/>
-          <w:color w:val="000000"/>
-          <w:sz w:val="19"/>
-          <w:szCs w:val="19"/>
-          <w:highlight w:val="white"/>
-          <w:lang w:eastAsia="en-US"/>
-        </w:rPr>
-      </w:pPr>
-      <w:r>
-        <w:rPr>
-          <w:rFonts w:ascii="Cascadia Mono" w:eastAsiaTheme="minorHAnsi" w:hAnsi="Cascadia Mono" w:cs="Cascadia Mono"/>
-          <w:color w:val="000000"/>
-          <w:sz w:val="19"/>
-          <w:szCs w:val="19"/>
-          <w:highlight w:val="white"/>
-          <w:lang w:eastAsia="en-US"/>
+          <w:lang w:val="en-US" w:eastAsia="en-US"/>
+        </w:rPr>
+        <w:t>new</w:t>
+      </w:r>
+      <w:r>
+        <w:rPr>
+          <w:rFonts w:ascii="Cascadia Mono" w:eastAsiaTheme="minorHAnsi" w:hAnsi="Cascadia Mono" w:cs="Cascadia Mono"/>
+          <w:color w:val="000000"/>
+          <w:sz w:val="19"/>
+          <w:szCs w:val="19"/>
+          <w:highlight w:val="white"/>
+          <w:lang w:val="en-US" w:eastAsia="en-US"/>
+        </w:rPr>
+        <w:t xml:space="preserve"> </w:t>
+      </w:r>
+      <w:r>
+        <w:rPr>
+          <w:rFonts w:ascii="Cascadia Mono" w:eastAsiaTheme="minorHAnsi" w:hAnsi="Cascadia Mono" w:cs="Cascadia Mono"/>
+          <w:color w:val="2B91AF"/>
+          <w:sz w:val="19"/>
+          <w:szCs w:val="19"/>
+          <w:highlight w:val="white"/>
+          <w:lang w:val="en-US" w:eastAsia="en-US"/>
+        </w:rPr>
+        <w:t>StringBuilder</w:t>
+      </w:r>
+      <w:r>
+        <w:rPr>
+          <w:rFonts w:ascii="Cascadia Mono" w:eastAsiaTheme="minorHAnsi" w:hAnsi="Cascadia Mono" w:cs="Cascadia Mono"/>
+          <w:color w:val="000000"/>
+          <w:sz w:val="19"/>
+          <w:szCs w:val="19"/>
+          <w:highlight w:val="white"/>
+          <w:lang w:val="en-US" w:eastAsia="en-US"/>
+        </w:rPr>
+        <w:t>();</w:t>
+      </w:r>
+    </w:p>
+    <w:p>
+      <w:pPr>
+        <w:autoSpaceDE w:val="0"/>
+        <w:autoSpaceDN w:val="0"/>
+        <w:adjustRightInd w:val="0"/>
+        <w:jc w:val="left"/>
+        <w:rPr>
+          <w:rFonts w:ascii="Cascadia Mono" w:eastAsiaTheme="minorHAnsi" w:hAnsi="Cascadia Mono" w:cs="Cascadia Mono"/>
+          <w:color w:val="000000"/>
+          <w:sz w:val="19"/>
+          <w:szCs w:val="19"/>
+          <w:highlight w:val="white"/>
+          <w:lang w:val="en-US" w:eastAsia="en-US"/>
+        </w:rPr>
+      </w:pPr>
+      <w:r>
+        <w:rPr>
+          <w:rFonts w:ascii="Cascadia Mono" w:eastAsiaTheme="minorHAnsi" w:hAnsi="Cascadia Mono" w:cs="Cascadia Mono"/>
+          <w:color w:val="000000"/>
+          <w:sz w:val="19"/>
+          <w:szCs w:val="19"/>
+          <w:highlight w:val="white"/>
+          <w:lang w:val="en-US" w:eastAsia="en-US"/>
         </w:rPr>
         <w:t xml:space="preserve">        </w:t>
       </w:r>
@@ -6179,112 +7769,20 @@
           <w:sz w:val="19"/>
           <w:szCs w:val="19"/>
           <w:highlight w:val="white"/>
-          <w:lang w:eastAsia="en-US"/>
-        </w:rPr>
-        <w:t>double</w:t>
-      </w:r>
-      <w:r>
-        <w:rPr>
-          <w:rFonts w:ascii="Cascadia Mono" w:eastAsiaTheme="minorHAnsi" w:hAnsi="Cascadia Mono" w:cs="Cascadia Mono"/>
-          <w:color w:val="000000"/>
-          <w:sz w:val="19"/>
-          <w:szCs w:val="19"/>
-          <w:highlight w:val="white"/>
-          <w:lang w:eastAsia="en-US"/>
-        </w:rPr>
-        <w:t xml:space="preserve"> currentTerm = x;  </w:t>
-      </w:r>
-      <w:r>
-        <w:rPr>
-          <w:rFonts w:ascii="Cascadia Mono" w:eastAsiaTheme="minorHAnsi" w:hAnsi="Cascadia Mono" w:cs="Cascadia Mono"/>
-          <w:color w:val="008000"/>
-          <w:sz w:val="19"/>
-          <w:szCs w:val="19"/>
-          <w:highlight w:val="white"/>
-          <w:lang w:eastAsia="en-US"/>
-        </w:rPr>
-        <w:t>// Текущий член ряда (начинаем с первого)</w:t>
-      </w:r>
-    </w:p>
-    <w:p>
-      <w:pPr>
-        <w:autoSpaceDE w:val="0"/>
-        <w:autoSpaceDN w:val="0"/>
-        <w:adjustRightInd w:val="0"/>
-        <w:jc w:val="left"/>
-        <w:rPr>
-          <w:rFonts w:ascii="Cascadia Mono" w:eastAsiaTheme="minorHAnsi" w:hAnsi="Cascadia Mono" w:cs="Cascadia Mono"/>
-          <w:color w:val="000000"/>
-          <w:sz w:val="19"/>
-          <w:szCs w:val="19"/>
-          <w:highlight w:val="white"/>
-          <w:lang w:eastAsia="en-US"/>
-        </w:rPr>
-      </w:pPr>
-      <w:r>
-        <w:rPr>
-          <w:rFonts w:ascii="Cascadia Mono" w:eastAsiaTheme="minorHAnsi" w:hAnsi="Cascadia Mono" w:cs="Cascadia Mono"/>
-          <w:color w:val="000000"/>
-          <w:sz w:val="19"/>
-          <w:szCs w:val="19"/>
-          <w:highlight w:val="white"/>
-          <w:lang w:eastAsia="en-US"/>
-        </w:rPr>
-        <w:t xml:space="preserve">        termsCount = 1;  </w:t>
-      </w:r>
-      <w:r>
-        <w:rPr>
-          <w:rFonts w:ascii="Cascadia Mono" w:eastAsiaTheme="minorHAnsi" w:hAnsi="Cascadia Mono" w:cs="Cascadia Mono"/>
-          <w:color w:val="008000"/>
-          <w:sz w:val="19"/>
-          <w:szCs w:val="19"/>
-          <w:highlight w:val="white"/>
-          <w:lang w:eastAsia="en-US"/>
-        </w:rPr>
-        <w:t>// Уже учли первый член</w:t>
-      </w:r>
-    </w:p>
-    <w:p>
-      <w:pPr>
-        <w:autoSpaceDE w:val="0"/>
-        <w:autoSpaceDN w:val="0"/>
-        <w:adjustRightInd w:val="0"/>
-        <w:jc w:val="left"/>
-        <w:rPr>
-          <w:rFonts w:ascii="Cascadia Mono" w:eastAsiaTheme="minorHAnsi" w:hAnsi="Cascadia Mono" w:cs="Cascadia Mono"/>
-          <w:color w:val="000000"/>
-          <w:sz w:val="19"/>
-          <w:szCs w:val="19"/>
-          <w:highlight w:val="white"/>
-          <w:lang w:eastAsia="en-US"/>
-        </w:rPr>
-      </w:pPr>
-    </w:p>
-    <w:p>
-      <w:pPr>
-        <w:autoSpaceDE w:val="0"/>
-        <w:autoSpaceDN w:val="0"/>
-        <w:adjustRightInd w:val="0"/>
-        <w:jc w:val="left"/>
-        <w:rPr>
-          <w:rFonts w:ascii="Cascadia Mono" w:eastAsiaTheme="minorHAnsi" w:hAnsi="Cascadia Mono" w:cs="Cascadia Mono"/>
-          <w:color w:val="000000"/>
-          <w:sz w:val="19"/>
-          <w:szCs w:val="19"/>
-          <w:highlight w:val="white"/>
-          <w:lang w:eastAsia="en-US"/>
-        </w:rPr>
-      </w:pPr>
-      <w:r>
-        <w:rPr>
-          <w:rFonts w:ascii="Cascadia Mono" w:eastAsiaTheme="minorHAnsi" w:hAnsi="Cascadia Mono" w:cs="Cascadia Mono"/>
-          <w:color w:val="000000"/>
-          <w:sz w:val="19"/>
-          <w:szCs w:val="19"/>
-          <w:highlight w:val="white"/>
-          <w:lang w:eastAsia="en-US"/>
-        </w:rPr>
-        <w:t xml:space="preserve">        </w:t>
+          <w:lang w:val="en-US" w:eastAsia="en-US"/>
+        </w:rPr>
+        <w:t>foreach</w:t>
+      </w:r>
+      <w:r>
+        <w:rPr>
+          <w:rFonts w:ascii="Cascadia Mono" w:eastAsiaTheme="minorHAnsi" w:hAnsi="Cascadia Mono" w:cs="Cascadia Mono"/>
+          <w:color w:val="000000"/>
+          <w:sz w:val="19"/>
+          <w:szCs w:val="19"/>
+          <w:highlight w:val="white"/>
+          <w:lang w:val="en-US" w:eastAsia="en-US"/>
+        </w:rPr>
+        <w:t xml:space="preserve"> (</w:t>
       </w:r>
       <w:r>
         <w:rPr>
@@ -6293,112 +7791,20 @@
           <w:sz w:val="19"/>
           <w:szCs w:val="19"/>
           <w:highlight w:val="white"/>
-          <w:lang w:eastAsia="en-US"/>
-        </w:rPr>
-        <w:t>int</w:t>
-      </w:r>
-      <w:r>
-        <w:rPr>
-          <w:rFonts w:ascii="Cascadia Mono" w:eastAsiaTheme="minorHAnsi" w:hAnsi="Cascadia Mono" w:cs="Cascadia Mono"/>
-          <w:color w:val="000000"/>
-          <w:sz w:val="19"/>
-          <w:szCs w:val="19"/>
-          <w:highlight w:val="white"/>
-          <w:lang w:eastAsia="en-US"/>
-        </w:rPr>
-        <w:t xml:space="preserve"> n = 1;  </w:t>
-      </w:r>
-      <w:r>
-        <w:rPr>
-          <w:rFonts w:ascii="Cascadia Mono" w:eastAsiaTheme="minorHAnsi" w:hAnsi="Cascadia Mono" w:cs="Cascadia Mono"/>
-          <w:color w:val="008000"/>
-          <w:sz w:val="19"/>
-          <w:szCs w:val="19"/>
-          <w:highlight w:val="white"/>
-          <w:lang w:eastAsia="en-US"/>
-        </w:rPr>
-        <w:t>// Начинаем с n=1 для вычисления следующих членов</w:t>
-      </w:r>
-    </w:p>
-    <w:p>
-      <w:pPr>
-        <w:autoSpaceDE w:val="0"/>
-        <w:autoSpaceDN w:val="0"/>
-        <w:adjustRightInd w:val="0"/>
-        <w:jc w:val="left"/>
-        <w:rPr>
-          <w:rFonts w:ascii="Cascadia Mono" w:eastAsiaTheme="minorHAnsi" w:hAnsi="Cascadia Mono" w:cs="Cascadia Mono"/>
-          <w:color w:val="000000"/>
-          <w:sz w:val="19"/>
-          <w:szCs w:val="19"/>
-          <w:highlight w:val="white"/>
-          <w:lang w:eastAsia="en-US"/>
-        </w:rPr>
-      </w:pPr>
-    </w:p>
-    <w:p>
-      <w:pPr>
-        <w:autoSpaceDE w:val="0"/>
-        <w:autoSpaceDN w:val="0"/>
-        <w:adjustRightInd w:val="0"/>
-        <w:jc w:val="left"/>
-        <w:rPr>
-          <w:rFonts w:ascii="Cascadia Mono" w:eastAsiaTheme="minorHAnsi" w:hAnsi="Cascadia Mono" w:cs="Cascadia Mono"/>
-          <w:color w:val="000000"/>
-          <w:sz w:val="19"/>
-          <w:szCs w:val="19"/>
-          <w:highlight w:val="white"/>
-          <w:lang w:eastAsia="en-US"/>
-        </w:rPr>
-      </w:pPr>
-      <w:r>
-        <w:rPr>
-          <w:rFonts w:ascii="Cascadia Mono" w:eastAsiaTheme="minorHAnsi" w:hAnsi="Cascadia Mono" w:cs="Cascadia Mono"/>
-          <w:color w:val="000000"/>
-          <w:sz w:val="19"/>
-          <w:szCs w:val="19"/>
-          <w:highlight w:val="white"/>
-          <w:lang w:eastAsia="en-US"/>
-        </w:rPr>
-        <w:t xml:space="preserve">        </w:t>
-      </w:r>
-      <w:r>
-        <w:rPr>
-          <w:rFonts w:ascii="Cascadia Mono" w:eastAsiaTheme="minorHAnsi" w:hAnsi="Cascadia Mono" w:cs="Cascadia Mono"/>
-          <w:color w:val="008000"/>
-          <w:sz w:val="19"/>
-          <w:szCs w:val="19"/>
-          <w:highlight w:val="white"/>
-          <w:lang w:eastAsia="en-US"/>
-        </w:rPr>
-        <w:t>// Продолжаем, пока текущий член больше точности</w:t>
-      </w:r>
-    </w:p>
-    <w:p>
-      <w:pPr>
-        <w:autoSpaceDE w:val="0"/>
-        <w:autoSpaceDN w:val="0"/>
-        <w:adjustRightInd w:val="0"/>
-        <w:jc w:val="left"/>
-        <w:rPr>
-          <w:rFonts w:ascii="Cascadia Mono" w:eastAsiaTheme="minorHAnsi" w:hAnsi="Cascadia Mono" w:cs="Cascadia Mono"/>
-          <w:color w:val="000000"/>
-          <w:sz w:val="19"/>
-          <w:szCs w:val="19"/>
-          <w:highlight w:val="white"/>
-          <w:lang w:eastAsia="en-US"/>
-        </w:rPr>
-      </w:pPr>
-      <w:r>
-        <w:rPr>
-          <w:rFonts w:ascii="Cascadia Mono" w:eastAsiaTheme="minorHAnsi" w:hAnsi="Cascadia Mono" w:cs="Cascadia Mono"/>
-          <w:color w:val="000000"/>
-          <w:sz w:val="19"/>
-          <w:szCs w:val="19"/>
-          <w:highlight w:val="white"/>
-          <w:lang w:eastAsia="en-US"/>
-        </w:rPr>
-        <w:t xml:space="preserve">        </w:t>
+          <w:lang w:val="en-US" w:eastAsia="en-US"/>
+        </w:rPr>
+        <w:t>string</w:t>
+      </w:r>
+      <w:r>
+        <w:rPr>
+          <w:rFonts w:ascii="Cascadia Mono" w:eastAsiaTheme="minorHAnsi" w:hAnsi="Cascadia Mono" w:cs="Cascadia Mono"/>
+          <w:color w:val="000000"/>
+          <w:sz w:val="19"/>
+          <w:szCs w:val="19"/>
+          <w:highlight w:val="white"/>
+          <w:lang w:val="en-US" w:eastAsia="en-US"/>
+        </w:rPr>
+        <w:t xml:space="preserve"> str </w:t>
       </w:r>
       <w:r>
         <w:rPr>
@@ -6407,78 +7813,45 @@
           <w:sz w:val="19"/>
           <w:szCs w:val="19"/>
           <w:highlight w:val="white"/>
-          <w:lang w:eastAsia="en-US"/>
-        </w:rPr>
-        <w:t>while</w:t>
-      </w:r>
-      <w:r>
-        <w:rPr>
-          <w:rFonts w:ascii="Cascadia Mono" w:eastAsiaTheme="minorHAnsi" w:hAnsi="Cascadia Mono" w:cs="Cascadia Mono"/>
-          <w:color w:val="000000"/>
-          <w:sz w:val="19"/>
-          <w:szCs w:val="19"/>
-          <w:highlight w:val="white"/>
-          <w:lang w:eastAsia="en-US"/>
-        </w:rPr>
-        <w:t xml:space="preserve"> (</w:t>
-      </w:r>
-      <w:r>
-        <w:rPr>
-          <w:rFonts w:ascii="Cascadia Mono" w:eastAsiaTheme="minorHAnsi" w:hAnsi="Cascadia Mono" w:cs="Cascadia Mono"/>
-          <w:color w:val="2B91AF"/>
-          <w:sz w:val="19"/>
-          <w:szCs w:val="19"/>
-          <w:highlight w:val="white"/>
-          <w:lang w:eastAsia="en-US"/>
-        </w:rPr>
-        <w:t>Math</w:t>
-      </w:r>
-      <w:r>
-        <w:rPr>
-          <w:rFonts w:ascii="Cascadia Mono" w:eastAsiaTheme="minorHAnsi" w:hAnsi="Cascadia Mono" w:cs="Cascadia Mono"/>
-          <w:color w:val="000000"/>
-          <w:sz w:val="19"/>
-          <w:szCs w:val="19"/>
-          <w:highlight w:val="white"/>
-          <w:lang w:eastAsia="en-US"/>
-        </w:rPr>
-        <w:t xml:space="preserve">.Abs(currentTerm) &gt;= epsilon &amp;&amp; termsCount &lt; 1000) </w:t>
-      </w:r>
-      <w:r>
-        <w:rPr>
-          <w:rFonts w:ascii="Cascadia Mono" w:eastAsiaTheme="minorHAnsi" w:hAnsi="Cascadia Mono" w:cs="Cascadia Mono"/>
-          <w:color w:val="008000"/>
-          <w:sz w:val="19"/>
-          <w:szCs w:val="19"/>
-          <w:highlight w:val="white"/>
-          <w:lang w:eastAsia="en-US"/>
-        </w:rPr>
-        <w:t>// Защита от бесконечного цикла</w:t>
-      </w:r>
-    </w:p>
-    <w:p>
-      <w:pPr>
-        <w:autoSpaceDE w:val="0"/>
-        <w:autoSpaceDN w:val="0"/>
-        <w:adjustRightInd w:val="0"/>
-        <w:jc w:val="left"/>
-        <w:rPr>
-          <w:rFonts w:ascii="Cascadia Mono" w:eastAsiaTheme="minorHAnsi" w:hAnsi="Cascadia Mono" w:cs="Cascadia Mono"/>
-          <w:color w:val="000000"/>
-          <w:sz w:val="19"/>
-          <w:szCs w:val="19"/>
-          <w:highlight w:val="white"/>
-          <w:lang w:eastAsia="en-US"/>
-        </w:rPr>
-      </w:pPr>
-      <w:r>
-        <w:rPr>
-          <w:rFonts w:ascii="Cascadia Mono" w:eastAsiaTheme="minorHAnsi" w:hAnsi="Cascadia Mono" w:cs="Cascadia Mono"/>
-          <w:color w:val="000000"/>
-          <w:sz w:val="19"/>
-          <w:szCs w:val="19"/>
-          <w:highlight w:val="white"/>
-          <w:lang w:eastAsia="en-US"/>
+          <w:lang w:val="en-US" w:eastAsia="en-US"/>
+        </w:rPr>
+        <w:t>in</w:t>
+      </w:r>
+      <w:r>
+        <w:rPr>
+          <w:rFonts w:ascii="Cascadia Mono" w:eastAsiaTheme="minorHAnsi" w:hAnsi="Cascadia Mono" w:cs="Cascadia Mono"/>
+          <w:color w:val="000000"/>
+          <w:sz w:val="19"/>
+          <w:szCs w:val="19"/>
+          <w:highlight w:val="white"/>
+          <w:lang w:val="en-US" w:eastAsia="en-US"/>
+        </w:rPr>
+        <w:t xml:space="preserve"> strs)</w:t>
+      </w:r>
+    </w:p>
+    <w:p>
+      <w:pPr>
+        <w:autoSpaceDE w:val="0"/>
+        <w:autoSpaceDN w:val="0"/>
+        <w:adjustRightInd w:val="0"/>
+        <w:jc w:val="left"/>
+        <w:rPr>
+          <w:rFonts w:ascii="Cascadia Mono" w:eastAsiaTheme="minorHAnsi" w:hAnsi="Cascadia Mono" w:cs="Cascadia Mono"/>
+          <w:color w:val="000000"/>
+          <w:sz w:val="19"/>
+          <w:szCs w:val="19"/>
+          <w:highlight w:val="white"/>
+          <w:lang w:val="en-US" w:eastAsia="en-US"/>
+        </w:rPr>
+      </w:pPr>
+      <w:r>
+        <w:rPr>
+          <w:rFonts w:ascii="Cascadia Mono" w:eastAsiaTheme="minorHAnsi" w:hAnsi="Cascadia Mono" w:cs="Cascadia Mono"/>
+          <w:color w:val="000000"/>
+          <w:sz w:val="19"/>
+          <w:szCs w:val="19"/>
+          <w:highlight w:val="white"/>
+          <w:lang w:val="en-US" w:eastAsia="en-US"/>
         </w:rPr>
         <w:t xml:space="preserve">        {</w:t>
       </w:r>
@@ -6495,1163 +7868,17 @@
           <w:sz w:val="19"/>
           <w:szCs w:val="19"/>
           <w:highlight w:val="white"/>
-          <w:lang w:eastAsia="en-US"/>
-        </w:rPr>
-      </w:pPr>
-      <w:r>
-        <w:rPr>
-          <w:rFonts w:ascii="Cascadia Mono" w:eastAsiaTheme="minorHAnsi" w:hAnsi="Cascadia Mono" w:cs="Cascadia Mono"/>
-          <w:color w:val="000000"/>
-          <w:sz w:val="19"/>
-          <w:szCs w:val="19"/>
-          <w:highlight w:val="white"/>
-          <w:lang w:eastAsia="en-US"/>
-        </w:rPr>
-        <w:t xml:space="preserve">            </w:t>
-      </w:r>
-      <w:r>
-        <w:rPr>
-          <w:rFonts w:ascii="Cascadia Mono" w:eastAsiaTheme="minorHAnsi" w:hAnsi="Cascadia Mono" w:cs="Cascadia Mono"/>
-          <w:color w:val="008000"/>
-          <w:sz w:val="19"/>
-          <w:szCs w:val="19"/>
-          <w:highlight w:val="white"/>
-          <w:lang w:eastAsia="en-US"/>
-        </w:rPr>
-        <w:t>// Вычисляем следующий член по рекуррентной формуле</w:t>
-      </w:r>
-    </w:p>
-    <w:p>
-      <w:pPr>
-        <w:autoSpaceDE w:val="0"/>
-        <w:autoSpaceDN w:val="0"/>
-        <w:adjustRightInd w:val="0"/>
-        <w:jc w:val="left"/>
-        <w:rPr>
-          <w:rFonts w:ascii="Cascadia Mono" w:eastAsiaTheme="minorHAnsi" w:hAnsi="Cascadia Mono" w:cs="Cascadia Mono"/>
-          <w:color w:val="000000"/>
-          <w:sz w:val="19"/>
-          <w:szCs w:val="19"/>
-          <w:highlight w:val="white"/>
-          <w:lang w:eastAsia="en-US"/>
-        </w:rPr>
-      </w:pPr>
-      <w:r>
-        <w:rPr>
-          <w:rFonts w:ascii="Cascadia Mono" w:eastAsiaTheme="minorHAnsi" w:hAnsi="Cascadia Mono" w:cs="Cascadia Mono"/>
-          <w:color w:val="000000"/>
-          <w:sz w:val="19"/>
-          <w:szCs w:val="19"/>
-          <w:highlight w:val="white"/>
-          <w:lang w:eastAsia="en-US"/>
-        </w:rPr>
-        <w:t xml:space="preserve">            </w:t>
-      </w:r>
-      <w:r>
-        <w:rPr>
-          <w:rFonts w:ascii="Cascadia Mono" w:eastAsiaTheme="minorHAnsi" w:hAnsi="Cascadia Mono" w:cs="Cascadia Mono"/>
-          <w:color w:val="008000"/>
-          <w:sz w:val="19"/>
-          <w:szCs w:val="19"/>
-          <w:highlight w:val="white"/>
-          <w:lang w:eastAsia="en-US"/>
-        </w:rPr>
-        <w:t>// a_{n} = a_{n-1} * ( (2n-1) * x^2 ) / (2n * (2n+1)) * (знак остается тем же)</w:t>
-      </w:r>
-    </w:p>
-    <w:p>
-      <w:pPr>
-        <w:autoSpaceDE w:val="0"/>
-        <w:autoSpaceDN w:val="0"/>
-        <w:adjustRightInd w:val="0"/>
-        <w:jc w:val="left"/>
-        <w:rPr>
-          <w:rFonts w:ascii="Cascadia Mono" w:eastAsiaTheme="minorHAnsi" w:hAnsi="Cascadia Mono" w:cs="Cascadia Mono"/>
-          <w:color w:val="000000"/>
-          <w:sz w:val="19"/>
-          <w:szCs w:val="19"/>
-          <w:highlight w:val="white"/>
-          <w:lang w:eastAsia="en-US"/>
-        </w:rPr>
-      </w:pPr>
-    </w:p>
-    <w:p>
-      <w:pPr>
-        <w:autoSpaceDE w:val="0"/>
-        <w:autoSpaceDN w:val="0"/>
-        <w:adjustRightInd w:val="0"/>
-        <w:jc w:val="left"/>
-        <w:rPr>
-          <w:rFonts w:ascii="Cascadia Mono" w:eastAsiaTheme="minorHAnsi" w:hAnsi="Cascadia Mono" w:cs="Cascadia Mono"/>
-          <w:color w:val="000000"/>
-          <w:sz w:val="19"/>
-          <w:szCs w:val="19"/>
-          <w:highlight w:val="white"/>
-          <w:lang w:eastAsia="en-US"/>
-        </w:rPr>
-      </w:pPr>
-      <w:r>
-        <w:rPr>
-          <w:rFonts w:ascii="Cascadia Mono" w:eastAsiaTheme="minorHAnsi" w:hAnsi="Cascadia Mono" w:cs="Cascadia Mono"/>
-          <w:color w:val="000000"/>
-          <w:sz w:val="19"/>
-          <w:szCs w:val="19"/>
-          <w:highlight w:val="white"/>
-          <w:lang w:eastAsia="en-US"/>
-        </w:rPr>
-        <w:t xml:space="preserve">            </w:t>
-      </w:r>
-      <w:r>
-        <w:rPr>
-          <w:rFonts w:ascii="Cascadia Mono" w:eastAsiaTheme="minorHAnsi" w:hAnsi="Cascadia Mono" w:cs="Cascadia Mono"/>
-          <w:color w:val="008000"/>
-          <w:sz w:val="19"/>
-          <w:szCs w:val="19"/>
-          <w:highlight w:val="white"/>
-          <w:lang w:eastAsia="en-US"/>
-        </w:rPr>
-        <w:t>// Более точно: переход от члена с индексом n-1 к члену с индексом n</w:t>
-      </w:r>
-    </w:p>
-    <w:p>
-      <w:pPr>
-        <w:autoSpaceDE w:val="0"/>
-        <w:autoSpaceDN w:val="0"/>
-        <w:adjustRightInd w:val="0"/>
-        <w:jc w:val="left"/>
-        <w:rPr>
-          <w:rFonts w:ascii="Cascadia Mono" w:eastAsiaTheme="minorHAnsi" w:hAnsi="Cascadia Mono" w:cs="Cascadia Mono"/>
-          <w:color w:val="000000"/>
-          <w:sz w:val="19"/>
-          <w:szCs w:val="19"/>
-          <w:highlight w:val="white"/>
-          <w:lang w:eastAsia="en-US"/>
-        </w:rPr>
-      </w:pPr>
-      <w:r>
-        <w:rPr>
-          <w:rFonts w:ascii="Cascadia Mono" w:eastAsiaTheme="minorHAnsi" w:hAnsi="Cascadia Mono" w:cs="Cascadia Mono"/>
-          <w:color w:val="000000"/>
-          <w:sz w:val="19"/>
-          <w:szCs w:val="19"/>
-          <w:highlight w:val="white"/>
-          <w:lang w:eastAsia="en-US"/>
-        </w:rPr>
-        <w:t xml:space="preserve">            </w:t>
-      </w:r>
-      <w:r>
-        <w:rPr>
-          <w:rFonts w:ascii="Cascadia Mono" w:eastAsiaTheme="minorHAnsi" w:hAnsi="Cascadia Mono" w:cs="Cascadia Mono"/>
-          <w:color w:val="008000"/>
-          <w:sz w:val="19"/>
-          <w:szCs w:val="19"/>
-          <w:highlight w:val="white"/>
-          <w:lang w:eastAsia="en-US"/>
-        </w:rPr>
-        <w:t>// Для n=1 (второй член): a₁ = a₀ * (1 * x²) / (2 * 3) = x * x²/6 = x³/6, что соответствует ряду: x³/(2·3)</w:t>
-      </w:r>
-    </w:p>
-    <w:p>
-      <w:pPr>
-        <w:autoSpaceDE w:val="0"/>
-        <w:autoSpaceDN w:val="0"/>
-        <w:adjustRightInd w:val="0"/>
-        <w:jc w:val="left"/>
-        <w:rPr>
-          <w:rFonts w:ascii="Cascadia Mono" w:eastAsiaTheme="minorHAnsi" w:hAnsi="Cascadia Mono" w:cs="Cascadia Mono"/>
-          <w:color w:val="000000"/>
-          <w:sz w:val="19"/>
-          <w:szCs w:val="19"/>
-          <w:highlight w:val="white"/>
-          <w:lang w:eastAsia="en-US"/>
-        </w:rPr>
-      </w:pPr>
-      <w:r>
-        <w:rPr>
-          <w:rFonts w:ascii="Cascadia Mono" w:eastAsiaTheme="minorHAnsi" w:hAnsi="Cascadia Mono" w:cs="Cascadia Mono"/>
-          <w:color w:val="000000"/>
-          <w:sz w:val="19"/>
-          <w:szCs w:val="19"/>
-          <w:highlight w:val="white"/>
-          <w:lang w:eastAsia="en-US"/>
-        </w:rPr>
-        <w:t xml:space="preserve">            </w:t>
-      </w:r>
-      <w:r>
-        <w:rPr>
-          <w:rFonts w:ascii="Cascadia Mono" w:eastAsiaTheme="minorHAnsi" w:hAnsi="Cascadia Mono" w:cs="Cascadia Mono"/>
-          <w:color w:val="008000"/>
-          <w:sz w:val="19"/>
-          <w:szCs w:val="19"/>
-          <w:highlight w:val="white"/>
-          <w:lang w:eastAsia="en-US"/>
-        </w:rPr>
-        <w:t>// Для n=2 (третий член): a₂ = a₁ * (3 * x²) / (4 * 5) = (x³/6) * (3x²/20) = (1·3·x⁵)/(2·4·5)</w:t>
-      </w:r>
-    </w:p>
-    <w:p>
-      <w:pPr>
-        <w:autoSpaceDE w:val="0"/>
-        <w:autoSpaceDN w:val="0"/>
-        <w:adjustRightInd w:val="0"/>
-        <w:jc w:val="left"/>
-        <w:rPr>
-          <w:rFonts w:ascii="Cascadia Mono" w:eastAsiaTheme="minorHAnsi" w:hAnsi="Cascadia Mono" w:cs="Cascadia Mono"/>
-          <w:color w:val="000000"/>
-          <w:sz w:val="19"/>
-          <w:szCs w:val="19"/>
-          <w:highlight w:val="white"/>
-          <w:lang w:eastAsia="en-US"/>
-        </w:rPr>
-      </w:pPr>
-    </w:p>
-    <w:p>
-      <w:pPr>
-        <w:autoSpaceDE w:val="0"/>
-        <w:autoSpaceDN w:val="0"/>
-        <w:adjustRightInd w:val="0"/>
-        <w:jc w:val="left"/>
-        <w:rPr>
-          <w:rFonts w:ascii="Cascadia Mono" w:eastAsiaTheme="minorHAnsi" w:hAnsi="Cascadia Mono" w:cs="Cascadia Mono"/>
-          <w:color w:val="000000"/>
-          <w:sz w:val="19"/>
-          <w:szCs w:val="19"/>
-          <w:highlight w:val="white"/>
-          <w:lang w:eastAsia="en-US"/>
-        </w:rPr>
-      </w:pPr>
-      <w:r>
-        <w:rPr>
-          <w:rFonts w:ascii="Cascadia Mono" w:eastAsiaTheme="minorHAnsi" w:hAnsi="Cascadia Mono" w:cs="Cascadia Mono"/>
-          <w:color w:val="000000"/>
-          <w:sz w:val="19"/>
-          <w:szCs w:val="19"/>
-          <w:highlight w:val="white"/>
-          <w:lang w:eastAsia="en-US"/>
-        </w:rPr>
-        <w:t xml:space="preserve">            </w:t>
-      </w:r>
-      <w:r>
-        <w:rPr>
-          <w:rFonts w:ascii="Cascadia Mono" w:eastAsiaTheme="minorHAnsi" w:hAnsi="Cascadia Mono" w:cs="Cascadia Mono"/>
-          <w:color w:val="008000"/>
-          <w:sz w:val="19"/>
-          <w:szCs w:val="19"/>
-          <w:highlight w:val="white"/>
-          <w:lang w:eastAsia="en-US"/>
-        </w:rPr>
-        <w:t>// В числителе добавляем множитель (2n-1)</w:t>
-      </w:r>
-    </w:p>
-    <w:p>
-      <w:pPr>
-        <w:autoSpaceDE w:val="0"/>
-        <w:autoSpaceDN w:val="0"/>
-        <w:adjustRightInd w:val="0"/>
-        <w:jc w:val="left"/>
-        <w:rPr>
-          <w:rFonts w:ascii="Cascadia Mono" w:eastAsiaTheme="minorHAnsi" w:hAnsi="Cascadia Mono" w:cs="Cascadia Mono"/>
-          <w:color w:val="000000"/>
-          <w:sz w:val="19"/>
-          <w:szCs w:val="19"/>
-          <w:highlight w:val="white"/>
-          <w:lang w:eastAsia="en-US"/>
-        </w:rPr>
-      </w:pPr>
-      <w:r>
-        <w:rPr>
-          <w:rFonts w:ascii="Cascadia Mono" w:eastAsiaTheme="minorHAnsi" w:hAnsi="Cascadia Mono" w:cs="Cascadia Mono"/>
-          <w:color w:val="000000"/>
-          <w:sz w:val="19"/>
-          <w:szCs w:val="19"/>
-          <w:highlight w:val="white"/>
-          <w:lang w:eastAsia="en-US"/>
-        </w:rPr>
-        <w:t xml:space="preserve">            </w:t>
-      </w:r>
-      <w:r>
-        <w:rPr>
-          <w:rFonts w:ascii="Cascadia Mono" w:eastAsiaTheme="minorHAnsi" w:hAnsi="Cascadia Mono" w:cs="Cascadia Mono"/>
-          <w:color w:val="008000"/>
-          <w:sz w:val="19"/>
-          <w:szCs w:val="19"/>
-          <w:highlight w:val="white"/>
-          <w:lang w:eastAsia="en-US"/>
-        </w:rPr>
-        <w:t>// В знаменателе добавляем множители 2n и (2n+1)</w:t>
-      </w:r>
-    </w:p>
-    <w:p>
-      <w:pPr>
-        <w:autoSpaceDE w:val="0"/>
-        <w:autoSpaceDN w:val="0"/>
-        <w:adjustRightInd w:val="0"/>
-        <w:jc w:val="left"/>
-        <w:rPr>
-          <w:rFonts w:ascii="Cascadia Mono" w:eastAsiaTheme="minorHAnsi" w:hAnsi="Cascadia Mono" w:cs="Cascadia Mono"/>
-          <w:color w:val="000000"/>
-          <w:sz w:val="19"/>
-          <w:szCs w:val="19"/>
-          <w:highlight w:val="white"/>
-          <w:lang w:eastAsia="en-US"/>
-        </w:rPr>
-      </w:pPr>
-    </w:p>
-    <w:p>
-      <w:pPr>
-        <w:autoSpaceDE w:val="0"/>
-        <w:autoSpaceDN w:val="0"/>
-        <w:adjustRightInd w:val="0"/>
-        <w:jc w:val="left"/>
-        <w:rPr>
-          <w:rFonts w:ascii="Cascadia Mono" w:eastAsiaTheme="minorHAnsi" w:hAnsi="Cascadia Mono" w:cs="Cascadia Mono"/>
-          <w:color w:val="000000"/>
-          <w:sz w:val="19"/>
-          <w:szCs w:val="19"/>
-          <w:highlight w:val="white"/>
-          <w:lang w:eastAsia="en-US"/>
-        </w:rPr>
-      </w:pPr>
-      <w:r>
-        <w:rPr>
-          <w:rFonts w:ascii="Cascadia Mono" w:eastAsiaTheme="minorHAnsi" w:hAnsi="Cascadia Mono" w:cs="Cascadia Mono"/>
-          <w:color w:val="000000"/>
-          <w:sz w:val="19"/>
-          <w:szCs w:val="19"/>
-          <w:highlight w:val="white"/>
-          <w:lang w:eastAsia="en-US"/>
-        </w:rPr>
-        <w:t xml:space="preserve">            </w:t>
-      </w:r>
-      <w:r>
-        <w:rPr>
-          <w:rFonts w:ascii="Cascadia Mono" w:eastAsiaTheme="minorHAnsi" w:hAnsi="Cascadia Mono" w:cs="Cascadia Mono"/>
-          <w:color w:val="0000FF"/>
-          <w:sz w:val="19"/>
-          <w:szCs w:val="19"/>
-          <w:highlight w:val="white"/>
-          <w:lang w:eastAsia="en-US"/>
-        </w:rPr>
-        <w:t>double</w:t>
-      </w:r>
-      <w:r>
-        <w:rPr>
-          <w:rFonts w:ascii="Cascadia Mono" w:eastAsiaTheme="minorHAnsi" w:hAnsi="Cascadia Mono" w:cs="Cascadia Mono"/>
-          <w:color w:val="000000"/>
-          <w:sz w:val="19"/>
-          <w:szCs w:val="19"/>
-          <w:highlight w:val="white"/>
-          <w:lang w:eastAsia="en-US"/>
-        </w:rPr>
-        <w:t xml:space="preserve"> multiplier = ((2 * n - 1) * x * x) / ((2 * n) * (2 * n + 1));</w:t>
-      </w:r>
-    </w:p>
-    <w:p>
-      <w:pPr>
-        <w:autoSpaceDE w:val="0"/>
-        <w:autoSpaceDN w:val="0"/>
-        <w:adjustRightInd w:val="0"/>
-        <w:jc w:val="left"/>
-        <w:rPr>
-          <w:rFonts w:ascii="Cascadia Mono" w:eastAsiaTheme="minorHAnsi" w:hAnsi="Cascadia Mono" w:cs="Cascadia Mono"/>
-          <w:color w:val="000000"/>
-          <w:sz w:val="19"/>
-          <w:szCs w:val="19"/>
-          <w:highlight w:val="white"/>
-          <w:lang w:eastAsia="en-US"/>
-        </w:rPr>
-      </w:pPr>
-      <w:r>
-        <w:rPr>
-          <w:rFonts w:ascii="Cascadia Mono" w:eastAsiaTheme="minorHAnsi" w:hAnsi="Cascadia Mono" w:cs="Cascadia Mono"/>
-          <w:color w:val="000000"/>
-          <w:sz w:val="19"/>
-          <w:szCs w:val="19"/>
-          <w:highlight w:val="white"/>
-          <w:lang w:eastAsia="en-US"/>
-        </w:rPr>
-        <w:t xml:space="preserve">            currentTerm = currentTerm * multiplier;</w:t>
-      </w:r>
-    </w:p>
-    <w:p>
-      <w:pPr>
-        <w:autoSpaceDE w:val="0"/>
-        <w:autoSpaceDN w:val="0"/>
-        <w:adjustRightInd w:val="0"/>
-        <w:jc w:val="left"/>
-        <w:rPr>
-          <w:rFonts w:ascii="Cascadia Mono" w:eastAsiaTheme="minorHAnsi" w:hAnsi="Cascadia Mono" w:cs="Cascadia Mono"/>
-          <w:color w:val="000000"/>
-          <w:sz w:val="19"/>
-          <w:szCs w:val="19"/>
-          <w:highlight w:val="white"/>
-          <w:lang w:eastAsia="en-US"/>
-        </w:rPr>
-      </w:pPr>
-    </w:p>
-    <w:p>
-      <w:pPr>
-        <w:autoSpaceDE w:val="0"/>
-        <w:autoSpaceDN w:val="0"/>
-        <w:adjustRightInd w:val="0"/>
-        <w:jc w:val="left"/>
-        <w:rPr>
-          <w:rFonts w:ascii="Cascadia Mono" w:eastAsiaTheme="minorHAnsi" w:hAnsi="Cascadia Mono" w:cs="Cascadia Mono"/>
-          <w:color w:val="000000"/>
-          <w:sz w:val="19"/>
-          <w:szCs w:val="19"/>
-          <w:highlight w:val="white"/>
-          <w:lang w:eastAsia="en-US"/>
-        </w:rPr>
-      </w:pPr>
-      <w:r>
-        <w:rPr>
-          <w:rFonts w:ascii="Cascadia Mono" w:eastAsiaTheme="minorHAnsi" w:hAnsi="Cascadia Mono" w:cs="Cascadia Mono"/>
-          <w:color w:val="000000"/>
-          <w:sz w:val="19"/>
-          <w:szCs w:val="19"/>
-          <w:highlight w:val="white"/>
-          <w:lang w:eastAsia="en-US"/>
-        </w:rPr>
-        <w:t xml:space="preserve">            sum += currentTerm;</w:t>
-      </w:r>
-    </w:p>
-    <w:p>
-      <w:pPr>
-        <w:autoSpaceDE w:val="0"/>
-        <w:autoSpaceDN w:val="0"/>
-        <w:adjustRightInd w:val="0"/>
-        <w:jc w:val="left"/>
-        <w:rPr>
-          <w:rFonts w:ascii="Cascadia Mono" w:eastAsiaTheme="minorHAnsi" w:hAnsi="Cascadia Mono" w:cs="Cascadia Mono"/>
-          <w:color w:val="000000"/>
-          <w:sz w:val="19"/>
-          <w:szCs w:val="19"/>
-          <w:highlight w:val="white"/>
-          <w:lang w:eastAsia="en-US"/>
-        </w:rPr>
-      </w:pPr>
-      <w:r>
-        <w:rPr>
-          <w:rFonts w:ascii="Cascadia Mono" w:eastAsiaTheme="minorHAnsi" w:hAnsi="Cascadia Mono" w:cs="Cascadia Mono"/>
-          <w:color w:val="000000"/>
-          <w:sz w:val="19"/>
-          <w:szCs w:val="19"/>
-          <w:highlight w:val="white"/>
-          <w:lang w:eastAsia="en-US"/>
-        </w:rPr>
-        <w:t xml:space="preserve">            termsCount++;</w:t>
-      </w:r>
-    </w:p>
-    <w:p>
-      <w:pPr>
-        <w:autoSpaceDE w:val="0"/>
-        <w:autoSpaceDN w:val="0"/>
-        <w:adjustRightInd w:val="0"/>
-        <w:jc w:val="left"/>
-        <w:rPr>
-          <w:rFonts w:ascii="Cascadia Mono" w:eastAsiaTheme="minorHAnsi" w:hAnsi="Cascadia Mono" w:cs="Cascadia Mono"/>
-          <w:color w:val="000000"/>
-          <w:sz w:val="19"/>
-          <w:szCs w:val="19"/>
-          <w:highlight w:val="white"/>
-          <w:lang w:eastAsia="en-US"/>
-        </w:rPr>
-      </w:pPr>
-      <w:r>
-        <w:rPr>
-          <w:rFonts w:ascii="Cascadia Mono" w:eastAsiaTheme="minorHAnsi" w:hAnsi="Cascadia Mono" w:cs="Cascadia Mono"/>
-          <w:color w:val="000000"/>
-          <w:sz w:val="19"/>
-          <w:szCs w:val="19"/>
-          <w:highlight w:val="white"/>
-          <w:lang w:eastAsia="en-US"/>
-        </w:rPr>
-        <w:t xml:space="preserve">            n++;</w:t>
-      </w:r>
-    </w:p>
-    <w:p>
-      <w:pPr>
-        <w:autoSpaceDE w:val="0"/>
-        <w:autoSpaceDN w:val="0"/>
-        <w:adjustRightInd w:val="0"/>
-        <w:jc w:val="left"/>
-        <w:rPr>
-          <w:rFonts w:ascii="Cascadia Mono" w:eastAsiaTheme="minorHAnsi" w:hAnsi="Cascadia Mono" w:cs="Cascadia Mono"/>
-          <w:color w:val="000000"/>
-          <w:sz w:val="19"/>
-          <w:szCs w:val="19"/>
-          <w:highlight w:val="white"/>
-          <w:lang w:eastAsia="en-US"/>
-        </w:rPr>
-      </w:pPr>
-      <w:r>
-        <w:rPr>
-          <w:rFonts w:ascii="Cascadia Mono" w:eastAsiaTheme="minorHAnsi" w:hAnsi="Cascadia Mono" w:cs="Cascadia Mono"/>
-          <w:color w:val="000000"/>
-          <w:sz w:val="19"/>
-          <w:szCs w:val="19"/>
-          <w:highlight w:val="white"/>
-          <w:lang w:eastAsia="en-US"/>
-        </w:rPr>
-        <w:t xml:space="preserve">        }</w:t>
-      </w:r>
-    </w:p>
-    <w:p>
-      <w:pPr>
-        <w:autoSpaceDE w:val="0"/>
-        <w:autoSpaceDN w:val="0"/>
-        <w:adjustRightInd w:val="0"/>
-        <w:jc w:val="left"/>
-        <w:rPr>
-          <w:rFonts w:ascii="Cascadia Mono" w:eastAsiaTheme="minorHAnsi" w:hAnsi="Cascadia Mono" w:cs="Cascadia Mono"/>
-          <w:color w:val="000000"/>
-          <w:sz w:val="19"/>
-          <w:szCs w:val="19"/>
-          <w:highlight w:val="white"/>
-          <w:lang w:eastAsia="en-US"/>
-        </w:rPr>
-      </w:pPr>
-    </w:p>
-    <w:p>
-      <w:pPr>
-        <w:autoSpaceDE w:val="0"/>
-        <w:autoSpaceDN w:val="0"/>
-        <w:adjustRightInd w:val="0"/>
-        <w:jc w:val="left"/>
-        <w:rPr>
-          <w:rFonts w:ascii="Cascadia Mono" w:eastAsiaTheme="minorHAnsi" w:hAnsi="Cascadia Mono" w:cs="Cascadia Mono"/>
-          <w:color w:val="000000"/>
-          <w:sz w:val="19"/>
-          <w:szCs w:val="19"/>
-          <w:highlight w:val="white"/>
-          <w:lang w:eastAsia="en-US"/>
-        </w:rPr>
-      </w:pPr>
-      <w:r>
-        <w:rPr>
-          <w:rFonts w:ascii="Cascadia Mono" w:eastAsiaTheme="minorHAnsi" w:hAnsi="Cascadia Mono" w:cs="Cascadia Mono"/>
-          <w:color w:val="000000"/>
-          <w:sz w:val="19"/>
-          <w:szCs w:val="19"/>
-          <w:highlight w:val="white"/>
-          <w:lang w:eastAsia="en-US"/>
-        </w:rPr>
-        <w:t xml:space="preserve">        </w:t>
-      </w:r>
-      <w:r>
-        <w:rPr>
-          <w:rFonts w:ascii="Cascadia Mono" w:eastAsiaTheme="minorHAnsi" w:hAnsi="Cascadia Mono" w:cs="Cascadia Mono"/>
-          <w:color w:val="0000FF"/>
-          <w:sz w:val="19"/>
-          <w:szCs w:val="19"/>
-          <w:highlight w:val="white"/>
-          <w:lang w:eastAsia="en-US"/>
-        </w:rPr>
-        <w:t>return</w:t>
-      </w:r>
-      <w:r>
-        <w:rPr>
-          <w:rFonts w:ascii="Cascadia Mono" w:eastAsiaTheme="minorHAnsi" w:hAnsi="Cascadia Mono" w:cs="Cascadia Mono"/>
-          <w:color w:val="000000"/>
-          <w:sz w:val="19"/>
-          <w:szCs w:val="19"/>
-          <w:highlight w:val="white"/>
-          <w:lang w:eastAsia="en-US"/>
-        </w:rPr>
-        <w:t xml:space="preserve"> sum;</w:t>
-      </w:r>
-    </w:p>
-    <w:p>
-      <w:pPr>
-        <w:autoSpaceDE w:val="0"/>
-        <w:autoSpaceDN w:val="0"/>
-        <w:adjustRightInd w:val="0"/>
-        <w:jc w:val="left"/>
-        <w:rPr>
-          <w:rFonts w:ascii="Cascadia Mono" w:eastAsiaTheme="minorHAnsi" w:hAnsi="Cascadia Mono" w:cs="Cascadia Mono"/>
-          <w:color w:val="000000"/>
-          <w:sz w:val="19"/>
-          <w:szCs w:val="19"/>
-          <w:highlight w:val="white"/>
-          <w:lang w:eastAsia="en-US"/>
-        </w:rPr>
-      </w:pPr>
-      <w:r>
-        <w:rPr>
-          <w:rFonts w:ascii="Cascadia Mono" w:eastAsiaTheme="minorHAnsi" w:hAnsi="Cascadia Mono" w:cs="Cascadia Mono"/>
-          <w:color w:val="000000"/>
-          <w:sz w:val="19"/>
-          <w:szCs w:val="19"/>
-          <w:highlight w:val="white"/>
-          <w:lang w:eastAsia="en-US"/>
-        </w:rPr>
-        <w:t xml:space="preserve">    }</w:t>
-      </w:r>
-    </w:p>
-    <w:p>
-      <w:pPr>
-        <w:autoSpaceDE w:val="0"/>
-        <w:autoSpaceDN w:val="0"/>
-        <w:adjustRightInd w:val="0"/>
-        <w:jc w:val="left"/>
-        <w:rPr>
-          <w:rFonts w:ascii="Cascadia Mono" w:eastAsiaTheme="minorHAnsi" w:hAnsi="Cascadia Mono" w:cs="Cascadia Mono"/>
-          <w:color w:val="000000"/>
-          <w:sz w:val="19"/>
-          <w:szCs w:val="19"/>
-          <w:highlight w:val="white"/>
-          <w:lang w:eastAsia="en-US"/>
-        </w:rPr>
-      </w:pPr>
-    </w:p>
-    <w:p>
-      <w:pPr>
-        <w:autoSpaceDE w:val="0"/>
-        <w:autoSpaceDN w:val="0"/>
-        <w:adjustRightInd w:val="0"/>
-        <w:jc w:val="left"/>
-        <w:rPr>
-          <w:rFonts w:ascii="Cascadia Mono" w:eastAsiaTheme="minorHAnsi" w:hAnsi="Cascadia Mono" w:cs="Cascadia Mono"/>
-          <w:color w:val="000000"/>
-          <w:sz w:val="19"/>
-          <w:szCs w:val="19"/>
-          <w:highlight w:val="white"/>
-          <w:lang w:eastAsia="en-US"/>
-        </w:rPr>
-      </w:pPr>
-      <w:r>
-        <w:rPr>
-          <w:rFonts w:ascii="Cascadia Mono" w:eastAsiaTheme="minorHAnsi" w:hAnsi="Cascadia Mono" w:cs="Cascadia Mono"/>
-          <w:color w:val="000000"/>
-          <w:sz w:val="19"/>
-          <w:szCs w:val="19"/>
-          <w:highlight w:val="white"/>
-          <w:lang w:eastAsia="en-US"/>
-        </w:rPr>
-        <w:t xml:space="preserve">    </w:t>
-      </w:r>
-      <w:r>
-        <w:rPr>
-          <w:rFonts w:ascii="Cascadia Mono" w:eastAsiaTheme="minorHAnsi" w:hAnsi="Cascadia Mono" w:cs="Cascadia Mono"/>
-          <w:color w:val="808080"/>
-          <w:sz w:val="19"/>
-          <w:szCs w:val="19"/>
-          <w:highlight w:val="white"/>
-          <w:lang w:eastAsia="en-US"/>
-        </w:rPr>
-        <w:t>///</w:t>
-      </w:r>
-      <w:r>
-        <w:rPr>
-          <w:rFonts w:ascii="Cascadia Mono" w:eastAsiaTheme="minorHAnsi" w:hAnsi="Cascadia Mono" w:cs="Cascadia Mono"/>
-          <w:color w:val="008000"/>
-          <w:sz w:val="19"/>
-          <w:szCs w:val="19"/>
-          <w:highlight w:val="white"/>
-          <w:lang w:eastAsia="en-US"/>
-        </w:rPr>
-        <w:t xml:space="preserve"> </w:t>
-      </w:r>
-      <w:r>
-        <w:rPr>
-          <w:rFonts w:ascii="Cascadia Mono" w:eastAsiaTheme="minorHAnsi" w:hAnsi="Cascadia Mono" w:cs="Cascadia Mono"/>
-          <w:color w:val="808080"/>
-          <w:sz w:val="19"/>
-          <w:szCs w:val="19"/>
-          <w:highlight w:val="white"/>
-          <w:lang w:eastAsia="en-US"/>
-        </w:rPr>
-        <w:t>&lt;summary&gt;</w:t>
-      </w:r>
-    </w:p>
-    <w:p>
-      <w:pPr>
-        <w:autoSpaceDE w:val="0"/>
-        <w:autoSpaceDN w:val="0"/>
-        <w:adjustRightInd w:val="0"/>
-        <w:jc w:val="left"/>
-        <w:rPr>
-          <w:rFonts w:ascii="Cascadia Mono" w:eastAsiaTheme="minorHAnsi" w:hAnsi="Cascadia Mono" w:cs="Cascadia Mono"/>
-          <w:color w:val="000000"/>
-          <w:sz w:val="19"/>
-          <w:szCs w:val="19"/>
-          <w:highlight w:val="white"/>
-          <w:lang w:eastAsia="en-US"/>
-        </w:rPr>
-      </w:pPr>
-      <w:r>
-        <w:rPr>
-          <w:rFonts w:ascii="Cascadia Mono" w:eastAsiaTheme="minorHAnsi" w:hAnsi="Cascadia Mono" w:cs="Cascadia Mono"/>
-          <w:color w:val="000000"/>
-          <w:sz w:val="19"/>
-          <w:szCs w:val="19"/>
-          <w:highlight w:val="white"/>
-          <w:lang w:eastAsia="en-US"/>
-        </w:rPr>
-        <w:t xml:space="preserve">    </w:t>
-      </w:r>
-      <w:r>
-        <w:rPr>
-          <w:rFonts w:ascii="Cascadia Mono" w:eastAsiaTheme="minorHAnsi" w:hAnsi="Cascadia Mono" w:cs="Cascadia Mono"/>
-          <w:color w:val="808080"/>
-          <w:sz w:val="19"/>
-          <w:szCs w:val="19"/>
-          <w:highlight w:val="white"/>
-          <w:lang w:eastAsia="en-US"/>
-        </w:rPr>
-        <w:t>///</w:t>
-      </w:r>
-      <w:r>
-        <w:rPr>
-          <w:rFonts w:ascii="Cascadia Mono" w:eastAsiaTheme="minorHAnsi" w:hAnsi="Cascadia Mono" w:cs="Cascadia Mono"/>
-          <w:color w:val="008000"/>
-          <w:sz w:val="19"/>
-          <w:szCs w:val="19"/>
-          <w:highlight w:val="white"/>
-          <w:lang w:eastAsia="en-US"/>
-        </w:rPr>
-        <w:t xml:space="preserve"> Отправка результатов в label</w:t>
-      </w:r>
-    </w:p>
-    <w:p>
-      <w:pPr>
-        <w:autoSpaceDE w:val="0"/>
-        <w:autoSpaceDN w:val="0"/>
-        <w:adjustRightInd w:val="0"/>
-        <w:jc w:val="left"/>
-        <w:rPr>
-          <w:rFonts w:ascii="Cascadia Mono" w:eastAsiaTheme="minorHAnsi" w:hAnsi="Cascadia Mono" w:cs="Cascadia Mono"/>
-          <w:color w:val="000000"/>
-          <w:sz w:val="19"/>
-          <w:szCs w:val="19"/>
-          <w:highlight w:val="white"/>
-          <w:lang w:eastAsia="en-US"/>
-        </w:rPr>
-      </w:pPr>
-      <w:r>
-        <w:rPr>
-          <w:rFonts w:ascii="Cascadia Mono" w:eastAsiaTheme="minorHAnsi" w:hAnsi="Cascadia Mono" w:cs="Cascadia Mono"/>
-          <w:color w:val="000000"/>
-          <w:sz w:val="19"/>
-          <w:szCs w:val="19"/>
-          <w:highlight w:val="white"/>
-          <w:lang w:eastAsia="en-US"/>
-        </w:rPr>
-        <w:t xml:space="preserve">    </w:t>
-      </w:r>
-      <w:r>
-        <w:rPr>
-          <w:rFonts w:ascii="Cascadia Mono" w:eastAsiaTheme="minorHAnsi" w:hAnsi="Cascadia Mono" w:cs="Cascadia Mono"/>
-          <w:color w:val="808080"/>
-          <w:sz w:val="19"/>
-          <w:szCs w:val="19"/>
-          <w:highlight w:val="white"/>
-          <w:lang w:eastAsia="en-US"/>
-        </w:rPr>
-        <w:t>///</w:t>
-      </w:r>
-      <w:r>
-        <w:rPr>
-          <w:rFonts w:ascii="Cascadia Mono" w:eastAsiaTheme="minorHAnsi" w:hAnsi="Cascadia Mono" w:cs="Cascadia Mono"/>
-          <w:color w:val="008000"/>
-          <w:sz w:val="19"/>
-          <w:szCs w:val="19"/>
-          <w:highlight w:val="white"/>
-          <w:lang w:eastAsia="en-US"/>
-        </w:rPr>
-        <w:t xml:space="preserve"> </w:t>
-      </w:r>
-      <w:r>
-        <w:rPr>
-          <w:rFonts w:ascii="Cascadia Mono" w:eastAsiaTheme="minorHAnsi" w:hAnsi="Cascadia Mono" w:cs="Cascadia Mono"/>
-          <w:color w:val="808080"/>
-          <w:sz w:val="19"/>
-          <w:szCs w:val="19"/>
-          <w:highlight w:val="white"/>
-          <w:lang w:eastAsia="en-US"/>
-        </w:rPr>
-        <w:t>&lt;/summary&gt;</w:t>
-      </w:r>
-    </w:p>
-    <w:p>
-      <w:pPr>
-        <w:autoSpaceDE w:val="0"/>
-        <w:autoSpaceDN w:val="0"/>
-        <w:adjustRightInd w:val="0"/>
-        <w:jc w:val="left"/>
-        <w:rPr>
-          <w:rFonts w:ascii="Cascadia Mono" w:eastAsiaTheme="minorHAnsi" w:hAnsi="Cascadia Mono" w:cs="Cascadia Mono"/>
-          <w:color w:val="000000"/>
-          <w:sz w:val="19"/>
-          <w:szCs w:val="19"/>
-          <w:highlight w:val="white"/>
-          <w:lang w:eastAsia="en-US"/>
-        </w:rPr>
-      </w:pPr>
-      <w:r>
-        <w:rPr>
-          <w:rFonts w:ascii="Cascadia Mono" w:eastAsiaTheme="minorHAnsi" w:hAnsi="Cascadia Mono" w:cs="Cascadia Mono"/>
-          <w:color w:val="000000"/>
-          <w:sz w:val="19"/>
-          <w:szCs w:val="19"/>
-          <w:highlight w:val="white"/>
-          <w:lang w:eastAsia="en-US"/>
-        </w:rPr>
-        <w:t xml:space="preserve">    </w:t>
-      </w:r>
-      <w:r>
-        <w:rPr>
-          <w:rFonts w:ascii="Cascadia Mono" w:eastAsiaTheme="minorHAnsi" w:hAnsi="Cascadia Mono" w:cs="Cascadia Mono"/>
-          <w:color w:val="0000FF"/>
-          <w:sz w:val="19"/>
-          <w:szCs w:val="19"/>
-          <w:highlight w:val="white"/>
-          <w:lang w:eastAsia="en-US"/>
-        </w:rPr>
-        <w:t>private</w:t>
-      </w:r>
-      <w:r>
-        <w:rPr>
-          <w:rFonts w:ascii="Cascadia Mono" w:eastAsiaTheme="minorHAnsi" w:hAnsi="Cascadia Mono" w:cs="Cascadia Mono"/>
-          <w:color w:val="000000"/>
-          <w:sz w:val="19"/>
-          <w:szCs w:val="19"/>
-          <w:highlight w:val="white"/>
-          <w:lang w:eastAsia="en-US"/>
-        </w:rPr>
-        <w:t xml:space="preserve"> </w:t>
-      </w:r>
-      <w:r>
-        <w:rPr>
-          <w:rFonts w:ascii="Cascadia Mono" w:eastAsiaTheme="minorHAnsi" w:hAnsi="Cascadia Mono" w:cs="Cascadia Mono"/>
-          <w:color w:val="0000FF"/>
-          <w:sz w:val="19"/>
-          <w:szCs w:val="19"/>
-          <w:highlight w:val="white"/>
-          <w:lang w:eastAsia="en-US"/>
-        </w:rPr>
-        <w:t>void</w:t>
-      </w:r>
-      <w:r>
-        <w:rPr>
-          <w:rFonts w:ascii="Cascadia Mono" w:eastAsiaTheme="minorHAnsi" w:hAnsi="Cascadia Mono" w:cs="Cascadia Mono"/>
-          <w:color w:val="000000"/>
-          <w:sz w:val="19"/>
-          <w:szCs w:val="19"/>
-          <w:highlight w:val="white"/>
-          <w:lang w:eastAsia="en-US"/>
-        </w:rPr>
-        <w:t xml:space="preserve"> SendResult(</w:t>
-      </w:r>
-      <w:r>
-        <w:rPr>
-          <w:rFonts w:ascii="Cascadia Mono" w:eastAsiaTheme="minorHAnsi" w:hAnsi="Cascadia Mono" w:cs="Cascadia Mono"/>
-          <w:color w:val="0000FF"/>
-          <w:sz w:val="19"/>
-          <w:szCs w:val="19"/>
-          <w:highlight w:val="white"/>
-          <w:lang w:eastAsia="en-US"/>
-        </w:rPr>
-        <w:t>params</w:t>
-      </w:r>
-      <w:r>
-        <w:rPr>
-          <w:rFonts w:ascii="Cascadia Mono" w:eastAsiaTheme="minorHAnsi" w:hAnsi="Cascadia Mono" w:cs="Cascadia Mono"/>
-          <w:color w:val="000000"/>
-          <w:sz w:val="19"/>
-          <w:szCs w:val="19"/>
-          <w:highlight w:val="white"/>
-          <w:lang w:eastAsia="en-US"/>
-        </w:rPr>
-        <w:t xml:space="preserve"> </w:t>
-      </w:r>
-      <w:r>
-        <w:rPr>
-          <w:rFonts w:ascii="Cascadia Mono" w:eastAsiaTheme="minorHAnsi" w:hAnsi="Cascadia Mono" w:cs="Cascadia Mono"/>
-          <w:color w:val="0000FF"/>
-          <w:sz w:val="19"/>
-          <w:szCs w:val="19"/>
-          <w:highlight w:val="white"/>
-          <w:lang w:eastAsia="en-US"/>
-        </w:rPr>
-        <w:t>string</w:t>
-      </w:r>
-      <w:r>
-        <w:rPr>
-          <w:rFonts w:ascii="Cascadia Mono" w:eastAsiaTheme="minorHAnsi" w:hAnsi="Cascadia Mono" w:cs="Cascadia Mono"/>
-          <w:color w:val="000000"/>
-          <w:sz w:val="19"/>
-          <w:szCs w:val="19"/>
-          <w:highlight w:val="white"/>
-          <w:lang w:eastAsia="en-US"/>
-        </w:rPr>
-        <w:t>[] strs)</w:t>
-      </w:r>
-    </w:p>
-    <w:p>
-      <w:pPr>
-        <w:autoSpaceDE w:val="0"/>
-        <w:autoSpaceDN w:val="0"/>
-        <w:adjustRightInd w:val="0"/>
-        <w:jc w:val="left"/>
-        <w:rPr>
-          <w:rFonts w:ascii="Cascadia Mono" w:eastAsiaTheme="minorHAnsi" w:hAnsi="Cascadia Mono" w:cs="Cascadia Mono"/>
-          <w:color w:val="000000"/>
-          <w:sz w:val="19"/>
-          <w:szCs w:val="19"/>
-          <w:highlight w:val="white"/>
-          <w:lang w:eastAsia="en-US"/>
-        </w:rPr>
-      </w:pPr>
-      <w:r>
-        <w:rPr>
-          <w:rFonts w:ascii="Cascadia Mono" w:eastAsiaTheme="minorHAnsi" w:hAnsi="Cascadia Mono" w:cs="Cascadia Mono"/>
-          <w:color w:val="000000"/>
-          <w:sz w:val="19"/>
-          <w:szCs w:val="19"/>
-          <w:highlight w:val="white"/>
-          <w:lang w:eastAsia="en-US"/>
-        </w:rPr>
-        <w:t xml:space="preserve">    {</w:t>
-      </w:r>
-    </w:p>
-    <w:p>
-      <w:pPr>
-        <w:autoSpaceDE w:val="0"/>
-        <w:autoSpaceDN w:val="0"/>
-        <w:adjustRightInd w:val="0"/>
-        <w:jc w:val="left"/>
-        <w:rPr>
-          <w:rFonts w:ascii="Cascadia Mono" w:eastAsiaTheme="minorHAnsi" w:hAnsi="Cascadia Mono" w:cs="Cascadia Mono"/>
-          <w:color w:val="000000"/>
-          <w:sz w:val="19"/>
-          <w:szCs w:val="19"/>
-          <w:highlight w:val="white"/>
-          <w:lang w:eastAsia="en-US"/>
-        </w:rPr>
-      </w:pPr>
-      <w:r>
-        <w:rPr>
-          <w:rFonts w:ascii="Cascadia Mono" w:eastAsiaTheme="minorHAnsi" w:hAnsi="Cascadia Mono" w:cs="Cascadia Mono"/>
-          <w:color w:val="000000"/>
-          <w:sz w:val="19"/>
-          <w:szCs w:val="19"/>
-          <w:highlight w:val="white"/>
-          <w:lang w:eastAsia="en-US"/>
-        </w:rPr>
-        <w:t xml:space="preserve">        </w:t>
-      </w:r>
-      <w:r>
-        <w:rPr>
-          <w:rFonts w:ascii="Cascadia Mono" w:eastAsiaTheme="minorHAnsi" w:hAnsi="Cascadia Mono" w:cs="Cascadia Mono"/>
-          <w:color w:val="2B91AF"/>
-          <w:sz w:val="19"/>
-          <w:szCs w:val="19"/>
-          <w:highlight w:val="white"/>
-          <w:lang w:eastAsia="en-US"/>
-        </w:rPr>
-        <w:t>StringBuilder</w:t>
-      </w:r>
-      <w:r>
-        <w:rPr>
-          <w:rFonts w:ascii="Cascadia Mono" w:eastAsiaTheme="minorHAnsi" w:hAnsi="Cascadia Mono" w:cs="Cascadia Mono"/>
-          <w:color w:val="000000"/>
-          <w:sz w:val="19"/>
-          <w:szCs w:val="19"/>
-          <w:highlight w:val="white"/>
-          <w:lang w:eastAsia="en-US"/>
-        </w:rPr>
-        <w:t xml:space="preserve"> sb = </w:t>
-      </w:r>
-      <w:r>
-        <w:rPr>
-          <w:rFonts w:ascii="Cascadia Mono" w:eastAsiaTheme="minorHAnsi" w:hAnsi="Cascadia Mono" w:cs="Cascadia Mono"/>
-          <w:color w:val="0000FF"/>
-          <w:sz w:val="19"/>
-          <w:szCs w:val="19"/>
-          <w:highlight w:val="white"/>
-          <w:lang w:eastAsia="en-US"/>
-        </w:rPr>
-        <w:t>new</w:t>
-      </w:r>
-      <w:r>
-        <w:rPr>
-          <w:rFonts w:ascii="Cascadia Mono" w:eastAsiaTheme="minorHAnsi" w:hAnsi="Cascadia Mono" w:cs="Cascadia Mono"/>
-          <w:color w:val="000000"/>
-          <w:sz w:val="19"/>
-          <w:szCs w:val="19"/>
-          <w:highlight w:val="white"/>
-          <w:lang w:eastAsia="en-US"/>
-        </w:rPr>
-        <w:t xml:space="preserve"> </w:t>
-      </w:r>
-      <w:r>
-        <w:rPr>
-          <w:rFonts w:ascii="Cascadia Mono" w:eastAsiaTheme="minorHAnsi" w:hAnsi="Cascadia Mono" w:cs="Cascadia Mono"/>
-          <w:color w:val="2B91AF"/>
-          <w:sz w:val="19"/>
-          <w:szCs w:val="19"/>
-          <w:highlight w:val="white"/>
-          <w:lang w:eastAsia="en-US"/>
-        </w:rPr>
-        <w:t>StringBuilder</w:t>
-      </w:r>
-      <w:r>
-        <w:rPr>
-          <w:rFonts w:ascii="Cascadia Mono" w:eastAsiaTheme="minorHAnsi" w:hAnsi="Cascadia Mono" w:cs="Cascadia Mono"/>
-          <w:color w:val="000000"/>
-          <w:sz w:val="19"/>
-          <w:szCs w:val="19"/>
-          <w:highlight w:val="white"/>
-          <w:lang w:eastAsia="en-US"/>
-        </w:rPr>
-        <w:t>();</w:t>
-      </w:r>
-    </w:p>
-    <w:p>
-      <w:pPr>
-        <w:autoSpaceDE w:val="0"/>
-        <w:autoSpaceDN w:val="0"/>
-        <w:adjustRightInd w:val="0"/>
-        <w:jc w:val="left"/>
-        <w:rPr>
-          <w:rFonts w:ascii="Cascadia Mono" w:eastAsiaTheme="minorHAnsi" w:hAnsi="Cascadia Mono" w:cs="Cascadia Mono"/>
-          <w:color w:val="000000"/>
-          <w:sz w:val="19"/>
-          <w:szCs w:val="19"/>
-          <w:highlight w:val="white"/>
-          <w:lang w:eastAsia="en-US"/>
-        </w:rPr>
-      </w:pPr>
-      <w:r>
-        <w:rPr>
-          <w:rFonts w:ascii="Cascadia Mono" w:eastAsiaTheme="minorHAnsi" w:hAnsi="Cascadia Mono" w:cs="Cascadia Mono"/>
-          <w:color w:val="000000"/>
-          <w:sz w:val="19"/>
-          <w:szCs w:val="19"/>
-          <w:highlight w:val="white"/>
-          <w:lang w:eastAsia="en-US"/>
-        </w:rPr>
-        <w:t xml:space="preserve">        </w:t>
-      </w:r>
-      <w:r>
-        <w:rPr>
-          <w:rFonts w:ascii="Cascadia Mono" w:eastAsiaTheme="minorHAnsi" w:hAnsi="Cascadia Mono" w:cs="Cascadia Mono"/>
-          <w:color w:val="0000FF"/>
-          <w:sz w:val="19"/>
-          <w:szCs w:val="19"/>
-          <w:highlight w:val="white"/>
-          <w:lang w:eastAsia="en-US"/>
-        </w:rPr>
-        <w:t>foreach</w:t>
-      </w:r>
-      <w:r>
-        <w:rPr>
-          <w:rFonts w:ascii="Cascadia Mono" w:eastAsiaTheme="minorHAnsi" w:hAnsi="Cascadia Mono" w:cs="Cascadia Mono"/>
-          <w:color w:val="000000"/>
-          <w:sz w:val="19"/>
-          <w:szCs w:val="19"/>
-          <w:highlight w:val="white"/>
-          <w:lang w:eastAsia="en-US"/>
-        </w:rPr>
-        <w:t xml:space="preserve"> (</w:t>
-      </w:r>
-      <w:r>
-        <w:rPr>
-          <w:rFonts w:ascii="Cascadia Mono" w:eastAsiaTheme="minorHAnsi" w:hAnsi="Cascadia Mono" w:cs="Cascadia Mono"/>
-          <w:color w:val="0000FF"/>
-          <w:sz w:val="19"/>
-          <w:szCs w:val="19"/>
-          <w:highlight w:val="white"/>
-          <w:lang w:eastAsia="en-US"/>
-        </w:rPr>
-        <w:t>string</w:t>
-      </w:r>
-      <w:r>
-        <w:rPr>
-          <w:rFonts w:ascii="Cascadia Mono" w:eastAsiaTheme="minorHAnsi" w:hAnsi="Cascadia Mono" w:cs="Cascadia Mono"/>
-          <w:color w:val="000000"/>
-          <w:sz w:val="19"/>
-          <w:szCs w:val="19"/>
-          <w:highlight w:val="white"/>
-          <w:lang w:eastAsia="en-US"/>
-        </w:rPr>
-        <w:t xml:space="preserve"> str </w:t>
-      </w:r>
-      <w:r>
-        <w:rPr>
-          <w:rFonts w:ascii="Cascadia Mono" w:eastAsiaTheme="minorHAnsi" w:hAnsi="Cascadia Mono" w:cs="Cascadia Mono"/>
-          <w:color w:val="0000FF"/>
-          <w:sz w:val="19"/>
-          <w:szCs w:val="19"/>
-          <w:highlight w:val="white"/>
-          <w:lang w:eastAsia="en-US"/>
-        </w:rPr>
-        <w:t>in</w:t>
-      </w:r>
-      <w:r>
-        <w:rPr>
-          <w:rFonts w:ascii="Cascadia Mono" w:eastAsiaTheme="minorHAnsi" w:hAnsi="Cascadia Mono" w:cs="Cascadia Mono"/>
-          <w:color w:val="000000"/>
-          <w:sz w:val="19"/>
-          <w:szCs w:val="19"/>
-          <w:highlight w:val="white"/>
-          <w:lang w:eastAsia="en-US"/>
-        </w:rPr>
-        <w:t xml:space="preserve"> strs)</w:t>
-      </w:r>
-    </w:p>
-    <w:p>
-      <w:pPr>
-        <w:autoSpaceDE w:val="0"/>
-        <w:autoSpaceDN w:val="0"/>
-        <w:adjustRightInd w:val="0"/>
-        <w:jc w:val="left"/>
-        <w:rPr>
-          <w:rFonts w:ascii="Cascadia Mono" w:eastAsiaTheme="minorHAnsi" w:hAnsi="Cascadia Mono" w:cs="Cascadia Mono"/>
-          <w:color w:val="000000"/>
-          <w:sz w:val="19"/>
-          <w:szCs w:val="19"/>
-          <w:highlight w:val="white"/>
-          <w:lang w:eastAsia="en-US"/>
-        </w:rPr>
-      </w:pPr>
-      <w:r>
-        <w:rPr>
-          <w:rFonts w:ascii="Cascadia Mono" w:eastAsiaTheme="minorHAnsi" w:hAnsi="Cascadia Mono" w:cs="Cascadia Mono"/>
-          <w:color w:val="000000"/>
-          <w:sz w:val="19"/>
-          <w:szCs w:val="19"/>
-          <w:highlight w:val="white"/>
-          <w:lang w:eastAsia="en-US"/>
-        </w:rPr>
-        <w:t xml:space="preserve">        {</w:t>
-      </w:r>
-    </w:p>
-    <w:p>
-      <w:pPr>
-        <w:autoSpaceDE w:val="0"/>
-        <w:autoSpaceDN w:val="0"/>
-        <w:adjustRightInd w:val="0"/>
-        <w:jc w:val="left"/>
-        <w:rPr>
-          <w:rFonts w:ascii="Cascadia Mono" w:eastAsiaTheme="minorHAnsi" w:hAnsi="Cascadia Mono" w:cs="Cascadia Mono"/>
-          <w:color w:val="000000"/>
-          <w:sz w:val="19"/>
-          <w:szCs w:val="19"/>
-          <w:highlight w:val="white"/>
-          <w:lang w:eastAsia="en-US"/>
-        </w:rPr>
-      </w:pPr>
-      <w:r>
-        <w:rPr>
-          <w:rFonts w:ascii="Cascadia Mono" w:eastAsiaTheme="minorHAnsi" w:hAnsi="Cascadia Mono" w:cs="Cascadia Mono"/>
-          <w:color w:val="000000"/>
-          <w:sz w:val="19"/>
-          <w:szCs w:val="19"/>
-          <w:highlight w:val="white"/>
-          <w:lang w:eastAsia="en-US"/>
+          <w:lang w:val="en-US" w:eastAsia="en-US"/>
+        </w:rPr>
+      </w:pPr>
+      <w:r>
+        <w:rPr>
+          <w:rFonts w:ascii="Cascadia Mono" w:eastAsiaTheme="minorHAnsi" w:hAnsi="Cascadia Mono" w:cs="Cascadia Mono"/>
+          <w:color w:val="000000"/>
+          <w:sz w:val="19"/>
+          <w:szCs w:val="19"/>
+          <w:highlight w:val="white"/>
+          <w:lang w:val="en-US" w:eastAsia="en-US"/>
         </w:rPr>
         <w:lastRenderedPageBreak/>
         <w:t xml:space="preserve">            sb.AppendLine(str);</w:t>
@@ -7669,17 +7896,17 @@
           <w:sz w:val="19"/>
           <w:szCs w:val="19"/>
           <w:highlight w:val="white"/>
-          <w:lang w:eastAsia="en-US"/>
-        </w:rPr>
-      </w:pPr>
-      <w:r>
-        <w:rPr>
-          <w:rFonts w:ascii="Cascadia Mono" w:eastAsiaTheme="minorHAnsi" w:hAnsi="Cascadia Mono" w:cs="Cascadia Mono"/>
-          <w:color w:val="000000"/>
-          <w:sz w:val="19"/>
-          <w:szCs w:val="19"/>
-          <w:highlight w:val="white"/>
-          <w:lang w:eastAsia="en-US"/>
+          <w:lang w:val="en-US" w:eastAsia="en-US"/>
+        </w:rPr>
+      </w:pPr>
+      <w:r>
+        <w:rPr>
+          <w:rFonts w:ascii="Cascadia Mono" w:eastAsiaTheme="minorHAnsi" w:hAnsi="Cascadia Mono" w:cs="Cascadia Mono"/>
+          <w:color w:val="000000"/>
+          <w:sz w:val="19"/>
+          <w:szCs w:val="19"/>
+          <w:highlight w:val="white"/>
+          <w:lang w:val="en-US" w:eastAsia="en-US"/>
         </w:rPr>
         <w:t xml:space="preserve">        }</w:t>
       </w:r>
@@ -7696,17 +7923,17 @@
           <w:sz w:val="19"/>
           <w:szCs w:val="19"/>
           <w:highlight w:val="white"/>
-          <w:lang w:eastAsia="en-US"/>
-        </w:rPr>
-      </w:pPr>
-      <w:r>
-        <w:rPr>
-          <w:rFonts w:ascii="Cascadia Mono" w:eastAsiaTheme="minorHAnsi" w:hAnsi="Cascadia Mono" w:cs="Cascadia Mono"/>
-          <w:color w:val="000000"/>
-          <w:sz w:val="19"/>
-          <w:szCs w:val="19"/>
-          <w:highlight w:val="white"/>
-          <w:lang w:eastAsia="en-US"/>
+          <w:lang w:val="en-US" w:eastAsia="en-US"/>
+        </w:rPr>
+      </w:pPr>
+      <w:r>
+        <w:rPr>
+          <w:rFonts w:ascii="Cascadia Mono" w:eastAsiaTheme="minorHAnsi" w:hAnsi="Cascadia Mono" w:cs="Cascadia Mono"/>
+          <w:color w:val="000000"/>
+          <w:sz w:val="19"/>
+          <w:szCs w:val="19"/>
+          <w:highlight w:val="white"/>
+          <w:lang w:val="en-US" w:eastAsia="en-US"/>
         </w:rPr>
         <w:t xml:space="preserve">        labelResult.Text = sb.ToString();</w:t>
       </w:r>
@@ -7723,17 +7950,17 @@
           <w:sz w:val="19"/>
           <w:szCs w:val="19"/>
           <w:highlight w:val="white"/>
-          <w:lang w:eastAsia="en-US"/>
-        </w:rPr>
-      </w:pPr>
-      <w:r>
-        <w:rPr>
-          <w:rFonts w:ascii="Cascadia Mono" w:eastAsiaTheme="minorHAnsi" w:hAnsi="Cascadia Mono" w:cs="Cascadia Mono"/>
-          <w:color w:val="000000"/>
-          <w:sz w:val="19"/>
-          <w:szCs w:val="19"/>
-          <w:highlight w:val="white"/>
-          <w:lang w:eastAsia="en-US"/>
+          <w:lang w:val="en-US" w:eastAsia="en-US"/>
+        </w:rPr>
+      </w:pPr>
+      <w:r>
+        <w:rPr>
+          <w:rFonts w:ascii="Cascadia Mono" w:eastAsiaTheme="minorHAnsi" w:hAnsi="Cascadia Mono" w:cs="Cascadia Mono"/>
+          <w:color w:val="000000"/>
+          <w:sz w:val="19"/>
+          <w:szCs w:val="19"/>
+          <w:highlight w:val="white"/>
+          <w:lang w:val="en-US" w:eastAsia="en-US"/>
         </w:rPr>
         <w:t xml:space="preserve">        labelResult.Visible = </w:t>
       </w:r>
@@ -7744,7 +7971,7 @@
           <w:sz w:val="19"/>
           <w:szCs w:val="19"/>
           <w:highlight w:val="white"/>
-          <w:lang w:eastAsia="en-US"/>
+          <w:lang w:val="en-US" w:eastAsia="en-US"/>
         </w:rPr>
         <w:t>true</w:t>
       </w:r>
@@ -7755,7 +7982,7 @@
           <w:sz w:val="19"/>
           <w:szCs w:val="19"/>
           <w:highlight w:val="white"/>
-          <w:lang w:eastAsia="en-US"/>
+          <w:lang w:val="en-US" w:eastAsia="en-US"/>
         </w:rPr>
         <w:t>;</w:t>
       </w:r>
@@ -7772,17 +7999,17 @@
           <w:sz w:val="19"/>
           <w:szCs w:val="19"/>
           <w:highlight w:val="white"/>
-          <w:lang w:eastAsia="en-US"/>
-        </w:rPr>
-      </w:pPr>
-      <w:r>
-        <w:rPr>
-          <w:rFonts w:ascii="Cascadia Mono" w:eastAsiaTheme="minorHAnsi" w:hAnsi="Cascadia Mono" w:cs="Cascadia Mono"/>
-          <w:color w:val="000000"/>
-          <w:sz w:val="19"/>
-          <w:szCs w:val="19"/>
-          <w:highlight w:val="white"/>
-          <w:lang w:eastAsia="en-US"/>
+          <w:lang w:val="en-US" w:eastAsia="en-US"/>
+        </w:rPr>
+      </w:pPr>
+      <w:r>
+        <w:rPr>
+          <w:rFonts w:ascii="Cascadia Mono" w:eastAsiaTheme="minorHAnsi" w:hAnsi="Cascadia Mono" w:cs="Cascadia Mono"/>
+          <w:color w:val="000000"/>
+          <w:sz w:val="19"/>
+          <w:szCs w:val="19"/>
+          <w:highlight w:val="white"/>
+          <w:lang w:val="en-US" w:eastAsia="en-US"/>
         </w:rPr>
         <w:t xml:space="preserve">    }</w:t>
       </w:r>
@@ -7799,33 +8026,33 @@
           <w:sz w:val="19"/>
           <w:szCs w:val="19"/>
           <w:highlight w:val="white"/>
-          <w:lang w:eastAsia="en-US"/>
-        </w:rPr>
-      </w:pPr>
-    </w:p>
-    <w:p>
-      <w:pPr>
-        <w:autoSpaceDE w:val="0"/>
-        <w:autoSpaceDN w:val="0"/>
-        <w:adjustRightInd w:val="0"/>
-        <w:jc w:val="left"/>
-        <w:rPr>
-          <w:rFonts w:ascii="Cascadia Mono" w:eastAsiaTheme="minorHAnsi" w:hAnsi="Cascadia Mono" w:cs="Cascadia Mono"/>
-          <w:color w:val="000000"/>
-          <w:sz w:val="19"/>
-          <w:szCs w:val="19"/>
-          <w:highlight w:val="white"/>
-          <w:lang w:eastAsia="en-US"/>
-        </w:rPr>
-      </w:pPr>
-      <w:r>
-        <w:rPr>
-          <w:rFonts w:ascii="Cascadia Mono" w:eastAsiaTheme="minorHAnsi" w:hAnsi="Cascadia Mono" w:cs="Cascadia Mono"/>
-          <w:color w:val="000000"/>
-          <w:sz w:val="19"/>
-          <w:szCs w:val="19"/>
-          <w:highlight w:val="white"/>
-          <w:lang w:eastAsia="en-US"/>
+          <w:lang w:val="en-US" w:eastAsia="en-US"/>
+        </w:rPr>
+      </w:pPr>
+    </w:p>
+    <w:p>
+      <w:pPr>
+        <w:autoSpaceDE w:val="0"/>
+        <w:autoSpaceDN w:val="0"/>
+        <w:adjustRightInd w:val="0"/>
+        <w:jc w:val="left"/>
+        <w:rPr>
+          <w:rFonts w:ascii="Cascadia Mono" w:eastAsiaTheme="minorHAnsi" w:hAnsi="Cascadia Mono" w:cs="Cascadia Mono"/>
+          <w:color w:val="000000"/>
+          <w:sz w:val="19"/>
+          <w:szCs w:val="19"/>
+          <w:highlight w:val="white"/>
+          <w:lang w:val="en-US" w:eastAsia="en-US"/>
+        </w:rPr>
+      </w:pPr>
+      <w:r>
+        <w:rPr>
+          <w:rFonts w:ascii="Cascadia Mono" w:eastAsiaTheme="minorHAnsi" w:hAnsi="Cascadia Mono" w:cs="Cascadia Mono"/>
+          <w:color w:val="000000"/>
+          <w:sz w:val="19"/>
+          <w:szCs w:val="19"/>
+          <w:highlight w:val="white"/>
+          <w:lang w:val="en-US" w:eastAsia="en-US"/>
         </w:rPr>
         <w:t xml:space="preserve">    </w:t>
       </w:r>
@@ -7836,7 +8063,7 @@
           <w:sz w:val="19"/>
           <w:szCs w:val="19"/>
           <w:highlight w:val="white"/>
-          <w:lang w:eastAsia="en-US"/>
+          <w:lang w:val="en-US" w:eastAsia="en-US"/>
         </w:rPr>
         <w:t>private</w:t>
       </w:r>
@@ -7847,7 +8074,7 @@
           <w:sz w:val="19"/>
           <w:szCs w:val="19"/>
           <w:highlight w:val="white"/>
-          <w:lang w:eastAsia="en-US"/>
+          <w:lang w:val="en-US" w:eastAsia="en-US"/>
         </w:rPr>
         <w:t xml:space="preserve"> </w:t>
       </w:r>
@@ -7858,7 +8085,7 @@
           <w:sz w:val="19"/>
           <w:szCs w:val="19"/>
           <w:highlight w:val="white"/>
-          <w:lang w:eastAsia="en-US"/>
+          <w:lang w:val="en-US" w:eastAsia="en-US"/>
         </w:rPr>
         <w:t>void</w:t>
       </w:r>
@@ -7869,7 +8096,7 @@
           <w:sz w:val="19"/>
           <w:szCs w:val="19"/>
           <w:highlight w:val="white"/>
-          <w:lang w:eastAsia="en-US"/>
+          <w:lang w:val="en-US" w:eastAsia="en-US"/>
         </w:rPr>
         <w:t xml:space="preserve"> pictureBox1_Click(</w:t>
       </w:r>
@@ -7880,7 +8107,7 @@
           <w:sz w:val="19"/>
           <w:szCs w:val="19"/>
           <w:highlight w:val="white"/>
-          <w:lang w:eastAsia="en-US"/>
+          <w:lang w:val="en-US" w:eastAsia="en-US"/>
         </w:rPr>
         <w:t>object</w:t>
       </w:r>
@@ -7891,7 +8118,7 @@
           <w:sz w:val="19"/>
           <w:szCs w:val="19"/>
           <w:highlight w:val="white"/>
-          <w:lang w:eastAsia="en-US"/>
+          <w:lang w:val="en-US" w:eastAsia="en-US"/>
         </w:rPr>
         <w:t xml:space="preserve"> sender, </w:t>
       </w:r>
@@ -7902,7 +8129,7 @@
           <w:sz w:val="19"/>
           <w:szCs w:val="19"/>
           <w:highlight w:val="white"/>
-          <w:lang w:eastAsia="en-US"/>
+          <w:lang w:val="en-US" w:eastAsia="en-US"/>
         </w:rPr>
         <w:t>EventArgs</w:t>
       </w:r>
@@ -7913,7 +8140,7 @@
           <w:sz w:val="19"/>
           <w:szCs w:val="19"/>
           <w:highlight w:val="white"/>
-          <w:lang w:eastAsia="en-US"/>
+          <w:lang w:val="en-US" w:eastAsia="en-US"/>
         </w:rPr>
         <w:t xml:space="preserve"> e)</w:t>
       </w:r>
@@ -7940,7 +8167,252 @@
           <w:sz w:val="19"/>
           <w:szCs w:val="19"/>
           <w:highlight w:val="white"/>
-          <w:lang w:eastAsia="en-US"/>
+          <w:lang w:val="en-US" w:eastAsia="en-US"/>
+        </w:rPr>
+        <w:t xml:space="preserve">    </w:t>
+      </w:r>
+      <w:r>
+        <w:rPr>
+          <w:rFonts w:ascii="Cascadia Mono" w:eastAsiaTheme="minorHAnsi" w:hAnsi="Cascadia Mono" w:cs="Cascadia Mono"/>
+          <w:color w:val="000000"/>
+          <w:sz w:val="19"/>
+          <w:szCs w:val="19"/>
+          <w:highlight w:val="white"/>
+          <w:lang w:eastAsia="en-US"/>
+        </w:rPr>
+        <w:t>{</w:t>
+      </w:r>
+    </w:p>
+    <w:p>
+      <w:pPr>
+        <w:autoSpaceDE w:val="0"/>
+        <w:autoSpaceDN w:val="0"/>
+        <w:adjustRightInd w:val="0"/>
+        <w:jc w:val="left"/>
+        <w:rPr>
+          <w:rFonts w:ascii="Cascadia Mono" w:eastAsiaTheme="minorHAnsi" w:hAnsi="Cascadia Mono" w:cs="Cascadia Mono"/>
+          <w:color w:val="000000"/>
+          <w:sz w:val="19"/>
+          <w:szCs w:val="19"/>
+          <w:highlight w:val="white"/>
+          <w:lang w:eastAsia="en-US"/>
+        </w:rPr>
+      </w:pPr>
+      <w:r>
+        <w:rPr>
+          <w:rFonts w:ascii="Cascadia Mono" w:eastAsiaTheme="minorHAnsi" w:hAnsi="Cascadia Mono" w:cs="Cascadia Mono"/>
+          <w:color w:val="000000"/>
+          <w:sz w:val="19"/>
+          <w:szCs w:val="19"/>
+          <w:highlight w:val="white"/>
+          <w:lang w:eastAsia="en-US"/>
+        </w:rPr>
+        <w:t xml:space="preserve">        </w:t>
+      </w:r>
+      <w:r>
+        <w:rPr>
+          <w:rFonts w:ascii="Cascadia Mono" w:eastAsiaTheme="minorHAnsi" w:hAnsi="Cascadia Mono" w:cs="Cascadia Mono"/>
+          <w:color w:val="008000"/>
+          <w:sz w:val="19"/>
+          <w:szCs w:val="19"/>
+          <w:highlight w:val="white"/>
+          <w:lang w:eastAsia="en-US"/>
+        </w:rPr>
+        <w:t>// Обработчик клика по pictureBox (можно оставить пустым)</w:t>
+      </w:r>
+    </w:p>
+    <w:p>
+      <w:pPr>
+        <w:autoSpaceDE w:val="0"/>
+        <w:autoSpaceDN w:val="0"/>
+        <w:adjustRightInd w:val="0"/>
+        <w:jc w:val="left"/>
+        <w:rPr>
+          <w:rFonts w:ascii="Cascadia Mono" w:eastAsiaTheme="minorHAnsi" w:hAnsi="Cascadia Mono" w:cs="Cascadia Mono"/>
+          <w:color w:val="000000"/>
+          <w:sz w:val="19"/>
+          <w:szCs w:val="19"/>
+          <w:highlight w:val="white"/>
+          <w:lang w:val="en-US" w:eastAsia="en-US"/>
+        </w:rPr>
+      </w:pPr>
+      <w:r>
+        <w:rPr>
+          <w:rFonts w:ascii="Cascadia Mono" w:eastAsiaTheme="minorHAnsi" w:hAnsi="Cascadia Mono" w:cs="Cascadia Mono"/>
+          <w:color w:val="000000"/>
+          <w:sz w:val="19"/>
+          <w:szCs w:val="19"/>
+          <w:highlight w:val="white"/>
+          <w:lang w:eastAsia="en-US"/>
+        </w:rPr>
+        <w:t xml:space="preserve">    </w:t>
+      </w:r>
+      <w:r>
+        <w:rPr>
+          <w:rFonts w:ascii="Cascadia Mono" w:eastAsiaTheme="minorHAnsi" w:hAnsi="Cascadia Mono" w:cs="Cascadia Mono"/>
+          <w:color w:val="000000"/>
+          <w:sz w:val="19"/>
+          <w:szCs w:val="19"/>
+          <w:highlight w:val="white"/>
+          <w:lang w:val="en-US" w:eastAsia="en-US"/>
+        </w:rPr>
+        <w:t>}</w:t>
+      </w:r>
+    </w:p>
+    <w:p>
+      <w:pPr>
+        <w:autoSpaceDE w:val="0"/>
+        <w:autoSpaceDN w:val="0"/>
+        <w:adjustRightInd w:val="0"/>
+        <w:jc w:val="left"/>
+        <w:rPr>
+          <w:rFonts w:ascii="Cascadia Mono" w:eastAsiaTheme="minorHAnsi" w:hAnsi="Cascadia Mono" w:cs="Cascadia Mono"/>
+          <w:color w:val="000000"/>
+          <w:sz w:val="19"/>
+          <w:szCs w:val="19"/>
+          <w:highlight w:val="white"/>
+          <w:lang w:val="en-US" w:eastAsia="en-US"/>
+        </w:rPr>
+      </w:pPr>
+    </w:p>
+    <w:p>
+      <w:pPr>
+        <w:autoSpaceDE w:val="0"/>
+        <w:autoSpaceDN w:val="0"/>
+        <w:adjustRightInd w:val="0"/>
+        <w:jc w:val="left"/>
+        <w:rPr>
+          <w:rFonts w:ascii="Cascadia Mono" w:eastAsiaTheme="minorHAnsi" w:hAnsi="Cascadia Mono" w:cs="Cascadia Mono"/>
+          <w:color w:val="000000"/>
+          <w:sz w:val="19"/>
+          <w:szCs w:val="19"/>
+          <w:highlight w:val="white"/>
+          <w:lang w:val="en-US" w:eastAsia="en-US"/>
+        </w:rPr>
+      </w:pPr>
+      <w:r>
+        <w:rPr>
+          <w:rFonts w:ascii="Cascadia Mono" w:eastAsiaTheme="minorHAnsi" w:hAnsi="Cascadia Mono" w:cs="Cascadia Mono"/>
+          <w:color w:val="000000"/>
+          <w:sz w:val="19"/>
+          <w:szCs w:val="19"/>
+          <w:highlight w:val="white"/>
+          <w:lang w:val="en-US" w:eastAsia="en-US"/>
+        </w:rPr>
+        <w:t xml:space="preserve">    </w:t>
+      </w:r>
+      <w:r>
+        <w:rPr>
+          <w:rFonts w:ascii="Cascadia Mono" w:eastAsiaTheme="minorHAnsi" w:hAnsi="Cascadia Mono" w:cs="Cascadia Mono"/>
+          <w:color w:val="0000FF"/>
+          <w:sz w:val="19"/>
+          <w:szCs w:val="19"/>
+          <w:highlight w:val="white"/>
+          <w:lang w:val="en-US" w:eastAsia="en-US"/>
+        </w:rPr>
+        <w:t>private</w:t>
+      </w:r>
+      <w:r>
+        <w:rPr>
+          <w:rFonts w:ascii="Cascadia Mono" w:eastAsiaTheme="minorHAnsi" w:hAnsi="Cascadia Mono" w:cs="Cascadia Mono"/>
+          <w:color w:val="000000"/>
+          <w:sz w:val="19"/>
+          <w:szCs w:val="19"/>
+          <w:highlight w:val="white"/>
+          <w:lang w:val="en-US" w:eastAsia="en-US"/>
+        </w:rPr>
+        <w:t xml:space="preserve"> </w:t>
+      </w:r>
+      <w:r>
+        <w:rPr>
+          <w:rFonts w:ascii="Cascadia Mono" w:eastAsiaTheme="minorHAnsi" w:hAnsi="Cascadia Mono" w:cs="Cascadia Mono"/>
+          <w:color w:val="0000FF"/>
+          <w:sz w:val="19"/>
+          <w:szCs w:val="19"/>
+          <w:highlight w:val="white"/>
+          <w:lang w:val="en-US" w:eastAsia="en-US"/>
+        </w:rPr>
+        <w:t>void</w:t>
+      </w:r>
+      <w:r>
+        <w:rPr>
+          <w:rFonts w:ascii="Cascadia Mono" w:eastAsiaTheme="minorHAnsi" w:hAnsi="Cascadia Mono" w:cs="Cascadia Mono"/>
+          <w:color w:val="000000"/>
+          <w:sz w:val="19"/>
+          <w:szCs w:val="19"/>
+          <w:highlight w:val="white"/>
+          <w:lang w:val="en-US" w:eastAsia="en-US"/>
+        </w:rPr>
+        <w:t xml:space="preserve"> Form1_Load(</w:t>
+      </w:r>
+      <w:r>
+        <w:rPr>
+          <w:rFonts w:ascii="Cascadia Mono" w:eastAsiaTheme="minorHAnsi" w:hAnsi="Cascadia Mono" w:cs="Cascadia Mono"/>
+          <w:color w:val="0000FF"/>
+          <w:sz w:val="19"/>
+          <w:szCs w:val="19"/>
+          <w:highlight w:val="white"/>
+          <w:lang w:val="en-US" w:eastAsia="en-US"/>
+        </w:rPr>
+        <w:t>object</w:t>
+      </w:r>
+      <w:r>
+        <w:rPr>
+          <w:rFonts w:ascii="Cascadia Mono" w:eastAsiaTheme="minorHAnsi" w:hAnsi="Cascadia Mono" w:cs="Cascadia Mono"/>
+          <w:color w:val="000000"/>
+          <w:sz w:val="19"/>
+          <w:szCs w:val="19"/>
+          <w:highlight w:val="white"/>
+          <w:lang w:val="en-US" w:eastAsia="en-US"/>
+        </w:rPr>
+        <w:t xml:space="preserve"> sender, </w:t>
+      </w:r>
+      <w:r>
+        <w:rPr>
+          <w:rFonts w:ascii="Cascadia Mono" w:eastAsiaTheme="minorHAnsi" w:hAnsi="Cascadia Mono" w:cs="Cascadia Mono"/>
+          <w:color w:val="2B91AF"/>
+          <w:sz w:val="19"/>
+          <w:szCs w:val="19"/>
+          <w:highlight w:val="white"/>
+          <w:lang w:val="en-US" w:eastAsia="en-US"/>
+        </w:rPr>
+        <w:t>EventArgs</w:t>
+      </w:r>
+      <w:r>
+        <w:rPr>
+          <w:rFonts w:ascii="Cascadia Mono" w:eastAsiaTheme="minorHAnsi" w:hAnsi="Cascadia Mono" w:cs="Cascadia Mono"/>
+          <w:color w:val="000000"/>
+          <w:sz w:val="19"/>
+          <w:szCs w:val="19"/>
+          <w:highlight w:val="white"/>
+          <w:lang w:val="en-US" w:eastAsia="en-US"/>
+        </w:rPr>
+        <w:t xml:space="preserve"> e)</w:t>
+      </w:r>
+    </w:p>
+    <w:p>
+      <w:pPr>
+        <w:autoSpaceDE w:val="0"/>
+        <w:autoSpaceDN w:val="0"/>
+        <w:adjustRightInd w:val="0"/>
+        <w:jc w:val="left"/>
+        <w:rPr>
+          <w:rFonts w:ascii="Cascadia Mono" w:eastAsiaTheme="minorHAnsi" w:hAnsi="Cascadia Mono" w:cs="Cascadia Mono"/>
+          <w:color w:val="000000"/>
+          <w:sz w:val="19"/>
+          <w:szCs w:val="19"/>
+          <w:highlight w:val="white"/>
+          <w:lang w:val="en-US" w:eastAsia="en-US"/>
+        </w:rPr>
+      </w:pPr>
+      <w:r>
+        <w:rPr>
+          <w:rFonts w:ascii="Cascadia Mono" w:eastAsiaTheme="minorHAnsi" w:hAnsi="Cascadia Mono" w:cs="Cascadia Mono"/>
+          <w:color w:val="000000"/>
+          <w:sz w:val="19"/>
+          <w:szCs w:val="19"/>
+          <w:highlight w:val="white"/>
+          <w:lang w:val="en-US" w:eastAsia="en-US"/>
         </w:rPr>
         <w:t xml:space="preserve">    {</w:t>
       </w:r>
@@ -7957,17 +8429,17 @@
           <w:sz w:val="19"/>
           <w:szCs w:val="19"/>
           <w:highlight w:val="white"/>
-          <w:lang w:eastAsia="en-US"/>
-        </w:rPr>
-      </w:pPr>
-      <w:r>
-        <w:rPr>
-          <w:rFonts w:ascii="Cascadia Mono" w:eastAsiaTheme="minorHAnsi" w:hAnsi="Cascadia Mono" w:cs="Cascadia Mono"/>
-          <w:color w:val="000000"/>
-          <w:sz w:val="19"/>
-          <w:szCs w:val="19"/>
-          <w:highlight w:val="white"/>
-          <w:lang w:eastAsia="en-US"/>
+          <w:lang w:val="en-US" w:eastAsia="en-US"/>
+        </w:rPr>
+      </w:pPr>
+      <w:r>
+        <w:rPr>
+          <w:rFonts w:ascii="Cascadia Mono" w:eastAsiaTheme="minorHAnsi" w:hAnsi="Cascadia Mono" w:cs="Cascadia Mono"/>
+          <w:color w:val="000000"/>
+          <w:sz w:val="19"/>
+          <w:szCs w:val="19"/>
+          <w:highlight w:val="white"/>
+          <w:lang w:val="en-US" w:eastAsia="en-US"/>
         </w:rPr>
         <w:t xml:space="preserve">        </w:t>
       </w:r>
@@ -7978,323 +8450,394 @@
           <w:sz w:val="19"/>
           <w:szCs w:val="19"/>
           <w:highlight w:val="white"/>
-          <w:lang w:eastAsia="en-US"/>
-        </w:rPr>
-        <w:t>// Обработчик клика по pictureBox (можно оставить пустым)</w:t>
-      </w:r>
-    </w:p>
-    <w:p>
-      <w:pPr>
-        <w:autoSpaceDE w:val="0"/>
-        <w:autoSpaceDN w:val="0"/>
-        <w:adjustRightInd w:val="0"/>
-        <w:jc w:val="left"/>
-        <w:rPr>
-          <w:rFonts w:ascii="Cascadia Mono" w:eastAsiaTheme="minorHAnsi" w:hAnsi="Cascadia Mono" w:cs="Cascadia Mono"/>
-          <w:color w:val="000000"/>
-          <w:sz w:val="19"/>
-          <w:szCs w:val="19"/>
-          <w:highlight w:val="white"/>
-          <w:lang w:eastAsia="en-US"/>
-        </w:rPr>
-      </w:pPr>
-      <w:r>
-        <w:rPr>
-          <w:rFonts w:ascii="Cascadia Mono" w:eastAsiaTheme="minorHAnsi" w:hAnsi="Cascadia Mono" w:cs="Cascadia Mono"/>
-          <w:color w:val="000000"/>
-          <w:sz w:val="19"/>
-          <w:szCs w:val="19"/>
-          <w:highlight w:val="white"/>
-          <w:lang w:eastAsia="en-US"/>
-        </w:rPr>
-        <w:t xml:space="preserve">    }</w:t>
-      </w:r>
-    </w:p>
-    <w:p>
-      <w:pPr>
-        <w:autoSpaceDE w:val="0"/>
-        <w:autoSpaceDN w:val="0"/>
-        <w:adjustRightInd w:val="0"/>
-        <w:jc w:val="left"/>
-        <w:rPr>
-          <w:rFonts w:ascii="Cascadia Mono" w:eastAsiaTheme="minorHAnsi" w:hAnsi="Cascadia Mono" w:cs="Cascadia Mono"/>
-          <w:color w:val="000000"/>
-          <w:sz w:val="19"/>
-          <w:szCs w:val="19"/>
-          <w:highlight w:val="white"/>
-          <w:lang w:eastAsia="en-US"/>
-        </w:rPr>
-      </w:pPr>
-    </w:p>
-    <w:p>
-      <w:pPr>
-        <w:autoSpaceDE w:val="0"/>
-        <w:autoSpaceDN w:val="0"/>
-        <w:adjustRightInd w:val="0"/>
-        <w:jc w:val="left"/>
-        <w:rPr>
-          <w:rFonts w:ascii="Cascadia Mono" w:eastAsiaTheme="minorHAnsi" w:hAnsi="Cascadia Mono" w:cs="Cascadia Mono"/>
-          <w:color w:val="000000"/>
-          <w:sz w:val="19"/>
-          <w:szCs w:val="19"/>
-          <w:highlight w:val="white"/>
-          <w:lang w:eastAsia="en-US"/>
-        </w:rPr>
-      </w:pPr>
-      <w:r>
-        <w:rPr>
-          <w:rFonts w:ascii="Cascadia Mono" w:eastAsiaTheme="minorHAnsi" w:hAnsi="Cascadia Mono" w:cs="Cascadia Mono"/>
-          <w:color w:val="000000"/>
-          <w:sz w:val="19"/>
-          <w:szCs w:val="19"/>
-          <w:highlight w:val="white"/>
-          <w:lang w:eastAsia="en-US"/>
-        </w:rPr>
-        <w:t xml:space="preserve">    </w:t>
-      </w:r>
-      <w:r>
-        <w:rPr>
-          <w:rFonts w:ascii="Cascadia Mono" w:eastAsiaTheme="minorHAnsi" w:hAnsi="Cascadia Mono" w:cs="Cascadia Mono"/>
-          <w:color w:val="0000FF"/>
-          <w:sz w:val="19"/>
-          <w:szCs w:val="19"/>
-          <w:highlight w:val="white"/>
-          <w:lang w:eastAsia="en-US"/>
-        </w:rPr>
-        <w:t>private</w:t>
-      </w:r>
-      <w:r>
-        <w:rPr>
-          <w:rFonts w:ascii="Cascadia Mono" w:eastAsiaTheme="minorHAnsi" w:hAnsi="Cascadia Mono" w:cs="Cascadia Mono"/>
-          <w:color w:val="000000"/>
-          <w:sz w:val="19"/>
-          <w:szCs w:val="19"/>
-          <w:highlight w:val="white"/>
-          <w:lang w:eastAsia="en-US"/>
+          <w:lang w:val="en-US" w:eastAsia="en-US"/>
+        </w:rPr>
+        <w:t xml:space="preserve">// </w:t>
+      </w:r>
+      <w:r>
+        <w:rPr>
+          <w:rFonts w:ascii="Cascadia Mono" w:eastAsiaTheme="minorHAnsi" w:hAnsi="Cascadia Mono" w:cs="Cascadia Mono"/>
+          <w:color w:val="008000"/>
+          <w:sz w:val="19"/>
+          <w:szCs w:val="19"/>
+          <w:highlight w:val="white"/>
+          <w:lang w:eastAsia="en-US"/>
+        </w:rPr>
+        <w:t>Устанавливаем</w:t>
+      </w:r>
+      <w:r>
+        <w:rPr>
+          <w:rFonts w:ascii="Cascadia Mono" w:eastAsiaTheme="minorHAnsi" w:hAnsi="Cascadia Mono" w:cs="Cascadia Mono"/>
+          <w:color w:val="008000"/>
+          <w:sz w:val="19"/>
+          <w:szCs w:val="19"/>
+          <w:highlight w:val="white"/>
+          <w:lang w:val="en-US" w:eastAsia="en-US"/>
         </w:rPr>
         <w:t xml:space="preserve"> </w:t>
       </w:r>
       <w:r>
         <w:rPr>
           <w:rFonts w:ascii="Cascadia Mono" w:eastAsiaTheme="minorHAnsi" w:hAnsi="Cascadia Mono" w:cs="Cascadia Mono"/>
-          <w:color w:val="0000FF"/>
-          <w:sz w:val="19"/>
-          <w:szCs w:val="19"/>
-          <w:highlight w:val="white"/>
-          <w:lang w:eastAsia="en-US"/>
-        </w:rPr>
-        <w:t>void</w:t>
-      </w:r>
-      <w:r>
-        <w:rPr>
-          <w:rFonts w:ascii="Cascadia Mono" w:eastAsiaTheme="minorHAnsi" w:hAnsi="Cascadia Mono" w:cs="Cascadia Mono"/>
-          <w:color w:val="000000"/>
-          <w:sz w:val="19"/>
-          <w:szCs w:val="19"/>
-          <w:highlight w:val="white"/>
-          <w:lang w:eastAsia="en-US"/>
-        </w:rPr>
-        <w:t xml:space="preserve"> Form1_Load(</w:t>
-      </w:r>
-      <w:r>
-        <w:rPr>
-          <w:rFonts w:ascii="Cascadia Mono" w:eastAsiaTheme="minorHAnsi" w:hAnsi="Cascadia Mono" w:cs="Cascadia Mono"/>
-          <w:color w:val="0000FF"/>
-          <w:sz w:val="19"/>
-          <w:szCs w:val="19"/>
-          <w:highlight w:val="white"/>
-          <w:lang w:eastAsia="en-US"/>
-        </w:rPr>
-        <w:t>object</w:t>
-      </w:r>
-      <w:r>
-        <w:rPr>
-          <w:rFonts w:ascii="Cascadia Mono" w:eastAsiaTheme="minorHAnsi" w:hAnsi="Cascadia Mono" w:cs="Cascadia Mono"/>
-          <w:color w:val="000000"/>
-          <w:sz w:val="19"/>
-          <w:szCs w:val="19"/>
-          <w:highlight w:val="white"/>
-          <w:lang w:eastAsia="en-US"/>
-        </w:rPr>
-        <w:t xml:space="preserve"> sender, </w:t>
-      </w:r>
-      <w:r>
-        <w:rPr>
-          <w:rFonts w:ascii="Cascadia Mono" w:eastAsiaTheme="minorHAnsi" w:hAnsi="Cascadia Mono" w:cs="Cascadia Mono"/>
-          <w:color w:val="2B91AF"/>
-          <w:sz w:val="19"/>
-          <w:szCs w:val="19"/>
-          <w:highlight w:val="white"/>
-          <w:lang w:eastAsia="en-US"/>
-        </w:rPr>
-        <w:t>EventArgs</w:t>
-      </w:r>
-      <w:r>
-        <w:rPr>
-          <w:rFonts w:ascii="Cascadia Mono" w:eastAsiaTheme="minorHAnsi" w:hAnsi="Cascadia Mono" w:cs="Cascadia Mono"/>
-          <w:color w:val="000000"/>
-          <w:sz w:val="19"/>
-          <w:szCs w:val="19"/>
-          <w:highlight w:val="white"/>
-          <w:lang w:eastAsia="en-US"/>
-        </w:rPr>
-        <w:t xml:space="preserve"> e)</w:t>
-      </w:r>
-    </w:p>
-    <w:p>
-      <w:pPr>
-        <w:autoSpaceDE w:val="0"/>
-        <w:autoSpaceDN w:val="0"/>
-        <w:adjustRightInd w:val="0"/>
-        <w:jc w:val="left"/>
-        <w:rPr>
-          <w:rFonts w:ascii="Cascadia Mono" w:eastAsiaTheme="minorHAnsi" w:hAnsi="Cascadia Mono" w:cs="Cascadia Mono"/>
-          <w:color w:val="000000"/>
-          <w:sz w:val="19"/>
-          <w:szCs w:val="19"/>
-          <w:highlight w:val="white"/>
-          <w:lang w:eastAsia="en-US"/>
-        </w:rPr>
-      </w:pPr>
-      <w:r>
-        <w:rPr>
-          <w:rFonts w:ascii="Cascadia Mono" w:eastAsiaTheme="minorHAnsi" w:hAnsi="Cascadia Mono" w:cs="Cascadia Mono"/>
-          <w:color w:val="000000"/>
-          <w:sz w:val="19"/>
-          <w:szCs w:val="19"/>
-          <w:highlight w:val="white"/>
-          <w:lang w:eastAsia="en-US"/>
-        </w:rPr>
-        <w:t xml:space="preserve">    {</w:t>
-      </w:r>
-    </w:p>
-    <w:p>
-      <w:pPr>
-        <w:autoSpaceDE w:val="0"/>
-        <w:autoSpaceDN w:val="0"/>
-        <w:adjustRightInd w:val="0"/>
-        <w:jc w:val="left"/>
-        <w:rPr>
-          <w:rFonts w:ascii="Cascadia Mono" w:eastAsiaTheme="minorHAnsi" w:hAnsi="Cascadia Mono" w:cs="Cascadia Mono"/>
-          <w:color w:val="000000"/>
-          <w:sz w:val="19"/>
-          <w:szCs w:val="19"/>
-          <w:highlight w:val="white"/>
-          <w:lang w:eastAsia="en-US"/>
-        </w:rPr>
-      </w:pPr>
-      <w:r>
-        <w:rPr>
-          <w:rFonts w:ascii="Cascadia Mono" w:eastAsiaTheme="minorHAnsi" w:hAnsi="Cascadia Mono" w:cs="Cascadia Mono"/>
-          <w:color w:val="000000"/>
-          <w:sz w:val="19"/>
-          <w:szCs w:val="19"/>
-          <w:highlight w:val="white"/>
-          <w:lang w:eastAsia="en-US"/>
+          <w:color w:val="008000"/>
+          <w:sz w:val="19"/>
+          <w:szCs w:val="19"/>
+          <w:highlight w:val="white"/>
+          <w:lang w:eastAsia="en-US"/>
+        </w:rPr>
+        <w:t>ограничения</w:t>
+      </w:r>
+      <w:r>
+        <w:rPr>
+          <w:rFonts w:ascii="Cascadia Mono" w:eastAsiaTheme="minorHAnsi" w:hAnsi="Cascadia Mono" w:cs="Cascadia Mono"/>
+          <w:color w:val="008000"/>
+          <w:sz w:val="19"/>
+          <w:szCs w:val="19"/>
+          <w:highlight w:val="white"/>
+          <w:lang w:val="en-US" w:eastAsia="en-US"/>
+        </w:rPr>
+        <w:t xml:space="preserve"> </w:t>
+      </w:r>
+      <w:r>
+        <w:rPr>
+          <w:rFonts w:ascii="Cascadia Mono" w:eastAsiaTheme="minorHAnsi" w:hAnsi="Cascadia Mono" w:cs="Cascadia Mono"/>
+          <w:color w:val="008000"/>
+          <w:sz w:val="19"/>
+          <w:szCs w:val="19"/>
+          <w:highlight w:val="white"/>
+          <w:lang w:eastAsia="en-US"/>
+        </w:rPr>
+        <w:t>для</w:t>
+      </w:r>
+      <w:r>
+        <w:rPr>
+          <w:rFonts w:ascii="Cascadia Mono" w:eastAsiaTheme="minorHAnsi" w:hAnsi="Cascadia Mono" w:cs="Cascadia Mono"/>
+          <w:color w:val="008000"/>
+          <w:sz w:val="19"/>
+          <w:szCs w:val="19"/>
+          <w:highlight w:val="white"/>
+          <w:lang w:val="en-US" w:eastAsia="en-US"/>
+        </w:rPr>
+        <w:t xml:space="preserve"> NumericUpDown</w:t>
+      </w:r>
+    </w:p>
+    <w:p>
+      <w:pPr>
+        <w:autoSpaceDE w:val="0"/>
+        <w:autoSpaceDN w:val="0"/>
+        <w:adjustRightInd w:val="0"/>
+        <w:jc w:val="left"/>
+        <w:rPr>
+          <w:rFonts w:ascii="Cascadia Mono" w:eastAsiaTheme="minorHAnsi" w:hAnsi="Cascadia Mono" w:cs="Cascadia Mono"/>
+          <w:color w:val="000000"/>
+          <w:sz w:val="19"/>
+          <w:szCs w:val="19"/>
+          <w:highlight w:val="white"/>
+          <w:lang w:val="en-US" w:eastAsia="en-US"/>
+        </w:rPr>
+      </w:pPr>
+      <w:r>
+        <w:rPr>
+          <w:rFonts w:ascii="Cascadia Mono" w:eastAsiaTheme="minorHAnsi" w:hAnsi="Cascadia Mono" w:cs="Cascadia Mono"/>
+          <w:color w:val="000000"/>
+          <w:sz w:val="19"/>
+          <w:szCs w:val="19"/>
+          <w:highlight w:val="white"/>
+          <w:lang w:val="en-US" w:eastAsia="en-US"/>
+        </w:rPr>
+        <w:t xml:space="preserve">        numericUpDown1.Minimum = 0.0001M;</w:t>
+      </w:r>
+    </w:p>
+    <w:p>
+      <w:pPr>
+        <w:autoSpaceDE w:val="0"/>
+        <w:autoSpaceDN w:val="0"/>
+        <w:adjustRightInd w:val="0"/>
+        <w:jc w:val="left"/>
+        <w:rPr>
+          <w:rFonts w:ascii="Cascadia Mono" w:eastAsiaTheme="minorHAnsi" w:hAnsi="Cascadia Mono" w:cs="Cascadia Mono"/>
+          <w:color w:val="000000"/>
+          <w:sz w:val="19"/>
+          <w:szCs w:val="19"/>
+          <w:highlight w:val="white"/>
+          <w:lang w:val="en-US" w:eastAsia="en-US"/>
+        </w:rPr>
+      </w:pPr>
+      <w:r>
+        <w:rPr>
+          <w:rFonts w:ascii="Cascadia Mono" w:eastAsiaTheme="minorHAnsi" w:hAnsi="Cascadia Mono" w:cs="Cascadia Mono"/>
+          <w:color w:val="000000"/>
+          <w:sz w:val="19"/>
+          <w:szCs w:val="19"/>
+          <w:highlight w:val="white"/>
+          <w:lang w:val="en-US" w:eastAsia="en-US"/>
+        </w:rPr>
+        <w:t xml:space="preserve">        numericUpDown1.Maximum = 0.9999M;</w:t>
+      </w:r>
+    </w:p>
+    <w:p>
+      <w:pPr>
+        <w:autoSpaceDE w:val="0"/>
+        <w:autoSpaceDN w:val="0"/>
+        <w:adjustRightInd w:val="0"/>
+        <w:jc w:val="left"/>
+        <w:rPr>
+          <w:rFonts w:ascii="Cascadia Mono" w:eastAsiaTheme="minorHAnsi" w:hAnsi="Cascadia Mono" w:cs="Cascadia Mono"/>
+          <w:color w:val="000000"/>
+          <w:sz w:val="19"/>
+          <w:szCs w:val="19"/>
+          <w:highlight w:val="white"/>
+          <w:lang w:val="en-US" w:eastAsia="en-US"/>
+        </w:rPr>
+      </w:pPr>
+      <w:r>
+        <w:rPr>
+          <w:rFonts w:ascii="Cascadia Mono" w:eastAsiaTheme="minorHAnsi" w:hAnsi="Cascadia Mono" w:cs="Cascadia Mono"/>
+          <w:color w:val="000000"/>
+          <w:sz w:val="19"/>
+          <w:szCs w:val="19"/>
+          <w:highlight w:val="white"/>
+          <w:lang w:val="en-US" w:eastAsia="en-US"/>
+        </w:rPr>
+        <w:t xml:space="preserve">        numericUpDown1.Value = 0.001M; </w:t>
+      </w:r>
+      <w:r>
+        <w:rPr>
+          <w:rFonts w:ascii="Cascadia Mono" w:eastAsiaTheme="minorHAnsi" w:hAnsi="Cascadia Mono" w:cs="Cascadia Mono"/>
+          <w:color w:val="008000"/>
+          <w:sz w:val="19"/>
+          <w:szCs w:val="19"/>
+          <w:highlight w:val="white"/>
+          <w:lang w:val="en-US" w:eastAsia="en-US"/>
+        </w:rPr>
+        <w:t xml:space="preserve">// </w:t>
+      </w:r>
+      <w:r>
+        <w:rPr>
+          <w:rFonts w:ascii="Cascadia Mono" w:eastAsiaTheme="minorHAnsi" w:hAnsi="Cascadia Mono" w:cs="Cascadia Mono"/>
+          <w:color w:val="008000"/>
+          <w:sz w:val="19"/>
+          <w:szCs w:val="19"/>
+          <w:highlight w:val="white"/>
+          <w:lang w:eastAsia="en-US"/>
+        </w:rPr>
+        <w:t>значение</w:t>
+      </w:r>
+      <w:r>
+        <w:rPr>
+          <w:rFonts w:ascii="Cascadia Mono" w:eastAsiaTheme="minorHAnsi" w:hAnsi="Cascadia Mono" w:cs="Cascadia Mono"/>
+          <w:color w:val="008000"/>
+          <w:sz w:val="19"/>
+          <w:szCs w:val="19"/>
+          <w:highlight w:val="white"/>
+          <w:lang w:val="en-US" w:eastAsia="en-US"/>
+        </w:rPr>
+        <w:t xml:space="preserve"> </w:t>
+      </w:r>
+      <w:r>
+        <w:rPr>
+          <w:rFonts w:ascii="Cascadia Mono" w:eastAsiaTheme="minorHAnsi" w:hAnsi="Cascadia Mono" w:cs="Cascadia Mono"/>
+          <w:color w:val="008000"/>
+          <w:sz w:val="19"/>
+          <w:szCs w:val="19"/>
+          <w:highlight w:val="white"/>
+          <w:lang w:eastAsia="en-US"/>
+        </w:rPr>
+        <w:t>по</w:t>
+      </w:r>
+      <w:r>
+        <w:rPr>
+          <w:rFonts w:ascii="Cascadia Mono" w:eastAsiaTheme="minorHAnsi" w:hAnsi="Cascadia Mono" w:cs="Cascadia Mono"/>
+          <w:color w:val="008000"/>
+          <w:sz w:val="19"/>
+          <w:szCs w:val="19"/>
+          <w:highlight w:val="white"/>
+          <w:lang w:val="en-US" w:eastAsia="en-US"/>
+        </w:rPr>
+        <w:t xml:space="preserve"> </w:t>
+      </w:r>
+      <w:r>
+        <w:rPr>
+          <w:rFonts w:ascii="Cascadia Mono" w:eastAsiaTheme="minorHAnsi" w:hAnsi="Cascadia Mono" w:cs="Cascadia Mono"/>
+          <w:color w:val="008000"/>
+          <w:sz w:val="19"/>
+          <w:szCs w:val="19"/>
+          <w:highlight w:val="white"/>
+          <w:lang w:eastAsia="en-US"/>
+        </w:rPr>
+        <w:t>умолчанию</w:t>
+      </w:r>
+    </w:p>
+    <w:p>
+      <w:pPr>
+        <w:autoSpaceDE w:val="0"/>
+        <w:autoSpaceDN w:val="0"/>
+        <w:adjustRightInd w:val="0"/>
+        <w:jc w:val="left"/>
+        <w:rPr>
+          <w:rFonts w:ascii="Cascadia Mono" w:eastAsiaTheme="minorHAnsi" w:hAnsi="Cascadia Mono" w:cs="Cascadia Mono"/>
+          <w:color w:val="000000"/>
+          <w:sz w:val="19"/>
+          <w:szCs w:val="19"/>
+          <w:highlight w:val="white"/>
+          <w:lang w:val="en-US" w:eastAsia="en-US"/>
+        </w:rPr>
+      </w:pPr>
+      <w:r>
+        <w:rPr>
+          <w:rFonts w:ascii="Cascadia Mono" w:eastAsiaTheme="minorHAnsi" w:hAnsi="Cascadia Mono" w:cs="Cascadia Mono"/>
+          <w:color w:val="000000"/>
+          <w:sz w:val="19"/>
+          <w:szCs w:val="19"/>
+          <w:highlight w:val="white"/>
+          <w:lang w:val="en-US" w:eastAsia="en-US"/>
+        </w:rPr>
+        <w:t xml:space="preserve">        numericUpDown1.DecimalPlaces = 6;</w:t>
+      </w:r>
+    </w:p>
+    <w:p>
+      <w:pPr>
+        <w:autoSpaceDE w:val="0"/>
+        <w:autoSpaceDN w:val="0"/>
+        <w:adjustRightInd w:val="0"/>
+        <w:jc w:val="left"/>
+        <w:rPr>
+          <w:rFonts w:ascii="Cascadia Mono" w:eastAsiaTheme="minorHAnsi" w:hAnsi="Cascadia Mono" w:cs="Cascadia Mono"/>
+          <w:color w:val="000000"/>
+          <w:sz w:val="19"/>
+          <w:szCs w:val="19"/>
+          <w:highlight w:val="white"/>
+          <w:lang w:val="en-US" w:eastAsia="en-US"/>
+        </w:rPr>
+      </w:pPr>
+      <w:r>
+        <w:rPr>
+          <w:rFonts w:ascii="Cascadia Mono" w:eastAsiaTheme="minorHAnsi" w:hAnsi="Cascadia Mono" w:cs="Cascadia Mono"/>
+          <w:color w:val="000000"/>
+          <w:sz w:val="19"/>
+          <w:szCs w:val="19"/>
+          <w:highlight w:val="white"/>
+          <w:lang w:val="en-US" w:eastAsia="en-US"/>
+        </w:rPr>
+        <w:t xml:space="preserve">        numericUpDown1.Increment = 0.0001M;</w:t>
+      </w:r>
+    </w:p>
+    <w:p>
+      <w:pPr>
+        <w:autoSpaceDE w:val="0"/>
+        <w:autoSpaceDN w:val="0"/>
+        <w:adjustRightInd w:val="0"/>
+        <w:jc w:val="left"/>
+        <w:rPr>
+          <w:rFonts w:ascii="Cascadia Mono" w:eastAsiaTheme="minorHAnsi" w:hAnsi="Cascadia Mono" w:cs="Cascadia Mono"/>
+          <w:color w:val="000000"/>
+          <w:sz w:val="19"/>
+          <w:szCs w:val="19"/>
+          <w:highlight w:val="white"/>
+          <w:lang w:val="en-US" w:eastAsia="en-US"/>
+        </w:rPr>
+      </w:pPr>
+    </w:p>
+    <w:p>
+      <w:pPr>
+        <w:autoSpaceDE w:val="0"/>
+        <w:autoSpaceDN w:val="0"/>
+        <w:adjustRightInd w:val="0"/>
+        <w:jc w:val="left"/>
+        <w:rPr>
+          <w:rFonts w:ascii="Cascadia Mono" w:eastAsiaTheme="minorHAnsi" w:hAnsi="Cascadia Mono" w:cs="Cascadia Mono"/>
+          <w:color w:val="000000"/>
+          <w:sz w:val="19"/>
+          <w:szCs w:val="19"/>
+          <w:highlight w:val="white"/>
+          <w:lang w:val="en-US" w:eastAsia="en-US"/>
+        </w:rPr>
+      </w:pPr>
+      <w:r>
+        <w:rPr>
+          <w:rFonts w:ascii="Cascadia Mono" w:eastAsiaTheme="minorHAnsi" w:hAnsi="Cascadia Mono" w:cs="Cascadia Mono"/>
+          <w:color w:val="000000"/>
+          <w:sz w:val="19"/>
+          <w:szCs w:val="19"/>
+          <w:highlight w:val="white"/>
+          <w:lang w:val="en-US" w:eastAsia="en-US"/>
+        </w:rPr>
+        <w:t xml:space="preserve">        numericUpDown2.Minimum = -0.9999M;</w:t>
+      </w:r>
+    </w:p>
+    <w:p>
+      <w:pPr>
+        <w:autoSpaceDE w:val="0"/>
+        <w:autoSpaceDN w:val="0"/>
+        <w:adjustRightInd w:val="0"/>
+        <w:jc w:val="left"/>
+        <w:rPr>
+          <w:rFonts w:ascii="Cascadia Mono" w:eastAsiaTheme="minorHAnsi" w:hAnsi="Cascadia Mono" w:cs="Cascadia Mono"/>
+          <w:color w:val="000000"/>
+          <w:sz w:val="19"/>
+          <w:szCs w:val="19"/>
+          <w:highlight w:val="white"/>
+          <w:lang w:val="en-US" w:eastAsia="en-US"/>
+        </w:rPr>
+      </w:pPr>
+      <w:r>
+        <w:rPr>
+          <w:rFonts w:ascii="Cascadia Mono" w:eastAsiaTheme="minorHAnsi" w:hAnsi="Cascadia Mono" w:cs="Cascadia Mono"/>
+          <w:color w:val="000000"/>
+          <w:sz w:val="19"/>
+          <w:szCs w:val="19"/>
+          <w:highlight w:val="white"/>
+          <w:lang w:val="en-US" w:eastAsia="en-US"/>
+        </w:rPr>
+        <w:t xml:space="preserve">        numericUpDown2.Maximum = 0.9999M;</w:t>
+      </w:r>
+    </w:p>
+    <w:p>
+      <w:pPr>
+        <w:autoSpaceDE w:val="0"/>
+        <w:autoSpaceDN w:val="0"/>
+        <w:adjustRightInd w:val="0"/>
+        <w:jc w:val="left"/>
+        <w:rPr>
+          <w:rFonts w:ascii="Cascadia Mono" w:eastAsiaTheme="minorHAnsi" w:hAnsi="Cascadia Mono" w:cs="Cascadia Mono"/>
+          <w:color w:val="000000"/>
+          <w:sz w:val="19"/>
+          <w:szCs w:val="19"/>
+          <w:highlight w:val="white"/>
+          <w:lang w:eastAsia="en-US"/>
+        </w:rPr>
+      </w:pPr>
+      <w:r>
+        <w:rPr>
+          <w:rFonts w:ascii="Cascadia Mono" w:eastAsiaTheme="minorHAnsi" w:hAnsi="Cascadia Mono" w:cs="Cascadia Mono"/>
+          <w:color w:val="000000"/>
+          <w:sz w:val="19"/>
+          <w:szCs w:val="19"/>
+          <w:highlight w:val="white"/>
+          <w:lang w:val="en-US" w:eastAsia="en-US"/>
         </w:rPr>
         <w:t xml:space="preserve">        </w:t>
       </w:r>
       <w:r>
         <w:rPr>
           <w:rFonts w:ascii="Cascadia Mono" w:eastAsiaTheme="minorHAnsi" w:hAnsi="Cascadia Mono" w:cs="Cascadia Mono"/>
+          <w:color w:val="000000"/>
+          <w:sz w:val="19"/>
+          <w:szCs w:val="19"/>
+          <w:highlight w:val="white"/>
+          <w:lang w:eastAsia="en-US"/>
+        </w:rPr>
+        <w:t xml:space="preserve">numericUpDown2.Value = 0.5M; </w:t>
+      </w:r>
+      <w:r>
+        <w:rPr>
+          <w:rFonts w:ascii="Cascadia Mono" w:eastAsiaTheme="minorHAnsi" w:hAnsi="Cascadia Mono" w:cs="Cascadia Mono"/>
           <w:color w:val="008000"/>
           <w:sz w:val="19"/>
           <w:szCs w:val="19"/>
           <w:highlight w:val="white"/>
           <w:lang w:eastAsia="en-US"/>
         </w:rPr>
-        <w:t>// Устанавливаем ограничения для NumericUpDown</w:t>
-      </w:r>
-    </w:p>
-    <w:p>
-      <w:pPr>
-        <w:autoSpaceDE w:val="0"/>
-        <w:autoSpaceDN w:val="0"/>
-        <w:adjustRightInd w:val="0"/>
-        <w:jc w:val="left"/>
-        <w:rPr>
-          <w:rFonts w:ascii="Cascadia Mono" w:eastAsiaTheme="minorHAnsi" w:hAnsi="Cascadia Mono" w:cs="Cascadia Mono"/>
-          <w:color w:val="000000"/>
-          <w:sz w:val="19"/>
-          <w:szCs w:val="19"/>
-          <w:highlight w:val="white"/>
-          <w:lang w:eastAsia="en-US"/>
-        </w:rPr>
-      </w:pPr>
-      <w:r>
-        <w:rPr>
-          <w:rFonts w:ascii="Cascadia Mono" w:eastAsiaTheme="minorHAnsi" w:hAnsi="Cascadia Mono" w:cs="Cascadia Mono"/>
-          <w:color w:val="000000"/>
-          <w:sz w:val="19"/>
-          <w:szCs w:val="19"/>
-          <w:highlight w:val="white"/>
-          <w:lang w:eastAsia="en-US"/>
-        </w:rPr>
-        <w:t xml:space="preserve">        numericUpDown1.Minimum = 0.0001M;</w:t>
-      </w:r>
-    </w:p>
-    <w:p>
-      <w:pPr>
-        <w:autoSpaceDE w:val="0"/>
-        <w:autoSpaceDN w:val="0"/>
-        <w:adjustRightInd w:val="0"/>
-        <w:jc w:val="left"/>
-        <w:rPr>
-          <w:rFonts w:ascii="Cascadia Mono" w:eastAsiaTheme="minorHAnsi" w:hAnsi="Cascadia Mono" w:cs="Cascadia Mono"/>
-          <w:color w:val="000000"/>
-          <w:sz w:val="19"/>
-          <w:szCs w:val="19"/>
-          <w:highlight w:val="white"/>
-          <w:lang w:eastAsia="en-US"/>
-        </w:rPr>
-      </w:pPr>
-      <w:r>
-        <w:rPr>
-          <w:rFonts w:ascii="Cascadia Mono" w:eastAsiaTheme="minorHAnsi" w:hAnsi="Cascadia Mono" w:cs="Cascadia Mono"/>
-          <w:color w:val="000000"/>
-          <w:sz w:val="19"/>
-          <w:szCs w:val="19"/>
-          <w:highlight w:val="white"/>
-          <w:lang w:eastAsia="en-US"/>
-        </w:rPr>
-        <w:t xml:space="preserve">        numericUpDown1.Maximum = 0.9999M;</w:t>
-      </w:r>
-    </w:p>
-    <w:p>
-      <w:pPr>
-        <w:autoSpaceDE w:val="0"/>
-        <w:autoSpaceDN w:val="0"/>
-        <w:adjustRightInd w:val="0"/>
-        <w:jc w:val="left"/>
-        <w:rPr>
-          <w:rFonts w:ascii="Cascadia Mono" w:eastAsiaTheme="minorHAnsi" w:hAnsi="Cascadia Mono" w:cs="Cascadia Mono"/>
-          <w:color w:val="000000"/>
-          <w:sz w:val="19"/>
-          <w:szCs w:val="19"/>
-          <w:highlight w:val="white"/>
-          <w:lang w:eastAsia="en-US"/>
-        </w:rPr>
-      </w:pPr>
-      <w:r>
-        <w:rPr>
-          <w:rFonts w:ascii="Cascadia Mono" w:eastAsiaTheme="minorHAnsi" w:hAnsi="Cascadia Mono" w:cs="Cascadia Mono"/>
-          <w:color w:val="000000"/>
-          <w:sz w:val="19"/>
-          <w:szCs w:val="19"/>
-          <w:highlight w:val="white"/>
-          <w:lang w:eastAsia="en-US"/>
-        </w:rPr>
-        <w:t xml:space="preserve">        numericUpDown1.Value = 0.001M; </w:t>
-      </w:r>
-      <w:r>
-        <w:rPr>
-          <w:rFonts w:ascii="Cascadia Mono" w:eastAsiaTheme="minorHAnsi" w:hAnsi="Cascadia Mono" w:cs="Cascadia Mono"/>
-          <w:color w:val="008000"/>
-          <w:sz w:val="19"/>
-          <w:szCs w:val="19"/>
-          <w:highlight w:val="white"/>
-          <w:lang w:eastAsia="en-US"/>
-        </w:rPr>
         <w:t>// значение по умолчанию</w:t>
       </w:r>
     </w:p>
@@ -8310,206 +8853,55 @@
           <w:sz w:val="19"/>
           <w:szCs w:val="19"/>
           <w:highlight w:val="white"/>
-          <w:lang w:eastAsia="en-US"/>
-        </w:rPr>
-      </w:pPr>
-      <w:r>
-        <w:rPr>
-          <w:rFonts w:ascii="Cascadia Mono" w:eastAsiaTheme="minorHAnsi" w:hAnsi="Cascadia Mono" w:cs="Cascadia Mono"/>
-          <w:color w:val="000000"/>
-          <w:sz w:val="19"/>
-          <w:szCs w:val="19"/>
-          <w:highlight w:val="white"/>
-          <w:lang w:eastAsia="en-US"/>
-        </w:rPr>
-        <w:t xml:space="preserve">        numericUpDown1.DecimalPlaces = 6;</w:t>
-      </w:r>
-    </w:p>
-    <w:p>
-      <w:pPr>
-        <w:autoSpaceDE w:val="0"/>
-        <w:autoSpaceDN w:val="0"/>
-        <w:adjustRightInd w:val="0"/>
-        <w:jc w:val="left"/>
-        <w:rPr>
-          <w:rFonts w:ascii="Cascadia Mono" w:eastAsiaTheme="minorHAnsi" w:hAnsi="Cascadia Mono" w:cs="Cascadia Mono"/>
-          <w:color w:val="000000"/>
-          <w:sz w:val="19"/>
-          <w:szCs w:val="19"/>
-          <w:highlight w:val="white"/>
-          <w:lang w:eastAsia="en-US"/>
-        </w:rPr>
-      </w:pPr>
-      <w:r>
-        <w:rPr>
-          <w:rFonts w:ascii="Cascadia Mono" w:eastAsiaTheme="minorHAnsi" w:hAnsi="Cascadia Mono" w:cs="Cascadia Mono"/>
-          <w:color w:val="000000"/>
-          <w:sz w:val="19"/>
-          <w:szCs w:val="19"/>
-          <w:highlight w:val="white"/>
-          <w:lang w:eastAsia="en-US"/>
-        </w:rPr>
-        <w:t xml:space="preserve">        numericUpDown1.Increment = 0.0001M;</w:t>
-      </w:r>
-    </w:p>
-    <w:p>
-      <w:pPr>
-        <w:autoSpaceDE w:val="0"/>
-        <w:autoSpaceDN w:val="0"/>
-        <w:adjustRightInd w:val="0"/>
-        <w:jc w:val="left"/>
-        <w:rPr>
-          <w:rFonts w:ascii="Cascadia Mono" w:eastAsiaTheme="minorHAnsi" w:hAnsi="Cascadia Mono" w:cs="Cascadia Mono"/>
-          <w:color w:val="000000"/>
-          <w:sz w:val="19"/>
-          <w:szCs w:val="19"/>
-          <w:highlight w:val="white"/>
-          <w:lang w:eastAsia="en-US"/>
-        </w:rPr>
-      </w:pPr>
-    </w:p>
-    <w:p>
-      <w:pPr>
-        <w:autoSpaceDE w:val="0"/>
-        <w:autoSpaceDN w:val="0"/>
-        <w:adjustRightInd w:val="0"/>
-        <w:jc w:val="left"/>
-        <w:rPr>
-          <w:rFonts w:ascii="Cascadia Mono" w:eastAsiaTheme="minorHAnsi" w:hAnsi="Cascadia Mono" w:cs="Cascadia Mono"/>
-          <w:color w:val="000000"/>
-          <w:sz w:val="19"/>
-          <w:szCs w:val="19"/>
-          <w:highlight w:val="white"/>
-          <w:lang w:eastAsia="en-US"/>
-        </w:rPr>
-      </w:pPr>
-      <w:r>
-        <w:rPr>
-          <w:rFonts w:ascii="Cascadia Mono" w:eastAsiaTheme="minorHAnsi" w:hAnsi="Cascadia Mono" w:cs="Cascadia Mono"/>
-          <w:color w:val="000000"/>
-          <w:sz w:val="19"/>
-          <w:szCs w:val="19"/>
-          <w:highlight w:val="white"/>
-          <w:lang w:eastAsia="en-US"/>
-        </w:rPr>
-        <w:t xml:space="preserve">        numericUpDown2.Minimum = -0.9999M;</w:t>
-      </w:r>
-    </w:p>
-    <w:p>
-      <w:pPr>
-        <w:autoSpaceDE w:val="0"/>
-        <w:autoSpaceDN w:val="0"/>
-        <w:adjustRightInd w:val="0"/>
-        <w:jc w:val="left"/>
-        <w:rPr>
-          <w:rFonts w:ascii="Cascadia Mono" w:eastAsiaTheme="minorHAnsi" w:hAnsi="Cascadia Mono" w:cs="Cascadia Mono"/>
-          <w:color w:val="000000"/>
-          <w:sz w:val="19"/>
-          <w:szCs w:val="19"/>
-          <w:highlight w:val="white"/>
-          <w:lang w:eastAsia="en-US"/>
-        </w:rPr>
-      </w:pPr>
-      <w:r>
-        <w:rPr>
-          <w:rFonts w:ascii="Cascadia Mono" w:eastAsiaTheme="minorHAnsi" w:hAnsi="Cascadia Mono" w:cs="Cascadia Mono"/>
-          <w:color w:val="000000"/>
-          <w:sz w:val="19"/>
-          <w:szCs w:val="19"/>
-          <w:highlight w:val="white"/>
-          <w:lang w:eastAsia="en-US"/>
-        </w:rPr>
-        <w:t xml:space="preserve">        numericUpDown2.Maximum = 0.9999M;</w:t>
-      </w:r>
-    </w:p>
-    <w:p>
-      <w:pPr>
-        <w:autoSpaceDE w:val="0"/>
-        <w:autoSpaceDN w:val="0"/>
-        <w:adjustRightInd w:val="0"/>
-        <w:jc w:val="left"/>
-        <w:rPr>
-          <w:rFonts w:ascii="Cascadia Mono" w:eastAsiaTheme="minorHAnsi" w:hAnsi="Cascadia Mono" w:cs="Cascadia Mono"/>
-          <w:color w:val="000000"/>
-          <w:sz w:val="19"/>
-          <w:szCs w:val="19"/>
-          <w:highlight w:val="white"/>
-          <w:lang w:eastAsia="en-US"/>
-        </w:rPr>
-      </w:pPr>
-      <w:r>
-        <w:rPr>
-          <w:rFonts w:ascii="Cascadia Mono" w:eastAsiaTheme="minorHAnsi" w:hAnsi="Cascadia Mono" w:cs="Cascadia Mono"/>
-          <w:color w:val="000000"/>
-          <w:sz w:val="19"/>
-          <w:szCs w:val="19"/>
-          <w:highlight w:val="white"/>
-          <w:lang w:eastAsia="en-US"/>
-        </w:rPr>
-        <w:t xml:space="preserve">        numericUpDown2.Value = 0.5M; </w:t>
-      </w:r>
-      <w:r>
-        <w:rPr>
-          <w:rFonts w:ascii="Cascadia Mono" w:eastAsiaTheme="minorHAnsi" w:hAnsi="Cascadia Mono" w:cs="Cascadia Mono"/>
-          <w:color w:val="008000"/>
-          <w:sz w:val="19"/>
-          <w:szCs w:val="19"/>
-          <w:highlight w:val="white"/>
-          <w:lang w:eastAsia="en-US"/>
-        </w:rPr>
-        <w:t>// значение по умолчанию</w:t>
-      </w:r>
-    </w:p>
-    <w:p>
-      <w:pPr>
-        <w:autoSpaceDE w:val="0"/>
-        <w:autoSpaceDN w:val="0"/>
-        <w:adjustRightInd w:val="0"/>
-        <w:jc w:val="left"/>
-        <w:rPr>
-          <w:rFonts w:ascii="Cascadia Mono" w:eastAsiaTheme="minorHAnsi" w:hAnsi="Cascadia Mono" w:cs="Cascadia Mono"/>
-          <w:color w:val="000000"/>
-          <w:sz w:val="19"/>
-          <w:szCs w:val="19"/>
-          <w:highlight w:val="white"/>
-          <w:lang w:eastAsia="en-US"/>
-        </w:rPr>
-      </w:pPr>
-      <w:r>
-        <w:rPr>
-          <w:rFonts w:ascii="Cascadia Mono" w:eastAsiaTheme="minorHAnsi" w:hAnsi="Cascadia Mono" w:cs="Cascadia Mono"/>
-          <w:color w:val="000000"/>
-          <w:sz w:val="19"/>
-          <w:szCs w:val="19"/>
-          <w:highlight w:val="white"/>
-          <w:lang w:eastAsia="en-US"/>
-        </w:rPr>
-        <w:t xml:space="preserve">        numericUpDown2.DecimalPlaces = 4;</w:t>
-      </w:r>
-    </w:p>
-    <w:p>
-      <w:pPr>
-        <w:autoSpaceDE w:val="0"/>
-        <w:autoSpaceDN w:val="0"/>
-        <w:adjustRightInd w:val="0"/>
-        <w:jc w:val="left"/>
-        <w:rPr>
-          <w:rFonts w:ascii="Cascadia Mono" w:eastAsiaTheme="minorHAnsi" w:hAnsi="Cascadia Mono" w:cs="Cascadia Mono"/>
-          <w:color w:val="000000"/>
-          <w:sz w:val="19"/>
-          <w:szCs w:val="19"/>
-          <w:highlight w:val="white"/>
-          <w:lang w:eastAsia="en-US"/>
-        </w:rPr>
-      </w:pPr>
-      <w:r>
-        <w:rPr>
-          <w:rFonts w:ascii="Cascadia Mono" w:eastAsiaTheme="minorHAnsi" w:hAnsi="Cascadia Mono" w:cs="Cascadia Mono"/>
-          <w:color w:val="000000"/>
-          <w:sz w:val="19"/>
-          <w:szCs w:val="19"/>
-          <w:highlight w:val="white"/>
-          <w:lang w:eastAsia="en-US"/>
+          <w:lang w:val="en-US" w:eastAsia="en-US"/>
+        </w:rPr>
+      </w:pPr>
+      <w:r>
+        <w:rPr>
+          <w:rFonts w:ascii="Cascadia Mono" w:eastAsiaTheme="minorHAnsi" w:hAnsi="Cascadia Mono" w:cs="Cascadia Mono"/>
+          <w:color w:val="000000"/>
+          <w:sz w:val="19"/>
+          <w:szCs w:val="19"/>
+          <w:highlight w:val="white"/>
+          <w:lang w:eastAsia="en-US"/>
+        </w:rPr>
+        <w:t xml:space="preserve">        </w:t>
+      </w:r>
+      <w:r>
+        <w:rPr>
+          <w:rFonts w:ascii="Cascadia Mono" w:eastAsiaTheme="minorHAnsi" w:hAnsi="Cascadia Mono" w:cs="Cascadia Mono"/>
+          <w:color w:val="000000"/>
+          <w:sz w:val="19"/>
+          <w:szCs w:val="19"/>
+          <w:highlight w:val="white"/>
+          <w:lang w:val="en-US" w:eastAsia="en-US"/>
+        </w:rPr>
+        <w:t>numericUpDown2.DecimalPlaces = 4;</w:t>
+      </w:r>
+    </w:p>
+    <w:p>
+      <w:pPr>
+        <w:autoSpaceDE w:val="0"/>
+        <w:autoSpaceDN w:val="0"/>
+        <w:adjustRightInd w:val="0"/>
+        <w:jc w:val="left"/>
+        <w:rPr>
+          <w:rFonts w:ascii="Cascadia Mono" w:eastAsiaTheme="minorHAnsi" w:hAnsi="Cascadia Mono" w:cs="Cascadia Mono"/>
+          <w:color w:val="000000"/>
+          <w:sz w:val="19"/>
+          <w:szCs w:val="19"/>
+          <w:highlight w:val="white"/>
+          <w:lang w:val="en-US" w:eastAsia="en-US"/>
+        </w:rPr>
+      </w:pPr>
+      <w:r>
+        <w:rPr>
+          <w:rFonts w:ascii="Cascadia Mono" w:eastAsiaTheme="minorHAnsi" w:hAnsi="Cascadia Mono" w:cs="Cascadia Mono"/>
+          <w:color w:val="000000"/>
+          <w:sz w:val="19"/>
+          <w:szCs w:val="19"/>
+          <w:highlight w:val="white"/>
+          <w:lang w:val="en-US" w:eastAsia="en-US"/>
         </w:rPr>
         <w:t xml:space="preserve">        numericUpDown2.Increment = 0.1M;</w:t>
       </w:r>
@@ -8526,35 +8918,46 @@
           <w:sz w:val="19"/>
           <w:szCs w:val="19"/>
           <w:highlight w:val="white"/>
-          <w:lang w:eastAsia="en-US"/>
-        </w:rPr>
-      </w:pPr>
-    </w:p>
-    <w:p>
-      <w:pPr>
-        <w:autoSpaceDE w:val="0"/>
-        <w:autoSpaceDN w:val="0"/>
-        <w:adjustRightInd w:val="0"/>
-        <w:jc w:val="left"/>
-        <w:rPr>
-          <w:rFonts w:ascii="Cascadia Mono" w:eastAsiaTheme="minorHAnsi" w:hAnsi="Cascadia Mono" w:cs="Cascadia Mono"/>
-          <w:color w:val="000000"/>
-          <w:sz w:val="19"/>
-          <w:szCs w:val="19"/>
-          <w:highlight w:val="white"/>
-          <w:lang w:eastAsia="en-US"/>
-        </w:rPr>
-      </w:pPr>
-      <w:r>
-        <w:rPr>
-          <w:rFonts w:ascii="Cascadia Mono" w:eastAsiaTheme="minorHAnsi" w:hAnsi="Cascadia Mono" w:cs="Cascadia Mono"/>
-          <w:color w:val="000000"/>
-          <w:sz w:val="19"/>
-          <w:szCs w:val="19"/>
-          <w:highlight w:val="white"/>
-          <w:lang w:eastAsia="en-US"/>
-        </w:rPr>
-        <w:t xml:space="preserve">        labelResult.Visible = </w:t>
+          <w:lang w:val="en-US" w:eastAsia="en-US"/>
+        </w:rPr>
+      </w:pPr>
+    </w:p>
+    <w:p>
+      <w:pPr>
+        <w:autoSpaceDE w:val="0"/>
+        <w:autoSpaceDN w:val="0"/>
+        <w:adjustRightInd w:val="0"/>
+        <w:jc w:val="left"/>
+        <w:rPr>
+          <w:rFonts w:ascii="Cascadia Mono" w:eastAsiaTheme="minorHAnsi" w:hAnsi="Cascadia Mono" w:cs="Cascadia Mono"/>
+          <w:color w:val="000000"/>
+          <w:sz w:val="19"/>
+          <w:szCs w:val="19"/>
+          <w:highlight w:val="white"/>
+          <w:lang w:eastAsia="en-US"/>
+        </w:rPr>
+      </w:pPr>
+      <w:r>
+        <w:rPr>
+          <w:rFonts w:ascii="Cascadia Mono" w:eastAsiaTheme="minorHAnsi" w:hAnsi="Cascadia Mono" w:cs="Cascadia Mono"/>
+          <w:color w:val="000000"/>
+          <w:sz w:val="19"/>
+          <w:szCs w:val="19"/>
+          <w:highlight w:val="white"/>
+          <w:lang w:val="en-US" w:eastAsia="en-US"/>
+        </w:rPr>
+        <w:t xml:space="preserve">        </w:t>
+      </w:r>
+      <w:r>
+        <w:rPr>
+          <w:rFonts w:ascii="Cascadia Mono" w:eastAsiaTheme="minorHAnsi" w:hAnsi="Cascadia Mono" w:cs="Cascadia Mono"/>
+          <w:color w:val="000000"/>
+          <w:sz w:val="19"/>
+          <w:szCs w:val="19"/>
+          <w:highlight w:val="white"/>
+          <w:lang w:eastAsia="en-US"/>
+        </w:rPr>
+        <w:t xml:space="preserve">labelResult.Visible = </w:t>
       </w:r>
       <w:r>
         <w:rPr>
@@ -8681,10 +9084,10 @@
             <v:path o:extrusionok="f" gradientshapeok="t" o:connecttype="rect"/>
             <o:lock v:ext="edit" aspectratio="t"/>
           </v:shapetype>
-          <v:shape id="_x0000_i1026" type="#_x0000_t75" style="width:387pt;height:448.5pt" o:ole="">
+          <v:shape id="_x0000_i1025" type="#_x0000_t75" style="width:387pt;height:448.5pt" o:ole="">
             <v:imagedata r:id="rId7" o:title=""/>
           </v:shape>
-          <o:OLEObject Type="Embed" ProgID="Visio.Drawing.15" ShapeID="_x0000_i1026" DrawAspect="Content" ObjectID="_1835170872" r:id="rId8"/>
+          <o:OLEObject Type="Embed" ProgID="Visio.Drawing.15" ShapeID="_x0000_i1025" DrawAspect="Content" ObjectID="_1835340852" r:id="rId8"/>
         </w:object>
       </w:r>
     </w:p>
@@ -8695,27 +9098,14 @@
       <w:r>
         <w:t xml:space="preserve">Рисунок </w:t>
       </w:r>
-      <w:r>
-        <w:fldChar w:fldCharType="begin"/>
-      </w:r>
-      <w:r>
-        <w:instrText xml:space="preserve"> SEQ Рисунок \* ARABIC </w:instrText>
-      </w:r>
-      <w:r>
-        <w:fldChar w:fldCharType="separate"/>
-      </w:r>
-      <w:r>
-        <w:rPr>
-          <w:noProof/>
-        </w:rPr>
-        <w:t>2</w:t>
-      </w:r>
-      <w:r>
-        <w:rPr>
-          <w:noProof/>
-        </w:rPr>
-        <w:fldChar w:fldCharType="end"/>
-      </w:r>
+      <w:fldSimple w:instr=" SEQ Рисунок \* ARABIC ">
+        <w:r>
+          <w:rPr>
+            <w:noProof/>
+          </w:rPr>
+          <w:t>2</w:t>
+        </w:r>
+      </w:fldSimple>
       <w:r>
         <w:t xml:space="preserve"> – Схема </w:t>
       </w:r>
@@ -8742,10 +9132,10 @@
       </w:pPr>
       <w:r>
         <w:object w:dxaOrig="7716" w:dyaOrig="10585" w14:anchorId="755E6EB2">
-          <v:shape id="_x0000_i1027" type="#_x0000_t75" style="width:385.5pt;height:529.5pt" o:ole="">
+          <v:shape id="_x0000_i1026" type="#_x0000_t75" style="width:385.5pt;height:529.5pt" o:ole="">
             <v:imagedata r:id="rId9" o:title=""/>
           </v:shape>
-          <o:OLEObject Type="Embed" ProgID="Visio.Drawing.15" ShapeID="_x0000_i1027" DrawAspect="Content" ObjectID="_1835170873" r:id="rId10"/>
+          <o:OLEObject Type="Embed" ProgID="Visio.Drawing.15" ShapeID="_x0000_i1026" DrawAspect="Content" ObjectID="_1835340853" r:id="rId10"/>
         </w:object>
       </w:r>
     </w:p>
@@ -8756,27 +9146,14 @@
       <w:r>
         <w:t xml:space="preserve">Рисунок </w:t>
       </w:r>
-      <w:r>
-        <w:fldChar w:fldCharType="begin"/>
-      </w:r>
-      <w:r>
-        <w:instrText xml:space="preserve"> SEQ Рисунок \* ARABIC </w:instrText>
-      </w:r>
-      <w:r>
-        <w:fldChar w:fldCharType="separate"/>
-      </w:r>
-      <w:r>
-        <w:rPr>
-          <w:noProof/>
-        </w:rPr>
-        <w:t>3</w:t>
-      </w:r>
-      <w:r>
-        <w:rPr>
-          <w:noProof/>
-        </w:rPr>
-        <w:fldChar w:fldCharType="end"/>
-      </w:r>
+      <w:fldSimple w:instr=" SEQ Рисунок \* ARABIC ">
+        <w:r>
+          <w:rPr>
+            <w:noProof/>
+          </w:rPr>
+          <w:t>3</w:t>
+        </w:r>
+      </w:fldSimple>
       <w:r>
         <w:t xml:space="preserve"> – </w:t>
       </w:r>
@@ -8809,10 +9186,10 @@
       </w:pPr>
       <w:r>
         <w:object w:dxaOrig="3624" w:dyaOrig="10225" w14:anchorId="1AC54F73">
-          <v:shape id="_x0000_i1028" type="#_x0000_t75" style="width:181.5pt;height:511.5pt" o:ole="">
+          <v:shape id="_x0000_i1027" type="#_x0000_t75" style="width:181.5pt;height:511.5pt" o:ole="">
             <v:imagedata r:id="rId11" o:title=""/>
           </v:shape>
-          <o:OLEObject Type="Embed" ProgID="Visio.Drawing.15" ShapeID="_x0000_i1028" DrawAspect="Content" ObjectID="_1835170874" r:id="rId12"/>
+          <o:OLEObject Type="Embed" ProgID="Visio.Drawing.15" ShapeID="_x0000_i1027" DrawAspect="Content" ObjectID="_1835340854" r:id="rId12"/>
         </w:object>
       </w:r>
     </w:p>
@@ -8823,27 +9200,14 @@
       <w:r>
         <w:t xml:space="preserve">Рисунок </w:t>
       </w:r>
-      <w:r>
-        <w:fldChar w:fldCharType="begin"/>
-      </w:r>
-      <w:r>
-        <w:instrText xml:space="preserve"> SEQ Рисунок \* ARABIC </w:instrText>
-      </w:r>
-      <w:r>
-        <w:fldChar w:fldCharType="separate"/>
-      </w:r>
-      <w:r>
-        <w:rPr>
-          <w:noProof/>
-        </w:rPr>
-        <w:t>4</w:t>
-      </w:r>
-      <w:r>
-        <w:rPr>
-          <w:noProof/>
-        </w:rPr>
-        <w:fldChar w:fldCharType="end"/>
-      </w:r>
+      <w:fldSimple w:instr=" SEQ Рисунок \* ARABIC ">
+        <w:r>
+          <w:rPr>
+            <w:noProof/>
+          </w:rPr>
+          <w:t>4</w:t>
+        </w:r>
+      </w:fldSimple>
       <w:r>
         <w:t xml:space="preserve"> – Алгоритм функции кнопки </w:t>
       </w:r>
@@ -8931,10 +9295,10 @@
         <w:tblLook w:val="01E0" w:firstRow="1" w:lastRow="1" w:firstColumn="1" w:lastColumn="1" w:noHBand="0" w:noVBand="0"/>
       </w:tblPr>
       <w:tblGrid>
-        <w:gridCol w:w="2075"/>
-        <w:gridCol w:w="2550"/>
-        <w:gridCol w:w="2718"/>
-        <w:gridCol w:w="2228"/>
+        <w:gridCol w:w="2087"/>
+        <w:gridCol w:w="2572"/>
+        <w:gridCol w:w="2685"/>
+        <w:gridCol w:w="2227"/>
       </w:tblGrid>
       <w:tr>
         <w:tc>
@@ -9068,40 +9432,7 @@
               <w:rPr>
                 <w:lang w:val="en-US"/>
               </w:rPr>
-              <w:t>e</w:t>
-            </w:r>
-            <w:r>
-              <w:t xml:space="preserve"> = </w:t>
-            </w:r>
-            <w:r>
-              <w:rPr>
-                <w:lang w:val="en-US"/>
-              </w:rPr>
-              <w:t>0,0</w:t>
-            </w:r>
-            <w:r>
-              <w:rPr>
-                <w:lang w:val="en-US"/>
-              </w:rPr>
-              <w:t>0001</w:t>
-            </w:r>
-            <w:r>
-              <w:t xml:space="preserve">; </w:t>
-            </w:r>
-            <w:r>
-              <w:rPr>
-                <w:lang w:val="en-US"/>
-              </w:rPr>
-              <w:t>x</w:t>
-            </w:r>
-            <w:r>
-              <w:t xml:space="preserve"> = </w:t>
-            </w:r>
-            <w:r>
-              <w:rPr>
-                <w:lang w:val="en-US"/>
-              </w:rPr>
-              <w:t>22,12</w:t>
+              <w:t>x = 0.5, eps = 0.001</w:t>
             </w:r>
           </w:p>
         </w:tc>
@@ -9135,24 +9466,7 @@
           </w:tcPr>
           <w:p>
             <w:r>
-              <w:t>Такие же, как ожидаемые</w:t>
-            </w:r>
-            <w:r>
-              <w:t xml:space="preserve"> </w:t>
-            </w:r>
-            <w:r>
-              <w:t>результаты</w:t>
-            </w:r>
-          </w:p>
-          <w:p>
-            <w:r>
-              <w:t xml:space="preserve">(См. Рисунок </w:t>
-            </w:r>
-            <w:r>
-              <w:t>5</w:t>
-            </w:r>
-            <w:r>
-              <w:t>)</w:t>
+              <w:t>Соответствует (Рис. 4)</w:t>
             </w:r>
           </w:p>
         </w:tc>
@@ -9199,43 +9513,7 @@
               <w:rPr>
                 <w:lang w:val="en-US"/>
               </w:rPr>
-              <w:t>e</w:t>
-            </w:r>
-            <w:r>
-              <w:t xml:space="preserve"> = </w:t>
-            </w:r>
-            <w:r>
-              <w:rPr>
-                <w:lang w:val="en-US"/>
-              </w:rPr>
-              <w:t>M</w:t>
-            </w:r>
-            <w:r>
-              <w:t>0</w:t>
-            </w:r>
-            <w:r>
-              <w:rPr>
-                <w:lang w:val="en-US"/>
-              </w:rPr>
-              <w:t>F</w:t>
-            </w:r>
-            <w:r>
-              <w:t xml:space="preserve">; </w:t>
-            </w:r>
-            <w:r>
-              <w:rPr>
-                <w:lang w:val="en-US"/>
-              </w:rPr>
-              <w:t>x</w:t>
-            </w:r>
-            <w:r>
-              <w:t xml:space="preserve"> = </w:t>
-            </w:r>
-            <w:r>
-              <w:rPr>
-                <w:lang w:val="en-US"/>
-              </w:rPr>
-              <w:t>A1R</w:t>
+              <w:t>x = "abc", eps = "0.5"</w:t>
             </w:r>
           </w:p>
         </w:tc>
@@ -9252,7 +9530,10 @@
           </w:tcPr>
           <w:p>
             <w:r>
-              <w:t>Не предоставляется возможность вводить текст в поля</w:t>
+              <w:t>Текст</w:t>
+            </w:r>
+            <w:r>
+              <w:t xml:space="preserve"> не вводятся</w:t>
             </w:r>
           </w:p>
         </w:tc>
@@ -9269,7 +9550,7 @@
           </w:tcPr>
           <w:p>
             <w:r>
-              <w:t>Такие же, как ожидаемые результаты</w:t>
+              <w:t>Соответствует (Рис. 4)</w:t>
             </w:r>
           </w:p>
         </w:tc>
@@ -9292,7 +9573,7 @@
           </w:tcPr>
           <w:p>
             <w:r>
-              <w:t>Способность программы обеспечить контроль вводимых данных.</w:t>
+              <w:t>Защита от нескольких разделителей</w:t>
             </w:r>
           </w:p>
         </w:tc>
@@ -9313,19 +9594,7 @@
               <w:rPr>
                 <w:lang w:val="en-US"/>
               </w:rPr>
-              <w:t>e =</w:t>
-            </w:r>
-            <w:r>
-              <w:t xml:space="preserve"> -0-</w:t>
-            </w:r>
-            <w:r>
-              <w:rPr>
-                <w:lang w:val="en-US"/>
-              </w:rPr>
-              <w:t xml:space="preserve">; x = </w:t>
-            </w:r>
-            <w:r>
-              <w:t>0,3-</w:t>
+              <w:t>x = "0,5,", eps = "0,001"</w:t>
             </w:r>
           </w:p>
         </w:tc>
@@ -9342,30 +9611,11 @@
             <w:hideMark/>
           </w:tcPr>
           <w:p>
-            <w:pPr>
-              <w:rPr>
-                <w:lang w:val="en-US"/>
-              </w:rPr>
-            </w:pPr>
             <w:r>
               <w:rPr>
                 <w:lang w:val="en-US"/>
               </w:rPr>
-              <w:t xml:space="preserve">e = </w:t>
-            </w:r>
-            <w:r>
-              <w:t>0</w:t>
-            </w:r>
-          </w:p>
-          <w:p>
-            <w:r>
-              <w:rPr>
-                <w:lang w:val="en-US"/>
-              </w:rPr>
-              <w:t xml:space="preserve">x = </w:t>
-            </w:r>
-            <w:r>
-              <w:t>0,3</w:t>
+              <w:t>Второй разделитель не вводится</w:t>
             </w:r>
           </w:p>
         </w:tc>
@@ -9383,18 +9633,7 @@
           </w:tcPr>
           <w:p>
             <w:r>
-              <w:t>Соответствуют ожиданиям.</w:t>
-            </w:r>
-          </w:p>
-          <w:p>
-            <w:r>
-              <w:t xml:space="preserve">(См. Рисунок </w:t>
-            </w:r>
-            <w:r>
-              <w:t>6</w:t>
-            </w:r>
-            <w:r>
-              <w:t>)</w:t>
+              <w:t>Соответствует (Рис. 4)</w:t>
             </w:r>
           </w:p>
         </w:tc>
@@ -9422,10 +9661,10 @@
         <w:tblLook w:val="01E0" w:firstRow="1" w:lastRow="1" w:firstColumn="1" w:lastColumn="1" w:noHBand="0" w:noVBand="0"/>
       </w:tblPr>
       <w:tblGrid>
-        <w:gridCol w:w="2108"/>
-        <w:gridCol w:w="2577"/>
-        <w:gridCol w:w="2690"/>
-        <w:gridCol w:w="2196"/>
+        <w:gridCol w:w="2084"/>
+        <w:gridCol w:w="2566"/>
+        <w:gridCol w:w="2700"/>
+        <w:gridCol w:w="2221"/>
       </w:tblGrid>
       <w:tr>
         <w:trPr>
@@ -9522,7 +9761,7 @@
           </w:tcPr>
           <w:p>
             <w:r>
-              <w:t>Способность контроля непереводимых полей ввода</w:t>
+              <w:t>Контроль пустых полей</w:t>
             </w:r>
           </w:p>
         </w:tc>
@@ -9540,37 +9779,7 @@
           </w:tcPr>
           <w:p>
             <w:r>
-              <w:t>Оставить пол</w:t>
-            </w:r>
-            <w:r>
-              <w:rPr>
-                <w:lang w:val="en-US"/>
-              </w:rPr>
-              <w:t>z</w:t>
-            </w:r>
-            <w:r>
-              <w:t xml:space="preserve"> ввода пустым или с знаками </w:t>
-            </w:r>
-            <w:r>
-              <w:t>‘-‘</w:t>
-            </w:r>
-            <w:r>
-              <w:t xml:space="preserve"> и</w:t>
-            </w:r>
-            <w:r>
-              <w:t xml:space="preserve"> ‘,’</w:t>
-            </w:r>
-            <w:r>
-              <w:t xml:space="preserve"> </w:t>
-            </w:r>
-            <w:r>
-              <w:t>(</w:t>
-            </w:r>
-            <w:r>
-              <w:t>без чисел</w:t>
-            </w:r>
-            <w:r>
-              <w:t>)</w:t>
+              <w:t>Поля пустые</w:t>
             </w:r>
           </w:p>
         </w:tc>
@@ -9587,7 +9796,7 @@
           </w:tcPr>
           <w:p>
             <w:r>
-              <w:t>Результат автоматически вернется к прошлому значению</w:t>
+              <w:t>Кнопка заблокирована</w:t>
             </w:r>
           </w:p>
         </w:tc>
@@ -9605,18 +9814,10 @@
           </w:tcPr>
           <w:p>
             <w:r>
-              <w:t>Такие же, как ожидаемые результаты</w:t>
-            </w:r>
-          </w:p>
-          <w:p>
-            <w:r>
-              <w:t>(Рис</w:t>
+              <w:t xml:space="preserve">Соответствует (Рис. </w:t>
             </w:r>
             <w:r>
-              <w:t xml:space="preserve">унок </w:t>
-            </w:r>
-            <w:r>
-              <w:t>5</w:t>
+              <w:t>6</w:t>
             </w:r>
             <w:r>
               <w:t>)</w:t>
@@ -9641,28 +9842,7 @@
           </w:tcPr>
           <w:p>
             <w:r>
-              <w:t>Способность контроля недопустимых значений</w:t>
-            </w:r>
-            <w:r>
-              <w:t xml:space="preserve"> </w:t>
-            </w:r>
-            <w:r>
-              <w:rPr>
-                <w:lang w:val="en-US"/>
-              </w:rPr>
-              <w:t>e</w:t>
-            </w:r>
-            <w:r>
-              <w:t xml:space="preserve"> </w:t>
-            </w:r>
-            <w:r>
-              <w:t xml:space="preserve">и </w:t>
-            </w:r>
-            <w:r>
-              <w:rPr>
-                <w:lang w:val="en-US"/>
-              </w:rPr>
-              <w:t>x</w:t>
+              <w:t xml:space="preserve">Контроль ОДЗ для </w:t>
             </w:r>
           </w:p>
         </w:tc>
@@ -9684,16 +9864,7 @@
               </w:rPr>
             </w:pPr>
             <w:r>
-              <w:t>Входные данные:</w:t>
-            </w:r>
-            <w:r>
-              <w:br/>
-            </w:r>
-            <w:r>
-              <w:rPr>
-                <w:lang w:val="en-US"/>
-              </w:rPr>
-              <w:t>e = 7; x = 23;</w:t>
+              <w:t>x = 1.2, e = 0.001</w:t>
             </w:r>
           </w:p>
         </w:tc>
@@ -9710,19 +9881,7 @@
           </w:tcPr>
           <w:p>
             <w:r>
-              <w:t xml:space="preserve">Не дается возможность ввести неверные </w:t>
-            </w:r>
-            <w:r>
-              <w:rPr>
-                <w:lang w:val="en-US"/>
-              </w:rPr>
-              <w:t>e</w:t>
-            </w:r>
-            <w:r>
-              <w:t xml:space="preserve">, </w:t>
-            </w:r>
-            <w:r>
-              <w:t>при вводе неверных х выдает сообщение об ошибке</w:t>
+              <w:t>Сообщение об ошибке</w:t>
             </w:r>
           </w:p>
         </w:tc>
@@ -9744,10 +9903,13 @@
               </w:rPr>
             </w:pPr>
             <w:r>
-              <w:t>Рис</w:t>
+              <w:t xml:space="preserve">Соответствует (Рис. </w:t>
             </w:r>
             <w:r>
-              <w:t>унок 7</w:t>
+              <w:t>7</w:t>
+            </w:r>
+            <w:r>
+              <w:t>)</w:t>
             </w:r>
           </w:p>
         </w:tc>
@@ -9769,28 +9931,10 @@
           </w:tcPr>
           <w:p>
             <w:r>
-              <w:t xml:space="preserve">Проверить способность программы вычислять значения </w:t>
+              <w:t>Проверка точности при x близком к 1</w:t>
             </w:r>
             <w:r>
-              <w:rPr>
-                <w:lang w:val="en-US"/>
-              </w:rPr>
-              <w:t>ln</w:t>
-            </w:r>
-            <w:r>
-              <w:t>(</w:t>
-            </w:r>
-            <w:r>
-              <w:rPr>
-                <w:lang w:val="en-US"/>
-              </w:rPr>
-              <w:t>x</w:t>
-            </w:r>
-            <w:r>
-              <w:t xml:space="preserve">+1) </w:t>
-            </w:r>
-            <w:r>
-              <w:t>по рекурсивной формуле</w:t>
+              <w:tab/>
             </w:r>
           </w:p>
         </w:tc>
@@ -9807,107 +9951,7 @@
           </w:tcPr>
           <w:p>
             <w:r>
-              <w:t xml:space="preserve">Ввод значений </w:t>
-            </w:r>
-            <w:r>
-              <w:rPr>
-                <w:lang w:val="en-US"/>
-              </w:rPr>
-              <w:t>e</w:t>
-            </w:r>
-            <w:r>
-              <w:t xml:space="preserve"> </w:t>
-            </w:r>
-            <w:r>
-              <w:t>и</w:t>
-            </w:r>
-            <w:r>
-              <w:t xml:space="preserve"> </w:t>
-            </w:r>
-            <w:r>
-              <w:rPr>
-                <w:lang w:val="en-US"/>
-              </w:rPr>
-              <w:t>x</w:t>
-            </w:r>
-            <w:r>
-              <w:t xml:space="preserve"> </w:t>
-            </w:r>
-            <w:r>
-              <w:t>и нажатие кнопки «Вычислить»</w:t>
-            </w:r>
-          </w:p>
-          <w:p>
-            <w:r>
-              <w:t>Входные данные 1:</w:t>
-            </w:r>
-            <w:r>
-              <w:br/>
-            </w:r>
-            <w:r>
-              <w:rPr>
-                <w:lang w:val="en-US"/>
-              </w:rPr>
-              <w:t>e</w:t>
-            </w:r>
-            <w:r>
-              <w:t xml:space="preserve"> = </w:t>
-            </w:r>
-            <w:r>
-              <w:t>0,001</w:t>
-            </w:r>
-            <w:r>
-              <w:t xml:space="preserve">; </w:t>
-            </w:r>
-            <w:r>
-              <w:rPr>
-                <w:lang w:val="en-US"/>
-              </w:rPr>
-              <w:t>x</w:t>
-            </w:r>
-            <w:r>
-              <w:t xml:space="preserve"> = </w:t>
-            </w:r>
-            <w:r>
-              <w:t>0</w:t>
-            </w:r>
-            <w:r>
-              <w:t>,3</w:t>
-            </w:r>
-          </w:p>
-          <w:p>
-            <w:r>
-              <w:t>Входные данные 2:</w:t>
-            </w:r>
-            <w:r>
-              <w:br/>
-            </w:r>
-            <w:r>
-              <w:rPr>
-                <w:lang w:val="en-US"/>
-              </w:rPr>
-              <w:t>e</w:t>
-            </w:r>
-            <w:r>
-              <w:t xml:space="preserve"> = </w:t>
-            </w:r>
-            <w:r>
-              <w:t>0,000001</w:t>
-            </w:r>
-            <w:r>
-              <w:t xml:space="preserve">; </w:t>
-            </w:r>
-            <w:r>
-              <w:rPr>
-                <w:lang w:val="en-US"/>
-              </w:rPr>
-              <w:t>x</w:t>
-            </w:r>
-            <w:r>
-              <w:t xml:space="preserve"> = </w:t>
-            </w:r>
-            <w:r>
-              <w:t>1</w:t>
+              <w:t>x = 0.99, eps = 0.001</w:t>
             </w:r>
           </w:p>
         </w:tc>
@@ -9924,168 +9968,7 @@
           </w:tcPr>
           <w:p>
             <w:r>
-              <w:t>Результат 1:</w:t>
-            </w:r>
-            <w:r>
-              <w:br/>
-            </w:r>
-            <w:r>
-              <w:rPr>
-                <w:lang w:val="en-US"/>
-              </w:rPr>
-              <w:t>ln</w:t>
-            </w:r>
-            <w:r>
-              <w:t>(</w:t>
-            </w:r>
-            <w:r>
-              <w:rPr>
-                <w:lang w:val="en-US"/>
-              </w:rPr>
-              <w:t>x</w:t>
-            </w:r>
-            <w:r>
-              <w:t>)</w:t>
-            </w:r>
-            <w:r>
-              <w:t>=</w:t>
-            </w:r>
-            <w:r>
-              <w:t>-</w:t>
-            </w:r>
-            <w:r>
-              <w:t>1</w:t>
-            </w:r>
-            <w:r>
-              <w:t>,</w:t>
-            </w:r>
-            <w:r>
-              <w:t>2</w:t>
-            </w:r>
-            <w:r>
-              <w:t>0</w:t>
-            </w:r>
-            <w:r>
-              <w:t>3972</w:t>
-            </w:r>
-            <w:r>
-              <w:br/>
-            </w:r>
-            <w:r>
-              <w:rPr>
-                <w:lang w:val="en-US"/>
-              </w:rPr>
-              <w:t>Sum</w:t>
-            </w:r>
-            <w:r>
-              <w:t xml:space="preserve"> =</w:t>
-            </w:r>
-            <w:r>
-              <w:t>-</w:t>
-            </w:r>
-            <w:r>
-              <w:t>1</w:t>
-            </w:r>
-            <w:r>
-              <w:t>,</w:t>
-            </w:r>
-            <w:r>
-              <w:t>2</w:t>
-            </w:r>
-            <w:r>
-              <w:t>0</w:t>
-            </w:r>
-            <w:r>
-              <w:t>3706</w:t>
-            </w:r>
-            <w:r>
-              <w:t xml:space="preserve">, </w:t>
-            </w:r>
-            <w:r>
-              <w:rPr>
-                <w:lang w:val="en-US"/>
-              </w:rPr>
-              <w:t>n</w:t>
-            </w:r>
-            <w:r>
-              <w:t xml:space="preserve"> = 5</w:t>
-            </w:r>
-          </w:p>
-          <w:p>
-            <w:r>
-              <w:t xml:space="preserve">Результат </w:t>
-            </w:r>
-            <w:r>
-              <w:t>2</w:t>
-            </w:r>
-            <w:r>
-              <w:t>:</w:t>
-            </w:r>
-            <w:r>
-              <w:br/>
-            </w:r>
-            <w:r>
-              <w:rPr>
-                <w:lang w:val="en-US"/>
-              </w:rPr>
-              <w:t>ln</w:t>
-            </w:r>
-            <w:r>
-              <w:t>(</w:t>
-            </w:r>
-            <w:r>
-              <w:rPr>
-                <w:lang w:val="en-US"/>
-              </w:rPr>
-              <w:t>x</w:t>
-            </w:r>
-            <w:r>
-              <w:t>)</w:t>
-            </w:r>
-            <w:r>
-              <w:t>=</w:t>
-            </w:r>
-            <w:r>
-              <w:t>0</w:t>
-            </w:r>
-            <w:r>
-              <w:t xml:space="preserve"> </w:t>
-            </w:r>
-            <w:r>
-              <w:br/>
-            </w:r>
-            <w:r>
-              <w:t xml:space="preserve"> </w:t>
-            </w:r>
-            <w:r>
-              <w:rPr>
-                <w:lang w:val="en-US"/>
-              </w:rPr>
-              <w:t>Sum</w:t>
-            </w:r>
-            <w:r>
-              <w:t xml:space="preserve"> </w:t>
-            </w:r>
-            <w:r>
-              <w:t xml:space="preserve"> </w:t>
-            </w:r>
-            <w:r>
-              <w:t>=</w:t>
-            </w:r>
-            <w:r>
-              <w:t xml:space="preserve">  </w:t>
-            </w:r>
-            <w:r>
-              <w:t xml:space="preserve">0, </w:t>
-            </w:r>
-            <w:r>
-              <w:rPr>
-                <w:lang w:val="en-US"/>
-              </w:rPr>
-              <w:t>n</w:t>
-            </w:r>
-            <w:r>
-              <w:t xml:space="preserve"> = 2</w:t>
+              <w:t>Много членов ряда</w:t>
             </w:r>
           </w:p>
         </w:tc>
@@ -10107,13 +9990,13 @@
               </w:rPr>
             </w:pPr>
             <w:r>
-              <w:t>Рисунок 8</w:t>
+              <w:t xml:space="preserve">Соответствует (Рис. </w:t>
             </w:r>
             <w:r>
-              <w:rPr>
-                <w:lang w:val="en-US"/>
-              </w:rPr>
-              <w:t>, 9</w:t>
+              <w:t>8</w:t>
+            </w:r>
+            <w:r>
+              <w:t>)</w:t>
             </w:r>
           </w:p>
         </w:tc>
@@ -10207,27 +10090,14 @@
       <w:r>
         <w:t xml:space="preserve">Рисунок </w:t>
       </w:r>
-      <w:r>
-        <w:fldChar w:fldCharType="begin"/>
-      </w:r>
-      <w:r>
-        <w:instrText xml:space="preserve"> SEQ Рисунок \* ARABIC </w:instrText>
-      </w:r>
-      <w:r>
-        <w:fldChar w:fldCharType="separate"/>
-      </w:r>
-      <w:r>
-        <w:rPr>
-          <w:noProof/>
-        </w:rPr>
-        <w:t>5</w:t>
-      </w:r>
-      <w:r>
-        <w:rPr>
-          <w:noProof/>
-        </w:rPr>
-        <w:fldChar w:fldCharType="end"/>
-      </w:r>
+      <w:fldSimple w:instr=" SEQ Рисунок \* ARABIC ">
+        <w:r>
+          <w:rPr>
+            <w:noProof/>
+          </w:rPr>
+          <w:t>5</w:t>
+        </w:r>
+      </w:fldSimple>
       <w:r>
         <w:rPr>
           <w:lang w:val="en-US"/>
@@ -10291,27 +10161,14 @@
       <w:r>
         <w:t xml:space="preserve">Рисунок </w:t>
       </w:r>
-      <w:r>
-        <w:fldChar w:fldCharType="begin"/>
-      </w:r>
-      <w:r>
-        <w:instrText xml:space="preserve"> SEQ Рисунок \* ARABIC </w:instrText>
-      </w:r>
-      <w:r>
-        <w:fldChar w:fldCharType="separate"/>
-      </w:r>
-      <w:r>
-        <w:rPr>
-          <w:noProof/>
-        </w:rPr>
-        <w:t>6</w:t>
-      </w:r>
-      <w:r>
-        <w:rPr>
-          <w:noProof/>
-        </w:rPr>
-        <w:fldChar w:fldCharType="end"/>
-      </w:r>
+      <w:fldSimple w:instr=" SEQ Рисунок \* ARABIC ">
+        <w:r>
+          <w:rPr>
+            <w:noProof/>
+          </w:rPr>
+          <w:t>6</w:t>
+        </w:r>
+      </w:fldSimple>
       <w:r>
         <w:t xml:space="preserve"> – Ввод проверки неверных значений</w:t>
       </w:r>
@@ -10373,27 +10230,14 @@
       <w:r>
         <w:t xml:space="preserve">Рисунок </w:t>
       </w:r>
-      <w:r>
-        <w:fldChar w:fldCharType="begin"/>
-      </w:r>
-      <w:r>
-        <w:instrText xml:space="preserve"> SEQ Рисунок \* ARABIC </w:instrText>
-      </w:r>
-      <w:r>
-        <w:fldChar w:fldCharType="separate"/>
-      </w:r>
-      <w:r>
-        <w:rPr>
-          <w:noProof/>
-        </w:rPr>
-        <w:t>7</w:t>
-      </w:r>
-      <w:r>
-        <w:rPr>
-          <w:noProof/>
-        </w:rPr>
-        <w:fldChar w:fldCharType="end"/>
-      </w:r>
+      <w:fldSimple w:instr=" SEQ Рисунок \* ARABIC ">
+        <w:r>
+          <w:rPr>
+            <w:noProof/>
+          </w:rPr>
+          <w:t>7</w:t>
+        </w:r>
+      </w:fldSimple>
       <w:r>
         <w:t xml:space="preserve"> – Ошибка несоответствия ОДЗ</w:t>
       </w:r>
@@ -10452,27 +10296,14 @@
       <w:r>
         <w:t xml:space="preserve">Рисунок </w:t>
       </w:r>
-      <w:r>
-        <w:fldChar w:fldCharType="begin"/>
-      </w:r>
-      <w:r>
-        <w:instrText xml:space="preserve"> SEQ Рисунок \* ARABIC </w:instrText>
-      </w:r>
-      <w:r>
-        <w:fldChar w:fldCharType="separate"/>
-      </w:r>
-      <w:r>
-        <w:rPr>
-          <w:noProof/>
-        </w:rPr>
-        <w:t>8</w:t>
-      </w:r>
-      <w:r>
-        <w:rPr>
-          <w:noProof/>
-        </w:rPr>
-        <w:fldChar w:fldCharType="end"/>
-      </w:r>
+      <w:fldSimple w:instr=" SEQ Рисунок \* ARABIC ">
+        <w:r>
+          <w:rPr>
+            <w:noProof/>
+          </w:rPr>
+          <w:t>8</w:t>
+        </w:r>
+      </w:fldSimple>
       <w:r>
         <w:rPr>
           <w:lang w:val="en-US"/>
@@ -10541,27 +10372,14 @@
       <w:r>
         <w:t xml:space="preserve">Рисунок </w:t>
       </w:r>
-      <w:r>
-        <w:fldChar w:fldCharType="begin"/>
-      </w:r>
-      <w:r>
-        <w:instrText xml:space="preserve"> SEQ Рисунок \* ARABIC </w:instrText>
-      </w:r>
-      <w:r>
-        <w:fldChar w:fldCharType="separate"/>
-      </w:r>
-      <w:r>
-        <w:rPr>
-          <w:noProof/>
-        </w:rPr>
-        <w:t>9</w:t>
-      </w:r>
-      <w:r>
-        <w:rPr>
-          <w:noProof/>
-        </w:rPr>
-        <w:fldChar w:fldCharType="end"/>
-      </w:r>
+      <w:fldSimple w:instr=" SEQ Рисунок \* ARABIC ">
+        <w:r>
+          <w:rPr>
+            <w:noProof/>
+          </w:rPr>
+          <w:t>9</w:t>
+        </w:r>
+      </w:fldSimple>
       <w:r>
         <w:t xml:space="preserve"> – Вывод результата. Пример 2.</w:t>
       </w:r>
@@ -10686,27 +10504,14 @@
       <w:r>
         <w:t xml:space="preserve">Рисунок </w:t>
       </w:r>
-      <w:r>
-        <w:fldChar w:fldCharType="begin"/>
-      </w:r>
-      <w:r>
-        <w:instrText xml:space="preserve"> SEQ Рисунок \* ARABIC </w:instrText>
-      </w:r>
-      <w:r>
-        <w:fldChar w:fldCharType="separate"/>
-      </w:r>
-      <w:r>
-        <w:rPr>
-          <w:noProof/>
-        </w:rPr>
-        <w:t>10</w:t>
-      </w:r>
-      <w:r>
-        <w:rPr>
-          <w:noProof/>
-        </w:rPr>
-        <w:fldChar w:fldCharType="end"/>
-      </w:r>
+      <w:fldSimple w:instr=" SEQ Рисунок \* ARABIC ">
+        <w:r>
+          <w:rPr>
+            <w:noProof/>
+          </w:rPr>
+          <w:t>10</w:t>
+        </w:r>
+      </w:fldSimple>
       <w:r>
         <w:t xml:space="preserve"> – </w:t>
       </w:r>
@@ -10814,30 +10619,14 @@
       <w:r>
         <w:t xml:space="preserve">Рисунок </w:t>
       </w:r>
-      <w:r>
-        <w:fldChar w:fldCharType="begin"/>
-      </w:r>
-      <w:r>
-        <w:instrText xml:space="preserve"> SEQ Рисунок \* </w:instrText>
-      </w:r>
-      <w:r>
-        <w:instrText xml:space="preserve">ARABIC </w:instrText>
-      </w:r>
-      <w:r>
-        <w:fldChar w:fldCharType="separate"/>
-      </w:r>
-      <w:r>
-        <w:rPr>
-          <w:noProof/>
-        </w:rPr>
-        <w:t>11</w:t>
-      </w:r>
-      <w:r>
-        <w:rPr>
-          <w:noProof/>
-        </w:rPr>
-        <w:fldChar w:fldCharType="end"/>
-      </w:r>
+      <w:fldSimple w:instr=" SEQ Рисунок \* ARABIC ">
+        <w:r>
+          <w:rPr>
+            <w:noProof/>
+          </w:rPr>
+          <w:t>11</w:t>
+        </w:r>
+      </w:fldSimple>
       <w:r>
         <w:t xml:space="preserve"> – </w:t>
       </w:r>
@@ -12116,7 +11905,6 @@
   <w:style w:type="character" w:default="1" w:styleId="a0">
     <w:name w:val="Default Paragraph Font"/>
     <w:uiPriority w:val="1"/>
-    <w:semiHidden/>
     <w:unhideWhenUsed/>
   </w:style>
   <w:style w:type="table" w:default="1" w:styleId="a1">

--- a/Отчет Task1.docx
+++ b/Отчет Task1.docx
@@ -7,9 +7,11 @@
         <w:pStyle w:val="1"/>
       </w:pPr>
       <w:bookmarkStart w:id="0" w:name="_Toc40538004"/>
+      <w:proofErr w:type="spellStart"/>
       <w:r>
         <w:t>Салина</w:t>
       </w:r>
+      <w:proofErr w:type="spellEnd"/>
     </w:p>
     <w:p>
       <w:pPr>
@@ -117,12 +119,14 @@
       <w:r>
         <w:t xml:space="preserve">правильности ввода данных при нажатии клавиш в поля редактирования (используйте обработку события </w:t>
       </w:r>
+      <w:proofErr w:type="spellStart"/>
       <w:r>
         <w:rPr>
           <w:lang w:val="en-US"/>
         </w:rPr>
         <w:t>KeyPress</w:t>
       </w:r>
+      <w:proofErr w:type="spellEnd"/>
       <w:r>
         <w:t>);</w:t>
       </w:r>
@@ -250,12 +254,38 @@
     </w:p>
     <w:p>
       <w:r>
-        <w:t>x — аргумент функции (|x| &lt; 1)</w:t>
-      </w:r>
-    </w:p>
-    <w:p>
-      <w:r>
-        <w:t>eps — допустимая погрешность (0 &lt; eps &lt; 1)</w:t>
+        <w:t xml:space="preserve">x — аргумент функции (|x| </w:t>
+      </w:r>
+      <w:proofErr w:type="gramStart"/>
+      <w:r>
+        <w:t>&lt; 1</w:t>
+      </w:r>
+      <w:proofErr w:type="gramEnd"/>
+      <w:r>
+        <w:t>)</w:t>
+      </w:r>
+    </w:p>
+    <w:p>
+      <w:proofErr w:type="spellStart"/>
+      <w:r>
+        <w:t>eps</w:t>
+      </w:r>
+      <w:proofErr w:type="spellEnd"/>
+      <w:r>
+        <w:t xml:space="preserve"> — допустимая погрешность (0 </w:t>
+      </w:r>
+      <w:proofErr w:type="gramStart"/>
+      <w:r>
+        <w:t xml:space="preserve">&lt; </w:t>
+      </w:r>
+      <w:proofErr w:type="spellStart"/>
+      <w:r>
+        <w:t>eps</w:t>
+      </w:r>
+      <w:proofErr w:type="spellEnd"/>
+      <w:proofErr w:type="gramEnd"/>
+      <w:r>
+        <w:t xml:space="preserve"> &lt; 1)</w:t>
       </w:r>
     </w:p>
     <w:p>
@@ -274,8 +304,13 @@
       </w:r>
     </w:p>
     <w:p>
-      <w:r>
-        <w:t>arccos(x) — точное значение функции (левая часть)</w:t>
+      <w:proofErr w:type="spellStart"/>
+      <w:r>
+        <w:t>arccos</w:t>
+      </w:r>
+      <w:proofErr w:type="spellEnd"/>
+      <w:r>
+        <w:t>(x) — точное значение функции (левая часть)</w:t>
       </w:r>
     </w:p>
     <w:p>
@@ -306,7 +341,23 @@
     </w:p>
     <w:p>
       <w:r>
-        <w:t>(1) exactValue = Math.Acos(x) — точное значение</w:t>
+        <w:t>(1) </w:t>
+      </w:r>
+      <w:proofErr w:type="spellStart"/>
+      <w:r>
+        <w:t>exactValue</w:t>
+      </w:r>
+      <w:proofErr w:type="spellEnd"/>
+      <w:r>
+        <w:t xml:space="preserve"> = </w:t>
+      </w:r>
+      <w:proofErr w:type="spellStart"/>
+      <w:r>
+        <w:t>Math.Acos</w:t>
+      </w:r>
+      <w:proofErr w:type="spellEnd"/>
+      <w:r>
+        <w:t>(x) — точное значение</w:t>
       </w:r>
     </w:p>
     <w:p>
@@ -362,17 +413,41 @@
     </w:p>
     <w:p>
       <w:r>
-        <w:t>a₁ = x³/(2·3)</w:t>
-      </w:r>
-    </w:p>
-    <w:p>
-      <w:r>
-        <w:t>a₂ = (1·3·x⁵)/(2·4·5)</w:t>
-      </w:r>
-    </w:p>
-    <w:p>
-      <w:r>
-        <w:t>a₃ = (1·3·5·x⁷)/(2·4·6·7)</w:t>
+        <w:t>a₁ = x³</w:t>
+      </w:r>
+      <w:proofErr w:type="gramStart"/>
+      <w:r>
+        <w:t>/(</w:t>
+      </w:r>
+      <w:proofErr w:type="gramEnd"/>
+      <w:r>
+        <w:t>2·3)</w:t>
+      </w:r>
+    </w:p>
+    <w:p>
+      <w:r>
+        <w:t>a₂ = (1·3·x⁵)</w:t>
+      </w:r>
+      <w:proofErr w:type="gramStart"/>
+      <w:r>
+        <w:t>/(</w:t>
+      </w:r>
+      <w:proofErr w:type="gramEnd"/>
+      <w:r>
+        <w:t>2·4·5)</w:t>
+      </w:r>
+    </w:p>
+    <w:p>
+      <w:r>
+        <w:t>a₃ = (1·3·5·x⁷)</w:t>
+      </w:r>
+      <w:proofErr w:type="gramStart"/>
+      <w:r>
+        <w:t>/(</w:t>
+      </w:r>
+      <w:proofErr w:type="gramEnd"/>
+      <w:r>
+        <w:t>2·4·6·7)</w:t>
       </w:r>
     </w:p>
     <w:p>
@@ -382,7 +457,15 @@
     </w:p>
     <w:p>
       <w:r>
-        <w:t>aₖ = (1·3·5·...·(2k-1)·x²ᵏ⁺¹) / (2·4·6·...·2k·(2k+1))</w:t>
+        <w:t>aₖ = (1·3·5·...·(2k-</w:t>
+      </w:r>
+      <w:proofErr w:type="gramStart"/>
+      <w:r>
+        <w:t>1)·</w:t>
+      </w:r>
+      <w:proofErr w:type="gramEnd"/>
+      <w:r>
+        <w:t>x²ᵏ⁺¹) / (2·4·6·...·2k·(2k+1))</w:t>
       </w:r>
     </w:p>
     <w:p>
@@ -391,7 +474,15 @@
       </w:r>
       <w:r>
         <w:br/>
-        <w:t>|aₖ| ≤ eps (последний добавленный член меньше заданной точности)</w:t>
+        <w:t xml:space="preserve">|aₖ| ≤ </w:t>
+      </w:r>
+      <w:proofErr w:type="spellStart"/>
+      <w:r>
+        <w:t>eps</w:t>
+      </w:r>
+      <w:proofErr w:type="spellEnd"/>
+      <w:r>
+        <w:t> (последний добавленный член меньше заданной точности)</w:t>
       </w:r>
     </w:p>
     <w:p>
@@ -406,12 +497,33 @@
     </w:p>
     <w:p>
       <w:r>
-        <w:t>|x| &lt; 1 (ряд сходится только при |x| &lt; 1)</w:t>
-      </w:r>
-    </w:p>
-    <w:p>
-      <w:r>
-        <w:t>0 &lt; eps &lt; 1</w:t>
+        <w:t xml:space="preserve">|x| </w:t>
+      </w:r>
+      <w:proofErr w:type="gramStart"/>
+      <w:r>
+        <w:t>&lt; 1</w:t>
+      </w:r>
+      <w:proofErr w:type="gramEnd"/>
+      <w:r>
+        <w:t> (ряд сходится только при |x| &lt; 1)</w:t>
+      </w:r>
+    </w:p>
+    <w:p>
+      <w:r>
+        <w:t xml:space="preserve">0 </w:t>
+      </w:r>
+      <w:proofErr w:type="gramStart"/>
+      <w:r>
+        <w:t xml:space="preserve">&lt; </w:t>
+      </w:r>
+      <w:proofErr w:type="spellStart"/>
+      <w:r>
+        <w:t>eps</w:t>
+      </w:r>
+      <w:proofErr w:type="spellEnd"/>
+      <w:proofErr w:type="gramEnd"/>
+      <w:r>
+        <w:t xml:space="preserve"> &lt; 1</w:t>
       </w:r>
     </w:p>
     <w:p/>
@@ -515,7 +627,7 @@
           </mc:Choice>
           <mc:Fallback>
             <w:pict>
-              <v:rect w14:anchorId="5FB28DCA" id="Прямоугольник 109" o:spid="_x0000_s1026" style="position:absolute;margin-left:93.6pt;margin-top:221.7pt;width:6pt;height:16.5pt;z-index:251669504;visibility:visible;mso-wrap-style:square;mso-width-percent:0;mso-height-percent:0;mso-wrap-distance-left:9pt;mso-wrap-distance-top:0;mso-wrap-distance-right:9pt;mso-wrap-distance-bottom:0;mso-position-horizontal:absolute;mso-position-horizontal-relative:text;mso-position-vertical:absolute;mso-position-vertical-relative:text;mso-width-percent:0;mso-height-percent:0;mso-width-relative:margin;mso-height-relative:margin;v-text-anchor:middle" o:gfxdata="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" filled="f" strokecolor="#243f60 [1604]">
+              <v:rect w14:anchorId="1D8236B5" id="Прямоугольник 109" o:spid="_x0000_s1026" style="position:absolute;margin-left:93.6pt;margin-top:221.7pt;width:6pt;height:16.5pt;z-index:251669504;visibility:visible;mso-wrap-style:square;mso-width-percent:0;mso-height-percent:0;mso-wrap-distance-left:9pt;mso-wrap-distance-top:0;mso-wrap-distance-right:9pt;mso-wrap-distance-bottom:0;mso-position-horizontal:absolute;mso-position-horizontal-relative:text;mso-position-vertical:absolute;mso-position-vertical-relative:text;mso-width-percent:0;mso-height-percent:0;mso-width-relative:margin;mso-height-relative:margin;v-text-anchor:middle" o:gfxdata="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" filled="f" strokecolor="#243f60 [1604]">
                 <v:path arrowok="t"/>
               </v:rect>
             </w:pict>
@@ -570,14 +682,27 @@
       <w:r>
         <w:t xml:space="preserve">Рисунок </w:t>
       </w:r>
-      <w:fldSimple w:instr=" SEQ Рисунок \* ARABIC ">
-        <w:r>
-          <w:rPr>
-            <w:noProof/>
-          </w:rPr>
-          <w:t>1</w:t>
-        </w:r>
-      </w:fldSimple>
+      <w:r>
+        <w:fldChar w:fldCharType="begin"/>
+      </w:r>
+      <w:r>
+        <w:instrText xml:space="preserve"> SEQ Рисунок \* ARABIC </w:instrText>
+      </w:r>
+      <w:r>
+        <w:fldChar w:fldCharType="separate"/>
+      </w:r>
+      <w:r>
+        <w:rPr>
+          <w:noProof/>
+        </w:rPr>
+        <w:t>1</w:t>
+      </w:r>
+      <w:r>
+        <w:rPr>
+          <w:noProof/>
+        </w:rPr>
+        <w:fldChar w:fldCharType="end"/>
+      </w:r>
       <w:r>
         <w:rPr>
           <w:lang w:val="en-US"/>
@@ -651,8 +776,8 @@
       </w:tblPr>
       <w:tblGrid>
         <w:gridCol w:w="2301"/>
-        <w:gridCol w:w="2557"/>
-        <w:gridCol w:w="4713"/>
+        <w:gridCol w:w="2489"/>
+        <w:gridCol w:w="4555"/>
       </w:tblGrid>
       <w:tr>
         <w:tc>
@@ -1534,6 +1659,7 @@
                 <w:szCs w:val="28"/>
               </w:rPr>
             </w:pPr>
+            <w:proofErr w:type="spellStart"/>
             <w:r>
               <w:rPr>
                 <w:sz w:val="28"/>
@@ -1542,6 +1668,7 @@
               </w:rPr>
               <w:t>labelResult</w:t>
             </w:r>
+            <w:proofErr w:type="spellEnd"/>
           </w:p>
         </w:tc>
         <w:tc>
@@ -1830,6 +1957,7 @@
                 <w:lang w:val="en-US"/>
               </w:rPr>
             </w:pPr>
+            <w:proofErr w:type="spellStart"/>
             <w:r>
               <w:rPr>
                 <w:sz w:val="28"/>
@@ -1838,6 +1966,7 @@
               </w:rPr>
               <w:t>SizeMode</w:t>
             </w:r>
+            <w:proofErr w:type="spellEnd"/>
           </w:p>
         </w:tc>
         <w:tc>
@@ -1977,7 +2106,11 @@
         </w:rPr>
       </w:pPr>
       <w:r>
-        <w:t>Вычисление значений</w:t>
+        <w:t xml:space="preserve">Вычисление </w:t>
+      </w:r>
+      <w:proofErr w:type="gramStart"/>
+      <w:r>
+        <w:t>значений</w:t>
       </w:r>
       <w:r>
         <w:t xml:space="preserve"> </w:t>
@@ -1985,12 +2118,15 @@
       <w:r>
         <w:t xml:space="preserve"> </w:t>
       </w:r>
+      <w:proofErr w:type="spellStart"/>
       <w:r>
         <w:rPr>
           <w:lang w:val="en-US"/>
         </w:rPr>
         <w:t>lnResult</w:t>
       </w:r>
+      <w:proofErr w:type="spellEnd"/>
+      <w:proofErr w:type="gramEnd"/>
       <w:r>
         <w:t>,</w:t>
       </w:r>
@@ -2139,6 +2275,7 @@
           <w:lang w:eastAsia="en-US"/>
         </w:rPr>
       </w:pPr>
+      <w:proofErr w:type="spellStart"/>
       <w:r>
         <w:rPr>
           <w:rFonts w:ascii="Cascadia Mono" w:eastAsiaTheme="minorHAnsi" w:hAnsi="Cascadia Mono" w:cs="Cascadia Mono"/>
@@ -2150,6 +2287,7 @@
         </w:rPr>
         <w:t>using</w:t>
       </w:r>
+      <w:proofErr w:type="spellEnd"/>
       <w:r>
         <w:rPr>
           <w:rFonts w:ascii="Cascadia Mono" w:eastAsiaTheme="minorHAnsi" w:hAnsi="Cascadia Mono" w:cs="Cascadia Mono"/>
@@ -2177,6 +2315,7 @@
           <w:lang w:eastAsia="en-US"/>
         </w:rPr>
       </w:pPr>
+      <w:proofErr w:type="spellStart"/>
       <w:r>
         <w:rPr>
           <w:rFonts w:ascii="Cascadia Mono" w:eastAsiaTheme="minorHAnsi" w:hAnsi="Cascadia Mono" w:cs="Cascadia Mono"/>
@@ -2188,16 +2327,41 @@
         </w:rPr>
         <w:t>using</w:t>
       </w:r>
-      <w:r>
-        <w:rPr>
-          <w:rFonts w:ascii="Cascadia Mono" w:eastAsiaTheme="minorHAnsi" w:hAnsi="Cascadia Mono" w:cs="Cascadia Mono"/>
-          <w:color w:val="000000"/>
-          <w:sz w:val="19"/>
-          <w:szCs w:val="19"/>
-          <w:highlight w:val="white"/>
-          <w:lang w:eastAsia="en-US"/>
-        </w:rPr>
-        <w:t xml:space="preserve"> System.Text;</w:t>
+      <w:proofErr w:type="spellEnd"/>
+      <w:r>
+        <w:rPr>
+          <w:rFonts w:ascii="Cascadia Mono" w:eastAsiaTheme="minorHAnsi" w:hAnsi="Cascadia Mono" w:cs="Cascadia Mono"/>
+          <w:color w:val="000000"/>
+          <w:sz w:val="19"/>
+          <w:szCs w:val="19"/>
+          <w:highlight w:val="white"/>
+          <w:lang w:eastAsia="en-US"/>
+        </w:rPr>
+        <w:t xml:space="preserve"> </w:t>
+      </w:r>
+      <w:proofErr w:type="spellStart"/>
+      <w:r>
+        <w:rPr>
+          <w:rFonts w:ascii="Cascadia Mono" w:eastAsiaTheme="minorHAnsi" w:hAnsi="Cascadia Mono" w:cs="Cascadia Mono"/>
+          <w:color w:val="000000"/>
+          <w:sz w:val="19"/>
+          <w:szCs w:val="19"/>
+          <w:highlight w:val="white"/>
+          <w:lang w:eastAsia="en-US"/>
+        </w:rPr>
+        <w:t>System.Text</w:t>
+      </w:r>
+      <w:proofErr w:type="spellEnd"/>
+      <w:r>
+        <w:rPr>
+          <w:rFonts w:ascii="Cascadia Mono" w:eastAsiaTheme="minorHAnsi" w:hAnsi="Cascadia Mono" w:cs="Cascadia Mono"/>
+          <w:color w:val="000000"/>
+          <w:sz w:val="19"/>
+          <w:szCs w:val="19"/>
+          <w:highlight w:val="white"/>
+          <w:lang w:eastAsia="en-US"/>
+        </w:rPr>
+        <w:t>;</w:t>
       </w:r>
     </w:p>
     <w:p>
@@ -2215,6 +2379,7 @@
           <w:lang w:eastAsia="en-US"/>
         </w:rPr>
       </w:pPr>
+      <w:proofErr w:type="spellStart"/>
       <w:r>
         <w:rPr>
           <w:rFonts w:ascii="Cascadia Mono" w:eastAsiaTheme="minorHAnsi" w:hAnsi="Cascadia Mono" w:cs="Cascadia Mono"/>
@@ -2226,16 +2391,41 @@
         </w:rPr>
         <w:t>using</w:t>
       </w:r>
-      <w:r>
-        <w:rPr>
-          <w:rFonts w:ascii="Cascadia Mono" w:eastAsiaTheme="minorHAnsi" w:hAnsi="Cascadia Mono" w:cs="Cascadia Mono"/>
-          <w:color w:val="000000"/>
-          <w:sz w:val="19"/>
-          <w:szCs w:val="19"/>
-          <w:highlight w:val="white"/>
-          <w:lang w:eastAsia="en-US"/>
-        </w:rPr>
-        <w:t xml:space="preserve"> System.Windows.Forms;</w:t>
+      <w:proofErr w:type="spellEnd"/>
+      <w:r>
+        <w:rPr>
+          <w:rFonts w:ascii="Cascadia Mono" w:eastAsiaTheme="minorHAnsi" w:hAnsi="Cascadia Mono" w:cs="Cascadia Mono"/>
+          <w:color w:val="000000"/>
+          <w:sz w:val="19"/>
+          <w:szCs w:val="19"/>
+          <w:highlight w:val="white"/>
+          <w:lang w:eastAsia="en-US"/>
+        </w:rPr>
+        <w:t xml:space="preserve"> </w:t>
+      </w:r>
+      <w:proofErr w:type="spellStart"/>
+      <w:r>
+        <w:rPr>
+          <w:rFonts w:ascii="Cascadia Mono" w:eastAsiaTheme="minorHAnsi" w:hAnsi="Cascadia Mono" w:cs="Cascadia Mono"/>
+          <w:color w:val="000000"/>
+          <w:sz w:val="19"/>
+          <w:szCs w:val="19"/>
+          <w:highlight w:val="white"/>
+          <w:lang w:eastAsia="en-US"/>
+        </w:rPr>
+        <w:t>System.Windows.Forms</w:t>
+      </w:r>
+      <w:proofErr w:type="spellEnd"/>
+      <w:r>
+        <w:rPr>
+          <w:rFonts w:ascii="Cascadia Mono" w:eastAsiaTheme="minorHAnsi" w:hAnsi="Cascadia Mono" w:cs="Cascadia Mono"/>
+          <w:color w:val="000000"/>
+          <w:sz w:val="19"/>
+          <w:szCs w:val="19"/>
+          <w:highlight w:val="white"/>
+          <w:lang w:eastAsia="en-US"/>
+        </w:rPr>
+        <w:t>;</w:t>
       </w:r>
     </w:p>
     <w:p>
@@ -2269,6 +2459,7 @@
           <w:lang w:eastAsia="en-US"/>
         </w:rPr>
       </w:pPr>
+      <w:proofErr w:type="spellStart"/>
       <w:r>
         <w:rPr>
           <w:rFonts w:ascii="Cascadia Mono" w:eastAsiaTheme="minorHAnsi" w:hAnsi="Cascadia Mono" w:cs="Cascadia Mono"/>
@@ -2280,16 +2471,41 @@
         </w:rPr>
         <w:t>namespace</w:t>
       </w:r>
-      <w:r>
-        <w:rPr>
-          <w:rFonts w:ascii="Cascadia Mono" w:eastAsiaTheme="minorHAnsi" w:hAnsi="Cascadia Mono" w:cs="Cascadia Mono"/>
-          <w:color w:val="000000"/>
-          <w:sz w:val="19"/>
-          <w:szCs w:val="19"/>
-          <w:highlight w:val="white"/>
-          <w:lang w:eastAsia="en-US"/>
-        </w:rPr>
-        <w:t xml:space="preserve"> WinForm;</w:t>
+      <w:proofErr w:type="spellEnd"/>
+      <w:r>
+        <w:rPr>
+          <w:rFonts w:ascii="Cascadia Mono" w:eastAsiaTheme="minorHAnsi" w:hAnsi="Cascadia Mono" w:cs="Cascadia Mono"/>
+          <w:color w:val="000000"/>
+          <w:sz w:val="19"/>
+          <w:szCs w:val="19"/>
+          <w:highlight w:val="white"/>
+          <w:lang w:eastAsia="en-US"/>
+        </w:rPr>
+        <w:t xml:space="preserve"> </w:t>
+      </w:r>
+      <w:proofErr w:type="spellStart"/>
+      <w:r>
+        <w:rPr>
+          <w:rFonts w:ascii="Cascadia Mono" w:eastAsiaTheme="minorHAnsi" w:hAnsi="Cascadia Mono" w:cs="Cascadia Mono"/>
+          <w:color w:val="000000"/>
+          <w:sz w:val="19"/>
+          <w:szCs w:val="19"/>
+          <w:highlight w:val="white"/>
+          <w:lang w:eastAsia="en-US"/>
+        </w:rPr>
+        <w:t>WinForm</w:t>
+      </w:r>
+      <w:proofErr w:type="spellEnd"/>
+      <w:r>
+        <w:rPr>
+          <w:rFonts w:ascii="Cascadia Mono" w:eastAsiaTheme="minorHAnsi" w:hAnsi="Cascadia Mono" w:cs="Cascadia Mono"/>
+          <w:color w:val="000000"/>
+          <w:sz w:val="19"/>
+          <w:szCs w:val="19"/>
+          <w:highlight w:val="white"/>
+          <w:lang w:eastAsia="en-US"/>
+        </w:rPr>
+        <w:t>;</w:t>
       </w:r>
     </w:p>
     <w:p>
@@ -2323,6 +2539,7 @@
           <w:lang w:eastAsia="en-US"/>
         </w:rPr>
       </w:pPr>
+      <w:proofErr w:type="spellStart"/>
       <w:r>
         <w:rPr>
           <w:rFonts w:ascii="Cascadia Mono" w:eastAsiaTheme="minorHAnsi" w:hAnsi="Cascadia Mono" w:cs="Cascadia Mono"/>
@@ -2334,6 +2551,7 @@
         </w:rPr>
         <w:t>public</w:t>
       </w:r>
+      <w:proofErr w:type="spellEnd"/>
       <w:r>
         <w:rPr>
           <w:rFonts w:ascii="Cascadia Mono" w:eastAsiaTheme="minorHAnsi" w:hAnsi="Cascadia Mono" w:cs="Cascadia Mono"/>
@@ -2345,6 +2563,7 @@
         </w:rPr>
         <w:t xml:space="preserve"> </w:t>
       </w:r>
+      <w:proofErr w:type="spellStart"/>
       <w:r>
         <w:rPr>
           <w:rFonts w:ascii="Cascadia Mono" w:eastAsiaTheme="minorHAnsi" w:hAnsi="Cascadia Mono" w:cs="Cascadia Mono"/>
@@ -2356,6 +2575,7 @@
         </w:rPr>
         <w:t>partial</w:t>
       </w:r>
+      <w:proofErr w:type="spellEnd"/>
       <w:r>
         <w:rPr>
           <w:rFonts w:ascii="Cascadia Mono" w:eastAsiaTheme="minorHAnsi" w:hAnsi="Cascadia Mono" w:cs="Cascadia Mono"/>
@@ -2367,6 +2587,7 @@
         </w:rPr>
         <w:t xml:space="preserve"> </w:t>
       </w:r>
+      <w:proofErr w:type="spellStart"/>
       <w:r>
         <w:rPr>
           <w:rFonts w:ascii="Cascadia Mono" w:eastAsiaTheme="minorHAnsi" w:hAnsi="Cascadia Mono" w:cs="Cascadia Mono"/>
@@ -2378,6 +2599,7 @@
         </w:rPr>
         <w:t>class</w:t>
       </w:r>
+      <w:proofErr w:type="spellEnd"/>
       <w:r>
         <w:rPr>
           <w:rFonts w:ascii="Cascadia Mono" w:eastAsiaTheme="minorHAnsi" w:hAnsi="Cascadia Mono" w:cs="Cascadia Mono"/>
@@ -2398,18 +2620,42 @@
           <w:highlight w:val="white"/>
           <w:lang w:eastAsia="en-US"/>
         </w:rPr>
-        <w:t>Form1</w:t>
-      </w:r>
-      <w:r>
-        <w:rPr>
-          <w:rFonts w:ascii="Cascadia Mono" w:eastAsiaTheme="minorHAnsi" w:hAnsi="Cascadia Mono" w:cs="Cascadia Mono"/>
-          <w:color w:val="000000"/>
-          <w:sz w:val="19"/>
-          <w:szCs w:val="19"/>
-          <w:highlight w:val="white"/>
-          <w:lang w:eastAsia="en-US"/>
-        </w:rPr>
-        <w:t xml:space="preserve"> : </w:t>
+        <w:t>Form</w:t>
+      </w:r>
+      <w:proofErr w:type="gramStart"/>
+      <w:r>
+        <w:rPr>
+          <w:rFonts w:ascii="Cascadia Mono" w:eastAsiaTheme="minorHAnsi" w:hAnsi="Cascadia Mono" w:cs="Cascadia Mono"/>
+          <w:color w:val="2B91AF"/>
+          <w:sz w:val="19"/>
+          <w:szCs w:val="19"/>
+          <w:highlight w:val="white"/>
+          <w:lang w:eastAsia="en-US"/>
+        </w:rPr>
+        <w:t>1</w:t>
+      </w:r>
+      <w:r>
+        <w:rPr>
+          <w:rFonts w:ascii="Cascadia Mono" w:eastAsiaTheme="minorHAnsi" w:hAnsi="Cascadia Mono" w:cs="Cascadia Mono"/>
+          <w:color w:val="000000"/>
+          <w:sz w:val="19"/>
+          <w:szCs w:val="19"/>
+          <w:highlight w:val="white"/>
+          <w:lang w:eastAsia="en-US"/>
+        </w:rPr>
+        <w:t xml:space="preserve"> :</w:t>
+      </w:r>
+      <w:proofErr w:type="gramEnd"/>
+      <w:r>
+        <w:rPr>
+          <w:rFonts w:ascii="Cascadia Mono" w:eastAsiaTheme="minorHAnsi" w:hAnsi="Cascadia Mono" w:cs="Cascadia Mono"/>
+          <w:color w:val="000000"/>
+          <w:sz w:val="19"/>
+          <w:szCs w:val="19"/>
+          <w:highlight w:val="white"/>
+          <w:lang w:eastAsia="en-US"/>
+        </w:rPr>
+        <w:t xml:space="preserve"> </w:t>
       </w:r>
       <w:r>
         <w:rPr>
@@ -2476,6 +2722,7 @@
         </w:rPr>
         <w:t xml:space="preserve">    </w:t>
       </w:r>
+      <w:proofErr w:type="spellStart"/>
       <w:r>
         <w:rPr>
           <w:rFonts w:ascii="Cascadia Mono" w:eastAsiaTheme="minorHAnsi" w:hAnsi="Cascadia Mono" w:cs="Cascadia Mono"/>
@@ -2487,6 +2734,7 @@
         </w:rPr>
         <w:t>public</w:t>
       </w:r>
+      <w:proofErr w:type="spellEnd"/>
       <w:r>
         <w:rPr>
           <w:rFonts w:ascii="Cascadia Mono" w:eastAsiaTheme="minorHAnsi" w:hAnsi="Cascadia Mono" w:cs="Cascadia Mono"/>
@@ -2572,7 +2820,44 @@
           <w:highlight w:val="white"/>
           <w:lang w:eastAsia="en-US"/>
         </w:rPr>
-        <w:t xml:space="preserve">        InitializeComponent();</w:t>
+        <w:t xml:space="preserve">        </w:t>
+      </w:r>
+      <w:proofErr w:type="spellStart"/>
+      <w:proofErr w:type="gramStart"/>
+      <w:r>
+        <w:rPr>
+          <w:rFonts w:ascii="Cascadia Mono" w:eastAsiaTheme="minorHAnsi" w:hAnsi="Cascadia Mono" w:cs="Cascadia Mono"/>
+          <w:color w:val="000000"/>
+          <w:sz w:val="19"/>
+          <w:szCs w:val="19"/>
+          <w:highlight w:val="white"/>
+          <w:lang w:eastAsia="en-US"/>
+        </w:rPr>
+        <w:t>InitializeComponent</w:t>
+      </w:r>
+      <w:proofErr w:type="spellEnd"/>
+      <w:r>
+        <w:rPr>
+          <w:rFonts w:ascii="Cascadia Mono" w:eastAsiaTheme="minorHAnsi" w:hAnsi="Cascadia Mono" w:cs="Cascadia Mono"/>
+          <w:color w:val="000000"/>
+          <w:sz w:val="19"/>
+          <w:szCs w:val="19"/>
+          <w:highlight w:val="white"/>
+          <w:lang w:eastAsia="en-US"/>
+        </w:rPr>
+        <w:t>(</w:t>
+      </w:r>
+      <w:proofErr w:type="gramEnd"/>
+      <w:r>
+        <w:rPr>
+          <w:rFonts w:ascii="Cascadia Mono" w:eastAsiaTheme="minorHAnsi" w:hAnsi="Cascadia Mono" w:cs="Cascadia Mono"/>
+          <w:color w:val="000000"/>
+          <w:sz w:val="19"/>
+          <w:szCs w:val="19"/>
+          <w:highlight w:val="white"/>
+          <w:lang w:eastAsia="en-US"/>
+        </w:rPr>
+        <w:t>);</w:t>
       </w:r>
     </w:p>
     <w:p>
@@ -2686,8 +2971,21 @@
           <w:highlight w:val="white"/>
           <w:lang w:val="en-US" w:eastAsia="en-US"/>
         </w:rPr>
-        <w:t xml:space="preserve"> button1_Click(</w:t>
-      </w:r>
+        <w:t xml:space="preserve"> button1_</w:t>
+      </w:r>
+      <w:proofErr w:type="gramStart"/>
+      <w:r>
+        <w:rPr>
+          <w:rFonts w:ascii="Cascadia Mono" w:eastAsiaTheme="minorHAnsi" w:hAnsi="Cascadia Mono" w:cs="Cascadia Mono"/>
+          <w:color w:val="000000"/>
+          <w:sz w:val="19"/>
+          <w:szCs w:val="19"/>
+          <w:highlight w:val="white"/>
+          <w:lang w:val="en-US" w:eastAsia="en-US"/>
+        </w:rPr>
+        <w:t>Click(</w:t>
+      </w:r>
+      <w:proofErr w:type="gramEnd"/>
       <w:r>
         <w:rPr>
           <w:rFonts w:ascii="Cascadia Mono" w:eastAsiaTheme="minorHAnsi" w:hAnsi="Cascadia Mono" w:cs="Cascadia Mono"/>
@@ -2710,6 +3008,7 @@
         </w:rPr>
         <w:t xml:space="preserve"> sender, </w:t>
       </w:r>
+      <w:proofErr w:type="spellStart"/>
       <w:r>
         <w:rPr>
           <w:rFonts w:ascii="Cascadia Mono" w:eastAsiaTheme="minorHAnsi" w:hAnsi="Cascadia Mono" w:cs="Cascadia Mono"/>
@@ -2721,6 +3020,7 @@
         </w:rPr>
         <w:t>EventArgs</w:t>
       </w:r>
+      <w:proofErr w:type="spellEnd"/>
       <w:r>
         <w:rPr>
           <w:rFonts w:ascii="Cascadia Mono" w:eastAsiaTheme="minorHAnsi" w:hAnsi="Cascadia Mono" w:cs="Cascadia Mono"/>
@@ -2926,8 +3226,21 @@
           <w:highlight w:val="white"/>
           <w:lang w:val="en-US" w:eastAsia="en-US"/>
         </w:rPr>
-        <w:t xml:space="preserve"> NumericUpDown</w:t>
-      </w:r>
+        <w:t xml:space="preserve"> </w:t>
+      </w:r>
+      <w:proofErr w:type="spellStart"/>
+      <w:r>
+        <w:rPr>
+          <w:rFonts w:ascii="Cascadia Mono" w:eastAsiaTheme="minorHAnsi" w:hAnsi="Cascadia Mono" w:cs="Cascadia Mono"/>
+          <w:color w:val="008000"/>
+          <w:sz w:val="19"/>
+          <w:szCs w:val="19"/>
+          <w:highlight w:val="white"/>
+          <w:lang w:val="en-US" w:eastAsia="en-US"/>
+        </w:rPr>
+        <w:t>NumericUpDown</w:t>
+      </w:r>
+      <w:proofErr w:type="spellEnd"/>
     </w:p>
     <w:p>
       <w:pPr>
@@ -2997,7 +3310,19 @@
           <w:highlight w:val="white"/>
           <w:lang w:val="en-US" w:eastAsia="en-US"/>
         </w:rPr>
-        <w:t xml:space="preserve">)numericUpDown2.Value;  </w:t>
+        <w:t>)numericUpDown2.Value</w:t>
+      </w:r>
+      <w:proofErr w:type="gramStart"/>
+      <w:r>
+        <w:rPr>
+          <w:rFonts w:ascii="Cascadia Mono" w:eastAsiaTheme="minorHAnsi" w:hAnsi="Cascadia Mono" w:cs="Cascadia Mono"/>
+          <w:color w:val="000000"/>
+          <w:sz w:val="19"/>
+          <w:szCs w:val="19"/>
+          <w:highlight w:val="white"/>
+          <w:lang w:val="en-US" w:eastAsia="en-US"/>
+        </w:rPr>
+        <w:t xml:space="preserve">;  </w:t>
       </w:r>
       <w:r>
         <w:rPr>
@@ -3008,7 +3333,19 @@
           <w:highlight w:val="white"/>
           <w:lang w:val="en-US" w:eastAsia="en-US"/>
         </w:rPr>
-        <w:t xml:space="preserve">// </w:t>
+        <w:t>/</w:t>
+      </w:r>
+      <w:proofErr w:type="gramEnd"/>
+      <w:r>
+        <w:rPr>
+          <w:rFonts w:ascii="Cascadia Mono" w:eastAsiaTheme="minorHAnsi" w:hAnsi="Cascadia Mono" w:cs="Cascadia Mono"/>
+          <w:color w:val="008000"/>
+          <w:sz w:val="19"/>
+          <w:szCs w:val="19"/>
+          <w:highlight w:val="white"/>
+          <w:lang w:val="en-US" w:eastAsia="en-US"/>
+        </w:rPr>
+        <w:t xml:space="preserve">/ </w:t>
       </w:r>
       <w:r>
         <w:rPr>
@@ -3177,7 +3514,31 @@
           <w:highlight w:val="white"/>
           <w:lang w:eastAsia="en-US"/>
         </w:rPr>
-        <w:t>// Проверка области допустимых значений (ОДЗ) для arccos(x)</w:t>
+        <w:t xml:space="preserve">// Проверка области допустимых значений (ОДЗ) для </w:t>
+      </w:r>
+      <w:proofErr w:type="spellStart"/>
+      <w:r>
+        <w:rPr>
+          <w:rFonts w:ascii="Cascadia Mono" w:eastAsiaTheme="minorHAnsi" w:hAnsi="Cascadia Mono" w:cs="Cascadia Mono"/>
+          <w:color w:val="008000"/>
+          <w:sz w:val="19"/>
+          <w:szCs w:val="19"/>
+          <w:highlight w:val="white"/>
+          <w:lang w:eastAsia="en-US"/>
+        </w:rPr>
+        <w:t>arccos</w:t>
+      </w:r>
+      <w:proofErr w:type="spellEnd"/>
+      <w:r>
+        <w:rPr>
+          <w:rFonts w:ascii="Cascadia Mono" w:eastAsiaTheme="minorHAnsi" w:hAnsi="Cascadia Mono" w:cs="Cascadia Mono"/>
+          <w:color w:val="008000"/>
+          <w:sz w:val="19"/>
+          <w:szCs w:val="19"/>
+          <w:highlight w:val="white"/>
+          <w:lang w:eastAsia="en-US"/>
+        </w:rPr>
+        <w:t>(x)</w:t>
       </w:r>
     </w:p>
     <w:p>
@@ -3215,8 +3576,21 @@
           <w:highlight w:val="white"/>
           <w:lang w:eastAsia="en-US"/>
         </w:rPr>
-        <w:t>// Ряд сходится при |x| &lt; 1</w:t>
-      </w:r>
+        <w:t xml:space="preserve">// Ряд сходится при |x| </w:t>
+      </w:r>
+      <w:proofErr w:type="gramStart"/>
+      <w:r>
+        <w:rPr>
+          <w:rFonts w:ascii="Cascadia Mono" w:eastAsiaTheme="minorHAnsi" w:hAnsi="Cascadia Mono" w:cs="Cascadia Mono"/>
+          <w:color w:val="008000"/>
+          <w:sz w:val="19"/>
+          <w:szCs w:val="19"/>
+          <w:highlight w:val="white"/>
+          <w:lang w:eastAsia="en-US"/>
+        </w:rPr>
+        <w:t>&lt; 1</w:t>
+      </w:r>
+      <w:proofErr w:type="gramEnd"/>
     </w:p>
     <w:p>
       <w:pPr>
@@ -3244,6 +3618,7 @@
         </w:rPr>
         <w:t xml:space="preserve">            </w:t>
       </w:r>
+      <w:proofErr w:type="spellStart"/>
       <w:r>
         <w:rPr>
           <w:rFonts w:ascii="Cascadia Mono" w:eastAsiaTheme="minorHAnsi" w:hAnsi="Cascadia Mono" w:cs="Cascadia Mono"/>
@@ -3255,6 +3630,7 @@
         </w:rPr>
         <w:t>if</w:t>
       </w:r>
+      <w:proofErr w:type="spellEnd"/>
       <w:r>
         <w:rPr>
           <w:rFonts w:ascii="Cascadia Mono" w:eastAsiaTheme="minorHAnsi" w:hAnsi="Cascadia Mono" w:cs="Cascadia Mono"/>
@@ -3266,6 +3642,7 @@
         </w:rPr>
         <w:t xml:space="preserve"> (</w:t>
       </w:r>
+      <w:proofErr w:type="spellStart"/>
       <w:r>
         <w:rPr>
           <w:rFonts w:ascii="Cascadia Mono" w:eastAsiaTheme="minorHAnsi" w:hAnsi="Cascadia Mono" w:cs="Cascadia Mono"/>
@@ -3286,7 +3663,43 @@
           <w:highlight w:val="white"/>
           <w:lang w:eastAsia="en-US"/>
         </w:rPr>
-        <w:t>.Abs(x) &gt;= 1)</w:t>
+        <w:t>.Abs</w:t>
+      </w:r>
+      <w:proofErr w:type="spellEnd"/>
+      <w:r>
+        <w:rPr>
+          <w:rFonts w:ascii="Cascadia Mono" w:eastAsiaTheme="minorHAnsi" w:hAnsi="Cascadia Mono" w:cs="Cascadia Mono"/>
+          <w:color w:val="000000"/>
+          <w:sz w:val="19"/>
+          <w:szCs w:val="19"/>
+          <w:highlight w:val="white"/>
+          <w:lang w:eastAsia="en-US"/>
+        </w:rPr>
+        <w:t>(x</w:t>
+      </w:r>
+      <w:proofErr w:type="gramStart"/>
+      <w:r>
+        <w:rPr>
+          <w:rFonts w:ascii="Cascadia Mono" w:eastAsiaTheme="minorHAnsi" w:hAnsi="Cascadia Mono" w:cs="Cascadia Mono"/>
+          <w:color w:val="000000"/>
+          <w:sz w:val="19"/>
+          <w:szCs w:val="19"/>
+          <w:highlight w:val="white"/>
+          <w:lang w:eastAsia="en-US"/>
+        </w:rPr>
+        <w:t>) &gt;</w:t>
+      </w:r>
+      <w:proofErr w:type="gramEnd"/>
+      <w:r>
+        <w:rPr>
+          <w:rFonts w:ascii="Cascadia Mono" w:eastAsiaTheme="minorHAnsi" w:hAnsi="Cascadia Mono" w:cs="Cascadia Mono"/>
+          <w:color w:val="000000"/>
+          <w:sz w:val="19"/>
+          <w:szCs w:val="19"/>
+          <w:highlight w:val="white"/>
+          <w:lang w:eastAsia="en-US"/>
+        </w:rPr>
+        <w:t>= 1)</w:t>
       </w:r>
     </w:p>
     <w:p>
@@ -3342,6 +3755,7 @@
         </w:rPr>
         <w:t xml:space="preserve">                </w:t>
       </w:r>
+      <w:proofErr w:type="spellStart"/>
       <w:r>
         <w:rPr>
           <w:rFonts w:ascii="Cascadia Mono" w:eastAsiaTheme="minorHAnsi" w:hAnsi="Cascadia Mono" w:cs="Cascadia Mono"/>
@@ -3353,6 +3767,7 @@
         </w:rPr>
         <w:t>throw</w:t>
       </w:r>
+      <w:proofErr w:type="spellEnd"/>
       <w:r>
         <w:rPr>
           <w:rFonts w:ascii="Cascadia Mono" w:eastAsiaTheme="minorHAnsi" w:hAnsi="Cascadia Mono" w:cs="Cascadia Mono"/>
@@ -3364,6 +3779,7 @@
         </w:rPr>
         <w:t xml:space="preserve"> </w:t>
       </w:r>
+      <w:proofErr w:type="spellStart"/>
       <w:r>
         <w:rPr>
           <w:rFonts w:ascii="Cascadia Mono" w:eastAsiaTheme="minorHAnsi" w:hAnsi="Cascadia Mono" w:cs="Cascadia Mono"/>
@@ -3375,6 +3791,7 @@
         </w:rPr>
         <w:t>new</w:t>
       </w:r>
+      <w:proofErr w:type="spellEnd"/>
       <w:r>
         <w:rPr>
           <w:rFonts w:ascii="Cascadia Mono" w:eastAsiaTheme="minorHAnsi" w:hAnsi="Cascadia Mono" w:cs="Cascadia Mono"/>
@@ -3386,6 +3803,8 @@
         </w:rPr>
         <w:t xml:space="preserve"> </w:t>
       </w:r>
+      <w:proofErr w:type="spellStart"/>
+      <w:proofErr w:type="gramStart"/>
       <w:r>
         <w:rPr>
           <w:rFonts w:ascii="Cascadia Mono" w:eastAsiaTheme="minorHAnsi" w:hAnsi="Cascadia Mono" w:cs="Cascadia Mono"/>
@@ -3397,6 +3816,7 @@
         </w:rPr>
         <w:t>ArgumentOutOfRangeException</w:t>
       </w:r>
+      <w:proofErr w:type="spellEnd"/>
       <w:r>
         <w:rPr>
           <w:rFonts w:ascii="Cascadia Mono" w:eastAsiaTheme="minorHAnsi" w:hAnsi="Cascadia Mono" w:cs="Cascadia Mono"/>
@@ -3408,6 +3828,7 @@
         </w:rPr>
         <w:t>(</w:t>
       </w:r>
+      <w:proofErr w:type="gramEnd"/>
       <w:r>
         <w:rPr>
           <w:rFonts w:ascii="Cascadia Mono" w:eastAsiaTheme="minorHAnsi" w:hAnsi="Cascadia Mono" w:cs="Cascadia Mono"/>
@@ -3560,6 +3981,7 @@
         </w:rPr>
         <w:t xml:space="preserve">            </w:t>
       </w:r>
+      <w:proofErr w:type="spellStart"/>
       <w:r>
         <w:rPr>
           <w:rFonts w:ascii="Cascadia Mono" w:eastAsiaTheme="minorHAnsi" w:hAnsi="Cascadia Mono" w:cs="Cascadia Mono"/>
@@ -3571,16 +3993,78 @@
         </w:rPr>
         <w:t>if</w:t>
       </w:r>
-      <w:r>
-        <w:rPr>
-          <w:rFonts w:ascii="Cascadia Mono" w:eastAsiaTheme="minorHAnsi" w:hAnsi="Cascadia Mono" w:cs="Cascadia Mono"/>
-          <w:color w:val="000000"/>
-          <w:sz w:val="19"/>
-          <w:szCs w:val="19"/>
-          <w:highlight w:val="white"/>
-          <w:lang w:eastAsia="en-US"/>
-        </w:rPr>
-        <w:t xml:space="preserve"> (eps &lt;= 0 || eps &gt;= 1)</w:t>
+      <w:proofErr w:type="spellEnd"/>
+      <w:r>
+        <w:rPr>
+          <w:rFonts w:ascii="Cascadia Mono" w:eastAsiaTheme="minorHAnsi" w:hAnsi="Cascadia Mono" w:cs="Cascadia Mono"/>
+          <w:color w:val="000000"/>
+          <w:sz w:val="19"/>
+          <w:szCs w:val="19"/>
+          <w:highlight w:val="white"/>
+          <w:lang w:eastAsia="en-US"/>
+        </w:rPr>
+        <w:t xml:space="preserve"> (</w:t>
+      </w:r>
+      <w:proofErr w:type="spellStart"/>
+      <w:r>
+        <w:rPr>
+          <w:rFonts w:ascii="Cascadia Mono" w:eastAsiaTheme="minorHAnsi" w:hAnsi="Cascadia Mono" w:cs="Cascadia Mono"/>
+          <w:color w:val="000000"/>
+          <w:sz w:val="19"/>
+          <w:szCs w:val="19"/>
+          <w:highlight w:val="white"/>
+          <w:lang w:eastAsia="en-US"/>
+        </w:rPr>
+        <w:t>eps</w:t>
+      </w:r>
+      <w:proofErr w:type="spellEnd"/>
+      <w:r>
+        <w:rPr>
+          <w:rFonts w:ascii="Cascadia Mono" w:eastAsiaTheme="minorHAnsi" w:hAnsi="Cascadia Mono" w:cs="Cascadia Mono"/>
+          <w:color w:val="000000"/>
+          <w:sz w:val="19"/>
+          <w:szCs w:val="19"/>
+          <w:highlight w:val="white"/>
+          <w:lang w:eastAsia="en-US"/>
+        </w:rPr>
+        <w:t xml:space="preserve"> &lt;= 0 || </w:t>
+      </w:r>
+      <w:proofErr w:type="spellStart"/>
+      <w:proofErr w:type="gramStart"/>
+      <w:r>
+        <w:rPr>
+          <w:rFonts w:ascii="Cascadia Mono" w:eastAsiaTheme="minorHAnsi" w:hAnsi="Cascadia Mono" w:cs="Cascadia Mono"/>
+          <w:color w:val="000000"/>
+          <w:sz w:val="19"/>
+          <w:szCs w:val="19"/>
+          <w:highlight w:val="white"/>
+          <w:lang w:eastAsia="en-US"/>
+        </w:rPr>
+        <w:t>eps</w:t>
+      </w:r>
+      <w:proofErr w:type="spellEnd"/>
+      <w:r>
+        <w:rPr>
+          <w:rFonts w:ascii="Cascadia Mono" w:eastAsiaTheme="minorHAnsi" w:hAnsi="Cascadia Mono" w:cs="Cascadia Mono"/>
+          <w:color w:val="000000"/>
+          <w:sz w:val="19"/>
+          <w:szCs w:val="19"/>
+          <w:highlight w:val="white"/>
+          <w:lang w:eastAsia="en-US"/>
+        </w:rPr>
+        <w:t xml:space="preserve"> &gt;</w:t>
+      </w:r>
+      <w:proofErr w:type="gramEnd"/>
+      <w:r>
+        <w:rPr>
+          <w:rFonts w:ascii="Cascadia Mono" w:eastAsiaTheme="minorHAnsi" w:hAnsi="Cascadia Mono" w:cs="Cascadia Mono"/>
+          <w:color w:val="000000"/>
+          <w:sz w:val="19"/>
+          <w:szCs w:val="19"/>
+          <w:highlight w:val="white"/>
+          <w:lang w:eastAsia="en-US"/>
+        </w:rPr>
+        <w:t>= 1)</w:t>
       </w:r>
     </w:p>
     <w:p>
@@ -3636,6 +4120,7 @@
         </w:rPr>
         <w:t xml:space="preserve">                </w:t>
       </w:r>
+      <w:proofErr w:type="spellStart"/>
       <w:r>
         <w:rPr>
           <w:rFonts w:ascii="Cascadia Mono" w:eastAsiaTheme="minorHAnsi" w:hAnsi="Cascadia Mono" w:cs="Cascadia Mono"/>
@@ -3647,6 +4132,7 @@
         </w:rPr>
         <w:t>throw</w:t>
       </w:r>
+      <w:proofErr w:type="spellEnd"/>
       <w:r>
         <w:rPr>
           <w:rFonts w:ascii="Cascadia Mono" w:eastAsiaTheme="minorHAnsi" w:hAnsi="Cascadia Mono" w:cs="Cascadia Mono"/>
@@ -3658,6 +4144,7 @@
         </w:rPr>
         <w:t xml:space="preserve"> </w:t>
       </w:r>
+      <w:proofErr w:type="spellStart"/>
       <w:r>
         <w:rPr>
           <w:rFonts w:ascii="Cascadia Mono" w:eastAsiaTheme="minorHAnsi" w:hAnsi="Cascadia Mono" w:cs="Cascadia Mono"/>
@@ -3669,6 +4156,7 @@
         </w:rPr>
         <w:t>new</w:t>
       </w:r>
+      <w:proofErr w:type="spellEnd"/>
       <w:r>
         <w:rPr>
           <w:rFonts w:ascii="Cascadia Mono" w:eastAsiaTheme="minorHAnsi" w:hAnsi="Cascadia Mono" w:cs="Cascadia Mono"/>
@@ -3680,6 +4168,8 @@
         </w:rPr>
         <w:t xml:space="preserve"> </w:t>
       </w:r>
+      <w:proofErr w:type="spellStart"/>
+      <w:proofErr w:type="gramStart"/>
       <w:r>
         <w:rPr>
           <w:rFonts w:ascii="Cascadia Mono" w:eastAsiaTheme="minorHAnsi" w:hAnsi="Cascadia Mono" w:cs="Cascadia Mono"/>
@@ -3691,6 +4181,7 @@
         </w:rPr>
         <w:t>ArgumentOutOfRangeException</w:t>
       </w:r>
+      <w:proofErr w:type="spellEnd"/>
       <w:r>
         <w:rPr>
           <w:rFonts w:ascii="Cascadia Mono" w:eastAsiaTheme="minorHAnsi" w:hAnsi="Cascadia Mono" w:cs="Cascadia Mono"/>
@@ -3702,6 +4193,7 @@
         </w:rPr>
         <w:t>(</w:t>
       </w:r>
+      <w:proofErr w:type="gramEnd"/>
       <w:r>
         <w:rPr>
           <w:rFonts w:ascii="Cascadia Mono" w:eastAsiaTheme="minorHAnsi" w:hAnsi="Cascadia Mono" w:cs="Cascadia Mono"/>
@@ -3711,7 +4203,31 @@
           <w:highlight w:val="white"/>
           <w:lang w:eastAsia="en-US"/>
         </w:rPr>
-        <w:t>"eps"</w:t>
+        <w:t>"</w:t>
+      </w:r>
+      <w:proofErr w:type="spellStart"/>
+      <w:r>
+        <w:rPr>
+          <w:rFonts w:ascii="Cascadia Mono" w:eastAsiaTheme="minorHAnsi" w:hAnsi="Cascadia Mono" w:cs="Cascadia Mono"/>
+          <w:color w:val="A31515"/>
+          <w:sz w:val="19"/>
+          <w:szCs w:val="19"/>
+          <w:highlight w:val="white"/>
+          <w:lang w:eastAsia="en-US"/>
+        </w:rPr>
+        <w:t>eps</w:t>
+      </w:r>
+      <w:proofErr w:type="spellEnd"/>
+      <w:r>
+        <w:rPr>
+          <w:rFonts w:ascii="Cascadia Mono" w:eastAsiaTheme="minorHAnsi" w:hAnsi="Cascadia Mono" w:cs="Cascadia Mono"/>
+          <w:color w:val="A31515"/>
+          <w:sz w:val="19"/>
+          <w:szCs w:val="19"/>
+          <w:highlight w:val="white"/>
+          <w:lang w:eastAsia="en-US"/>
+        </w:rPr>
+        <w:t>"</w:t>
       </w:r>
       <w:r>
         <w:rPr>
@@ -3825,8 +4341,45 @@
           <w:highlight w:val="white"/>
           <w:lang w:eastAsia="en-US"/>
         </w:rPr>
-        <w:t>// Вычисляем точное значение arccos(x) через Math.Acos</w:t>
-      </w:r>
+        <w:t xml:space="preserve">// Вычисляем точное значение </w:t>
+      </w:r>
+      <w:proofErr w:type="spellStart"/>
+      <w:r>
+        <w:rPr>
+          <w:rFonts w:ascii="Cascadia Mono" w:eastAsiaTheme="minorHAnsi" w:hAnsi="Cascadia Mono" w:cs="Cascadia Mono"/>
+          <w:color w:val="008000"/>
+          <w:sz w:val="19"/>
+          <w:szCs w:val="19"/>
+          <w:highlight w:val="white"/>
+          <w:lang w:eastAsia="en-US"/>
+        </w:rPr>
+        <w:t>arccos</w:t>
+      </w:r>
+      <w:proofErr w:type="spellEnd"/>
+      <w:r>
+        <w:rPr>
+          <w:rFonts w:ascii="Cascadia Mono" w:eastAsiaTheme="minorHAnsi" w:hAnsi="Cascadia Mono" w:cs="Cascadia Mono"/>
+          <w:color w:val="008000"/>
+          <w:sz w:val="19"/>
+          <w:szCs w:val="19"/>
+          <w:highlight w:val="white"/>
+          <w:lang w:eastAsia="en-US"/>
+        </w:rPr>
+        <w:t xml:space="preserve">(x) через </w:t>
+      </w:r>
+      <w:proofErr w:type="spellStart"/>
+      <w:r>
+        <w:rPr>
+          <w:rFonts w:ascii="Cascadia Mono" w:eastAsiaTheme="minorHAnsi" w:hAnsi="Cascadia Mono" w:cs="Cascadia Mono"/>
+          <w:color w:val="008000"/>
+          <w:sz w:val="19"/>
+          <w:szCs w:val="19"/>
+          <w:highlight w:val="white"/>
+          <w:lang w:eastAsia="en-US"/>
+        </w:rPr>
+        <w:t>Math.Acos</w:t>
+      </w:r>
+      <w:proofErr w:type="spellEnd"/>
     </w:p>
     <w:p>
       <w:pPr>
@@ -3874,7 +4427,55 @@
           <w:highlight w:val="white"/>
           <w:lang w:val="en-US" w:eastAsia="en-US"/>
         </w:rPr>
-        <w:t xml:space="preserve"> exactValue = CalculateExactFunction(x);</w:t>
+        <w:t xml:space="preserve"> </w:t>
+      </w:r>
+      <w:proofErr w:type="spellStart"/>
+      <w:r>
+        <w:rPr>
+          <w:rFonts w:ascii="Cascadia Mono" w:eastAsiaTheme="minorHAnsi" w:hAnsi="Cascadia Mono" w:cs="Cascadia Mono"/>
+          <w:color w:val="000000"/>
+          <w:sz w:val="19"/>
+          <w:szCs w:val="19"/>
+          <w:highlight w:val="white"/>
+          <w:lang w:val="en-US" w:eastAsia="en-US"/>
+        </w:rPr>
+        <w:t>exactValue</w:t>
+      </w:r>
+      <w:proofErr w:type="spellEnd"/>
+      <w:r>
+        <w:rPr>
+          <w:rFonts w:ascii="Cascadia Mono" w:eastAsiaTheme="minorHAnsi" w:hAnsi="Cascadia Mono" w:cs="Cascadia Mono"/>
+          <w:color w:val="000000"/>
+          <w:sz w:val="19"/>
+          <w:szCs w:val="19"/>
+          <w:highlight w:val="white"/>
+          <w:lang w:val="en-US" w:eastAsia="en-US"/>
+        </w:rPr>
+        <w:t xml:space="preserve"> = </w:t>
+      </w:r>
+      <w:proofErr w:type="spellStart"/>
+      <w:r>
+        <w:rPr>
+          <w:rFonts w:ascii="Cascadia Mono" w:eastAsiaTheme="minorHAnsi" w:hAnsi="Cascadia Mono" w:cs="Cascadia Mono"/>
+          <w:color w:val="000000"/>
+          <w:sz w:val="19"/>
+          <w:szCs w:val="19"/>
+          <w:highlight w:val="white"/>
+          <w:lang w:val="en-US" w:eastAsia="en-US"/>
+        </w:rPr>
+        <w:t>CalculateExactFunction</w:t>
+      </w:r>
+      <w:proofErr w:type="spellEnd"/>
+      <w:r>
+        <w:rPr>
+          <w:rFonts w:ascii="Cascadia Mono" w:eastAsiaTheme="minorHAnsi" w:hAnsi="Cascadia Mono" w:cs="Cascadia Mono"/>
+          <w:color w:val="000000"/>
+          <w:sz w:val="19"/>
+          <w:szCs w:val="19"/>
+          <w:highlight w:val="white"/>
+          <w:lang w:val="en-US" w:eastAsia="en-US"/>
+        </w:rPr>
+        <w:t>(x);</w:t>
       </w:r>
     </w:p>
     <w:p>
@@ -4032,7 +4633,31 @@
           <w:highlight w:val="white"/>
           <w:lang w:val="en-US" w:eastAsia="en-US"/>
         </w:rPr>
-        <w:t xml:space="preserve"> termsCount;</w:t>
+        <w:t xml:space="preserve"> </w:t>
+      </w:r>
+      <w:proofErr w:type="spellStart"/>
+      <w:r>
+        <w:rPr>
+          <w:rFonts w:ascii="Cascadia Mono" w:eastAsiaTheme="minorHAnsi" w:hAnsi="Cascadia Mono" w:cs="Cascadia Mono"/>
+          <w:color w:val="000000"/>
+          <w:sz w:val="19"/>
+          <w:szCs w:val="19"/>
+          <w:highlight w:val="white"/>
+          <w:lang w:val="en-US" w:eastAsia="en-US"/>
+        </w:rPr>
+        <w:t>termsCount</w:t>
+      </w:r>
+      <w:proofErr w:type="spellEnd"/>
+      <w:r>
+        <w:rPr>
+          <w:rFonts w:ascii="Cascadia Mono" w:eastAsiaTheme="minorHAnsi" w:hAnsi="Cascadia Mono" w:cs="Cascadia Mono"/>
+          <w:color w:val="000000"/>
+          <w:sz w:val="19"/>
+          <w:szCs w:val="19"/>
+          <w:highlight w:val="white"/>
+          <w:lang w:val="en-US" w:eastAsia="en-US"/>
+        </w:rPr>
+        <w:t>;</w:t>
       </w:r>
     </w:p>
     <w:p>
@@ -4081,7 +4706,68 @@
           <w:highlight w:val="white"/>
           <w:lang w:val="en-US" w:eastAsia="en-US"/>
         </w:rPr>
-        <w:t xml:space="preserve"> seriesSum = CalculateSeriesSum(x, eps, </w:t>
+        <w:t xml:space="preserve"> </w:t>
+      </w:r>
+      <w:proofErr w:type="spellStart"/>
+      <w:r>
+        <w:rPr>
+          <w:rFonts w:ascii="Cascadia Mono" w:eastAsiaTheme="minorHAnsi" w:hAnsi="Cascadia Mono" w:cs="Cascadia Mono"/>
+          <w:color w:val="000000"/>
+          <w:sz w:val="19"/>
+          <w:szCs w:val="19"/>
+          <w:highlight w:val="white"/>
+          <w:lang w:val="en-US" w:eastAsia="en-US"/>
+        </w:rPr>
+        <w:t>seriesSum</w:t>
+      </w:r>
+      <w:proofErr w:type="spellEnd"/>
+      <w:r>
+        <w:rPr>
+          <w:rFonts w:ascii="Cascadia Mono" w:eastAsiaTheme="minorHAnsi" w:hAnsi="Cascadia Mono" w:cs="Cascadia Mono"/>
+          <w:color w:val="000000"/>
+          <w:sz w:val="19"/>
+          <w:szCs w:val="19"/>
+          <w:highlight w:val="white"/>
+          <w:lang w:val="en-US" w:eastAsia="en-US"/>
+        </w:rPr>
+        <w:t xml:space="preserve"> = </w:t>
+      </w:r>
+      <w:proofErr w:type="spellStart"/>
+      <w:proofErr w:type="gramStart"/>
+      <w:r>
+        <w:rPr>
+          <w:rFonts w:ascii="Cascadia Mono" w:eastAsiaTheme="minorHAnsi" w:hAnsi="Cascadia Mono" w:cs="Cascadia Mono"/>
+          <w:color w:val="000000"/>
+          <w:sz w:val="19"/>
+          <w:szCs w:val="19"/>
+          <w:highlight w:val="white"/>
+          <w:lang w:val="en-US" w:eastAsia="en-US"/>
+        </w:rPr>
+        <w:t>CalculateSeriesSum</w:t>
+      </w:r>
+      <w:proofErr w:type="spellEnd"/>
+      <w:r>
+        <w:rPr>
+          <w:rFonts w:ascii="Cascadia Mono" w:eastAsiaTheme="minorHAnsi" w:hAnsi="Cascadia Mono" w:cs="Cascadia Mono"/>
+          <w:color w:val="000000"/>
+          <w:sz w:val="19"/>
+          <w:szCs w:val="19"/>
+          <w:highlight w:val="white"/>
+          <w:lang w:val="en-US" w:eastAsia="en-US"/>
+        </w:rPr>
+        <w:t>(</w:t>
+      </w:r>
+      <w:proofErr w:type="gramEnd"/>
+      <w:r>
+        <w:rPr>
+          <w:rFonts w:ascii="Cascadia Mono" w:eastAsiaTheme="minorHAnsi" w:hAnsi="Cascadia Mono" w:cs="Cascadia Mono"/>
+          <w:color w:val="000000"/>
+          <w:sz w:val="19"/>
+          <w:szCs w:val="19"/>
+          <w:highlight w:val="white"/>
+          <w:lang w:val="en-US" w:eastAsia="en-US"/>
+        </w:rPr>
+        <w:t xml:space="preserve">x, eps, </w:t>
       </w:r>
       <w:r>
         <w:rPr>
@@ -4103,7 +4789,31 @@
           <w:highlight w:val="white"/>
           <w:lang w:val="en-US" w:eastAsia="en-US"/>
         </w:rPr>
-        <w:t xml:space="preserve"> termsCount);</w:t>
+        <w:t xml:space="preserve"> </w:t>
+      </w:r>
+      <w:proofErr w:type="spellStart"/>
+      <w:r>
+        <w:rPr>
+          <w:rFonts w:ascii="Cascadia Mono" w:eastAsiaTheme="minorHAnsi" w:hAnsi="Cascadia Mono" w:cs="Cascadia Mono"/>
+          <w:color w:val="000000"/>
+          <w:sz w:val="19"/>
+          <w:szCs w:val="19"/>
+          <w:highlight w:val="white"/>
+          <w:lang w:val="en-US" w:eastAsia="en-US"/>
+        </w:rPr>
+        <w:t>termsCount</w:t>
+      </w:r>
+      <w:proofErr w:type="spellEnd"/>
+      <w:r>
+        <w:rPr>
+          <w:rFonts w:ascii="Cascadia Mono" w:eastAsiaTheme="minorHAnsi" w:hAnsi="Cascadia Mono" w:cs="Cascadia Mono"/>
+          <w:color w:val="000000"/>
+          <w:sz w:val="19"/>
+          <w:szCs w:val="19"/>
+          <w:highlight w:val="white"/>
+          <w:lang w:val="en-US" w:eastAsia="en-US"/>
+        </w:rPr>
+        <w:t>);</w:t>
       </w:r>
     </w:p>
     <w:p>
@@ -4206,8 +4916,33 @@
           <w:highlight w:val="white"/>
           <w:lang w:val="en-US" w:eastAsia="en-US"/>
         </w:rPr>
-        <w:t xml:space="preserve"> arccosValue = </w:t>
-      </w:r>
+        <w:t xml:space="preserve"> </w:t>
+      </w:r>
+      <w:proofErr w:type="spellStart"/>
+      <w:r>
+        <w:rPr>
+          <w:rFonts w:ascii="Cascadia Mono" w:eastAsiaTheme="minorHAnsi" w:hAnsi="Cascadia Mono" w:cs="Cascadia Mono"/>
+          <w:color w:val="000000"/>
+          <w:sz w:val="19"/>
+          <w:szCs w:val="19"/>
+          <w:highlight w:val="white"/>
+          <w:lang w:val="en-US" w:eastAsia="en-US"/>
+        </w:rPr>
+        <w:t>arccosValue</w:t>
+      </w:r>
+      <w:proofErr w:type="spellEnd"/>
+      <w:r>
+        <w:rPr>
+          <w:rFonts w:ascii="Cascadia Mono" w:eastAsiaTheme="minorHAnsi" w:hAnsi="Cascadia Mono" w:cs="Cascadia Mono"/>
+          <w:color w:val="000000"/>
+          <w:sz w:val="19"/>
+          <w:szCs w:val="19"/>
+          <w:highlight w:val="white"/>
+          <w:lang w:val="en-US" w:eastAsia="en-US"/>
+        </w:rPr>
+        <w:t xml:space="preserve"> = </w:t>
+      </w:r>
+      <w:proofErr w:type="spellStart"/>
       <w:r>
         <w:rPr>
           <w:rFonts w:ascii="Cascadia Mono" w:eastAsiaTheme="minorHAnsi" w:hAnsi="Cascadia Mono" w:cs="Cascadia Mono"/>
@@ -4228,7 +4963,43 @@
           <w:highlight w:val="white"/>
           <w:lang w:val="en-US" w:eastAsia="en-US"/>
         </w:rPr>
-        <w:t>.PI / 2 - seriesSum;</w:t>
+        <w:t>.PI</w:t>
+      </w:r>
+      <w:proofErr w:type="spellEnd"/>
+      <w:r>
+        <w:rPr>
+          <w:rFonts w:ascii="Cascadia Mono" w:eastAsiaTheme="minorHAnsi" w:hAnsi="Cascadia Mono" w:cs="Cascadia Mono"/>
+          <w:color w:val="000000"/>
+          <w:sz w:val="19"/>
+          <w:szCs w:val="19"/>
+          <w:highlight w:val="white"/>
+          <w:lang w:val="en-US" w:eastAsia="en-US"/>
+        </w:rPr>
+        <w:t xml:space="preserve"> / 2 - </w:t>
+      </w:r>
+      <w:proofErr w:type="spellStart"/>
+      <w:r>
+        <w:rPr>
+          <w:rFonts w:ascii="Cascadia Mono" w:eastAsiaTheme="minorHAnsi" w:hAnsi="Cascadia Mono" w:cs="Cascadia Mono"/>
+          <w:color w:val="000000"/>
+          <w:sz w:val="19"/>
+          <w:szCs w:val="19"/>
+          <w:highlight w:val="white"/>
+          <w:lang w:val="en-US" w:eastAsia="en-US"/>
+        </w:rPr>
+        <w:t>seriesSum</w:t>
+      </w:r>
+      <w:proofErr w:type="spellEnd"/>
+      <w:r>
+        <w:rPr>
+          <w:rFonts w:ascii="Cascadia Mono" w:eastAsiaTheme="minorHAnsi" w:hAnsi="Cascadia Mono" w:cs="Cascadia Mono"/>
+          <w:color w:val="000000"/>
+          <w:sz w:val="19"/>
+          <w:szCs w:val="19"/>
+          <w:highlight w:val="white"/>
+          <w:lang w:val="en-US" w:eastAsia="en-US"/>
+        </w:rPr>
+        <w:t>;</w:t>
       </w:r>
     </w:p>
     <w:p>
@@ -4342,8 +5113,34 @@
           <w:highlight w:val="white"/>
           <w:lang w:val="en-US" w:eastAsia="en-US"/>
         </w:rPr>
-        <w:t xml:space="preserve">            SendResult(</w:t>
-      </w:r>
+        <w:t xml:space="preserve">            </w:t>
+      </w:r>
+      <w:proofErr w:type="spellStart"/>
+      <w:proofErr w:type="gramStart"/>
+      <w:r>
+        <w:rPr>
+          <w:rFonts w:ascii="Cascadia Mono" w:eastAsiaTheme="minorHAnsi" w:hAnsi="Cascadia Mono" w:cs="Cascadia Mono"/>
+          <w:color w:val="000000"/>
+          <w:sz w:val="19"/>
+          <w:szCs w:val="19"/>
+          <w:highlight w:val="white"/>
+          <w:lang w:val="en-US" w:eastAsia="en-US"/>
+        </w:rPr>
+        <w:t>SendResult</w:t>
+      </w:r>
+      <w:proofErr w:type="spellEnd"/>
+      <w:r>
+        <w:rPr>
+          <w:rFonts w:ascii="Cascadia Mono" w:eastAsiaTheme="minorHAnsi" w:hAnsi="Cascadia Mono" w:cs="Cascadia Mono"/>
+          <w:color w:val="000000"/>
+          <w:sz w:val="19"/>
+          <w:szCs w:val="19"/>
+          <w:highlight w:val="white"/>
+          <w:lang w:val="en-US" w:eastAsia="en-US"/>
+        </w:rPr>
+        <w:t>(</w:t>
+      </w:r>
+      <w:proofErr w:type="gramEnd"/>
     </w:p>
     <w:p>
       <w:pPr>
@@ -4424,19 +5221,9 @@
           <w:highlight w:val="white"/>
           <w:lang w:val="en-US" w:eastAsia="en-US"/>
         </w:rPr>
-        <w:t xml:space="preserve"> arccos(</w:t>
-      </w:r>
-      <w:r>
-        <w:rPr>
-          <w:rFonts w:ascii="Cascadia Mono" w:eastAsiaTheme="minorHAnsi" w:hAnsi="Cascadia Mono" w:cs="Cascadia Mono"/>
-          <w:color w:val="000000"/>
-          <w:sz w:val="19"/>
-          <w:szCs w:val="19"/>
-          <w:highlight w:val="white"/>
-          <w:lang w:val="en-US" w:eastAsia="en-US"/>
-        </w:rPr>
-        <w:t>{x:</w:t>
-      </w:r>
+        <w:t xml:space="preserve"> </w:t>
+      </w:r>
+      <w:proofErr w:type="spellStart"/>
       <w:r>
         <w:rPr>
           <w:rFonts w:ascii="Cascadia Mono" w:eastAsiaTheme="minorHAnsi" w:hAnsi="Cascadia Mono" w:cs="Cascadia Mono"/>
@@ -4446,7 +5233,65 @@
           <w:highlight w:val="white"/>
           <w:lang w:val="en-US" w:eastAsia="en-US"/>
         </w:rPr>
-        <w:t>F4</w:t>
+        <w:t>arccos</w:t>
+      </w:r>
+      <w:proofErr w:type="spellEnd"/>
+      <w:r>
+        <w:rPr>
+          <w:rFonts w:ascii="Cascadia Mono" w:eastAsiaTheme="minorHAnsi" w:hAnsi="Cascadia Mono" w:cs="Cascadia Mono"/>
+          <w:color w:val="A31515"/>
+          <w:sz w:val="19"/>
+          <w:szCs w:val="19"/>
+          <w:highlight w:val="white"/>
+          <w:lang w:val="en-US" w:eastAsia="en-US"/>
+        </w:rPr>
+        <w:t>(</w:t>
+      </w:r>
+      <w:r>
+        <w:rPr>
+          <w:rFonts w:ascii="Cascadia Mono" w:eastAsiaTheme="minorHAnsi" w:hAnsi="Cascadia Mono" w:cs="Cascadia Mono"/>
+          <w:color w:val="000000"/>
+          <w:sz w:val="19"/>
+          <w:szCs w:val="19"/>
+          <w:highlight w:val="white"/>
+          <w:lang w:val="en-US" w:eastAsia="en-US"/>
+        </w:rPr>
+        <w:t>{</w:t>
+      </w:r>
+      <w:proofErr w:type="gramStart"/>
+      <w:r>
+        <w:rPr>
+          <w:rFonts w:ascii="Cascadia Mono" w:eastAsiaTheme="minorHAnsi" w:hAnsi="Cascadia Mono" w:cs="Cascadia Mono"/>
+          <w:color w:val="000000"/>
+          <w:sz w:val="19"/>
+          <w:szCs w:val="19"/>
+          <w:highlight w:val="white"/>
+          <w:lang w:val="en-US" w:eastAsia="en-US"/>
+        </w:rPr>
+        <w:t>x:</w:t>
+      </w:r>
+      <w:r>
+        <w:rPr>
+          <w:rFonts w:ascii="Cascadia Mono" w:eastAsiaTheme="minorHAnsi" w:hAnsi="Cascadia Mono" w:cs="Cascadia Mono"/>
+          <w:color w:val="A31515"/>
+          <w:sz w:val="19"/>
+          <w:szCs w:val="19"/>
+          <w:highlight w:val="white"/>
+          <w:lang w:val="en-US" w:eastAsia="en-US"/>
+        </w:rPr>
+        <w:t>F</w:t>
+      </w:r>
+      <w:proofErr w:type="gramEnd"/>
+      <w:r>
+        <w:rPr>
+          <w:rFonts w:ascii="Cascadia Mono" w:eastAsiaTheme="minorHAnsi" w:hAnsi="Cascadia Mono" w:cs="Cascadia Mono"/>
+          <w:color w:val="A31515"/>
+          <w:sz w:val="19"/>
+          <w:szCs w:val="19"/>
+          <w:highlight w:val="white"/>
+          <w:lang w:val="en-US" w:eastAsia="en-US"/>
+        </w:rPr>
+        <w:t>4</w:t>
       </w:r>
       <w:r>
         <w:rPr>
@@ -4616,7 +5461,19 @@
           <w:highlight w:val="white"/>
           <w:lang w:val="en-US" w:eastAsia="en-US"/>
         </w:rPr>
-        <w:t>{arccosValue:</w:t>
+        <w:t>{</w:t>
+      </w:r>
+      <w:proofErr w:type="gramStart"/>
+      <w:r>
+        <w:rPr>
+          <w:rFonts w:ascii="Cascadia Mono" w:eastAsiaTheme="minorHAnsi" w:hAnsi="Cascadia Mono" w:cs="Cascadia Mono"/>
+          <w:color w:val="000000"/>
+          <w:sz w:val="19"/>
+          <w:szCs w:val="19"/>
+          <w:highlight w:val="white"/>
+          <w:lang w:val="en-US" w:eastAsia="en-US"/>
+        </w:rPr>
+        <w:t>arccosValue:</w:t>
       </w:r>
       <w:r>
         <w:rPr>
@@ -4627,7 +5484,19 @@
           <w:highlight w:val="white"/>
           <w:lang w:val="en-US" w:eastAsia="en-US"/>
         </w:rPr>
-        <w:t>F8</w:t>
+        <w:t>F</w:t>
+      </w:r>
+      <w:proofErr w:type="gramEnd"/>
+      <w:r>
+        <w:rPr>
+          <w:rFonts w:ascii="Cascadia Mono" w:eastAsiaTheme="minorHAnsi" w:hAnsi="Cascadia Mono" w:cs="Cascadia Mono"/>
+          <w:color w:val="A31515"/>
+          <w:sz w:val="19"/>
+          <w:szCs w:val="19"/>
+          <w:highlight w:val="white"/>
+          <w:lang w:val="en-US" w:eastAsia="en-US"/>
+        </w:rPr>
+        <w:t>8</w:t>
       </w:r>
       <w:r>
         <w:rPr>
@@ -4775,7 +5644,19 @@
           <w:highlight w:val="white"/>
           <w:lang w:val="en-US" w:eastAsia="en-US"/>
         </w:rPr>
-        <w:t>{seriesSum:</w:t>
+        <w:t>{</w:t>
+      </w:r>
+      <w:proofErr w:type="gramStart"/>
+      <w:r>
+        <w:rPr>
+          <w:rFonts w:ascii="Cascadia Mono" w:eastAsiaTheme="minorHAnsi" w:hAnsi="Cascadia Mono" w:cs="Cascadia Mono"/>
+          <w:color w:val="000000"/>
+          <w:sz w:val="19"/>
+          <w:szCs w:val="19"/>
+          <w:highlight w:val="white"/>
+          <w:lang w:val="en-US" w:eastAsia="en-US"/>
+        </w:rPr>
+        <w:t>seriesSum:</w:t>
       </w:r>
       <w:r>
         <w:rPr>
@@ -4786,7 +5667,19 @@
           <w:highlight w:val="white"/>
           <w:lang w:val="en-US" w:eastAsia="en-US"/>
         </w:rPr>
-        <w:t>F8</w:t>
+        <w:t>F</w:t>
+      </w:r>
+      <w:proofErr w:type="gramEnd"/>
+      <w:r>
+        <w:rPr>
+          <w:rFonts w:ascii="Cascadia Mono" w:eastAsiaTheme="minorHAnsi" w:hAnsi="Cascadia Mono" w:cs="Cascadia Mono"/>
+          <w:color w:val="A31515"/>
+          <w:sz w:val="19"/>
+          <w:szCs w:val="19"/>
+          <w:highlight w:val="white"/>
+          <w:lang w:val="en-US" w:eastAsia="en-US"/>
+        </w:rPr>
+        <w:t>8</w:t>
       </w:r>
       <w:r>
         <w:rPr>
@@ -4892,6 +5785,7 @@
         </w:rPr>
         <w:t>{</w:t>
       </w:r>
+      <w:proofErr w:type="spellStart"/>
       <w:r>
         <w:rPr>
           <w:rFonts w:ascii="Cascadia Mono" w:eastAsiaTheme="minorHAnsi" w:hAnsi="Cascadia Mono" w:cs="Cascadia Mono"/>
@@ -4912,7 +5806,68 @@
           <w:highlight w:val="white"/>
           <w:lang w:val="en-US" w:eastAsia="en-US"/>
         </w:rPr>
-        <w:t>.Abs(exactValue - arccosValue):</w:t>
+        <w:t>.Abs</w:t>
+      </w:r>
+      <w:proofErr w:type="spellEnd"/>
+      <w:r>
+        <w:rPr>
+          <w:rFonts w:ascii="Cascadia Mono" w:eastAsiaTheme="minorHAnsi" w:hAnsi="Cascadia Mono" w:cs="Cascadia Mono"/>
+          <w:color w:val="000000"/>
+          <w:sz w:val="19"/>
+          <w:szCs w:val="19"/>
+          <w:highlight w:val="white"/>
+          <w:lang w:val="en-US" w:eastAsia="en-US"/>
+        </w:rPr>
+        <w:t>(</w:t>
+      </w:r>
+      <w:proofErr w:type="spellStart"/>
+      <w:r>
+        <w:rPr>
+          <w:rFonts w:ascii="Cascadia Mono" w:eastAsiaTheme="minorHAnsi" w:hAnsi="Cascadia Mono" w:cs="Cascadia Mono"/>
+          <w:color w:val="000000"/>
+          <w:sz w:val="19"/>
+          <w:szCs w:val="19"/>
+          <w:highlight w:val="white"/>
+          <w:lang w:val="en-US" w:eastAsia="en-US"/>
+        </w:rPr>
+        <w:t>exactValue</w:t>
+      </w:r>
+      <w:proofErr w:type="spellEnd"/>
+      <w:r>
+        <w:rPr>
+          <w:rFonts w:ascii="Cascadia Mono" w:eastAsiaTheme="minorHAnsi" w:hAnsi="Cascadia Mono" w:cs="Cascadia Mono"/>
+          <w:color w:val="000000"/>
+          <w:sz w:val="19"/>
+          <w:szCs w:val="19"/>
+          <w:highlight w:val="white"/>
+          <w:lang w:val="en-US" w:eastAsia="en-US"/>
+        </w:rPr>
+        <w:t xml:space="preserve"> - </w:t>
+      </w:r>
+      <w:proofErr w:type="spellStart"/>
+      <w:r>
+        <w:rPr>
+          <w:rFonts w:ascii="Cascadia Mono" w:eastAsiaTheme="minorHAnsi" w:hAnsi="Cascadia Mono" w:cs="Cascadia Mono"/>
+          <w:color w:val="000000"/>
+          <w:sz w:val="19"/>
+          <w:szCs w:val="19"/>
+          <w:highlight w:val="white"/>
+          <w:lang w:val="en-US" w:eastAsia="en-US"/>
+        </w:rPr>
+        <w:t>arccosValue</w:t>
+      </w:r>
+      <w:proofErr w:type="spellEnd"/>
+      <w:proofErr w:type="gramStart"/>
+      <w:r>
+        <w:rPr>
+          <w:rFonts w:ascii="Cascadia Mono" w:eastAsiaTheme="minorHAnsi" w:hAnsi="Cascadia Mono" w:cs="Cascadia Mono"/>
+          <w:color w:val="000000"/>
+          <w:sz w:val="19"/>
+          <w:szCs w:val="19"/>
+          <w:highlight w:val="white"/>
+          <w:lang w:val="en-US" w:eastAsia="en-US"/>
+        </w:rPr>
+        <w:t>):</w:t>
       </w:r>
       <w:r>
         <w:rPr>
@@ -4923,7 +5878,19 @@
           <w:highlight w:val="white"/>
           <w:lang w:val="en-US" w:eastAsia="en-US"/>
         </w:rPr>
-        <w:t>E4</w:t>
+        <w:t>E</w:t>
+      </w:r>
+      <w:proofErr w:type="gramEnd"/>
+      <w:r>
+        <w:rPr>
+          <w:rFonts w:ascii="Cascadia Mono" w:eastAsiaTheme="minorHAnsi" w:hAnsi="Cascadia Mono" w:cs="Cascadia Mono"/>
+          <w:color w:val="A31515"/>
+          <w:sz w:val="19"/>
+          <w:szCs w:val="19"/>
+          <w:highlight w:val="white"/>
+          <w:lang w:val="en-US" w:eastAsia="en-US"/>
+        </w:rPr>
+        <w:t>4</w:t>
       </w:r>
       <w:r>
         <w:rPr>
@@ -5071,7 +6038,31 @@
           <w:highlight w:val="white"/>
           <w:lang w:val="en-US" w:eastAsia="en-US"/>
         </w:rPr>
-        <w:t>{termsCount}</w:t>
+        <w:t>{</w:t>
+      </w:r>
+      <w:proofErr w:type="spellStart"/>
+      <w:r>
+        <w:rPr>
+          <w:rFonts w:ascii="Cascadia Mono" w:eastAsiaTheme="minorHAnsi" w:hAnsi="Cascadia Mono" w:cs="Cascadia Mono"/>
+          <w:color w:val="000000"/>
+          <w:sz w:val="19"/>
+          <w:szCs w:val="19"/>
+          <w:highlight w:val="white"/>
+          <w:lang w:val="en-US" w:eastAsia="en-US"/>
+        </w:rPr>
+        <w:t>termsCount</w:t>
+      </w:r>
+      <w:proofErr w:type="spellEnd"/>
+      <w:r>
+        <w:rPr>
+          <w:rFonts w:ascii="Cascadia Mono" w:eastAsiaTheme="minorHAnsi" w:hAnsi="Cascadia Mono" w:cs="Cascadia Mono"/>
+          <w:color w:val="000000"/>
+          <w:sz w:val="19"/>
+          <w:szCs w:val="19"/>
+          <w:highlight w:val="white"/>
+          <w:lang w:val="en-US" w:eastAsia="en-US"/>
+        </w:rPr>
+        <w:t>}</w:t>
       </w:r>
       <w:r>
         <w:rPr>
@@ -5264,6 +6255,7 @@
         </w:rPr>
         <w:t xml:space="preserve">            </w:t>
       </w:r>
+      <w:proofErr w:type="spellStart"/>
       <w:r>
         <w:rPr>
           <w:rFonts w:ascii="Cascadia Mono" w:eastAsiaTheme="minorHAnsi" w:hAnsi="Cascadia Mono" w:cs="Cascadia Mono"/>
@@ -5284,7 +6276,19 @@
           <w:highlight w:val="white"/>
           <w:lang w:val="en-US" w:eastAsia="en-US"/>
         </w:rPr>
-        <w:t>.Show(</w:t>
+        <w:t>.Show</w:t>
+      </w:r>
+      <w:proofErr w:type="spellEnd"/>
+      <w:r>
+        <w:rPr>
+          <w:rFonts w:ascii="Cascadia Mono" w:eastAsiaTheme="minorHAnsi" w:hAnsi="Cascadia Mono" w:cs="Cascadia Mono"/>
+          <w:color w:val="000000"/>
+          <w:sz w:val="19"/>
+          <w:szCs w:val="19"/>
+          <w:highlight w:val="white"/>
+          <w:lang w:val="en-US" w:eastAsia="en-US"/>
+        </w:rPr>
+        <w:t>(</w:t>
       </w:r>
       <w:r>
         <w:rPr>
@@ -5297,6 +6301,7 @@
         </w:rPr>
         <w:t>"</w:t>
       </w:r>
+      <w:proofErr w:type="gramStart"/>
       <w:r>
         <w:rPr>
           <w:rFonts w:ascii="Cascadia Mono" w:eastAsiaTheme="minorHAnsi" w:hAnsi="Cascadia Mono" w:cs="Cascadia Mono"/>
@@ -5328,7 +6333,19 @@
           <w:highlight w:val="white"/>
           <w:lang w:val="en-US" w:eastAsia="en-US"/>
         </w:rPr>
-        <w:t>\n</w:t>
+        <w:t>\</w:t>
+      </w:r>
+      <w:proofErr w:type="gramEnd"/>
+      <w:r>
+        <w:rPr>
+          <w:rFonts w:ascii="Cascadia Mono" w:eastAsiaTheme="minorHAnsi" w:hAnsi="Cascadia Mono" w:cs="Cascadia Mono"/>
+          <w:color w:val="9E5B71"/>
+          <w:sz w:val="19"/>
+          <w:szCs w:val="19"/>
+          <w:highlight w:val="white"/>
+          <w:lang w:val="en-US" w:eastAsia="en-US"/>
+        </w:rPr>
+        <w:t>n</w:t>
       </w:r>
       <w:r>
         <w:rPr>
@@ -5350,7 +6367,31 @@
           <w:highlight w:val="white"/>
           <w:lang w:val="en-US" w:eastAsia="en-US"/>
         </w:rPr>
-        <w:t xml:space="preserve"> + ex.Message, </w:t>
+        <w:t xml:space="preserve"> + </w:t>
+      </w:r>
+      <w:proofErr w:type="spellStart"/>
+      <w:r>
+        <w:rPr>
+          <w:rFonts w:ascii="Cascadia Mono" w:eastAsiaTheme="minorHAnsi" w:hAnsi="Cascadia Mono" w:cs="Cascadia Mono"/>
+          <w:color w:val="000000"/>
+          <w:sz w:val="19"/>
+          <w:szCs w:val="19"/>
+          <w:highlight w:val="white"/>
+          <w:lang w:val="en-US" w:eastAsia="en-US"/>
+        </w:rPr>
+        <w:t>ex.Message</w:t>
+      </w:r>
+      <w:proofErr w:type="spellEnd"/>
+      <w:r>
+        <w:rPr>
+          <w:rFonts w:ascii="Cascadia Mono" w:eastAsiaTheme="minorHAnsi" w:hAnsi="Cascadia Mono" w:cs="Cascadia Mono"/>
+          <w:color w:val="000000"/>
+          <w:sz w:val="19"/>
+          <w:szCs w:val="19"/>
+          <w:highlight w:val="white"/>
+          <w:lang w:val="en-US" w:eastAsia="en-US"/>
+        </w:rPr>
+        <w:t xml:space="preserve">, </w:t>
       </w:r>
       <w:r>
         <w:rPr>
@@ -5396,6 +6437,7 @@
         </w:rPr>
         <w:t xml:space="preserve">, </w:t>
       </w:r>
+      <w:proofErr w:type="spellStart"/>
       <w:r>
         <w:rPr>
           <w:rFonts w:ascii="Cascadia Mono" w:eastAsiaTheme="minorHAnsi" w:hAnsi="Cascadia Mono" w:cs="Cascadia Mono"/>
@@ -5416,8 +6458,21 @@
           <w:highlight w:val="white"/>
           <w:lang w:val="en-US" w:eastAsia="en-US"/>
         </w:rPr>
-        <w:t xml:space="preserve">.OK, </w:t>
-      </w:r>
+        <w:t>.OK</w:t>
+      </w:r>
+      <w:proofErr w:type="spellEnd"/>
+      <w:r>
+        <w:rPr>
+          <w:rFonts w:ascii="Cascadia Mono" w:eastAsiaTheme="minorHAnsi" w:hAnsi="Cascadia Mono" w:cs="Cascadia Mono"/>
+          <w:color w:val="000000"/>
+          <w:sz w:val="19"/>
+          <w:szCs w:val="19"/>
+          <w:highlight w:val="white"/>
+          <w:lang w:val="en-US" w:eastAsia="en-US"/>
+        </w:rPr>
+        <w:t xml:space="preserve">, </w:t>
+      </w:r>
+      <w:proofErr w:type="spellStart"/>
       <w:r>
         <w:rPr>
           <w:rFonts w:ascii="Cascadia Mono" w:eastAsiaTheme="minorHAnsi" w:hAnsi="Cascadia Mono" w:cs="Cascadia Mono"/>
@@ -5438,7 +6493,19 @@
           <w:highlight w:val="white"/>
           <w:lang w:val="en-US" w:eastAsia="en-US"/>
         </w:rPr>
-        <w:t>.Error);</w:t>
+        <w:t>.Error</w:t>
+      </w:r>
+      <w:proofErr w:type="spellEnd"/>
+      <w:r>
+        <w:rPr>
+          <w:rFonts w:ascii="Cascadia Mono" w:eastAsiaTheme="minorHAnsi" w:hAnsi="Cascadia Mono" w:cs="Cascadia Mono"/>
+          <w:color w:val="000000"/>
+          <w:sz w:val="19"/>
+          <w:szCs w:val="19"/>
+          <w:highlight w:val="white"/>
+          <w:lang w:val="en-US" w:eastAsia="en-US"/>
+        </w:rPr>
+        <w:t>);</w:t>
       </w:r>
     </w:p>
     <w:p>
@@ -5579,7 +6646,31 @@
           <w:highlight w:val="white"/>
           <w:lang w:eastAsia="en-US"/>
         </w:rPr>
-        <w:t>&lt;summary&gt;</w:t>
+        <w:t>&lt;</w:t>
+      </w:r>
+      <w:proofErr w:type="spellStart"/>
+      <w:r>
+        <w:rPr>
+          <w:rFonts w:ascii="Cascadia Mono" w:eastAsiaTheme="minorHAnsi" w:hAnsi="Cascadia Mono" w:cs="Cascadia Mono"/>
+          <w:color w:val="808080"/>
+          <w:sz w:val="19"/>
+          <w:szCs w:val="19"/>
+          <w:highlight w:val="white"/>
+          <w:lang w:eastAsia="en-US"/>
+        </w:rPr>
+        <w:t>summary</w:t>
+      </w:r>
+      <w:proofErr w:type="spellEnd"/>
+      <w:r>
+        <w:rPr>
+          <w:rFonts w:ascii="Cascadia Mono" w:eastAsiaTheme="minorHAnsi" w:hAnsi="Cascadia Mono" w:cs="Cascadia Mono"/>
+          <w:color w:val="808080"/>
+          <w:sz w:val="19"/>
+          <w:szCs w:val="19"/>
+          <w:highlight w:val="white"/>
+          <w:lang w:eastAsia="en-US"/>
+        </w:rPr>
+        <w:t>&gt;</w:t>
       </w:r>
     </w:p>
     <w:p>
@@ -5628,7 +6719,31 @@
           <w:highlight w:val="white"/>
           <w:lang w:eastAsia="en-US"/>
         </w:rPr>
-        <w:t xml:space="preserve"> Точное значение arccos(x) через встроенную функцию</w:t>
+        <w:t xml:space="preserve"> Точное значение </w:t>
+      </w:r>
+      <w:proofErr w:type="spellStart"/>
+      <w:r>
+        <w:rPr>
+          <w:rFonts w:ascii="Cascadia Mono" w:eastAsiaTheme="minorHAnsi" w:hAnsi="Cascadia Mono" w:cs="Cascadia Mono"/>
+          <w:color w:val="008000"/>
+          <w:sz w:val="19"/>
+          <w:szCs w:val="19"/>
+          <w:highlight w:val="white"/>
+          <w:lang w:eastAsia="en-US"/>
+        </w:rPr>
+        <w:t>arccos</w:t>
+      </w:r>
+      <w:proofErr w:type="spellEnd"/>
+      <w:r>
+        <w:rPr>
+          <w:rFonts w:ascii="Cascadia Mono" w:eastAsiaTheme="minorHAnsi" w:hAnsi="Cascadia Mono" w:cs="Cascadia Mono"/>
+          <w:color w:val="008000"/>
+          <w:sz w:val="19"/>
+          <w:szCs w:val="19"/>
+          <w:highlight w:val="white"/>
+          <w:lang w:eastAsia="en-US"/>
+        </w:rPr>
+        <w:t>(x) через встроенную функцию</w:t>
       </w:r>
     </w:p>
     <w:p>
@@ -5759,8 +6874,34 @@
           <w:highlight w:val="white"/>
           <w:lang w:val="en-US" w:eastAsia="en-US"/>
         </w:rPr>
-        <w:t xml:space="preserve"> CalculateExactFunction(</w:t>
-      </w:r>
+        <w:t xml:space="preserve"> </w:t>
+      </w:r>
+      <w:proofErr w:type="spellStart"/>
+      <w:proofErr w:type="gramStart"/>
+      <w:r>
+        <w:rPr>
+          <w:rFonts w:ascii="Cascadia Mono" w:eastAsiaTheme="minorHAnsi" w:hAnsi="Cascadia Mono" w:cs="Cascadia Mono"/>
+          <w:color w:val="000000"/>
+          <w:sz w:val="19"/>
+          <w:szCs w:val="19"/>
+          <w:highlight w:val="white"/>
+          <w:lang w:val="en-US" w:eastAsia="en-US"/>
+        </w:rPr>
+        <w:t>CalculateExactFunction</w:t>
+      </w:r>
+      <w:proofErr w:type="spellEnd"/>
+      <w:r>
+        <w:rPr>
+          <w:rFonts w:ascii="Cascadia Mono" w:eastAsiaTheme="minorHAnsi" w:hAnsi="Cascadia Mono" w:cs="Cascadia Mono"/>
+          <w:color w:val="000000"/>
+          <w:sz w:val="19"/>
+          <w:szCs w:val="19"/>
+          <w:highlight w:val="white"/>
+          <w:lang w:val="en-US" w:eastAsia="en-US"/>
+        </w:rPr>
+        <w:t>(</w:t>
+      </w:r>
+      <w:proofErr w:type="gramEnd"/>
       <w:r>
         <w:rPr>
           <w:rFonts w:ascii="Cascadia Mono" w:eastAsiaTheme="minorHAnsi" w:hAnsi="Cascadia Mono" w:cs="Cascadia Mono"/>
@@ -5870,6 +7011,7 @@
         </w:rPr>
         <w:t xml:space="preserve"> </w:t>
       </w:r>
+      <w:proofErr w:type="spellStart"/>
       <w:r>
         <w:rPr>
           <w:rFonts w:ascii="Cascadia Mono" w:eastAsiaTheme="minorHAnsi" w:hAnsi="Cascadia Mono" w:cs="Cascadia Mono"/>
@@ -5890,7 +7032,19 @@
           <w:highlight w:val="white"/>
           <w:lang w:val="en-US" w:eastAsia="en-US"/>
         </w:rPr>
-        <w:t>.Acos(x);</w:t>
+        <w:t>.Acos</w:t>
+      </w:r>
+      <w:proofErr w:type="spellEnd"/>
+      <w:r>
+        <w:rPr>
+          <w:rFonts w:ascii="Cascadia Mono" w:eastAsiaTheme="minorHAnsi" w:hAnsi="Cascadia Mono" w:cs="Cascadia Mono"/>
+          <w:color w:val="000000"/>
+          <w:sz w:val="19"/>
+          <w:szCs w:val="19"/>
+          <w:highlight w:val="white"/>
+          <w:lang w:val="en-US" w:eastAsia="en-US"/>
+        </w:rPr>
+        <w:t>(x);</w:t>
       </w:r>
     </w:p>
     <w:p>
@@ -6042,7 +7196,31 @@
           <w:highlight w:val="white"/>
           <w:lang w:eastAsia="en-US"/>
         </w:rPr>
-        <w:t xml:space="preserve"> Вычисление суммы ряда из задания: x + (1·3·5·...·(2n-1)·x^(2n+1))/(2·4·6·...·2n·(2n+1))</w:t>
+        <w:t xml:space="preserve"> Вычисление суммы ряда из задания: x + (1·3·5·...·(2n-</w:t>
+      </w:r>
+      <w:proofErr w:type="gramStart"/>
+      <w:r>
+        <w:rPr>
+          <w:rFonts w:ascii="Cascadia Mono" w:eastAsiaTheme="minorHAnsi" w:hAnsi="Cascadia Mono" w:cs="Cascadia Mono"/>
+          <w:color w:val="008000"/>
+          <w:sz w:val="19"/>
+          <w:szCs w:val="19"/>
+          <w:highlight w:val="white"/>
+          <w:lang w:eastAsia="en-US"/>
+        </w:rPr>
+        <w:t>1)·</w:t>
+      </w:r>
+      <w:proofErr w:type="gramEnd"/>
+      <w:r>
+        <w:rPr>
+          <w:rFonts w:ascii="Cascadia Mono" w:eastAsiaTheme="minorHAnsi" w:hAnsi="Cascadia Mono" w:cs="Cascadia Mono"/>
+          <w:color w:val="008000"/>
+          <w:sz w:val="19"/>
+          <w:szCs w:val="19"/>
+          <w:highlight w:val="white"/>
+          <w:lang w:eastAsia="en-US"/>
+        </w:rPr>
+        <w:t>x^(2n+1))/(2·4·6·...·2n·(2n+1))</w:t>
       </w:r>
     </w:p>
     <w:p>
@@ -6173,8 +7351,34 @@
           <w:highlight w:val="white"/>
           <w:lang w:val="en-US" w:eastAsia="en-US"/>
         </w:rPr>
-        <w:t xml:space="preserve"> CalculateSeriesSum(</w:t>
-      </w:r>
+        <w:t xml:space="preserve"> </w:t>
+      </w:r>
+      <w:proofErr w:type="spellStart"/>
+      <w:proofErr w:type="gramStart"/>
+      <w:r>
+        <w:rPr>
+          <w:rFonts w:ascii="Cascadia Mono" w:eastAsiaTheme="minorHAnsi" w:hAnsi="Cascadia Mono" w:cs="Cascadia Mono"/>
+          <w:color w:val="000000"/>
+          <w:sz w:val="19"/>
+          <w:szCs w:val="19"/>
+          <w:highlight w:val="white"/>
+          <w:lang w:val="en-US" w:eastAsia="en-US"/>
+        </w:rPr>
+        <w:t>CalculateSeriesSum</w:t>
+      </w:r>
+      <w:proofErr w:type="spellEnd"/>
+      <w:r>
+        <w:rPr>
+          <w:rFonts w:ascii="Cascadia Mono" w:eastAsiaTheme="minorHAnsi" w:hAnsi="Cascadia Mono" w:cs="Cascadia Mono"/>
+          <w:color w:val="000000"/>
+          <w:sz w:val="19"/>
+          <w:szCs w:val="19"/>
+          <w:highlight w:val="white"/>
+          <w:lang w:val="en-US" w:eastAsia="en-US"/>
+        </w:rPr>
+        <w:t>(</w:t>
+      </w:r>
+      <w:proofErr w:type="gramEnd"/>
       <w:r>
         <w:rPr>
           <w:rFonts w:ascii="Cascadia Mono" w:eastAsiaTheme="minorHAnsi" w:hAnsi="Cascadia Mono" w:cs="Cascadia Mono"/>
@@ -6261,7 +7465,31 @@
           <w:highlight w:val="white"/>
           <w:lang w:val="en-US" w:eastAsia="en-US"/>
         </w:rPr>
-        <w:t xml:space="preserve"> termsCount)</w:t>
+        <w:t xml:space="preserve"> </w:t>
+      </w:r>
+      <w:proofErr w:type="spellStart"/>
+      <w:r>
+        <w:rPr>
+          <w:rFonts w:ascii="Cascadia Mono" w:eastAsiaTheme="minorHAnsi" w:hAnsi="Cascadia Mono" w:cs="Cascadia Mono"/>
+          <w:color w:val="000000"/>
+          <w:sz w:val="19"/>
+          <w:szCs w:val="19"/>
+          <w:highlight w:val="white"/>
+          <w:lang w:val="en-US" w:eastAsia="en-US"/>
+        </w:rPr>
+        <w:t>termsCount</w:t>
+      </w:r>
+      <w:proofErr w:type="spellEnd"/>
+      <w:r>
+        <w:rPr>
+          <w:rFonts w:ascii="Cascadia Mono" w:eastAsiaTheme="minorHAnsi" w:hAnsi="Cascadia Mono" w:cs="Cascadia Mono"/>
+          <w:color w:val="000000"/>
+          <w:sz w:val="19"/>
+          <w:szCs w:val="19"/>
+          <w:highlight w:val="white"/>
+          <w:lang w:val="en-US" w:eastAsia="en-US"/>
+        </w:rPr>
+        <w:t>)</w:t>
       </w:r>
     </w:p>
     <w:p>
@@ -6328,6 +7556,7 @@
         </w:rPr>
         <w:t xml:space="preserve">        </w:t>
       </w:r>
+      <w:proofErr w:type="spellStart"/>
       <w:r>
         <w:rPr>
           <w:rFonts w:ascii="Cascadia Mono" w:eastAsiaTheme="minorHAnsi" w:hAnsi="Cascadia Mono" w:cs="Cascadia Mono"/>
@@ -6339,16 +7568,53 @@
         </w:rPr>
         <w:t>double</w:t>
       </w:r>
-      <w:r>
-        <w:rPr>
-          <w:rFonts w:ascii="Cascadia Mono" w:eastAsiaTheme="minorHAnsi" w:hAnsi="Cascadia Mono" w:cs="Cascadia Mono"/>
-          <w:color w:val="000000"/>
-          <w:sz w:val="19"/>
-          <w:szCs w:val="19"/>
-          <w:highlight w:val="white"/>
-          <w:lang w:eastAsia="en-US"/>
-        </w:rPr>
-        <w:t xml:space="preserve"> sum = x;  </w:t>
+      <w:proofErr w:type="spellEnd"/>
+      <w:r>
+        <w:rPr>
+          <w:rFonts w:ascii="Cascadia Mono" w:eastAsiaTheme="minorHAnsi" w:hAnsi="Cascadia Mono" w:cs="Cascadia Mono"/>
+          <w:color w:val="000000"/>
+          <w:sz w:val="19"/>
+          <w:szCs w:val="19"/>
+          <w:highlight w:val="white"/>
+          <w:lang w:eastAsia="en-US"/>
+        </w:rPr>
+        <w:t xml:space="preserve"> </w:t>
+      </w:r>
+      <w:proofErr w:type="spellStart"/>
+      <w:r>
+        <w:rPr>
+          <w:rFonts w:ascii="Cascadia Mono" w:eastAsiaTheme="minorHAnsi" w:hAnsi="Cascadia Mono" w:cs="Cascadia Mono"/>
+          <w:color w:val="000000"/>
+          <w:sz w:val="19"/>
+          <w:szCs w:val="19"/>
+          <w:highlight w:val="white"/>
+          <w:lang w:eastAsia="en-US"/>
+        </w:rPr>
+        <w:t>sum</w:t>
+      </w:r>
+      <w:proofErr w:type="spellEnd"/>
+      <w:r>
+        <w:rPr>
+          <w:rFonts w:ascii="Cascadia Mono" w:eastAsiaTheme="minorHAnsi" w:hAnsi="Cascadia Mono" w:cs="Cascadia Mono"/>
+          <w:color w:val="000000"/>
+          <w:sz w:val="19"/>
+          <w:szCs w:val="19"/>
+          <w:highlight w:val="white"/>
+          <w:lang w:eastAsia="en-US"/>
+        </w:rPr>
+        <w:t xml:space="preserve"> = </w:t>
+      </w:r>
+      <w:proofErr w:type="gramStart"/>
+      <w:r>
+        <w:rPr>
+          <w:rFonts w:ascii="Cascadia Mono" w:eastAsiaTheme="minorHAnsi" w:hAnsi="Cascadia Mono" w:cs="Cascadia Mono"/>
+          <w:color w:val="000000"/>
+          <w:sz w:val="19"/>
+          <w:szCs w:val="19"/>
+          <w:highlight w:val="white"/>
+          <w:lang w:eastAsia="en-US"/>
+        </w:rPr>
+        <w:t xml:space="preserve">x;  </w:t>
       </w:r>
       <w:r>
         <w:rPr>
@@ -6359,7 +7625,19 @@
           <w:highlight w:val="white"/>
           <w:lang w:eastAsia="en-US"/>
         </w:rPr>
-        <w:t>// Начинаем с x (первый член)</w:t>
+        <w:t>/</w:t>
+      </w:r>
+      <w:proofErr w:type="gramEnd"/>
+      <w:r>
+        <w:rPr>
+          <w:rFonts w:ascii="Cascadia Mono" w:eastAsiaTheme="minorHAnsi" w:hAnsi="Cascadia Mono" w:cs="Cascadia Mono"/>
+          <w:color w:val="008000"/>
+          <w:sz w:val="19"/>
+          <w:szCs w:val="19"/>
+          <w:highlight w:val="white"/>
+          <w:lang w:eastAsia="en-US"/>
+        </w:rPr>
+        <w:t>/ Начинаем с x (первый член)</w:t>
       </w:r>
     </w:p>
     <w:p>
@@ -6388,6 +7666,7 @@
         </w:rPr>
         <w:t xml:space="preserve">        </w:t>
       </w:r>
+      <w:proofErr w:type="spellStart"/>
       <w:r>
         <w:rPr>
           <w:rFonts w:ascii="Cascadia Mono" w:eastAsiaTheme="minorHAnsi" w:hAnsi="Cascadia Mono" w:cs="Cascadia Mono"/>
@@ -6399,16 +7678,53 @@
         </w:rPr>
         <w:t>double</w:t>
       </w:r>
-      <w:r>
-        <w:rPr>
-          <w:rFonts w:ascii="Cascadia Mono" w:eastAsiaTheme="minorHAnsi" w:hAnsi="Cascadia Mono" w:cs="Cascadia Mono"/>
-          <w:color w:val="000000"/>
-          <w:sz w:val="19"/>
-          <w:szCs w:val="19"/>
-          <w:highlight w:val="white"/>
-          <w:lang w:eastAsia="en-US"/>
-        </w:rPr>
-        <w:t xml:space="preserve"> currentTerm = x;  </w:t>
+      <w:proofErr w:type="spellEnd"/>
+      <w:r>
+        <w:rPr>
+          <w:rFonts w:ascii="Cascadia Mono" w:eastAsiaTheme="minorHAnsi" w:hAnsi="Cascadia Mono" w:cs="Cascadia Mono"/>
+          <w:color w:val="000000"/>
+          <w:sz w:val="19"/>
+          <w:szCs w:val="19"/>
+          <w:highlight w:val="white"/>
+          <w:lang w:eastAsia="en-US"/>
+        </w:rPr>
+        <w:t xml:space="preserve"> </w:t>
+      </w:r>
+      <w:proofErr w:type="spellStart"/>
+      <w:r>
+        <w:rPr>
+          <w:rFonts w:ascii="Cascadia Mono" w:eastAsiaTheme="minorHAnsi" w:hAnsi="Cascadia Mono" w:cs="Cascadia Mono"/>
+          <w:color w:val="000000"/>
+          <w:sz w:val="19"/>
+          <w:szCs w:val="19"/>
+          <w:highlight w:val="white"/>
+          <w:lang w:eastAsia="en-US"/>
+        </w:rPr>
+        <w:t>currentTerm</w:t>
+      </w:r>
+      <w:proofErr w:type="spellEnd"/>
+      <w:r>
+        <w:rPr>
+          <w:rFonts w:ascii="Cascadia Mono" w:eastAsiaTheme="minorHAnsi" w:hAnsi="Cascadia Mono" w:cs="Cascadia Mono"/>
+          <w:color w:val="000000"/>
+          <w:sz w:val="19"/>
+          <w:szCs w:val="19"/>
+          <w:highlight w:val="white"/>
+          <w:lang w:eastAsia="en-US"/>
+        </w:rPr>
+        <w:t xml:space="preserve"> = </w:t>
+      </w:r>
+      <w:proofErr w:type="gramStart"/>
+      <w:r>
+        <w:rPr>
+          <w:rFonts w:ascii="Cascadia Mono" w:eastAsiaTheme="minorHAnsi" w:hAnsi="Cascadia Mono" w:cs="Cascadia Mono"/>
+          <w:color w:val="000000"/>
+          <w:sz w:val="19"/>
+          <w:szCs w:val="19"/>
+          <w:highlight w:val="white"/>
+          <w:lang w:eastAsia="en-US"/>
+        </w:rPr>
+        <w:t xml:space="preserve">x;  </w:t>
       </w:r>
       <w:r>
         <w:rPr>
@@ -6419,7 +7735,19 @@
           <w:highlight w:val="white"/>
           <w:lang w:eastAsia="en-US"/>
         </w:rPr>
-        <w:t>// Текущий член ряда (начинаем с первого)</w:t>
+        <w:t>/</w:t>
+      </w:r>
+      <w:proofErr w:type="gramEnd"/>
+      <w:r>
+        <w:rPr>
+          <w:rFonts w:ascii="Cascadia Mono" w:eastAsiaTheme="minorHAnsi" w:hAnsi="Cascadia Mono" w:cs="Cascadia Mono"/>
+          <w:color w:val="008000"/>
+          <w:sz w:val="19"/>
+          <w:szCs w:val="19"/>
+          <w:highlight w:val="white"/>
+          <w:lang w:eastAsia="en-US"/>
+        </w:rPr>
+        <w:t>/ Текущий член ряда (начинаем с первого)</w:t>
       </w:r>
     </w:p>
     <w:p>
@@ -6446,7 +7774,43 @@
           <w:highlight w:val="white"/>
           <w:lang w:eastAsia="en-US"/>
         </w:rPr>
-        <w:t xml:space="preserve">        termsCount = 1;  </w:t>
+        <w:t xml:space="preserve">        </w:t>
+      </w:r>
+      <w:proofErr w:type="spellStart"/>
+      <w:r>
+        <w:rPr>
+          <w:rFonts w:ascii="Cascadia Mono" w:eastAsiaTheme="minorHAnsi" w:hAnsi="Cascadia Mono" w:cs="Cascadia Mono"/>
+          <w:color w:val="000000"/>
+          <w:sz w:val="19"/>
+          <w:szCs w:val="19"/>
+          <w:highlight w:val="white"/>
+          <w:lang w:eastAsia="en-US"/>
+        </w:rPr>
+        <w:t>termsCount</w:t>
+      </w:r>
+      <w:proofErr w:type="spellEnd"/>
+      <w:r>
+        <w:rPr>
+          <w:rFonts w:ascii="Cascadia Mono" w:eastAsiaTheme="minorHAnsi" w:hAnsi="Cascadia Mono" w:cs="Cascadia Mono"/>
+          <w:color w:val="000000"/>
+          <w:sz w:val="19"/>
+          <w:szCs w:val="19"/>
+          <w:highlight w:val="white"/>
+          <w:lang w:eastAsia="en-US"/>
+        </w:rPr>
+        <w:t xml:space="preserve"> = </w:t>
+      </w:r>
+      <w:proofErr w:type="gramStart"/>
+      <w:r>
+        <w:rPr>
+          <w:rFonts w:ascii="Cascadia Mono" w:eastAsiaTheme="minorHAnsi" w:hAnsi="Cascadia Mono" w:cs="Cascadia Mono"/>
+          <w:color w:val="000000"/>
+          <w:sz w:val="19"/>
+          <w:szCs w:val="19"/>
+          <w:highlight w:val="white"/>
+          <w:lang w:eastAsia="en-US"/>
+        </w:rPr>
+        <w:t xml:space="preserve">1;  </w:t>
       </w:r>
       <w:r>
         <w:rPr>
@@ -6457,7 +7821,19 @@
           <w:highlight w:val="white"/>
           <w:lang w:eastAsia="en-US"/>
         </w:rPr>
-        <w:t>// Уже учли первый член</w:t>
+        <w:t>/</w:t>
+      </w:r>
+      <w:proofErr w:type="gramEnd"/>
+      <w:r>
+        <w:rPr>
+          <w:rFonts w:ascii="Cascadia Mono" w:eastAsiaTheme="minorHAnsi" w:hAnsi="Cascadia Mono" w:cs="Cascadia Mono"/>
+          <w:color w:val="008000"/>
+          <w:sz w:val="19"/>
+          <w:szCs w:val="19"/>
+          <w:highlight w:val="white"/>
+          <w:lang w:eastAsia="en-US"/>
+        </w:rPr>
+        <w:t>/ Уже учли первый член</w:t>
       </w:r>
     </w:p>
     <w:p>
@@ -6502,6 +7878,7 @@
         </w:rPr>
         <w:t xml:space="preserve">        </w:t>
       </w:r>
+      <w:proofErr w:type="spellStart"/>
       <w:r>
         <w:rPr>
           <w:rFonts w:ascii="Cascadia Mono" w:eastAsiaTheme="minorHAnsi" w:hAnsi="Cascadia Mono" w:cs="Cascadia Mono"/>
@@ -6513,16 +7890,29 @@
         </w:rPr>
         <w:t>int</w:t>
       </w:r>
-      <w:r>
-        <w:rPr>
-          <w:rFonts w:ascii="Cascadia Mono" w:eastAsiaTheme="minorHAnsi" w:hAnsi="Cascadia Mono" w:cs="Cascadia Mono"/>
-          <w:color w:val="000000"/>
-          <w:sz w:val="19"/>
-          <w:szCs w:val="19"/>
-          <w:highlight w:val="white"/>
-          <w:lang w:eastAsia="en-US"/>
-        </w:rPr>
-        <w:t xml:space="preserve"> n = 1;  </w:t>
+      <w:proofErr w:type="spellEnd"/>
+      <w:r>
+        <w:rPr>
+          <w:rFonts w:ascii="Cascadia Mono" w:eastAsiaTheme="minorHAnsi" w:hAnsi="Cascadia Mono" w:cs="Cascadia Mono"/>
+          <w:color w:val="000000"/>
+          <w:sz w:val="19"/>
+          <w:szCs w:val="19"/>
+          <w:highlight w:val="white"/>
+          <w:lang w:eastAsia="en-US"/>
+        </w:rPr>
+        <w:t xml:space="preserve"> n = </w:t>
+      </w:r>
+      <w:proofErr w:type="gramStart"/>
+      <w:r>
+        <w:rPr>
+          <w:rFonts w:ascii="Cascadia Mono" w:eastAsiaTheme="minorHAnsi" w:hAnsi="Cascadia Mono" w:cs="Cascadia Mono"/>
+          <w:color w:val="000000"/>
+          <w:sz w:val="19"/>
+          <w:szCs w:val="19"/>
+          <w:highlight w:val="white"/>
+          <w:lang w:eastAsia="en-US"/>
+        </w:rPr>
+        <w:t xml:space="preserve">1;  </w:t>
       </w:r>
       <w:r>
         <w:rPr>
@@ -6533,7 +7923,19 @@
           <w:highlight w:val="white"/>
           <w:lang w:eastAsia="en-US"/>
         </w:rPr>
-        <w:t>// Начинаем с n=1 для вычисления следующих членов</w:t>
+        <w:t>/</w:t>
+      </w:r>
+      <w:proofErr w:type="gramEnd"/>
+      <w:r>
+        <w:rPr>
+          <w:rFonts w:ascii="Cascadia Mono" w:eastAsiaTheme="minorHAnsi" w:hAnsi="Cascadia Mono" w:cs="Cascadia Mono"/>
+          <w:color w:val="008000"/>
+          <w:sz w:val="19"/>
+          <w:szCs w:val="19"/>
+          <w:highlight w:val="white"/>
+          <w:lang w:eastAsia="en-US"/>
+        </w:rPr>
+        <w:t>/ Начинаем с n=1 для вычисления следующих членов</w:t>
       </w:r>
     </w:p>
     <w:p>
@@ -6616,6 +8018,7 @@
         </w:rPr>
         <w:t xml:space="preserve">        </w:t>
       </w:r>
+      <w:proofErr w:type="spellStart"/>
       <w:r>
         <w:rPr>
           <w:rFonts w:ascii="Cascadia Mono" w:eastAsiaTheme="minorHAnsi" w:hAnsi="Cascadia Mono" w:cs="Cascadia Mono"/>
@@ -6627,6 +8030,7 @@
         </w:rPr>
         <w:t>while</w:t>
       </w:r>
+      <w:proofErr w:type="spellEnd"/>
       <w:r>
         <w:rPr>
           <w:rFonts w:ascii="Cascadia Mono" w:eastAsiaTheme="minorHAnsi" w:hAnsi="Cascadia Mono" w:cs="Cascadia Mono"/>
@@ -6638,6 +8042,7 @@
         </w:rPr>
         <w:t xml:space="preserve"> (</w:t>
       </w:r>
+      <w:proofErr w:type="spellStart"/>
       <w:r>
         <w:rPr>
           <w:rFonts w:ascii="Cascadia Mono" w:eastAsiaTheme="minorHAnsi" w:hAnsi="Cascadia Mono" w:cs="Cascadia Mono"/>
@@ -6658,7 +8063,104 @@
           <w:highlight w:val="white"/>
           <w:lang w:eastAsia="en-US"/>
         </w:rPr>
-        <w:t xml:space="preserve">.Abs(currentTerm) &gt;= epsilon &amp;&amp; termsCount &lt; 1000) </w:t>
+        <w:t>.Abs</w:t>
+      </w:r>
+      <w:proofErr w:type="spellEnd"/>
+      <w:r>
+        <w:rPr>
+          <w:rFonts w:ascii="Cascadia Mono" w:eastAsiaTheme="minorHAnsi" w:hAnsi="Cascadia Mono" w:cs="Cascadia Mono"/>
+          <w:color w:val="000000"/>
+          <w:sz w:val="19"/>
+          <w:szCs w:val="19"/>
+          <w:highlight w:val="white"/>
+          <w:lang w:eastAsia="en-US"/>
+        </w:rPr>
+        <w:t>(</w:t>
+      </w:r>
+      <w:proofErr w:type="spellStart"/>
+      <w:r>
+        <w:rPr>
+          <w:rFonts w:ascii="Cascadia Mono" w:eastAsiaTheme="minorHAnsi" w:hAnsi="Cascadia Mono" w:cs="Cascadia Mono"/>
+          <w:color w:val="000000"/>
+          <w:sz w:val="19"/>
+          <w:szCs w:val="19"/>
+          <w:highlight w:val="white"/>
+          <w:lang w:eastAsia="en-US"/>
+        </w:rPr>
+        <w:t>currentTerm</w:t>
+      </w:r>
+      <w:proofErr w:type="spellEnd"/>
+      <w:proofErr w:type="gramStart"/>
+      <w:r>
+        <w:rPr>
+          <w:rFonts w:ascii="Cascadia Mono" w:eastAsiaTheme="minorHAnsi" w:hAnsi="Cascadia Mono" w:cs="Cascadia Mono"/>
+          <w:color w:val="000000"/>
+          <w:sz w:val="19"/>
+          <w:szCs w:val="19"/>
+          <w:highlight w:val="white"/>
+          <w:lang w:eastAsia="en-US"/>
+        </w:rPr>
+        <w:t>) &gt;</w:t>
+      </w:r>
+      <w:proofErr w:type="gramEnd"/>
+      <w:r>
+        <w:rPr>
+          <w:rFonts w:ascii="Cascadia Mono" w:eastAsiaTheme="minorHAnsi" w:hAnsi="Cascadia Mono" w:cs="Cascadia Mono"/>
+          <w:color w:val="000000"/>
+          <w:sz w:val="19"/>
+          <w:szCs w:val="19"/>
+          <w:highlight w:val="white"/>
+          <w:lang w:eastAsia="en-US"/>
+        </w:rPr>
+        <w:t xml:space="preserve">= </w:t>
+      </w:r>
+      <w:proofErr w:type="spellStart"/>
+      <w:r>
+        <w:rPr>
+          <w:rFonts w:ascii="Cascadia Mono" w:eastAsiaTheme="minorHAnsi" w:hAnsi="Cascadia Mono" w:cs="Cascadia Mono"/>
+          <w:color w:val="000000"/>
+          <w:sz w:val="19"/>
+          <w:szCs w:val="19"/>
+          <w:highlight w:val="white"/>
+          <w:lang w:eastAsia="en-US"/>
+        </w:rPr>
+        <w:t>epsilon</w:t>
+      </w:r>
+      <w:proofErr w:type="spellEnd"/>
+      <w:r>
+        <w:rPr>
+          <w:rFonts w:ascii="Cascadia Mono" w:eastAsiaTheme="minorHAnsi" w:hAnsi="Cascadia Mono" w:cs="Cascadia Mono"/>
+          <w:color w:val="000000"/>
+          <w:sz w:val="19"/>
+          <w:szCs w:val="19"/>
+          <w:highlight w:val="white"/>
+          <w:lang w:eastAsia="en-US"/>
+        </w:rPr>
+        <w:t xml:space="preserve"> &amp;&amp; </w:t>
+      </w:r>
+      <w:proofErr w:type="spellStart"/>
+      <w:r>
+        <w:rPr>
+          <w:rFonts w:ascii="Cascadia Mono" w:eastAsiaTheme="minorHAnsi" w:hAnsi="Cascadia Mono" w:cs="Cascadia Mono"/>
+          <w:color w:val="000000"/>
+          <w:sz w:val="19"/>
+          <w:szCs w:val="19"/>
+          <w:highlight w:val="white"/>
+          <w:lang w:eastAsia="en-US"/>
+        </w:rPr>
+        <w:t>termsCount</w:t>
+      </w:r>
+      <w:proofErr w:type="spellEnd"/>
+      <w:r>
+        <w:rPr>
+          <w:rFonts w:ascii="Cascadia Mono" w:eastAsiaTheme="minorHAnsi" w:hAnsi="Cascadia Mono" w:cs="Cascadia Mono"/>
+          <w:color w:val="000000"/>
+          <w:sz w:val="19"/>
+          <w:szCs w:val="19"/>
+          <w:highlight w:val="white"/>
+          <w:lang w:eastAsia="en-US"/>
+        </w:rPr>
+        <w:t xml:space="preserve"> &lt; 1000) </w:t>
       </w:r>
       <w:r>
         <w:rPr>
@@ -6772,7 +8274,31 @@
           <w:highlight w:val="white"/>
           <w:lang w:eastAsia="en-US"/>
         </w:rPr>
-        <w:t>// a_{n} = a_{n-1} * ( (2n-1) * x^2 ) / (2n * (2n+1)) * (знак остается тем же)</w:t>
+        <w:t xml:space="preserve">// a_{n} = a_{n-1} * </w:t>
+      </w:r>
+      <w:proofErr w:type="gramStart"/>
+      <w:r>
+        <w:rPr>
+          <w:rFonts w:ascii="Cascadia Mono" w:eastAsiaTheme="minorHAnsi" w:hAnsi="Cascadia Mono" w:cs="Cascadia Mono"/>
+          <w:color w:val="008000"/>
+          <w:sz w:val="19"/>
+          <w:szCs w:val="19"/>
+          <w:highlight w:val="white"/>
+          <w:lang w:eastAsia="en-US"/>
+        </w:rPr>
+        <w:t>( (</w:t>
+      </w:r>
+      <w:proofErr w:type="gramEnd"/>
+      <w:r>
+        <w:rPr>
+          <w:rFonts w:ascii="Cascadia Mono" w:eastAsiaTheme="minorHAnsi" w:hAnsi="Cascadia Mono" w:cs="Cascadia Mono"/>
+          <w:color w:val="008000"/>
+          <w:sz w:val="19"/>
+          <w:szCs w:val="19"/>
+          <w:highlight w:val="white"/>
+          <w:lang w:eastAsia="en-US"/>
+        </w:rPr>
+        <w:t>2n-1) * x^2 ) / (2n * (2n+1)) * (знак остается тем же)</w:t>
       </w:r>
     </w:p>
     <w:p>
@@ -6864,7 +8390,31 @@
           <w:highlight w:val="white"/>
           <w:lang w:eastAsia="en-US"/>
         </w:rPr>
-        <w:t>// Для n=1 (второй член): a₁ = a₀ * (1 * x²) / (2 * 3) = x * x²/6 = x³/6, что соответствует ряду: x³/(2·3)</w:t>
+        <w:t>// Для n=1 (второй член): a₁ = a₀ * (1 * x²) / (2 * 3) = x * x²/6 = x³/6, что соответствует ряду: x³</w:t>
+      </w:r>
+      <w:proofErr w:type="gramStart"/>
+      <w:r>
+        <w:rPr>
+          <w:rFonts w:ascii="Cascadia Mono" w:eastAsiaTheme="minorHAnsi" w:hAnsi="Cascadia Mono" w:cs="Cascadia Mono"/>
+          <w:color w:val="008000"/>
+          <w:sz w:val="19"/>
+          <w:szCs w:val="19"/>
+          <w:highlight w:val="white"/>
+          <w:lang w:eastAsia="en-US"/>
+        </w:rPr>
+        <w:t>/(</w:t>
+      </w:r>
+      <w:proofErr w:type="gramEnd"/>
+      <w:r>
+        <w:rPr>
+          <w:rFonts w:ascii="Cascadia Mono" w:eastAsiaTheme="minorHAnsi" w:hAnsi="Cascadia Mono" w:cs="Cascadia Mono"/>
+          <w:color w:val="008000"/>
+          <w:sz w:val="19"/>
+          <w:szCs w:val="19"/>
+          <w:highlight w:val="white"/>
+          <w:lang w:eastAsia="en-US"/>
+        </w:rPr>
+        <w:t>2·3)</w:t>
       </w:r>
     </w:p>
     <w:p>
@@ -6902,7 +8452,31 @@
           <w:highlight w:val="white"/>
           <w:lang w:eastAsia="en-US"/>
         </w:rPr>
-        <w:t>// Для n=2 (третий член): a₂ = a₁ * (3 * x²) / (4 * 5) = (x³/6) * (3x²/20) = (1·3·x⁵)/(2·4·5)</w:t>
+        <w:t>// Для n=2 (третий член): a₂ = a₁ * (3 * x²) / (4 * 5) = (x³/6) * (3x²/20) = (1·3·x⁵)</w:t>
+      </w:r>
+      <w:proofErr w:type="gramStart"/>
+      <w:r>
+        <w:rPr>
+          <w:rFonts w:ascii="Cascadia Mono" w:eastAsiaTheme="minorHAnsi" w:hAnsi="Cascadia Mono" w:cs="Cascadia Mono"/>
+          <w:color w:val="008000"/>
+          <w:sz w:val="19"/>
+          <w:szCs w:val="19"/>
+          <w:highlight w:val="white"/>
+          <w:lang w:eastAsia="en-US"/>
+        </w:rPr>
+        <w:t>/(</w:t>
+      </w:r>
+      <w:proofErr w:type="gramEnd"/>
+      <w:r>
+        <w:rPr>
+          <w:rFonts w:ascii="Cascadia Mono" w:eastAsiaTheme="minorHAnsi" w:hAnsi="Cascadia Mono" w:cs="Cascadia Mono"/>
+          <w:color w:val="008000"/>
+          <w:sz w:val="19"/>
+          <w:szCs w:val="19"/>
+          <w:highlight w:val="white"/>
+          <w:lang w:eastAsia="en-US"/>
+        </w:rPr>
+        <w:t>2·4·5)</w:t>
       </w:r>
     </w:p>
     <w:p>
@@ -7086,7 +8660,55 @@
           <w:highlight w:val="white"/>
           <w:lang w:val="en-US" w:eastAsia="en-US"/>
         </w:rPr>
-        <w:t xml:space="preserve">            currentTerm = currentTerm * multiplier;</w:t>
+        <w:t xml:space="preserve">            </w:t>
+      </w:r>
+      <w:proofErr w:type="spellStart"/>
+      <w:r>
+        <w:rPr>
+          <w:rFonts w:ascii="Cascadia Mono" w:eastAsiaTheme="minorHAnsi" w:hAnsi="Cascadia Mono" w:cs="Cascadia Mono"/>
+          <w:color w:val="000000"/>
+          <w:sz w:val="19"/>
+          <w:szCs w:val="19"/>
+          <w:highlight w:val="white"/>
+          <w:lang w:val="en-US" w:eastAsia="en-US"/>
+        </w:rPr>
+        <w:t>currentTerm</w:t>
+      </w:r>
+      <w:proofErr w:type="spellEnd"/>
+      <w:r>
+        <w:rPr>
+          <w:rFonts w:ascii="Cascadia Mono" w:eastAsiaTheme="minorHAnsi" w:hAnsi="Cascadia Mono" w:cs="Cascadia Mono"/>
+          <w:color w:val="000000"/>
+          <w:sz w:val="19"/>
+          <w:szCs w:val="19"/>
+          <w:highlight w:val="white"/>
+          <w:lang w:val="en-US" w:eastAsia="en-US"/>
+        </w:rPr>
+        <w:t xml:space="preserve"> = </w:t>
+      </w:r>
+      <w:proofErr w:type="spellStart"/>
+      <w:r>
+        <w:rPr>
+          <w:rFonts w:ascii="Cascadia Mono" w:eastAsiaTheme="minorHAnsi" w:hAnsi="Cascadia Mono" w:cs="Cascadia Mono"/>
+          <w:color w:val="000000"/>
+          <w:sz w:val="19"/>
+          <w:szCs w:val="19"/>
+          <w:highlight w:val="white"/>
+          <w:lang w:val="en-US" w:eastAsia="en-US"/>
+        </w:rPr>
+        <w:t>currentTerm</w:t>
+      </w:r>
+      <w:proofErr w:type="spellEnd"/>
+      <w:r>
+        <w:rPr>
+          <w:rFonts w:ascii="Cascadia Mono" w:eastAsiaTheme="minorHAnsi" w:hAnsi="Cascadia Mono" w:cs="Cascadia Mono"/>
+          <w:color w:val="000000"/>
+          <w:sz w:val="19"/>
+          <w:szCs w:val="19"/>
+          <w:highlight w:val="white"/>
+          <w:lang w:val="en-US" w:eastAsia="en-US"/>
+        </w:rPr>
+        <w:t xml:space="preserve"> * multiplier;</w:t>
       </w:r>
     </w:p>
     <w:p>
@@ -7129,7 +8751,31 @@
           <w:highlight w:val="white"/>
           <w:lang w:val="en-US" w:eastAsia="en-US"/>
         </w:rPr>
-        <w:t xml:space="preserve">            sum += currentTerm;</w:t>
+        <w:t xml:space="preserve">            sum += </w:t>
+      </w:r>
+      <w:proofErr w:type="spellStart"/>
+      <w:r>
+        <w:rPr>
+          <w:rFonts w:ascii="Cascadia Mono" w:eastAsiaTheme="minorHAnsi" w:hAnsi="Cascadia Mono" w:cs="Cascadia Mono"/>
+          <w:color w:val="000000"/>
+          <w:sz w:val="19"/>
+          <w:szCs w:val="19"/>
+          <w:highlight w:val="white"/>
+          <w:lang w:val="en-US" w:eastAsia="en-US"/>
+        </w:rPr>
+        <w:t>currentTerm</w:t>
+      </w:r>
+      <w:proofErr w:type="spellEnd"/>
+      <w:r>
+        <w:rPr>
+          <w:rFonts w:ascii="Cascadia Mono" w:eastAsiaTheme="minorHAnsi" w:hAnsi="Cascadia Mono" w:cs="Cascadia Mono"/>
+          <w:color w:val="000000"/>
+          <w:sz w:val="19"/>
+          <w:szCs w:val="19"/>
+          <w:highlight w:val="white"/>
+          <w:lang w:val="en-US" w:eastAsia="en-US"/>
+        </w:rPr>
+        <w:t>;</w:t>
       </w:r>
     </w:p>
     <w:p>
@@ -7144,7 +8790,7 @@
           <w:sz w:val="19"/>
           <w:szCs w:val="19"/>
           <w:highlight w:val="white"/>
-          <w:lang w:eastAsia="en-US"/>
+          <w:lang w:val="en-US" w:eastAsia="en-US"/>
         </w:rPr>
       </w:pPr>
       <w:r>
@@ -7158,16 +8804,29 @@
         </w:rPr>
         <w:t xml:space="preserve">            </w:t>
       </w:r>
-      <w:r>
-        <w:rPr>
-          <w:rFonts w:ascii="Cascadia Mono" w:eastAsiaTheme="minorHAnsi" w:hAnsi="Cascadia Mono" w:cs="Cascadia Mono"/>
-          <w:color w:val="000000"/>
-          <w:sz w:val="19"/>
-          <w:szCs w:val="19"/>
-          <w:highlight w:val="white"/>
-          <w:lang w:eastAsia="en-US"/>
-        </w:rPr>
-        <w:t>termsCount++;</w:t>
+      <w:proofErr w:type="spellStart"/>
+      <w:r>
+        <w:rPr>
+          <w:rFonts w:ascii="Cascadia Mono" w:eastAsiaTheme="minorHAnsi" w:hAnsi="Cascadia Mono" w:cs="Cascadia Mono"/>
+          <w:color w:val="000000"/>
+          <w:sz w:val="19"/>
+          <w:szCs w:val="19"/>
+          <w:highlight w:val="white"/>
+          <w:lang w:val="en-US" w:eastAsia="en-US"/>
+        </w:rPr>
+        <w:t>termsCount</w:t>
+      </w:r>
+      <w:proofErr w:type="spellEnd"/>
+      <w:r>
+        <w:rPr>
+          <w:rFonts w:ascii="Cascadia Mono" w:eastAsiaTheme="minorHAnsi" w:hAnsi="Cascadia Mono" w:cs="Cascadia Mono"/>
+          <w:color w:val="000000"/>
+          <w:sz w:val="19"/>
+          <w:szCs w:val="19"/>
+          <w:highlight w:val="white"/>
+          <w:lang w:val="en-US" w:eastAsia="en-US"/>
+        </w:rPr>
+        <w:t>++;</w:t>
       </w:r>
     </w:p>
     <w:p>
@@ -7182,17 +8841,17 @@
           <w:sz w:val="19"/>
           <w:szCs w:val="19"/>
           <w:highlight w:val="white"/>
-          <w:lang w:eastAsia="en-US"/>
-        </w:rPr>
-      </w:pPr>
-      <w:r>
-        <w:rPr>
-          <w:rFonts w:ascii="Cascadia Mono" w:eastAsiaTheme="minorHAnsi" w:hAnsi="Cascadia Mono" w:cs="Cascadia Mono"/>
-          <w:color w:val="000000"/>
-          <w:sz w:val="19"/>
-          <w:szCs w:val="19"/>
-          <w:highlight w:val="white"/>
-          <w:lang w:eastAsia="en-US"/>
+          <w:lang w:val="en-US" w:eastAsia="en-US"/>
+        </w:rPr>
+      </w:pPr>
+      <w:r>
+        <w:rPr>
+          <w:rFonts w:ascii="Cascadia Mono" w:eastAsiaTheme="minorHAnsi" w:hAnsi="Cascadia Mono" w:cs="Cascadia Mono"/>
+          <w:color w:val="000000"/>
+          <w:sz w:val="19"/>
+          <w:szCs w:val="19"/>
+          <w:highlight w:val="white"/>
+          <w:lang w:val="en-US" w:eastAsia="en-US"/>
         </w:rPr>
         <w:t xml:space="preserve">            n++;</w:t>
       </w:r>
@@ -7209,17 +8868,17 @@
           <w:sz w:val="19"/>
           <w:szCs w:val="19"/>
           <w:highlight w:val="white"/>
-          <w:lang w:eastAsia="en-US"/>
-        </w:rPr>
-      </w:pPr>
-      <w:r>
-        <w:rPr>
-          <w:rFonts w:ascii="Cascadia Mono" w:eastAsiaTheme="minorHAnsi" w:hAnsi="Cascadia Mono" w:cs="Cascadia Mono"/>
-          <w:color w:val="000000"/>
-          <w:sz w:val="19"/>
-          <w:szCs w:val="19"/>
-          <w:highlight w:val="white"/>
-          <w:lang w:eastAsia="en-US"/>
+          <w:lang w:val="en-US" w:eastAsia="en-US"/>
+        </w:rPr>
+      </w:pPr>
+      <w:r>
+        <w:rPr>
+          <w:rFonts w:ascii="Cascadia Mono" w:eastAsiaTheme="minorHAnsi" w:hAnsi="Cascadia Mono" w:cs="Cascadia Mono"/>
+          <w:color w:val="000000"/>
+          <w:sz w:val="19"/>
+          <w:szCs w:val="19"/>
+          <w:highlight w:val="white"/>
+          <w:lang w:val="en-US" w:eastAsia="en-US"/>
         </w:rPr>
         <w:t xml:space="preserve">        }</w:t>
       </w:r>
@@ -7236,7 +8895,7 @@
           <w:sz w:val="19"/>
           <w:szCs w:val="19"/>
           <w:highlight w:val="white"/>
-          <w:lang w:eastAsia="en-US"/>
+          <w:lang w:val="en-US" w:eastAsia="en-US"/>
         </w:rPr>
       </w:pPr>
     </w:p>
@@ -7252,17 +8911,17 @@
           <w:sz w:val="19"/>
           <w:szCs w:val="19"/>
           <w:highlight w:val="white"/>
-          <w:lang w:eastAsia="en-US"/>
-        </w:rPr>
-      </w:pPr>
-      <w:r>
-        <w:rPr>
-          <w:rFonts w:ascii="Cascadia Mono" w:eastAsiaTheme="minorHAnsi" w:hAnsi="Cascadia Mono" w:cs="Cascadia Mono"/>
-          <w:color w:val="000000"/>
-          <w:sz w:val="19"/>
-          <w:szCs w:val="19"/>
-          <w:highlight w:val="white"/>
-          <w:lang w:eastAsia="en-US"/>
+          <w:lang w:val="en-US" w:eastAsia="en-US"/>
+        </w:rPr>
+      </w:pPr>
+      <w:r>
+        <w:rPr>
+          <w:rFonts w:ascii="Cascadia Mono" w:eastAsiaTheme="minorHAnsi" w:hAnsi="Cascadia Mono" w:cs="Cascadia Mono"/>
+          <w:color w:val="000000"/>
+          <w:sz w:val="19"/>
+          <w:szCs w:val="19"/>
+          <w:highlight w:val="white"/>
+          <w:lang w:val="en-US" w:eastAsia="en-US"/>
         </w:rPr>
         <w:t xml:space="preserve">        </w:t>
       </w:r>
@@ -7273,7 +8932,7 @@
           <w:sz w:val="19"/>
           <w:szCs w:val="19"/>
           <w:highlight w:val="white"/>
-          <w:lang w:eastAsia="en-US"/>
+          <w:lang w:val="en-US" w:eastAsia="en-US"/>
         </w:rPr>
         <w:t>return</w:t>
       </w:r>
@@ -7284,7 +8943,7 @@
           <w:sz w:val="19"/>
           <w:szCs w:val="19"/>
           <w:highlight w:val="white"/>
-          <w:lang w:eastAsia="en-US"/>
+          <w:lang w:val="en-US" w:eastAsia="en-US"/>
         </w:rPr>
         <w:t xml:space="preserve"> sum;</w:t>
       </w:r>
@@ -7301,17 +8960,17 @@
           <w:sz w:val="19"/>
           <w:szCs w:val="19"/>
           <w:highlight w:val="white"/>
-          <w:lang w:eastAsia="en-US"/>
-        </w:rPr>
-      </w:pPr>
-      <w:r>
-        <w:rPr>
-          <w:rFonts w:ascii="Cascadia Mono" w:eastAsiaTheme="minorHAnsi" w:hAnsi="Cascadia Mono" w:cs="Cascadia Mono"/>
-          <w:color w:val="000000"/>
-          <w:sz w:val="19"/>
-          <w:szCs w:val="19"/>
-          <w:highlight w:val="white"/>
-          <w:lang w:eastAsia="en-US"/>
+          <w:lang w:val="en-US" w:eastAsia="en-US"/>
+        </w:rPr>
+      </w:pPr>
+      <w:r>
+        <w:rPr>
+          <w:rFonts w:ascii="Cascadia Mono" w:eastAsiaTheme="minorHAnsi" w:hAnsi="Cascadia Mono" w:cs="Cascadia Mono"/>
+          <w:color w:val="000000"/>
+          <w:sz w:val="19"/>
+          <w:szCs w:val="19"/>
+          <w:highlight w:val="white"/>
+          <w:lang w:val="en-US" w:eastAsia="en-US"/>
         </w:rPr>
         <w:t xml:space="preserve">    }</w:t>
       </w:r>
@@ -7328,7 +8987,7 @@
           <w:sz w:val="19"/>
           <w:szCs w:val="19"/>
           <w:highlight w:val="white"/>
-          <w:lang w:eastAsia="en-US"/>
+          <w:lang w:val="en-US" w:eastAsia="en-US"/>
         </w:rPr>
       </w:pPr>
     </w:p>
@@ -7344,17 +9003,17 @@
           <w:sz w:val="19"/>
           <w:szCs w:val="19"/>
           <w:highlight w:val="white"/>
-          <w:lang w:eastAsia="en-US"/>
-        </w:rPr>
-      </w:pPr>
-      <w:r>
-        <w:rPr>
-          <w:rFonts w:ascii="Cascadia Mono" w:eastAsiaTheme="minorHAnsi" w:hAnsi="Cascadia Mono" w:cs="Cascadia Mono"/>
-          <w:color w:val="000000"/>
-          <w:sz w:val="19"/>
-          <w:szCs w:val="19"/>
-          <w:highlight w:val="white"/>
-          <w:lang w:eastAsia="en-US"/>
+          <w:lang w:val="en-US" w:eastAsia="en-US"/>
+        </w:rPr>
+      </w:pPr>
+      <w:r>
+        <w:rPr>
+          <w:rFonts w:ascii="Cascadia Mono" w:eastAsiaTheme="minorHAnsi" w:hAnsi="Cascadia Mono" w:cs="Cascadia Mono"/>
+          <w:color w:val="000000"/>
+          <w:sz w:val="19"/>
+          <w:szCs w:val="19"/>
+          <w:highlight w:val="white"/>
+          <w:lang w:val="en-US" w:eastAsia="en-US"/>
         </w:rPr>
         <w:t xml:space="preserve">    </w:t>
       </w:r>
@@ -7365,7 +9024,7 @@
           <w:sz w:val="19"/>
           <w:szCs w:val="19"/>
           <w:highlight w:val="white"/>
-          <w:lang w:eastAsia="en-US"/>
+          <w:lang w:val="en-US" w:eastAsia="en-US"/>
         </w:rPr>
         <w:t>///</w:t>
       </w:r>
@@ -7376,7 +9035,7 @@
           <w:sz w:val="19"/>
           <w:szCs w:val="19"/>
           <w:highlight w:val="white"/>
-          <w:lang w:eastAsia="en-US"/>
+          <w:lang w:val="en-US" w:eastAsia="en-US"/>
         </w:rPr>
         <w:t xml:space="preserve"> </w:t>
       </w:r>
@@ -7387,7 +9046,7 @@
           <w:sz w:val="19"/>
           <w:szCs w:val="19"/>
           <w:highlight w:val="white"/>
-          <w:lang w:eastAsia="en-US"/>
+          <w:lang w:val="en-US" w:eastAsia="en-US"/>
         </w:rPr>
         <w:t>&lt;summary&gt;</w:t>
       </w:r>
@@ -7414,7 +9073,7 @@
           <w:sz w:val="19"/>
           <w:szCs w:val="19"/>
           <w:highlight w:val="white"/>
-          <w:lang w:eastAsia="en-US"/>
+          <w:lang w:val="en-US" w:eastAsia="en-US"/>
         </w:rPr>
         <w:t xml:space="preserve">    </w:t>
       </w:r>
@@ -7438,8 +9097,21 @@
           <w:highlight w:val="white"/>
           <w:lang w:eastAsia="en-US"/>
         </w:rPr>
-        <w:t xml:space="preserve"> Отправка результатов в label</w:t>
-      </w:r>
+        <w:t xml:space="preserve"> Отправка результатов в </w:t>
+      </w:r>
+      <w:proofErr w:type="spellStart"/>
+      <w:r>
+        <w:rPr>
+          <w:rFonts w:ascii="Cascadia Mono" w:eastAsiaTheme="minorHAnsi" w:hAnsi="Cascadia Mono" w:cs="Cascadia Mono"/>
+          <w:color w:val="008000"/>
+          <w:sz w:val="19"/>
+          <w:szCs w:val="19"/>
+          <w:highlight w:val="white"/>
+          <w:lang w:eastAsia="en-US"/>
+        </w:rPr>
+        <w:t>label</w:t>
+      </w:r>
+      <w:proofErr w:type="spellEnd"/>
     </w:p>
     <w:p>
       <w:pPr>
@@ -7498,7 +9170,31 @@
           <w:highlight w:val="white"/>
           <w:lang w:eastAsia="en-US"/>
         </w:rPr>
-        <w:t>&lt;/summary&gt;</w:t>
+        <w:t>&lt;/</w:t>
+      </w:r>
+      <w:proofErr w:type="spellStart"/>
+      <w:r>
+        <w:rPr>
+          <w:rFonts w:ascii="Cascadia Mono" w:eastAsiaTheme="minorHAnsi" w:hAnsi="Cascadia Mono" w:cs="Cascadia Mono"/>
+          <w:color w:val="808080"/>
+          <w:sz w:val="19"/>
+          <w:szCs w:val="19"/>
+          <w:highlight w:val="white"/>
+          <w:lang w:eastAsia="en-US"/>
+        </w:rPr>
+        <w:t>summary</w:t>
+      </w:r>
+      <w:proofErr w:type="spellEnd"/>
+      <w:r>
+        <w:rPr>
+          <w:rFonts w:ascii="Cascadia Mono" w:eastAsiaTheme="minorHAnsi" w:hAnsi="Cascadia Mono" w:cs="Cascadia Mono"/>
+          <w:color w:val="808080"/>
+          <w:sz w:val="19"/>
+          <w:szCs w:val="19"/>
+          <w:highlight w:val="white"/>
+          <w:lang w:eastAsia="en-US"/>
+        </w:rPr>
+        <w:t>&gt;</w:t>
       </w:r>
     </w:p>
     <w:p>
@@ -7569,8 +9265,34 @@
           <w:highlight w:val="white"/>
           <w:lang w:val="en-US" w:eastAsia="en-US"/>
         </w:rPr>
-        <w:t xml:space="preserve"> SendResult(</w:t>
-      </w:r>
+        <w:t xml:space="preserve"> </w:t>
+      </w:r>
+      <w:proofErr w:type="spellStart"/>
+      <w:proofErr w:type="gramStart"/>
+      <w:r>
+        <w:rPr>
+          <w:rFonts w:ascii="Cascadia Mono" w:eastAsiaTheme="minorHAnsi" w:hAnsi="Cascadia Mono" w:cs="Cascadia Mono"/>
+          <w:color w:val="000000"/>
+          <w:sz w:val="19"/>
+          <w:szCs w:val="19"/>
+          <w:highlight w:val="white"/>
+          <w:lang w:val="en-US" w:eastAsia="en-US"/>
+        </w:rPr>
+        <w:t>SendResult</w:t>
+      </w:r>
+      <w:proofErr w:type="spellEnd"/>
+      <w:r>
+        <w:rPr>
+          <w:rFonts w:ascii="Cascadia Mono" w:eastAsiaTheme="minorHAnsi" w:hAnsi="Cascadia Mono" w:cs="Cascadia Mono"/>
+          <w:color w:val="000000"/>
+          <w:sz w:val="19"/>
+          <w:szCs w:val="19"/>
+          <w:highlight w:val="white"/>
+          <w:lang w:val="en-US" w:eastAsia="en-US"/>
+        </w:rPr>
+        <w:t>(</w:t>
+      </w:r>
+      <w:proofErr w:type="gramEnd"/>
       <w:r>
         <w:rPr>
           <w:rFonts w:ascii="Cascadia Mono" w:eastAsiaTheme="minorHAnsi" w:hAnsi="Cascadia Mono" w:cs="Cascadia Mono"/>
@@ -7713,6 +9435,7 @@
         </w:rPr>
         <w:t xml:space="preserve"> </w:t>
       </w:r>
+      <w:proofErr w:type="gramStart"/>
       <w:r>
         <w:rPr>
           <w:rFonts w:ascii="Cascadia Mono" w:eastAsiaTheme="minorHAnsi" w:hAnsi="Cascadia Mono" w:cs="Cascadia Mono"/>
@@ -7733,7 +9456,19 @@
           <w:highlight w:val="white"/>
           <w:lang w:val="en-US" w:eastAsia="en-US"/>
         </w:rPr>
-        <w:t>();</w:t>
+        <w:t>(</w:t>
+      </w:r>
+      <w:proofErr w:type="gramEnd"/>
+      <w:r>
+        <w:rPr>
+          <w:rFonts w:ascii="Cascadia Mono" w:eastAsiaTheme="minorHAnsi" w:hAnsi="Cascadia Mono" w:cs="Cascadia Mono"/>
+          <w:color w:val="000000"/>
+          <w:sz w:val="19"/>
+          <w:szCs w:val="19"/>
+          <w:highlight w:val="white"/>
+          <w:lang w:val="en-US" w:eastAsia="en-US"/>
+        </w:rPr>
+        <w:t>);</w:t>
       </w:r>
     </w:p>
     <w:p>
@@ -7881,7 +9616,33 @@
           <w:lang w:val="en-US" w:eastAsia="en-US"/>
         </w:rPr>
         <w:lastRenderedPageBreak/>
-        <w:t xml:space="preserve">            sb.AppendLine(str);</w:t>
+        <w:t xml:space="preserve">            </w:t>
+      </w:r>
+      <w:proofErr w:type="spellStart"/>
+      <w:proofErr w:type="gramStart"/>
+      <w:r>
+        <w:rPr>
+          <w:rFonts w:ascii="Cascadia Mono" w:eastAsiaTheme="minorHAnsi" w:hAnsi="Cascadia Mono" w:cs="Cascadia Mono"/>
+          <w:color w:val="000000"/>
+          <w:sz w:val="19"/>
+          <w:szCs w:val="19"/>
+          <w:highlight w:val="white"/>
+          <w:lang w:val="en-US" w:eastAsia="en-US"/>
+        </w:rPr>
+        <w:t>sb.AppendLine</w:t>
+      </w:r>
+      <w:proofErr w:type="spellEnd"/>
+      <w:proofErr w:type="gramEnd"/>
+      <w:r>
+        <w:rPr>
+          <w:rFonts w:ascii="Cascadia Mono" w:eastAsiaTheme="minorHAnsi" w:hAnsi="Cascadia Mono" w:cs="Cascadia Mono"/>
+          <w:color w:val="000000"/>
+          <w:sz w:val="19"/>
+          <w:szCs w:val="19"/>
+          <w:highlight w:val="white"/>
+          <w:lang w:val="en-US" w:eastAsia="en-US"/>
+        </w:rPr>
+        <w:t>(str);</w:t>
       </w:r>
     </w:p>
     <w:p>
@@ -7935,7 +9696,57 @@
           <w:highlight w:val="white"/>
           <w:lang w:val="en-US" w:eastAsia="en-US"/>
         </w:rPr>
-        <w:t xml:space="preserve">        labelResult.Text = sb.ToString();</w:t>
+        <w:t xml:space="preserve">        </w:t>
+      </w:r>
+      <w:proofErr w:type="spellStart"/>
+      <w:r>
+        <w:rPr>
+          <w:rFonts w:ascii="Cascadia Mono" w:eastAsiaTheme="minorHAnsi" w:hAnsi="Cascadia Mono" w:cs="Cascadia Mono"/>
+          <w:color w:val="000000"/>
+          <w:sz w:val="19"/>
+          <w:szCs w:val="19"/>
+          <w:highlight w:val="white"/>
+          <w:lang w:val="en-US" w:eastAsia="en-US"/>
+        </w:rPr>
+        <w:t>labelResult.Text</w:t>
+      </w:r>
+      <w:proofErr w:type="spellEnd"/>
+      <w:r>
+        <w:rPr>
+          <w:rFonts w:ascii="Cascadia Mono" w:eastAsiaTheme="minorHAnsi" w:hAnsi="Cascadia Mono" w:cs="Cascadia Mono"/>
+          <w:color w:val="000000"/>
+          <w:sz w:val="19"/>
+          <w:szCs w:val="19"/>
+          <w:highlight w:val="white"/>
+          <w:lang w:val="en-US" w:eastAsia="en-US"/>
+        </w:rPr>
+        <w:t xml:space="preserve"> = </w:t>
+      </w:r>
+      <w:proofErr w:type="spellStart"/>
+      <w:proofErr w:type="gramStart"/>
+      <w:r>
+        <w:rPr>
+          <w:rFonts w:ascii="Cascadia Mono" w:eastAsiaTheme="minorHAnsi" w:hAnsi="Cascadia Mono" w:cs="Cascadia Mono"/>
+          <w:color w:val="000000"/>
+          <w:sz w:val="19"/>
+          <w:szCs w:val="19"/>
+          <w:highlight w:val="white"/>
+          <w:lang w:val="en-US" w:eastAsia="en-US"/>
+        </w:rPr>
+        <w:t>sb.ToString</w:t>
+      </w:r>
+      <w:proofErr w:type="spellEnd"/>
+      <w:proofErr w:type="gramEnd"/>
+      <w:r>
+        <w:rPr>
+          <w:rFonts w:ascii="Cascadia Mono" w:eastAsiaTheme="minorHAnsi" w:hAnsi="Cascadia Mono" w:cs="Cascadia Mono"/>
+          <w:color w:val="000000"/>
+          <w:sz w:val="19"/>
+          <w:szCs w:val="19"/>
+          <w:highlight w:val="white"/>
+          <w:lang w:val="en-US" w:eastAsia="en-US"/>
+        </w:rPr>
+        <w:t>();</w:t>
       </w:r>
     </w:p>
     <w:p>
@@ -7962,7 +9773,31 @@
           <w:highlight w:val="white"/>
           <w:lang w:val="en-US" w:eastAsia="en-US"/>
         </w:rPr>
-        <w:t xml:space="preserve">        labelResult.Visible = </w:t>
+        <w:t xml:space="preserve">        </w:t>
+      </w:r>
+      <w:proofErr w:type="spellStart"/>
+      <w:r>
+        <w:rPr>
+          <w:rFonts w:ascii="Cascadia Mono" w:eastAsiaTheme="minorHAnsi" w:hAnsi="Cascadia Mono" w:cs="Cascadia Mono"/>
+          <w:color w:val="000000"/>
+          <w:sz w:val="19"/>
+          <w:szCs w:val="19"/>
+          <w:highlight w:val="white"/>
+          <w:lang w:val="en-US" w:eastAsia="en-US"/>
+        </w:rPr>
+        <w:t>labelResult.Visible</w:t>
+      </w:r>
+      <w:proofErr w:type="spellEnd"/>
+      <w:r>
+        <w:rPr>
+          <w:rFonts w:ascii="Cascadia Mono" w:eastAsiaTheme="minorHAnsi" w:hAnsi="Cascadia Mono" w:cs="Cascadia Mono"/>
+          <w:color w:val="000000"/>
+          <w:sz w:val="19"/>
+          <w:szCs w:val="19"/>
+          <w:highlight w:val="white"/>
+          <w:lang w:val="en-US" w:eastAsia="en-US"/>
+        </w:rPr>
+        <w:t xml:space="preserve"> = </w:t>
       </w:r>
       <w:r>
         <w:rPr>
@@ -8098,8 +9933,21 @@
           <w:highlight w:val="white"/>
           <w:lang w:val="en-US" w:eastAsia="en-US"/>
         </w:rPr>
-        <w:t xml:space="preserve"> pictureBox1_Click(</w:t>
-      </w:r>
+        <w:t xml:space="preserve"> pictureBox1_</w:t>
+      </w:r>
+      <w:proofErr w:type="gramStart"/>
+      <w:r>
+        <w:rPr>
+          <w:rFonts w:ascii="Cascadia Mono" w:eastAsiaTheme="minorHAnsi" w:hAnsi="Cascadia Mono" w:cs="Cascadia Mono"/>
+          <w:color w:val="000000"/>
+          <w:sz w:val="19"/>
+          <w:szCs w:val="19"/>
+          <w:highlight w:val="white"/>
+          <w:lang w:val="en-US" w:eastAsia="en-US"/>
+        </w:rPr>
+        <w:t>Click(</w:t>
+      </w:r>
+      <w:proofErr w:type="gramEnd"/>
       <w:r>
         <w:rPr>
           <w:rFonts w:ascii="Cascadia Mono" w:eastAsiaTheme="minorHAnsi" w:hAnsi="Cascadia Mono" w:cs="Cascadia Mono"/>
@@ -8122,6 +9970,7 @@
         </w:rPr>
         <w:t xml:space="preserve"> sender, </w:t>
       </w:r>
+      <w:proofErr w:type="spellStart"/>
       <w:r>
         <w:rPr>
           <w:rFonts w:ascii="Cascadia Mono" w:eastAsiaTheme="minorHAnsi" w:hAnsi="Cascadia Mono" w:cs="Cascadia Mono"/>
@@ -8133,6 +9982,7 @@
         </w:rPr>
         <w:t>EventArgs</w:t>
       </w:r>
+      <w:proofErr w:type="spellEnd"/>
       <w:r>
         <w:rPr>
           <w:rFonts w:ascii="Cascadia Mono" w:eastAsiaTheme="minorHAnsi" w:hAnsi="Cascadia Mono" w:cs="Cascadia Mono"/>
@@ -8218,7 +10068,31 @@
           <w:highlight w:val="white"/>
           <w:lang w:eastAsia="en-US"/>
         </w:rPr>
-        <w:t>// Обработчик клика по pictureBox (можно оставить пустым)</w:t>
+        <w:t xml:space="preserve">// Обработчик клика по </w:t>
+      </w:r>
+      <w:proofErr w:type="spellStart"/>
+      <w:r>
+        <w:rPr>
+          <w:rFonts w:ascii="Cascadia Mono" w:eastAsiaTheme="minorHAnsi" w:hAnsi="Cascadia Mono" w:cs="Cascadia Mono"/>
+          <w:color w:val="008000"/>
+          <w:sz w:val="19"/>
+          <w:szCs w:val="19"/>
+          <w:highlight w:val="white"/>
+          <w:lang w:eastAsia="en-US"/>
+        </w:rPr>
+        <w:t>pictureBox</w:t>
+      </w:r>
+      <w:proofErr w:type="spellEnd"/>
+      <w:r>
+        <w:rPr>
+          <w:rFonts w:ascii="Cascadia Mono" w:eastAsiaTheme="minorHAnsi" w:hAnsi="Cascadia Mono" w:cs="Cascadia Mono"/>
+          <w:color w:val="008000"/>
+          <w:sz w:val="19"/>
+          <w:szCs w:val="19"/>
+          <w:highlight w:val="white"/>
+          <w:lang w:eastAsia="en-US"/>
+        </w:rPr>
+        <w:t xml:space="preserve"> (можно оставить пустым)</w:t>
       </w:r>
     </w:p>
     <w:p>
@@ -8343,8 +10217,21 @@
           <w:highlight w:val="white"/>
           <w:lang w:val="en-US" w:eastAsia="en-US"/>
         </w:rPr>
-        <w:t xml:space="preserve"> Form1_Load(</w:t>
-      </w:r>
+        <w:t xml:space="preserve"> Form1_</w:t>
+      </w:r>
+      <w:proofErr w:type="gramStart"/>
+      <w:r>
+        <w:rPr>
+          <w:rFonts w:ascii="Cascadia Mono" w:eastAsiaTheme="minorHAnsi" w:hAnsi="Cascadia Mono" w:cs="Cascadia Mono"/>
+          <w:color w:val="000000"/>
+          <w:sz w:val="19"/>
+          <w:szCs w:val="19"/>
+          <w:highlight w:val="white"/>
+          <w:lang w:val="en-US" w:eastAsia="en-US"/>
+        </w:rPr>
+        <w:t>Load(</w:t>
+      </w:r>
+      <w:proofErr w:type="gramEnd"/>
       <w:r>
         <w:rPr>
           <w:rFonts w:ascii="Cascadia Mono" w:eastAsiaTheme="minorHAnsi" w:hAnsi="Cascadia Mono" w:cs="Cascadia Mono"/>
@@ -8367,6 +10254,7 @@
         </w:rPr>
         <w:t xml:space="preserve"> sender, </w:t>
       </w:r>
+      <w:proofErr w:type="spellStart"/>
       <w:r>
         <w:rPr>
           <w:rFonts w:ascii="Cascadia Mono" w:eastAsiaTheme="minorHAnsi" w:hAnsi="Cascadia Mono" w:cs="Cascadia Mono"/>
@@ -8378,6 +10266,7 @@
         </w:rPr>
         <w:t>EventArgs</w:t>
       </w:r>
+      <w:proofErr w:type="spellEnd"/>
       <w:r>
         <w:rPr>
           <w:rFonts w:ascii="Cascadia Mono" w:eastAsiaTheme="minorHAnsi" w:hAnsi="Cascadia Mono" w:cs="Cascadia Mono"/>
@@ -8518,8 +10407,21 @@
           <w:highlight w:val="white"/>
           <w:lang w:val="en-US" w:eastAsia="en-US"/>
         </w:rPr>
-        <w:t xml:space="preserve"> NumericUpDown</w:t>
-      </w:r>
+        <w:t xml:space="preserve"> </w:t>
+      </w:r>
+      <w:proofErr w:type="spellStart"/>
+      <w:r>
+        <w:rPr>
+          <w:rFonts w:ascii="Cascadia Mono" w:eastAsiaTheme="minorHAnsi" w:hAnsi="Cascadia Mono" w:cs="Cascadia Mono"/>
+          <w:color w:val="008000"/>
+          <w:sz w:val="19"/>
+          <w:szCs w:val="19"/>
+          <w:highlight w:val="white"/>
+          <w:lang w:val="en-US" w:eastAsia="en-US"/>
+        </w:rPr>
+        <w:t>NumericUpDown</w:t>
+      </w:r>
+      <w:proofErr w:type="spellEnd"/>
     </w:p>
     <w:p>
       <w:pPr>
@@ -8948,17 +10850,31 @@
         </w:rPr>
         <w:t xml:space="preserve">        </w:t>
       </w:r>
-      <w:r>
-        <w:rPr>
-          <w:rFonts w:ascii="Cascadia Mono" w:eastAsiaTheme="minorHAnsi" w:hAnsi="Cascadia Mono" w:cs="Cascadia Mono"/>
-          <w:color w:val="000000"/>
-          <w:sz w:val="19"/>
-          <w:szCs w:val="19"/>
-          <w:highlight w:val="white"/>
-          <w:lang w:eastAsia="en-US"/>
-        </w:rPr>
-        <w:t xml:space="preserve">labelResult.Visible = </w:t>
-      </w:r>
+      <w:proofErr w:type="spellStart"/>
+      <w:r>
+        <w:rPr>
+          <w:rFonts w:ascii="Cascadia Mono" w:eastAsiaTheme="minorHAnsi" w:hAnsi="Cascadia Mono" w:cs="Cascadia Mono"/>
+          <w:color w:val="000000"/>
+          <w:sz w:val="19"/>
+          <w:szCs w:val="19"/>
+          <w:highlight w:val="white"/>
+          <w:lang w:eastAsia="en-US"/>
+        </w:rPr>
+        <w:t>labelResult.Visible</w:t>
+      </w:r>
+      <w:proofErr w:type="spellEnd"/>
+      <w:r>
+        <w:rPr>
+          <w:rFonts w:ascii="Cascadia Mono" w:eastAsiaTheme="minorHAnsi" w:hAnsi="Cascadia Mono" w:cs="Cascadia Mono"/>
+          <w:color w:val="000000"/>
+          <w:sz w:val="19"/>
+          <w:szCs w:val="19"/>
+          <w:highlight w:val="white"/>
+          <w:lang w:eastAsia="en-US"/>
+        </w:rPr>
+        <w:t xml:space="preserve"> = </w:t>
+      </w:r>
+      <w:proofErr w:type="spellStart"/>
       <w:r>
         <w:rPr>
           <w:rFonts w:ascii="Cascadia Mono" w:eastAsiaTheme="minorHAnsi" w:hAnsi="Cascadia Mono" w:cs="Cascadia Mono"/>
@@ -8970,6 +10886,7 @@
         </w:rPr>
         <w:t>false</w:t>
       </w:r>
+      <w:proofErr w:type="spellEnd"/>
       <w:r>
         <w:rPr>
           <w:rFonts w:ascii="Cascadia Mono" w:eastAsiaTheme="minorHAnsi" w:hAnsi="Cascadia Mono" w:cs="Cascadia Mono"/>
@@ -9020,6 +10937,7 @@
           <w:noProof/>
         </w:rPr>
       </w:pPr>
+      <w:proofErr w:type="gramStart"/>
       <w:r>
         <w:rPr>
           <w:rFonts w:ascii="Cascadia Mono" w:eastAsiaTheme="minorHAnsi" w:hAnsi="Cascadia Mono" w:cs="Cascadia Mono"/>
@@ -9043,6 +10961,7 @@
         </w:rPr>
         <w:t>ы</w:t>
       </w:r>
+      <w:proofErr w:type="gramEnd"/>
       <w:r>
         <w:rPr>
           <w:noProof/>
@@ -9064,7 +10983,7 @@
         <w:jc w:val="center"/>
       </w:pPr>
       <w:r>
-        <w:object w:dxaOrig="7740" w:dyaOrig="8964" w14:anchorId="4B91D5A4">
+        <w:object w:dxaOrig="3015" w:dyaOrig="12495" w14:anchorId="5339F7E0">
           <v:shapetype id="_x0000_t75" coordsize="21600,21600" o:spt="75" o:preferrelative="t" path="m@4@5l@4@11@9@11@9@5xe" filled="f" stroked="f">
             <v:stroke joinstyle="miter"/>
             <v:formulas>
@@ -9084,10 +11003,10 @@
             <v:path o:extrusionok="f" gradientshapeok="t" o:connecttype="rect"/>
             <o:lock v:ext="edit" aspectratio="t"/>
           </v:shapetype>
-          <v:shape id="_x0000_i1025" type="#_x0000_t75" style="width:387pt;height:448.5pt" o:ole="">
+          <v:shape id="_x0000_i1029" type="#_x0000_t75" style="width:150.55pt;height:624.6pt" o:ole="">
             <v:imagedata r:id="rId7" o:title=""/>
           </v:shape>
-          <o:OLEObject Type="Embed" ProgID="Visio.Drawing.15" ShapeID="_x0000_i1025" DrawAspect="Content" ObjectID="_1835340852" r:id="rId8"/>
+          <o:OLEObject Type="Embed" ProgID="Visio.Drawing.15" ShapeID="_x0000_i1029" DrawAspect="Content" ObjectID="_1835429642" r:id="rId8"/>
         </w:object>
       </w:r>
     </w:p>
@@ -9098,23 +11017,38 @@
       <w:r>
         <w:t xml:space="preserve">Рисунок </w:t>
       </w:r>
-      <w:fldSimple w:instr=" SEQ Рисунок \* ARABIC ">
-        <w:r>
-          <w:rPr>
-            <w:noProof/>
-          </w:rPr>
-          <w:t>2</w:t>
-        </w:r>
-      </w:fldSimple>
+      <w:r>
+        <w:fldChar w:fldCharType="begin"/>
+      </w:r>
+      <w:r>
+        <w:instrText xml:space="preserve"> SEQ Рисунок \* ARABIC </w:instrText>
+      </w:r>
+      <w:r>
+        <w:fldChar w:fldCharType="separate"/>
+      </w:r>
+      <w:r>
+        <w:rPr>
+          <w:noProof/>
+        </w:rPr>
+        <w:t>2</w:t>
+      </w:r>
+      <w:r>
+        <w:rPr>
+          <w:noProof/>
+        </w:rPr>
+        <w:fldChar w:fldCharType="end"/>
+      </w:r>
       <w:r>
         <w:t xml:space="preserve"> – Схема </w:t>
       </w:r>
+      <w:proofErr w:type="spellStart"/>
       <w:r>
         <w:rPr>
           <w:lang w:val="en-US"/>
         </w:rPr>
-        <w:t>CalculateSum</w:t>
-      </w:r>
+        <w:t>CalculateSeriesSum</w:t>
+      </w:r>
+      <w:proofErr w:type="spellEnd"/>
       <w:r>
         <w:t xml:space="preserve">, функции поиска </w:t>
       </w:r>
@@ -9131,11 +11065,11 @@
         <w:jc w:val="center"/>
       </w:pPr>
       <w:r>
-        <w:object w:dxaOrig="7716" w:dyaOrig="10585" w14:anchorId="755E6EB2">
-          <v:shape id="_x0000_i1026" type="#_x0000_t75" style="width:385.5pt;height:529.5pt" o:ole="">
+        <w:object w:dxaOrig="3826" w:dyaOrig="6525" w14:anchorId="3A0F0F67">
+          <v:shape id="_x0000_i1037" type="#_x0000_t75" style="width:191.7pt;height:326.35pt" o:ole="">
             <v:imagedata r:id="rId9" o:title=""/>
           </v:shape>
-          <o:OLEObject Type="Embed" ProgID="Visio.Drawing.15" ShapeID="_x0000_i1026" DrawAspect="Content" ObjectID="_1835340853" r:id="rId10"/>
+          <o:OLEObject Type="Embed" ProgID="Visio.Drawing.15" ShapeID="_x0000_i1037" DrawAspect="Content" ObjectID="_1835429643" r:id="rId10"/>
         </w:object>
       </w:r>
     </w:p>
@@ -9146,86 +11080,35 @@
       <w:r>
         <w:t xml:space="preserve">Рисунок </w:t>
       </w:r>
-      <w:fldSimple w:instr=" SEQ Рисунок \* ARABIC ">
-        <w:r>
-          <w:rPr>
-            <w:noProof/>
-          </w:rPr>
-          <w:t>3</w:t>
-        </w:r>
-      </w:fldSimple>
-      <w:r>
-        <w:t xml:space="preserve"> – </w:t>
-      </w:r>
-      <w:r>
-        <w:t xml:space="preserve">Схема </w:t>
-      </w:r>
-      <w:r>
-        <w:rPr>
-          <w:lang w:val="en-US"/>
-        </w:rPr>
-        <w:t>CalculateRow</w:t>
-      </w:r>
-      <w:r>
-        <w:t xml:space="preserve">, </w:t>
-      </w:r>
-      <w:r>
-        <w:t xml:space="preserve">функции поиска </w:t>
-      </w:r>
-      <w:r>
-        <w:rPr>
-          <w:lang w:val="en-US"/>
-        </w:rPr>
-        <w:t>n</w:t>
-      </w:r>
-    </w:p>
-    <w:p>
-      <w:pPr>
-        <w:keepNext/>
-        <w:jc w:val="center"/>
-      </w:pPr>
-      <w:r>
-        <w:object w:dxaOrig="3624" w:dyaOrig="10225" w14:anchorId="1AC54F73">
-          <v:shape id="_x0000_i1027" type="#_x0000_t75" style="width:181.5pt;height:511.5pt" o:ole="">
-            <v:imagedata r:id="rId11" o:title=""/>
-          </v:shape>
-          <o:OLEObject Type="Embed" ProgID="Visio.Drawing.15" ShapeID="_x0000_i1027" DrawAspect="Content" ObjectID="_1835340854" r:id="rId12"/>
-        </w:object>
-      </w:r>
-    </w:p>
-    <w:p>
-      <w:pPr>
-        <w:pStyle w:val="ae"/>
-      </w:pPr>
-      <w:r>
-        <w:t xml:space="preserve">Рисунок </w:t>
-      </w:r>
-      <w:fldSimple w:instr=" SEQ Рисунок \* ARABIC ">
-        <w:r>
-          <w:rPr>
-            <w:noProof/>
-          </w:rPr>
-          <w:t>4</w:t>
-        </w:r>
-      </w:fldSimple>
-      <w:r>
-        <w:t xml:space="preserve"> – Алгоритм функции кнопки </w:t>
-      </w:r>
-      <w:r>
-        <w:rPr>
-          <w:lang w:val="en-US"/>
-        </w:rPr>
-        <w:t>button</w:t>
-      </w:r>
-      <w:r>
-        <w:t>1_</w:t>
-      </w:r>
-      <w:r>
-        <w:rPr>
-          <w:lang w:val="en-US"/>
-        </w:rPr>
-        <w:t>Click</w:t>
-      </w:r>
+      <w:r>
+        <w:fldChar w:fldCharType="begin"/>
+      </w:r>
+      <w:r>
+        <w:instrText xml:space="preserve"> SEQ Рисунок \* ARABIC </w:instrText>
+      </w:r>
+      <w:r>
+        <w:fldChar w:fldCharType="separate"/>
+      </w:r>
+      <w:r>
+        <w:rPr>
+          <w:noProof/>
+        </w:rPr>
+        <w:t>4</w:t>
+      </w:r>
+      <w:r>
+        <w:rPr>
+          <w:noProof/>
+        </w:rPr>
+        <w:fldChar w:fldCharType="end"/>
+      </w:r>
+      <w:r>
+        <w:t xml:space="preserve"> – Алгоритм </w:t>
+      </w:r>
+      <w:proofErr w:type="spellStart"/>
+      <w:r>
+        <w:t>SendResult</w:t>
+      </w:r>
+      <w:proofErr w:type="spellEnd"/>
     </w:p>
     <w:p>
       <w:pPr>
@@ -9295,10 +11178,10 @@
         <w:tblLook w:val="01E0" w:firstRow="1" w:lastRow="1" w:firstColumn="1" w:lastColumn="1" w:noHBand="0" w:noVBand="0"/>
       </w:tblPr>
       <w:tblGrid>
-        <w:gridCol w:w="2087"/>
-        <w:gridCol w:w="2572"/>
-        <w:gridCol w:w="2685"/>
-        <w:gridCol w:w="2227"/>
+        <w:gridCol w:w="2173"/>
+        <w:gridCol w:w="2437"/>
+        <w:gridCol w:w="2521"/>
+        <w:gridCol w:w="2214"/>
       </w:tblGrid>
       <w:tr>
         <w:tc>
@@ -9513,7 +11396,21 @@
               <w:rPr>
                 <w:lang w:val="en-US"/>
               </w:rPr>
-              <w:t>x = "abc", eps = "0.5"</w:t>
+              <w:t>x = "</w:t>
+            </w:r>
+            <w:proofErr w:type="spellStart"/>
+            <w:r>
+              <w:rPr>
+                <w:lang w:val="en-US"/>
+              </w:rPr>
+              <w:t>abc</w:t>
+            </w:r>
+            <w:proofErr w:type="spellEnd"/>
+            <w:r>
+              <w:rPr>
+                <w:lang w:val="en-US"/>
+              </w:rPr>
+              <w:t>", eps = "0.5"</w:t>
             </w:r>
           </w:p>
         </w:tc>
@@ -9611,12 +11508,56 @@
             <w:hideMark/>
           </w:tcPr>
           <w:p>
+            <w:proofErr w:type="spellStart"/>
             <w:r>
               <w:rPr>
                 <w:lang w:val="en-US"/>
               </w:rPr>
-              <w:t>Второй разделитель не вводится</w:t>
+              <w:t>Второй</w:t>
             </w:r>
+            <w:proofErr w:type="spellEnd"/>
+            <w:r>
+              <w:rPr>
+                <w:lang w:val="en-US"/>
+              </w:rPr>
+              <w:t xml:space="preserve"> </w:t>
+            </w:r>
+            <w:proofErr w:type="spellStart"/>
+            <w:r>
+              <w:rPr>
+                <w:lang w:val="en-US"/>
+              </w:rPr>
+              <w:t>разделитель</w:t>
+            </w:r>
+            <w:proofErr w:type="spellEnd"/>
+            <w:r>
+              <w:rPr>
+                <w:lang w:val="en-US"/>
+              </w:rPr>
+              <w:t xml:space="preserve"> </w:t>
+            </w:r>
+            <w:proofErr w:type="spellStart"/>
+            <w:r>
+              <w:rPr>
+                <w:lang w:val="en-US"/>
+              </w:rPr>
+              <w:t>не</w:t>
+            </w:r>
+            <w:proofErr w:type="spellEnd"/>
+            <w:r>
+              <w:rPr>
+                <w:lang w:val="en-US"/>
+              </w:rPr>
+              <w:t xml:space="preserve"> </w:t>
+            </w:r>
+            <w:proofErr w:type="spellStart"/>
+            <w:r>
+              <w:rPr>
+                <w:lang w:val="en-US"/>
+              </w:rPr>
+              <w:t>вводится</w:t>
+            </w:r>
+            <w:proofErr w:type="spellEnd"/>
           </w:p>
         </w:tc>
         <w:tc>
@@ -9661,10 +11602,10 @@
         <w:tblLook w:val="01E0" w:firstRow="1" w:lastRow="1" w:firstColumn="1" w:lastColumn="1" w:noHBand="0" w:noVBand="0"/>
       </w:tblPr>
       <w:tblGrid>
-        <w:gridCol w:w="2084"/>
-        <w:gridCol w:w="2566"/>
-        <w:gridCol w:w="2700"/>
-        <w:gridCol w:w="2221"/>
+        <w:gridCol w:w="2053"/>
+        <w:gridCol w:w="2476"/>
+        <w:gridCol w:w="2628"/>
+        <w:gridCol w:w="2188"/>
       </w:tblGrid>
       <w:tr>
         <w:trPr>
@@ -9951,7 +11892,15 @@
           </w:tcPr>
           <w:p>
             <w:r>
-              <w:t>x = 0.99, eps = 0.001</w:t>
+              <w:t xml:space="preserve">x = 0.99, </w:t>
+            </w:r>
+            <w:proofErr w:type="spellStart"/>
+            <w:r>
+              <w:t>eps</w:t>
+            </w:r>
+            <w:proofErr w:type="spellEnd"/>
+            <w:r>
+              <w:t xml:space="preserve"> = 0.001</w:t>
             </w:r>
           </w:p>
         </w:tc>
@@ -10053,7 +12002,7 @@
                     <pic:cNvPicPr/>
                   </pic:nvPicPr>
                   <pic:blipFill rotWithShape="1">
-                    <a:blip r:embed="rId13"/>
+                    <a:blip r:embed="rId11"/>
                     <a:srcRect b="45709"/>
                     <a:stretch>
                       <a:fillRect/>
@@ -10090,14 +12039,27 @@
       <w:r>
         <w:t xml:space="preserve">Рисунок </w:t>
       </w:r>
-      <w:fldSimple w:instr=" SEQ Рисунок \* ARABIC ">
-        <w:r>
-          <w:rPr>
-            <w:noProof/>
-          </w:rPr>
-          <w:t>5</w:t>
-        </w:r>
-      </w:fldSimple>
+      <w:r>
+        <w:fldChar w:fldCharType="begin"/>
+      </w:r>
+      <w:r>
+        <w:instrText xml:space="preserve"> SEQ Рисунок \* ARABIC </w:instrText>
+      </w:r>
+      <w:r>
+        <w:fldChar w:fldCharType="separate"/>
+      </w:r>
+      <w:r>
+        <w:rPr>
+          <w:noProof/>
+        </w:rPr>
+        <w:t>5</w:t>
+      </w:r>
+      <w:r>
+        <w:rPr>
+          <w:noProof/>
+        </w:rPr>
+        <w:fldChar w:fldCharType="end"/>
+      </w:r>
       <w:r>
         <w:rPr>
           <w:lang w:val="en-US"/>
@@ -10133,7 +12095,7 @@
                     <pic:cNvPicPr/>
                   </pic:nvPicPr>
                   <pic:blipFill>
-                    <a:blip r:embed="rId14"/>
+                    <a:blip r:embed="rId12"/>
                     <a:stretch>
                       <a:fillRect/>
                     </a:stretch>
@@ -10161,14 +12123,27 @@
       <w:r>
         <w:t xml:space="preserve">Рисунок </w:t>
       </w:r>
-      <w:fldSimple w:instr=" SEQ Рисунок \* ARABIC ">
-        <w:r>
-          <w:rPr>
-            <w:noProof/>
-          </w:rPr>
-          <w:t>6</w:t>
-        </w:r>
-      </w:fldSimple>
+      <w:r>
+        <w:fldChar w:fldCharType="begin"/>
+      </w:r>
+      <w:r>
+        <w:instrText xml:space="preserve"> SEQ Рисунок \* ARABIC </w:instrText>
+      </w:r>
+      <w:r>
+        <w:fldChar w:fldCharType="separate"/>
+      </w:r>
+      <w:r>
+        <w:rPr>
+          <w:noProof/>
+        </w:rPr>
+        <w:t>6</w:t>
+      </w:r>
+      <w:r>
+        <w:rPr>
+          <w:noProof/>
+        </w:rPr>
+        <w:fldChar w:fldCharType="end"/>
+      </w:r>
       <w:r>
         <w:t xml:space="preserve"> – Ввод проверки неверных значений</w:t>
       </w:r>
@@ -10199,7 +12174,7 @@
                     <pic:cNvPicPr/>
                   </pic:nvPicPr>
                   <pic:blipFill>
-                    <a:blip r:embed="rId15"/>
+                    <a:blip r:embed="rId13"/>
                     <a:stretch>
                       <a:fillRect/>
                     </a:stretch>
@@ -10230,14 +12205,27 @@
       <w:r>
         <w:t xml:space="preserve">Рисунок </w:t>
       </w:r>
-      <w:fldSimple w:instr=" SEQ Рисунок \* ARABIC ">
-        <w:r>
-          <w:rPr>
-            <w:noProof/>
-          </w:rPr>
-          <w:t>7</w:t>
-        </w:r>
-      </w:fldSimple>
+      <w:r>
+        <w:fldChar w:fldCharType="begin"/>
+      </w:r>
+      <w:r>
+        <w:instrText xml:space="preserve"> SEQ Рисунок \* ARABIC </w:instrText>
+      </w:r>
+      <w:r>
+        <w:fldChar w:fldCharType="separate"/>
+      </w:r>
+      <w:r>
+        <w:rPr>
+          <w:noProof/>
+        </w:rPr>
+        <w:t>7</w:t>
+      </w:r>
+      <w:r>
+        <w:rPr>
+          <w:noProof/>
+        </w:rPr>
+        <w:fldChar w:fldCharType="end"/>
+      </w:r>
       <w:r>
         <w:t xml:space="preserve"> – Ошибка несоответствия ОДЗ</w:t>
       </w:r>
@@ -10268,7 +12256,7 @@
                     <pic:cNvPicPr/>
                   </pic:nvPicPr>
                   <pic:blipFill>
-                    <a:blip r:embed="rId16"/>
+                    <a:blip r:embed="rId14"/>
                     <a:stretch>
                       <a:fillRect/>
                     </a:stretch>
@@ -10296,14 +12284,27 @@
       <w:r>
         <w:t xml:space="preserve">Рисунок </w:t>
       </w:r>
-      <w:fldSimple w:instr=" SEQ Рисунок \* ARABIC ">
-        <w:r>
-          <w:rPr>
-            <w:noProof/>
-          </w:rPr>
-          <w:t>8</w:t>
-        </w:r>
-      </w:fldSimple>
+      <w:r>
+        <w:fldChar w:fldCharType="begin"/>
+      </w:r>
+      <w:r>
+        <w:instrText xml:space="preserve"> SEQ Рисунок \* ARABIC </w:instrText>
+      </w:r>
+      <w:r>
+        <w:fldChar w:fldCharType="separate"/>
+      </w:r>
+      <w:r>
+        <w:rPr>
+          <w:noProof/>
+        </w:rPr>
+        <w:t>8</w:t>
+      </w:r>
+      <w:r>
+        <w:rPr>
+          <w:noProof/>
+        </w:rPr>
+        <w:fldChar w:fldCharType="end"/>
+      </w:r>
       <w:r>
         <w:rPr>
           <w:lang w:val="en-US"/>
@@ -10341,7 +12342,7 @@
                     <pic:cNvPicPr/>
                   </pic:nvPicPr>
                   <pic:blipFill>
-                    <a:blip r:embed="rId17"/>
+                    <a:blip r:embed="rId15"/>
                     <a:stretch>
                       <a:fillRect/>
                     </a:stretch>
@@ -10372,14 +12373,27 @@
       <w:r>
         <w:t xml:space="preserve">Рисунок </w:t>
       </w:r>
-      <w:fldSimple w:instr=" SEQ Рисунок \* ARABIC ">
-        <w:r>
-          <w:rPr>
-            <w:noProof/>
-          </w:rPr>
-          <w:t>9</w:t>
-        </w:r>
-      </w:fldSimple>
+      <w:r>
+        <w:fldChar w:fldCharType="begin"/>
+      </w:r>
+      <w:r>
+        <w:instrText xml:space="preserve"> SEQ Рисунок \* ARABIC </w:instrText>
+      </w:r>
+      <w:r>
+        <w:fldChar w:fldCharType="separate"/>
+      </w:r>
+      <w:r>
+        <w:rPr>
+          <w:noProof/>
+        </w:rPr>
+        <w:t>9</w:t>
+      </w:r>
+      <w:r>
+        <w:rPr>
+          <w:noProof/>
+        </w:rPr>
+        <w:fldChar w:fldCharType="end"/>
+      </w:r>
       <w:r>
         <w:t xml:space="preserve"> – Вывод результата. Пример 2.</w:t>
       </w:r>
@@ -10476,7 +12490,7 @@
                     <pic:cNvPicPr/>
                   </pic:nvPicPr>
                   <pic:blipFill>
-                    <a:blip r:embed="rId18"/>
+                    <a:blip r:embed="rId16"/>
                     <a:stretch>
                       <a:fillRect/>
                     </a:stretch>
@@ -10504,14 +12518,27 @@
       <w:r>
         <w:t xml:space="preserve">Рисунок </w:t>
       </w:r>
-      <w:fldSimple w:instr=" SEQ Рисунок \* ARABIC ">
-        <w:r>
-          <w:rPr>
-            <w:noProof/>
-          </w:rPr>
-          <w:t>10</w:t>
-        </w:r>
-      </w:fldSimple>
+      <w:r>
+        <w:fldChar w:fldCharType="begin"/>
+      </w:r>
+      <w:r>
+        <w:instrText xml:space="preserve"> SEQ Рисунок \* ARABIC </w:instrText>
+      </w:r>
+      <w:r>
+        <w:fldChar w:fldCharType="separate"/>
+      </w:r>
+      <w:r>
+        <w:rPr>
+          <w:noProof/>
+        </w:rPr>
+        <w:t>10</w:t>
+      </w:r>
+      <w:r>
+        <w:rPr>
+          <w:noProof/>
+        </w:rPr>
+        <w:fldChar w:fldCharType="end"/>
+      </w:r>
       <w:r>
         <w:t xml:space="preserve"> – </w:t>
       </w:r>
@@ -10564,75 +12591,11 @@
     </w:p>
     <w:p>
       <w:pPr>
-        <w:keepNext/>
-        <w:jc w:val="center"/>
-      </w:pPr>
-      <w:r>
+        <w:pStyle w:val="ae"/>
         <w:rPr>
           <w:noProof/>
         </w:rPr>
-        <w:lastRenderedPageBreak/>
-        <w:drawing>
-          <wp:inline distT="0" distB="0" distL="0" distR="0" wp14:anchorId="495AA6AB" wp14:editId="35B8CD0E">
-            <wp:extent cx="5601185" cy="2872989"/>
-            <wp:effectExtent l="0" t="0" r="0" b="3810"/>
-            <wp:docPr id="753002977" name="Рисунок 1"/>
-            <wp:cNvGraphicFramePr>
-              <a:graphicFrameLocks xmlns:a="http://schemas.openxmlformats.org/drawingml/2006/main" noChangeAspect="1"/>
-            </wp:cNvGraphicFramePr>
-            <a:graphic xmlns:a="http://schemas.openxmlformats.org/drawingml/2006/main">
-              <a:graphicData uri="http://schemas.openxmlformats.org/drawingml/2006/picture">
-                <pic:pic xmlns:pic="http://schemas.openxmlformats.org/drawingml/2006/picture">
-                  <pic:nvPicPr>
-                    <pic:cNvPr id="753002977" name=""/>
-                    <pic:cNvPicPr/>
-                  </pic:nvPicPr>
-                  <pic:blipFill>
-                    <a:blip r:embed="rId19"/>
-                    <a:stretch>
-                      <a:fillRect/>
-                    </a:stretch>
-                  </pic:blipFill>
-                  <pic:spPr>
-                    <a:xfrm>
-                      <a:off x="0" y="0"/>
-                      <a:ext cx="5601185" cy="2872989"/>
-                    </a:xfrm>
-                    <a:prstGeom prst="rect">
-                      <a:avLst/>
-                    </a:prstGeom>
-                  </pic:spPr>
-                </pic:pic>
-              </a:graphicData>
-            </a:graphic>
-          </wp:inline>
-        </w:drawing>
-      </w:r>
-    </w:p>
-    <w:p>
-      <w:pPr>
-        <w:pStyle w:val="ae"/>
-        <w:rPr>
-          <w:noProof/>
-        </w:rPr>
-      </w:pPr>
-      <w:r>
-        <w:t xml:space="preserve">Рисунок </w:t>
-      </w:r>
-      <w:fldSimple w:instr=" SEQ Рисунок \* ARABIC ">
-        <w:r>
-          <w:rPr>
-            <w:noProof/>
-          </w:rPr>
-          <w:t>11</w:t>
-        </w:r>
-      </w:fldSimple>
-      <w:r>
-        <w:t xml:space="preserve"> – </w:t>
-      </w:r>
-      <w:r>
-        <w:t>Демонстрация остановки при получении исключения.</w:t>
-      </w:r>
+      </w:pPr>
     </w:p>
     <w:sectPr>
       <w:pgSz w:w="11906" w:h="16838"/>
@@ -11905,6 +13868,7 @@
   <w:style w:type="character" w:default="1" w:styleId="a0">
     <w:name w:val="Default Paragraph Font"/>
     <w:uiPriority w:val="1"/>
+    <w:semiHidden/>
     <w:unhideWhenUsed/>
   </w:style>
   <w:style w:type="table" w:default="1" w:styleId="a1">
